--- a/docs/papers/compact/thesis-full.docx
+++ b/docs/papers/compact/thesis-full.docx
@@ -21445,13 +21445,40 @@
           <w:b/>
           <w:bCs/>
         </w:rPr>
-        <w:t xml:space="preserve">≈ 35,6 phút/epoch, tổng ≈ 712 phút (≈ 11,9 giờ)</w:t>
-      </w:r>
-      <w:r>
-        <w:t xml:space="preserve"> </w:t>
-      </w:r>
-      <w:r>
-        <w:t xml:space="preserve">trên CPU. Ba yếu tố cùng thay đổi (số ảnh ×3,3, diện tích ×2,37, epoch giảm nửa) khiến so sánh ở mục 3.6</w:t>
+        <w:t xml:space="preserve">30,2 phút/epoch, tổng 36.181 giây (10,05 giờ)</w:t>
+      </w:r>
+      <w:r>
+        <w:t xml:space="preserve"> </w:t>
+      </w:r>
+      <w:r>
+        <w:t xml:space="preserve">trên CPU, số lấy từ cột</w:t>
+      </w:r>
+      <w:r>
+        <w:t xml:space="preserve"> </w:t>
+      </w:r>
+      <w:r>
+        <w:rPr>
+          <w:rStyle w:val="VerbatimChar"/>
+        </w:rPr>
+        <w:t xml:space="preserve">time</w:t>
+      </w:r>
+      <w:r>
+        <w:t xml:space="preserve"> </w:t>
+      </w:r>
+      <w:r>
+        <w:t xml:space="preserve">của</w:t>
+      </w:r>
+      <w:r>
+        <w:t xml:space="preserve"> </w:t>
+      </w:r>
+      <w:r>
+        <w:rPr>
+          <w:rStyle w:val="VerbatimChar"/>
+        </w:rPr>
+        <w:t xml:space="preserve">results.csv</w:t>
+      </w:r>
+      <w:r>
+        <w:t xml:space="preserve">. Ba yếu tố cùng thay đổi (số ảnh ×3,3, diện tích ×2,37, epoch giảm nửa) khiến so sánh ở mục 3.6</w:t>
       </w:r>
       <w:r>
         <w:t xml:space="preserve"> </w:t>
@@ -30123,7 +30150,7 @@
               <w:pStyle w:val="Compact"/>
             </w:pPr>
             <w:r>
-              <w:t xml:space="preserve">FR-2.4: có nút huỷ tác vụ video</w:t>
+              <w:t xml:space="preserve">FR-2.6: có nút huỷ tác vụ video</w:t>
             </w:r>
           </w:p>
         </w:tc>
@@ -31836,20 +31863,20 @@
           <w:b/>
           <w:bCs/>
         </w:rPr>
-        <w:t xml:space="preserve">35,6 phút mỗi epoch</w:t>
-      </w:r>
-      <w:r>
-        <w:t xml:space="preserve">, một lượt 20 epoch mất khoảng</w:t>
-      </w:r>
-      <w:r>
-        <w:t xml:space="preserve"> </w:t>
-      </w:r>
-      <w:r>
-        <w:rPr>
-          <w:b/>
-          <w:bCs/>
-        </w:rPr>
-        <w:t xml:space="preserve">12 giờ</w:t>
+        <w:t xml:space="preserve">30,2 phút mỗi epoch</w:t>
+      </w:r>
+      <w:r>
+        <w:t xml:space="preserve">, một lượt 20 epoch mất</w:t>
+      </w:r>
+      <w:r>
+        <w:t xml:space="preserve"> </w:t>
+      </w:r>
+      <w:r>
+        <w:rPr>
+          <w:b/>
+          <w:bCs/>
+        </w:rPr>
+        <w:t xml:space="preserve">10,05 giờ</w:t>
       </w:r>
       <w:r>
         <w:t xml:space="preserve"> </w:t>

--- a/docs/papers/compact/thesis-full.docx
+++ b/docs/papers/compact/thesis-full.docx
@@ -4645,7 +4645,7 @@
           <w:b/>
           <w:bCs/>
         </w:rPr>
-        <w:t xml:space="preserve">1.001 test thu thập / 1.000 đạt / 1</w:t>
+        <w:t xml:space="preserve">1.002 test thu thập / 1.001 đạt / 1</w:t>
       </w:r>
       <w:r>
         <w:rPr>
@@ -44926,7 +44926,7 @@
           <w:b/>
           <w:bCs/>
         </w:rPr>
-        <w:t xml:space="preserve">1.000/1.001</w:t>
+        <w:t xml:space="preserve">1.001/1.002</w:t>
       </w:r>
       <w:r>
         <w:t xml:space="preserve"> </w:t>

--- a/docs/papers/compact/thesis-full.docx
+++ b/docs/papers/compact/thesis-full.docx
@@ -23219,13 +23219,170 @@
         <w:t xml:space="preserve">4.6. Tầng AI — thiết kế và cài đặt</w:t>
       </w:r>
     </w:p>
-    <w:bookmarkStart w:id="113" w:name="X59d6abcdfbe0c36b2e22eef51dded1c87ffe466"/>
+    <w:bookmarkStart w:id="113" w:name="X8f2e9f4f424038486564d3b55e25afda79a348e"/>
     <w:p>
       <w:pPr>
         <w:pStyle w:val="Heading3"/>
       </w:pPr>
       <w:r>
-        <w:t xml:space="preserve">4.6.1. Tổ chức gói</w:t>
+        <w:t xml:space="preserve">4.6.1. Tổ chức gói suy luận và ba lớp trừu tượng</w:t>
+      </w:r>
+    </w:p>
+    <w:p>
+      <w:pPr>
+        <w:pStyle w:val="FirstParagraph"/>
+      </w:pPr>
+      <w:r>
+        <w:t xml:space="preserve">Tầng AI là một gói Python độc lập, không phụ thuộc bất kỳ thành phần nào của tầng API; ràng buộc được kiểm chứng tự động (mục 4.2.3) để gói vận hành được trong môi trường notebook, kịch bản đo đạc và nền tảng huấn luyện đám mây.</w:t>
+      </w:r>
+    </w:p>
+    <w:p>
+      <w:pPr>
+        <w:pStyle w:val="BodyText"/>
+      </w:pPr>
+      <w:r>
+        <w:t xml:space="preserve">Kiến trúc dựa trên ba lớp trừu tượng có hợp đồng thống nhất. Lớp phát hiện trả về danh sách vùng biển đã lọc ngưỡng và khử chồng lấn, trong đó danh sách rỗng là kết quả hợp lệ chứ không phải trạng thái lỗi. Lớp nhận dạng trả về chuỗi thô kèm độ tin cậy; việc sửa lỗi ký tự và kiểm tra hợp lệ không thuộc trách nhiệm của lớp này, và chính sự tách biệt đó cho phép định lượng đóng góp của khối hậu xử lý (mục 5.5.2). Lớp chuẩn hoá trả về cả chuỗi không hợp lệ, vì loại bỏ chúng sẽ làm mất đúng các trường hợp mà chương đánh giá cần thống kê. Hợp đồng chung là trả kết quả rỗng thay vì ném ngoại lệ, nhất quán với NFR-R2: không tìm thấy đối tượng và lỗi hệ thống là hai trạng thái khác nhau.</w:t>
+      </w:r>
+    </w:p>
+    <w:bookmarkEnd w:id="113"/>
+    <w:bookmarkStart w:id="114" w:name="X61948f5dafc748e162a2194ba2899fe42759fa7"/>
+    <w:p>
+      <w:pPr>
+        <w:pStyle w:val="Heading3"/>
+      </w:pPr>
+      <w:r>
+        <w:t xml:space="preserve">4.6.2. Bộ phát hiện</w:t>
+      </w:r>
+    </w:p>
+    <w:p>
+      <w:pPr>
+        <w:pStyle w:val="FirstParagraph"/>
+      </w:pPr>
+      <w:r>
+        <w:t xml:space="preserve">Bộ phát hiện là lớp thích ứng mỏng bao quanh thư viện Ultralytics: không thành phần nào ngoài lớp này tiếp xúc với cấu trúc dữ liệu nội bộ của thư viện. Phiên bản mô hình được ghim tường minh trong định danh mà lớp công bố, để mọi kết quả đo truy được về đúng bộ trọng số và việc nâng cấp thư viện không thay đổi ngầm mô hình đứng sau một kết quả đã công bố. Trọng số nạp ngay khi khởi tạo, nên lỗi thiếu tệp bộc lộ lúc khởi động thay vì lúc phục vụ yêu cầu đầu tiên. Lớp chấp nhận cả tệp trọng số đơn lẻ lẫn thư mục mô hình đã tối ưu cho CPU, do giới hạn ở một dạng sẽ loại bỏ cấu hình suy luận nhanh nhất trên phần cứng mục tiêu. Mọi hộp bao được kẹp về biên ảnh và hộp suy biến bị loại, nên tầng trên không nhận toạ độ ngoài khung.</w:t>
+      </w:r>
+    </w:p>
+    <w:bookmarkEnd w:id="114"/>
+    <w:bookmarkStart w:id="115" w:name="X03f9a9d7d06ebda640a1b42f13787f9521854b2"/>
+    <w:p>
+      <w:pPr>
+        <w:pStyle w:val="Heading3"/>
+      </w:pPr>
+      <w:r>
+        <w:t xml:space="preserve">4.6.3. Bộ nhận dạng ký tự</w:t>
+      </w:r>
+    </w:p>
+    <w:p>
+      <w:pPr>
+        <w:pStyle w:val="FirstParagraph"/>
+      </w:pPr>
+      <w:r>
+        <w:t xml:space="preserve">Bộ nhận dạng tuân theo cùng mô hình lớp thích ứng và cũng ghim phiên bản mô hình tường minh. Các mảnh văn bản được lọc theo tiêu chí hình học thay vì ngưỡng tin cậy, do bước nâng tương phản có thể sinh mảnh nhiễu được đọc thành chuỗi vô nghĩa ở độ tin cậy cao; độ tin cậy của cả chuỗi tổng hợp bằng trung bình có trọng số theo độ dài mảnh, vì trung bình cộng cho phép một mảnh một ký tự che lấp mảnh dài mang danh tính thực của biển số.</w:t>
+      </w:r>
+    </w:p>
+    <w:p>
+      <w:pPr>
+        <w:pStyle w:val="BodyText"/>
+      </w:pPr>
+      <w:r>
+        <w:t xml:space="preserve">Cần lưu ý một giới hạn kỹ thuật ảnh hưởng trực tiếp đến hiệu năng: trên nền tảng mục tiêu, thư viện nhận dạng không cho phép kích hoạt backend tăng tốc oneDNN do khiếm khuyết phía thư viện, nên backend này bị vô hiệu hoá bằng một hằng số cấu hình có tài liệu kèm theo. Đây là tham số hiệu năng chứ không phải tham số độ chính xác, và giải thích một phần kết quả NFR-P1 ở mục 5.6: một hướng tăng tốc suy luận CPU thông dụng hiện không khả dụng vì lý do nằm ngoài phạm vi kiểm soát của đồ án.</w:t>
+      </w:r>
+    </w:p>
+    <w:bookmarkEnd w:id="115"/>
+    <w:bookmarkStart w:id="116" w:name="Xecb9669243307f1f2048491dcfb51f6ac2a2438"/>
+    <w:p>
+      <w:pPr>
+        <w:pStyle w:val="Heading3"/>
+      </w:pPr>
+      <w:r>
+        <w:t xml:space="preserve">4.6.4. Mô-đun xử lý biển hai dòng</w:t>
+      </w:r>
+    </w:p>
+    <w:p>
+      <w:pPr>
+        <w:pStyle w:val="FirstParagraph"/>
+      </w:pPr>
+      <w:r>
+        <w:rPr>
+          <w:b/>
+          <w:bCs/>
+        </w:rPr>
+        <w:t xml:space="preserve">a) Cơ sở của bài toán.</w:t>
+      </w:r>
+      <w:r>
+        <w:t xml:space="preserve"> </w:t>
+      </w:r>
+      <w:r>
+        <w:t xml:space="preserve">Bộ nhận dạng dựa trên kiến trúc CRNN kết hợp hàm mất mát CTC, vốn giả định căn chỉnh đơn điệu giữa cột ảnh và chuỗi ký tự — giả định chỉ đúng với văn bản một dòng. Chồng lên đó, mô-đun nhận dạng chuẩn hoá mọi ảnh về chiều cao cố định 48 điểm ảnh [103]</w:t>
+      </w:r>
+      <w:r>
+        <w:t xml:space="preserve">. Biển xe máy Việt Nam 140 × 190 mm theo QCVN 08:2024/BCA [11]</w:t>
+      </w:r>
+      <w:r>
+        <w:t xml:space="preserve"> </w:t>
+      </w:r>
+      <w:r>
+        <w:t xml:space="preserve">có tỉ lệ khung hình xấp xỉ 1,36; sau chuẩn hoá, mỗi hàng ký tự chỉ còn khoảng 24 điểm ảnh, thấp hơn ngưỡng mà nét chữ còn tách rời. Mức nghiêm trọng đã được định lượng: trên bộ RodoSol-ALPR của Brazil, OpenALPR đạt 94,3% trên biển ô tô một dòng nhưng chỉ 45,7% trên biển xe máy hai dòng [7]</w:t>
+      </w:r>
+      <w:r>
+        <w:t xml:space="preserve">[88]</w:t>
+      </w:r>
+      <w:r>
+        <w:t xml:space="preserve">. Cần lưu ý cặp số liệu này đo trên dữ liệu Brazil, chỉ được trích như dẫn chứng tương đương về định lượng chứ không phải số liệu Việt Nam.</w:t>
+      </w:r>
+    </w:p>
+    <w:p>
+      <w:pPr>
+        <w:pStyle w:val="BodyText"/>
+      </w:pPr>
+      <w:r>
+        <w:rPr>
+          <w:b/>
+          <w:bCs/>
+        </w:rPr>
+        <w:t xml:space="preserve">b) Ước lượng số dòng.</w:t>
+      </w:r>
+      <w:r>
+        <w:t xml:space="preserve"> </w:t>
+      </w:r>
+      <w:r>
+        <w:t xml:space="preserve">Số dòng suy từ tỉ lệ chiều rộng trên chiều cao của vùng biển, ngưỡng phân loại 2,5: tỉ lệ nhỏ hơn ngưỡng được xếp vào nhóm hai dòng. Đây là đề xuất của đồ án, không phải quy định pháp lý — quy chuẩn chỉ cung cấp ba tỉ lệ vật lý 4,727, 2,000 và 1,357. Ngưỡng được chọn lệch về phía hai dòng vì đường xử lý hai dòng suy giảm êm khi gặp đầu vào một dòng, chiều ngược lại thì không. Dải 2,5–3,0 vẫn là vùng bất định do biển một dòng chụp nghiêng lớn có thể cho tỉ lệ rơi vào khoảng này; định lượng tần suất thuộc Chương 5.</w:t>
+      </w:r>
+    </w:p>
+    <w:p>
+      <w:pPr>
+        <w:pStyle w:val="BodyText"/>
+      </w:pPr>
+      <w:r>
+        <w:rPr>
+          <w:b/>
+          <w:bCs/>
+        </w:rPr>
+        <w:t xml:space="preserve">c) Phân tách hai nửa có chồng lấn.</w:t>
+      </w:r>
+      <w:r>
+        <w:t xml:space="preserve"> </w:t>
+      </w:r>
+      <w:r>
+        <w:t xml:space="preserve">Vùng biển được cắt thành hai nửa theo chiều dọc, nửa trên kết thúc tại 5/12 chiều cao và nửa dưới bắt đầu tại 1/3, tạo vùng chồng lấn bằng 1/12 chiều cao biển. Thiết kế xuất phát từ tính bất đối xứng của chi phí sai sót: cắt cụt chân hoặc đỉnh ký tự phá huỷ thông tin không phục hồi được, trong khi lọt vài hàng điểm ảnh của nửa còn lại chỉ được xử lý như nền.</w:t>
+      </w:r>
+    </w:p>
+    <w:p>
+      <w:pPr>
+        <w:pStyle w:val="BodyText"/>
+      </w:pPr>
+      <w:r>
+        <w:rPr>
+          <w:b/>
+          <w:bCs/>
+        </w:rPr>
+        <w:t xml:space="preserve">d) Ghép ngang.</w:t>
+      </w:r>
+      <w:r>
+        <w:t xml:space="preserve"> </w:t>
+      </w:r>
+      <w:r>
+        <w:t xml:space="preserve">Hai nửa được ghép theo chiều ngang bằng phép</w:t>
       </w:r>
       <w:r>
         <w:t xml:space="preserve"> </w:t>
@@ -23234,13 +23391,142 @@
         <w:rPr>
           <w:rStyle w:val="VerbatimChar"/>
         </w:rPr>
-        <w:t xml:space="preserve">ai/inference</w:t>
-      </w:r>
-      <w:r>
-        <w:t xml:space="preserve"> </w:t>
-      </w:r>
-      <w:r>
-        <w:t xml:space="preserve">và ba lớp trừu tượng</w:t>
+        <w:t xml:space="preserve">hstack</w:t>
+      </w:r>
+      <w:r>
+        <w:t xml:space="preserve">, chiều cao chung lấy bằng giá trị lớn nhất trong ba đại lượng: chiều cao nửa trên, chiều cao nửa dưới và 48 điểm ảnh — đúng bằng chiều cao đầu vào cố định của mô-đun nhận dạng. Nửa trên đặt bên trái để bảo toàn thứ tự đọc. Sau khi ghép, một hàng ký tự duy nhất nhận trọn ngân sách 48 điểm ảnh thay vì hai hàng chia nhau, vô hiệu hoá đúng nguyên nhân đã phân tích ở mục a.</w:t>
+      </w:r>
+    </w:p>
+    <w:p>
+      <w:pPr>
+        <w:pStyle w:val="BodyText"/>
+      </w:pPr>
+      <w:r>
+        <w:rPr>
+          <w:b/>
+          <w:bCs/>
+        </w:rPr>
+        <w:t xml:space="preserve">e) Tiền xử lý ảnh biển.</w:t>
+      </w:r>
+      <w:r>
+        <w:t xml:space="preserve"> </w:t>
+      </w:r>
+      <w:r>
+        <w:t xml:space="preserve">Ba bước độc lập, mỗi bước bật tắt riêng để phục vụ thí nghiệm bóc tách đóng góp: chuyển thang xám, do ký tự không mang thông tin phân biệt trong kênh màu; cân bằng lược đồ xám thích nghi có giới hạn tương phản (CLAHE, hệ số 2,0 trên ô 8 × 8), vì bề mặt phản quang tạo mảng chói cục bộ mà cân bằng toàn cục không xử lý được [95]</w:t>
+      </w:r>
+      <w:r>
+        <w:t xml:space="preserve">; và khử nhiễu bằng lọc song phương thay cho làm mờ Gauss, vì lọc song phương bảo toàn biên — yếu tố quyết định để phân biệt các cặp ký tự đồng hình như</w:t>
+      </w:r>
+      <w:r>
+        <w:t xml:space="preserve"> </w:t>
+      </w:r>
+      <w:r>
+        <w:rPr>
+          <w:rStyle w:val="VerbatimChar"/>
+        </w:rPr>
+        <w:t xml:space="preserve">8</w:t>
+      </w:r>
+      <w:r>
+        <w:t xml:space="preserve"> </w:t>
+      </w:r>
+      <w:r>
+        <w:t xml:space="preserve">và</w:t>
+      </w:r>
+      <w:r>
+        <w:t xml:space="preserve"> </w:t>
+      </w:r>
+      <w:r>
+        <w:rPr>
+          <w:rStyle w:val="VerbatimChar"/>
+        </w:rPr>
+        <w:t xml:space="preserve">B</w:t>
+      </w:r>
+      <w:r>
+        <w:t xml:space="preserve">. Ảnh biển do bộ phát hiện sinh ra thường chỉ cao 20–40 điểm ảnh nên được phóng đại về 64 điểm ảnh trước khi đọc.</w:t>
+      </w:r>
+    </w:p>
+    <w:p>
+      <w:pPr>
+        <w:pStyle w:val="BodyText"/>
+      </w:pPr>
+      <w:r>
+        <w:rPr>
+          <w:b/>
+          <w:bCs/>
+        </w:rPr>
+        <w:t xml:space="preserve">f) Bước phục hồi dòng trên.</w:t>
+      </w:r>
+      <w:r>
+        <w:t xml:space="preserve"> </w:t>
+      </w:r>
+      <w:r>
+        <w:t xml:space="preserve">Chế độ hỏng quan sát được: chuỗi</w:t>
+      </w:r>
+      <w:r>
+        <w:t xml:space="preserve"> </w:t>
+      </w:r>
+      <w:r>
+        <w:rPr>
+          <w:rStyle w:val="VerbatimChar"/>
+        </w:rPr>
+        <w:t xml:space="preserve">29E-015.66</w:t>
+      </w:r>
+      <w:r>
+        <w:t xml:space="preserve"> </w:t>
+      </w:r>
+      <w:r>
+        <w:t xml:space="preserve">chỉ đọc được thành</w:t>
+      </w:r>
+      <w:r>
+        <w:t xml:space="preserve"> </w:t>
+      </w:r>
+      <w:r>
+        <w:rPr>
+          <w:rStyle w:val="VerbatimChar"/>
+        </w:rPr>
+        <w:t xml:space="preserve">015.66</w:t>
+      </w:r>
+      <w:r>
+        <w:t xml:space="preserve"> </w:t>
+      </w:r>
+      <w:r>
+        <w:t xml:space="preserve">do sau khi ghép, bộ phát hiện văn bản chỉ xác định một vùng chữ và bỏ qua cụm mã tỉnh cùng ký tự sê-ri. Giả thuyết ban đầu — loại bỏ phép ghép, đọc riêng từng nửa rồi nối chuỗi — được kiểm chứng trên 200 biển hai dòng có nhãn và bị bác bỏ dứt khoát: độ chính xác giảm từ 64,5% xuống 3,5%, không thắng ở trường hợp nào (mục 5.5.6). Nguyên nhân nằm ở chính vùng chồng lấn tại mục c: khi hai nửa được đọc riêng, dải chồng lấn bị nhận dạng hai lần và sinh ký tự thừa giữa chuỗi. Kết quả đảo ngược cách hiểu ban đầu — trên dải liền mạch, vùng lặp nằm giữa hai cụm ký tự và bị bộ phát hiện văn bản loại bỏ, điều không xảy ra khi hai ảnh được xử lý tách biệt.</w:t>
+      </w:r>
+    </w:p>
+    <w:p>
+      <w:pPr>
+        <w:pStyle w:val="BodyText"/>
+      </w:pPr>
+      <w:r>
+        <w:t xml:space="preserve">Thiết kế cuối cùng vì vậy giữ nguyên chiến lược ghép, chỉ bổ sung một bước phục hồi có điều kiện chặt: chỉ kích hoạt khi đồng thời vùng biển được phân loại hai dòng, chuỗi sau chuẩn hoá không hợp lệ, và chuỗi thô khác rỗng. Khi đó hệ thống nhận dạng thêm một lượt trên riêng nửa trên, ghép với chuỗi thô rồi chuẩn hoá lại; kết quả mới chỉ được chấp nhận nếu vượt kiểm tra định dạng. Tính chất không làm suy giảm kết quả mang bản chất cấu trúc: cổng chỉ mở khi kết quả đã không hợp lệ, nên tập bị can thiệp và tập đang đúng là hai tập rời nhau. Mức cải thiện đo được là +1,86 và +0,50 điểm phần trăm trên hai mẫu độc lập, 0 trường hợp bị làm hỏng, chi phí khoảng 15–21 ms mỗi biển hai dòng — khắc phục một chế độ hỏng cụ thể chứ không tác động tới nút thắt chính.</w:t>
+      </w:r>
+    </w:p>
+    <w:p>
+      <w:pPr>
+        <w:pStyle w:val="BodyText"/>
+      </w:pPr>
+      <w:r>
+        <w:rPr>
+          <w:b/>
+          <w:bCs/>
+        </w:rPr>
+        <w:t xml:space="preserve">g) Một giới hạn về phương pháp đo.</w:t>
+      </w:r>
+      <w:r>
+        <w:t xml:space="preserve"> </w:t>
+      </w:r>
+      <w:r>
+        <w:t xml:space="preserve">Kịch bản sinh các chỉ số NFR-A4 đến NFR-A7 ban đầu gọi trực tiếp bộ nhận dạng và bộ chuẩn hoá thay vì đi qua tầng điều phối, khiến logic đặt tại tầng điều phối không được phản ánh trong số liệu công bố. Biện pháp khắc phục là tách bước phục hồi thành hàm độc lập cấp mô-đun để cả đường chạy sản phẩm lẫn công cụ đo cùng gọi một cài đặt. Bài học vượt ra ngoài phạm vi biển hai dòng: một công cụ đo đi tắt qua tầng điều phối sẽ đo một hệ thống khác với hệ thống được bàn giao. Cần lưu ý biện pháp này về sau vẫn chưa đủ — cùng loại sai lệch đã tái diễn, phân tích tại mục 5.5.6.</w:t>
+      </w:r>
+    </w:p>
+    <w:bookmarkEnd w:id="116"/>
+    <w:bookmarkStart w:id="120" w:name="Xebbd36b0ec83d4edb524cb4a83c5b0df31518e5"/>
+    <w:p>
+      <w:pPr>
+        <w:pStyle w:val="Heading3"/>
+      </w:pPr>
+      <w:r>
+        <w:t xml:space="preserve">4.6.5. Bộ luật hậu xử lý theo vị trí</w:t>
       </w:r>
     </w:p>
     <w:p>
@@ -23248,7 +23534,46 @@
         <w:pStyle w:val="FirstParagraph"/>
       </w:pPr>
       <w:r>
-        <w:t xml:space="preserve">Gói gồm mười một mô-đun cùng</w:t>
+        <w:t xml:space="preserve">Bộ phát hiện và bộ nhận dạng đều dùng mô hình có sẵn; khối hậu xử lý là thành phần do đồ án tự thiết kế và là đóng góp kỹ thuật chính. Khối tuân ba nguyên tắc: thuần khiết về mặt hàm số, không vào/ra và không giữ trạng thái toàn cục khả biến; biểu thức chính quy sinh tự động từ các tập ký tự thay vì viết tay, loại trừ khả năng mẫu lệch khỏi bảng dữ liệu mà nó mã hoá; mọi lớp ký tự là hằng số có tên.</w:t>
+      </w:r>
+    </w:p>
+    <w:p>
+      <w:pPr>
+        <w:pStyle w:val="BodyText"/>
+      </w:pPr>
+      <w:r>
+        <w:rPr>
+          <w:b/>
+          <w:bCs/>
+        </w:rPr>
+        <w:t xml:space="preserve">a) Tập mã tỉnh.</w:t>
+      </w:r>
+      <w:r>
+        <w:t xml:space="preserve"> </w:t>
+      </w:r>
+      <w:r>
+        <w:t xml:space="preserve">Khối lưu 81 mã tỉnh đang sử dụng theo phụ lục Thông tư 51/2025/TT-BCA [10]</w:t>
+      </w:r>
+      <w:r>
+        <w:t xml:space="preserve">, song song tập 8 mã không bao giờ được cấp: 13, 42, 44, 45, 46, 87, 91 và 96. So với biểu thức tổng quát chấp nhận mọi cặp chữ số, ràng buộc này bác bỏ được các chuỗi không tồn tại trên thực tế; lưu tường minh cả tập không sử dụng cho phép kiểm thử khẳng định hai tập phủ đúng dải 11–99.</w:t>
+      </w:r>
+    </w:p>
+    <w:p>
+      <w:pPr>
+        <w:pStyle w:val="BodyText"/>
+      </w:pPr>
+      <w:r>
+        <w:rPr>
+          <w:b/>
+          <w:bCs/>
+        </w:rPr>
+        <w:t xml:space="preserve">b) Các lớp ký tự sê-ri.</w:t>
+      </w:r>
+      <w:r>
+        <w:t xml:space="preserve"> </w:t>
+      </w:r>
+      <w:r>
+        <w:t xml:space="preserve">Bốn lớp được định nghĩa: tập 20 chữ cái cho sê-ri ô tô và ký tự thứ nhất của sê-ri xe máy; tập 20 chữ cái cho ký tự thứ hai của sê-ri xe máy; tập 11 chữ cái cho biển nền xanh; và tập mở rộng 21 chữ cái. Hai tập đầu là ảnh gương của nhau tại đúng hai ký tự — tập thứ nhất chứa</w:t>
       </w:r>
       <w:r>
         <w:t xml:space="preserve"> </w:t>
@@ -23257,23 +23582,13 @@
         <w:rPr>
           <w:rStyle w:val="VerbatimChar"/>
         </w:rPr>
-        <w:t xml:space="preserve">__init__.py</w:t>
-      </w:r>
-      <w:r>
-        <w:t xml:space="preserve">, tổng</w:t>
-      </w:r>
-      <w:r>
-        <w:t xml:space="preserve"> </w:t>
-      </w:r>
-      <w:r>
-        <w:rPr>
-          <w:b/>
-          <w:bCs/>
-        </w:rPr>
-        <w:t xml:space="preserve">4.852 dòng</w:t>
-      </w:r>
-      <w:r>
-        <w:t xml:space="preserve">:</w:t>
+        <w:t xml:space="preserve">G</w:t>
+      </w:r>
+      <w:r>
+        <w:t xml:space="preserve"> </w:t>
+      </w:r>
+      <w:r>
+        <w:t xml:space="preserve">không chứa</w:t>
       </w:r>
       <w:r>
         <w:t xml:space="preserve"> </w:t>
@@ -23282,7 +23597,69 @@
         <w:rPr>
           <w:rStyle w:val="VerbatimChar"/>
         </w:rPr>
-        <w:t xml:space="preserve">types.py</w:t>
+        <w:t xml:space="preserve">R</w:t>
+      </w:r>
+      <w:r>
+        <w:t xml:space="preserve">, tập thứ hai ngược lại — nên</w:t>
+      </w:r>
+      <w:r>
+        <w:t xml:space="preserve"> </w:t>
+      </w:r>
+      <w:r>
+        <w:rPr>
+          <w:rStyle w:val="VerbatimChar"/>
+        </w:rPr>
+        <w:t xml:space="preserve">29-AR 123.45</w:t>
+      </w:r>
+      <w:r>
+        <w:t xml:space="preserve"> </w:t>
+      </w:r>
+      <w:r>
+        <w:t xml:space="preserve">hợp lệ còn</w:t>
+      </w:r>
+      <w:r>
+        <w:t xml:space="preserve"> </w:t>
+      </w:r>
+      <w:r>
+        <w:rPr>
+          <w:rStyle w:val="VerbatimChar"/>
+        </w:rPr>
+        <w:t xml:space="preserve">29-AG 123.45</w:t>
+      </w:r>
+      <w:r>
+        <w:t xml:space="preserve"> </w:t>
+      </w:r>
+      <w:r>
+        <w:t xml:space="preserve">thì không.</w:t>
+      </w:r>
+    </w:p>
+    <w:p>
+      <w:pPr>
+        <w:pStyle w:val="BodyText"/>
+      </w:pPr>
+      <w:r>
+        <w:t xml:space="preserve">Tập mở rộng tồn tại vì mô hình huấn luyện trên bộ ký tự chỉ gồm 20 chữ cái sẽ không bao giờ dự đoán được</w:t>
+      </w:r>
+      <w:r>
+        <w:t xml:space="preserve"> </w:t>
+      </w:r>
+      <w:r>
+        <w:rPr>
+          <w:rStyle w:val="VerbatimChar"/>
+        </w:rPr>
+        <w:t xml:space="preserve">R</w:t>
+      </w:r>
+      <w:r>
+        <w:t xml:space="preserve">, gây sai sót có hệ thống trên mọi biển xe máy mang ký tự này ở vị trí sê-ri thứ hai — loại sai sót hậu xử lý không khắc phục được vì thông tin đã bị loại ở tầng mô hình. Theo cùng lập luận, mô hình được huấn luyện trên bộ 36 ký tự đầy đủ rồi mới ràng buộc về 31 ký tự hợp lệ ở tầng hậu xử lý: mô hình được phép dự đoán ký tự bất hợp lệ tạo sai lầm quan sát được và sửa được, còn mô hình không thể dự đoán ký tự đó về mặt kiến trúc tạo sai lầm không quan sát được. Tập bị loại trừ toàn hệ thống gồm 5 chữ cái</w:t>
+      </w:r>
+      <w:r>
+        <w:t xml:space="preserve"> </w:t>
+      </w:r>
+      <w:r>
+        <w:rPr>
+          <w:rStyle w:val="VerbatimChar"/>
+        </w:rPr>
+        <w:t xml:space="preserve">I</w:t>
       </w:r>
       <w:r>
         <w:t xml:space="preserve">,</w:t>
@@ -23294,7 +23671,7 @@
         <w:rPr>
           <w:rStyle w:val="VerbatimChar"/>
         </w:rPr>
-        <w:t xml:space="preserve">interfaces.py</w:t>
+        <w:t xml:space="preserve">J</w:t>
       </w:r>
       <w:r>
         <w:t xml:space="preserve">,</w:t>
@@ -23306,7 +23683,7 @@
         <w:rPr>
           <w:rStyle w:val="VerbatimChar"/>
         </w:rPr>
-        <w:t xml:space="preserve">config.py</w:t>
+        <w:t xml:space="preserve">O</w:t>
       </w:r>
       <w:r>
         <w:t xml:space="preserve">,</w:t>
@@ -23318,7 +23695,7 @@
         <w:rPr>
           <w:rStyle w:val="VerbatimChar"/>
         </w:rPr>
-        <w:t xml:space="preserve">exceptions.py</w:t>
+        <w:t xml:space="preserve">Q</w:t>
       </w:r>
       <w:r>
         <w:t xml:space="preserve">,</w:t>
@@ -23330,7 +23707,19 @@
         <w:rPr>
           <w:rStyle w:val="VerbatimChar"/>
         </w:rPr>
-        <w:t xml:space="preserve">plate_rules.py</w:t>
+        <w:t xml:space="preserve">W</w:t>
+      </w:r>
+      <w:r>
+        <w:t xml:space="preserve">; chính việc loại</w:t>
+      </w:r>
+      <w:r>
+        <w:t xml:space="preserve"> </w:t>
+      </w:r>
+      <w:r>
+        <w:rPr>
+          <w:rStyle w:val="VerbatimChar"/>
+        </w:rPr>
+        <w:t xml:space="preserve">I</w:t>
       </w:r>
       <w:r>
         <w:t xml:space="preserve">,</w:t>
@@ -23342,7 +23731,7 @@
         <w:rPr>
           <w:rStyle w:val="VerbatimChar"/>
         </w:rPr>
-        <w:t xml:space="preserve">normalizer.py</w:t>
+        <w:t xml:space="preserve">O</w:t>
       </w:r>
       <w:r>
         <w:t xml:space="preserve">,</w:t>
@@ -23354,10 +23743,31 @@
         <w:rPr>
           <w:rStyle w:val="VerbatimChar"/>
         </w:rPr>
-        <w:t xml:space="preserve">detector.py</w:t>
-      </w:r>
-      <w:r>
-        <w:t xml:space="preserve">,</w:t>
+        <w:t xml:space="preserve">Q</w:t>
+      </w:r>
+      <w:r>
+        <w:t xml:space="preserve"> </w:t>
+      </w:r>
+      <w:r>
+        <w:t xml:space="preserve">làm việc sửa lỗi nhận dạng trở nên khả thi.</w:t>
+      </w:r>
+    </w:p>
+    <w:p>
+      <w:pPr>
+        <w:pStyle w:val="BodyText"/>
+      </w:pPr>
+      <w:r>
+        <w:rPr>
+          <w:b/>
+          <w:bCs/>
+        </w:rPr>
+        <w:t xml:space="preserve">c) Mặt nạ vị trí và ký tự đại diện.</w:t>
+      </w:r>
+      <w:r>
+        <w:t xml:space="preserve"> </w:t>
+      </w:r>
+      <w:r>
+        <w:t xml:space="preserve">Ba mặt nạ tương ứng ba độ dài chuỗi hợp lệ, trong đó</w:t>
       </w:r>
       <w:r>
         <w:t xml:space="preserve"> </w:t>
@@ -23366,10 +23776,13 @@
         <w:rPr>
           <w:rStyle w:val="VerbatimChar"/>
         </w:rPr>
-        <w:t xml:space="preserve">recognizer.py</w:t>
-      </w:r>
-      <w:r>
-        <w:t xml:space="preserve">,</w:t>
+        <w:t xml:space="preserve">D</w:t>
+      </w:r>
+      <w:r>
+        <w:t xml:space="preserve"> </w:t>
+      </w:r>
+      <w:r>
+        <w:t xml:space="preserve">bắt buộc chữ số,</w:t>
       </w:r>
       <w:r>
         <w:t xml:space="preserve"> </w:t>
@@ -23378,10 +23791,13 @@
         <w:rPr>
           <w:rStyle w:val="VerbatimChar"/>
         </w:rPr>
-        <w:t xml:space="preserve">two_line.py</w:t>
-      </w:r>
-      <w:r>
-        <w:t xml:space="preserve">,</w:t>
+        <w:t xml:space="preserve">L</w:t>
+      </w:r>
+      <w:r>
+        <w:t xml:space="preserve"> </w:t>
+      </w:r>
+      <w:r>
+        <w:t xml:space="preserve">bắt buộc chữ cái,</w:t>
       </w:r>
       <w:r>
         <w:t xml:space="preserve"> </w:t>
@@ -23390,10 +23806,25 @@
         <w:rPr>
           <w:rStyle w:val="VerbatimChar"/>
         </w:rPr>
-        <w:t xml:space="preserve">plate_color.py</w:t>
-      </w:r>
-      <w:r>
-        <w:t xml:space="preserve">,</w:t>
+        <w:t xml:space="preserve">?</w:t>
+      </w:r>
+      <w:r>
+        <w:t xml:space="preserve"> </w:t>
+      </w:r>
+      <w:r>
+        <w:t xml:space="preserve">là ký tự đại diện không áp đặt kiểu:</w:t>
+      </w:r>
+    </w:p>
+    <w:p>
+      <w:pPr>
+        <w:pStyle w:val="Compact"/>
+        <w:numPr>
+          <w:ilvl w:val="0"/>
+          <w:numId w:val="1002"/>
+        </w:numPr>
+      </w:pPr>
+      <w:r>
+        <w:t xml:space="preserve">chuỗi 8 ký tự (ô tô, sê-ri 5 chữ số):</w:t>
       </w:r>
       <w:r>
         <w:t xml:space="preserve"> </w:t>
@@ -23402,20 +23833,19 @@
         <w:rPr>
           <w:rStyle w:val="VerbatimChar"/>
         </w:rPr>
-        <w:t xml:space="preserve">pipeline.py</w:t>
-      </w:r>
-      <w:r>
-        <w:t xml:space="preserve">. Ràng buộc "không import FastAPI" kiểm chứng tự động ở 4.2.3; lý do nền tảng: gói phải chạy được trong Jupyter, script benchmark và Colab.</w:t>
-      </w:r>
-    </w:p>
-    <w:bookmarkEnd w:id="113"/>
-    <w:bookmarkStart w:id="114" w:name="X602bd2922023fd7703b4ab4c553fca50232bc14"/>
-    <w:p>
-      <w:pPr>
-        <w:pStyle w:val="Heading3"/>
-      </w:pPr>
-      <w:r>
-        <w:t xml:space="preserve">4.6.2. Bộ phát hiện —</w:t>
+        <w:t xml:space="preserve">DDLDDDDD</w:t>
+      </w:r>
+    </w:p>
+    <w:p>
+      <w:pPr>
+        <w:pStyle w:val="Compact"/>
+        <w:numPr>
+          <w:ilvl w:val="0"/>
+          <w:numId w:val="1002"/>
+        </w:numPr>
+      </w:pPr>
+      <w:r>
+        <w:t xml:space="preserve">chuỗi 7 ký tự (ô tô, sê-ri 4 chữ số kiểu cũ):</w:t>
       </w:r>
       <w:r>
         <w:t xml:space="preserve"> </w:t>
@@ -23424,7 +23854,28 @@
         <w:rPr>
           <w:rStyle w:val="VerbatimChar"/>
         </w:rPr>
-        <w:t xml:space="preserve">YoloPlateDetector</w:t>
+        <w:t xml:space="preserve">DDLDDDD</w:t>
+      </w:r>
+    </w:p>
+    <w:p>
+      <w:pPr>
+        <w:pStyle w:val="Compact"/>
+        <w:numPr>
+          <w:ilvl w:val="0"/>
+          <w:numId w:val="1002"/>
+        </w:numPr>
+      </w:pPr>
+      <w:r>
+        <w:t xml:space="preserve">chuỗi 9 ký tự (xe máy):</w:t>
+      </w:r>
+      <w:r>
+        <w:t xml:space="preserve"> </w:t>
+      </w:r>
+      <w:r>
+        <w:rPr>
+          <w:rStyle w:val="VerbatimChar"/>
+        </w:rPr>
+        <w:t xml:space="preserve">DDL?DDDDD</w:t>
       </w:r>
     </w:p>
     <w:p>
@@ -23432,10 +23883,79 @@
         <w:pStyle w:val="FirstParagraph"/>
       </w:pPr>
       <w:r>
+        <w:t xml:space="preserve">Ký tự đại diện tại chỉ số 3 của chuỗi 9 ký tự là chi tiết thiết kế then chốt. Hai kiểu biển xe máy cùng 9 ký tự nhưng khác nhau đúng tại vị trí này: kiểu mới dùng sê-ri hai chữ cái, kiểu cũ dùng một chữ cái kết hợp một chữ số và vẫn lưu hành hợp pháp. Nếu tách thành hai mặt nạ riêng thì việc áp kiểu tại chỉ số 3 trở thành bắt buộc, và kiểm chứng bằng chạy thật cho thấy một trong hai kiểu sẽ bị phá huỷ. Chỉ số 3 của chuỗi 9 ký tự là vị trí duy nhất trong toàn hệ thống biển số Việt Nam mà cả chữ cái lẫn chữ số đều hợp lệ.</w:t>
+      </w:r>
+    </w:p>
+    <w:p>
+      <w:pPr>
+        <w:pStyle w:val="BodyText"/>
+      </w:pPr>
+      <w:r>
+        <w:rPr>
+          <w:b/>
+          <w:bCs/>
+        </w:rPr>
+        <w:t xml:space="preserve">d) Bảng ánh xạ nhầm lẫn và tính không đối xứng.</w:t>
+      </w:r>
+      <w:r>
+        <w:t xml:space="preserve"> </w:t>
+      </w:r>
+      <w:r>
+        <w:t xml:space="preserve">Hai bảng ánh xạ riêng biệt được áp tại vị trí bắt buộc chữ số và vị trí bắt buộc chữ cái. Phát hiện trung tâm là hai bảng không đối xứng:</w:t>
+      </w:r>
+      <w:r>
+        <w:t xml:space="preserve"> </w:t>
+      </w:r>
+      <w:r>
         <w:rPr>
           <w:rStyle w:val="VerbatimChar"/>
         </w:rPr>
-        <w:t xml:space="preserve">YoloPlateDetector</w:t>
+        <w:t xml:space="preserve">O → 0</w:t>
+      </w:r>
+      <w:r>
+        <w:t xml:space="preserve"> </w:t>
+      </w:r>
+      <w:r>
+        <w:t xml:space="preserve">tại vị trí chữ số là hợp lý, nhưng</w:t>
+      </w:r>
+      <w:r>
+        <w:t xml:space="preserve"> </w:t>
+      </w:r>
+      <w:r>
+        <w:rPr>
+          <w:rStyle w:val="VerbatimChar"/>
+        </w:rPr>
+        <w:t xml:space="preserve">0 → O</w:t>
+      </w:r>
+      <w:r>
+        <w:t xml:space="preserve"> </w:t>
+      </w:r>
+      <w:r>
+        <w:t xml:space="preserve">không bao giờ hợp lý vì</w:t>
+      </w:r>
+      <w:r>
+        <w:t xml:space="preserve"> </w:t>
+      </w:r>
+      <w:r>
+        <w:rPr>
+          <w:rStyle w:val="VerbatimChar"/>
+        </w:rPr>
+        <w:t xml:space="preserve">O</w:t>
+      </w:r>
+      <w:r>
+        <w:t xml:space="preserve"> </w:t>
+      </w:r>
+      <w:r>
+        <w:t xml:space="preserve">không thuộc tập sê-ri hợp lệ. Do cả</w:t>
+      </w:r>
+      <w:r>
+        <w:t xml:space="preserve"> </w:t>
+      </w:r>
+      <w:r>
+        <w:rPr>
+          <w:rStyle w:val="VerbatimChar"/>
+        </w:rPr>
+        <w:t xml:space="preserve">O</w:t>
       </w:r>
       <w:r>
         <w:t xml:space="preserve"> </w:t>
@@ -23450,26 +23970,13 @@
         <w:rPr>
           <w:rStyle w:val="VerbatimChar"/>
         </w:rPr>
-        <w:t xml:space="preserve">PaddleOcrRecognizer</w:t>
-      </w:r>
-      <w:r>
-        <w:t xml:space="preserve"> </w:t>
-      </w:r>
-      <w:r>
-        <w:t xml:space="preserve">(4.6.3) đều là</w:t>
-      </w:r>
-      <w:r>
-        <w:t xml:space="preserve"> </w:t>
-      </w:r>
-      <w:r>
-        <w:rPr>
-          <w:b/>
-          <w:bCs/>
-        </w:rPr>
-        <w:t xml:space="preserve">adapter mỏng</w:t>
-      </w:r>
-      <w:r>
-        <w:t xml:space="preserve">: không nơi nào ngoài hai mô-đun này chạm vào</w:t>
+        <w:t xml:space="preserve">Q</w:t>
+      </w:r>
+      <w:r>
+        <w:t xml:space="preserve"> </w:t>
+      </w:r>
+      <w:r>
+        <w:t xml:space="preserve">đều bị loại trừ, ứng viên đồng hình duy nhất còn lại tại vị trí chữ cái là</w:t>
       </w:r>
       <w:r>
         <w:t xml:space="preserve"> </w:t>
@@ -23478,29 +23985,10 @@
         <w:rPr>
           <w:rStyle w:val="VerbatimChar"/>
         </w:rPr>
-        <w:t xml:space="preserve">Results</w:t>
-      </w:r>
-      <w:r>
-        <w:t xml:space="preserve"> </w:t>
-      </w:r>
-      <w:r>
-        <w:t xml:space="preserve">của Ultralytics hay máy OCR của PaddleOCR. Cả hai</w:t>
-      </w:r>
-      <w:r>
-        <w:t xml:space="preserve"> </w:t>
-      </w:r>
-      <w:r>
-        <w:rPr>
-          <w:b/>
-          <w:bCs/>
-        </w:rPr>
-        <w:t xml:space="preserve">ghim phiên bản mô hình tường minh</w:t>
-      </w:r>
-      <w:r>
-        <w:t xml:space="preserve"> </w:t>
-      </w:r>
-      <w:r>
-        <w:t xml:space="preserve">—</w:t>
+        <w:t xml:space="preserve">D</w:t>
+      </w:r>
+      <w:r>
+        <w:t xml:space="preserve">, nên chiều đúng là</w:t>
       </w:r>
       <w:r>
         <w:t xml:space="preserve"> </w:t>
@@ -23509,13 +23997,10 @@
         <w:rPr>
           <w:rStyle w:val="VerbatimChar"/>
         </w:rPr>
-        <w:t xml:space="preserve">name</w:t>
-      </w:r>
-      <w:r>
-        <w:t xml:space="preserve"> </w:t>
-      </w:r>
-      <w:r>
-        <w:t xml:space="preserve">của detector trả</w:t>
+        <w:t xml:space="preserve">0 → D</w:t>
+      </w:r>
+      <w:r>
+        <w:t xml:space="preserve">. Ký tự</w:t>
       </w:r>
       <w:r>
         <w:t xml:space="preserve"> </w:t>
@@ -23524,25 +24009,13 @@
         <w:rPr>
           <w:rStyle w:val="VerbatimChar"/>
         </w:rPr>
-        <w:t xml:space="preserve">yolo:{stem}{suffix}</w:t>
-      </w:r>
-      <w:r>
-        <w:t xml:space="preserve">, recognizer ghim</w:t>
-      </w:r>
-      <w:r>
-        <w:t xml:space="preserve"> </w:t>
-      </w:r>
-      <w:r>
-        <w:rPr>
-          <w:rStyle w:val="VerbatimChar"/>
-        </w:rPr>
-        <w:t xml:space="preserve">OCR_VERSION = "PP-OCRv5"</w:t>
-      </w:r>
-      <w:r>
-        <w:t xml:space="preserve"> </w:t>
-      </w:r>
-      <w:r>
-        <w:t xml:space="preserve">— vì một con số benchmark chỉ tái lập được khi nêu đúng bộ trọng số; nâng cấp thư viện không được âm thầm đổi mô hình đứng sau một kết quả đã công bố.</w:t>
+        <w:t xml:space="preserve">R</w:t>
+      </w:r>
+      <w:r>
+        <w:t xml:space="preserve"> </w:t>
+      </w:r>
+      <w:r>
+        <w:t xml:space="preserve">không được ánh xạ trong mọi trường hợp vì hợp lệ tại vị trí sê-ri thứ hai của biển xe máy (mục 2.2.4). Nguyên tắc an toàn: ký tự không có mục trong bảng thì giữ nguyên. Cần lưu ý hai bảng này suy từ lập luận hình dạng ký tự chứ không từ đo đạc, và một số cặp mang tính phỏng đoán; việc thay thế bằng bảng trích từ ma trận nhầm lẫn đo được thuộc Chương 5.</w:t>
       </w:r>
     </w:p>
     <w:p>
@@ -23550,2974 +24023,11 @@
         <w:pStyle w:val="BodyText"/>
       </w:pPr>
       <w:r>
-        <w:t xml:space="preserve">Detector</w:t>
-      </w:r>
-      <w:r>
-        <w:t xml:space="preserve"> </w:t>
-      </w:r>
-      <w:r>
-        <w:rPr>
-          <w:b/>
-          <w:bCs/>
-        </w:rPr>
-        <w:t xml:space="preserve">nạp trọng số ngay trong hàm khởi tạo</w:t>
-      </w:r>
-      <w:r>
-        <w:t xml:space="preserve"> </w:t>
-      </w:r>
-      <w:r>
-        <w:t xml:space="preserve">để tệp thiếu làm hệ thống thất bại lúc khởi động kèm hướng dẫn khắc phục, thay vì thất bại lúc có yêu cầu đầu tiên. Nó nhận</w:t>
-      </w:r>
-      <w:r>
-        <w:t xml:space="preserve"> </w:t>
-      </w:r>
-      <w:r>
-        <w:rPr>
-          <w:rStyle w:val="VerbatimChar"/>
-        </w:rPr>
-        <w:t xml:space="preserve">.pt</w:t>
-      </w:r>
-      <w:r>
-        <w:t xml:space="preserve">/</w:t>
-      </w:r>
-      <w:r>
-        <w:rPr>
-          <w:rStyle w:val="VerbatimChar"/>
-        </w:rPr>
-        <w:t xml:space="preserve">.onnx</w:t>
-      </w:r>
-      <w:r>
-        <w:t xml:space="preserve">/</w:t>
-      </w:r>
-      <w:r>
-        <w:rPr>
-          <w:rStyle w:val="VerbatimChar"/>
-        </w:rPr>
-        <w:t xml:space="preserve">.torchscript</w:t>
-      </w:r>
-      <w:r>
-        <w:t xml:space="preserve"> </w:t>
-      </w:r>
-      <w:r>
-        <w:rPr>
-          <w:b/>
-          <w:bCs/>
-        </w:rPr>
-        <w:t xml:space="preserve">và cả thư mục</w:t>
-      </w:r>
-      <w:r>
-        <w:t xml:space="preserve"> </w:t>
-      </w:r>
-      <w:r>
-        <w:t xml:space="preserve">OpenVINO — từ chối thư mục sẽ khiến cấu hình nhanh nhất trên CPU Intel không cấu hình được. Mọi hộp bao đều được</w:t>
-      </w:r>
-      <w:r>
-        <w:t xml:space="preserve"> </w:t>
-      </w:r>
-      <w:r>
-        <w:rPr>
-          <w:b/>
-          <w:bCs/>
-        </w:rPr>
-        <w:t xml:space="preserve">kẹp về biên ảnh</w:t>
-      </w:r>
-      <w:r>
-        <w:t xml:space="preserve"> </w:t>
-      </w:r>
-      <w:r>
-        <w:t xml:space="preserve">và hộp suy biến trả</w:t>
-      </w:r>
-      <w:r>
-        <w:t xml:space="preserve"> </w:t>
-      </w:r>
-      <w:r>
-        <w:rPr>
-          <w:rStyle w:val="VerbatimChar"/>
-        </w:rPr>
-        <w:t xml:space="preserve">None</w:t>
-      </w:r>
-      <w:r>
-        <w:t xml:space="preserve"> </w:t>
-      </w:r>
-      <w:r>
-        <w:t xml:space="preserve">kèm log, nên tầng trên không bao giờ nhận toạ độ nằm ngoài ảnh.</w:t>
-      </w:r>
-    </w:p>
-    <w:bookmarkEnd w:id="114"/>
-    <w:bookmarkStart w:id="115" w:name="X279e678ba2e3756884a4a050d7edb62d5352e7c"/>
-    <w:p>
-      <w:pPr>
-        <w:pStyle w:val="Heading3"/>
-      </w:pPr>
-      <w:r>
-        <w:t xml:space="preserve">4.6.3. Bộ nhận dạng ký tự —</w:t>
-      </w:r>
-      <w:r>
-        <w:t xml:space="preserve"> </w:t>
-      </w:r>
-      <w:r>
-        <w:rPr>
-          <w:rStyle w:val="VerbatimChar"/>
-        </w:rPr>
-        <w:t xml:space="preserve">PaddleOcrRecognizer</w:t>
-      </w:r>
-    </w:p>
-    <w:p>
-      <w:pPr>
-        <w:pStyle w:val="FirstParagraph"/>
-      </w:pPr>
-      <w:r>
-        <w:rPr>
-          <w:b/>
-          <w:bCs/>
-        </w:rPr>
-        <w:t xml:space="preserve">Một phát hiện kỹ thuật phải nêu ở thân bài: backend oneDNN làm sập suy luận trên PP-OCRv5.</w:t>
-      </w:r>
-      <w:r>
-        <w:t xml:space="preserve"> </w:t>
-      </w:r>
-      <w:r>
-        <w:t xml:space="preserve">Trên đúng nền tảng mục tiêu (</w:t>
-      </w:r>
-      <w:r>
-        <w:rPr>
-          <w:rStyle w:val="VerbatimChar"/>
-        </w:rPr>
-        <w:t xml:space="preserve">paddlepaddle</w:t>
-      </w:r>
-      <w:r>
-        <w:t xml:space="preserve"> </w:t>
-      </w:r>
-      <w:r>
-        <w:t xml:space="preserve">3.3.1, Windows, CPU), chạy mô hình phát hiện văn bản qua oneDNN kết thúc bằng</w:t>
-      </w:r>
-      <w:r>
-        <w:t xml:space="preserve"> </w:t>
-      </w:r>
-      <w:r>
-        <w:rPr>
-          <w:rStyle w:val="VerbatimChar"/>
-        </w:rPr>
-        <w:t xml:space="preserve">NotImplementedError: (Unimplemented) ConvertPirAttribute2RuntimeAttribute...</w:t>
-      </w:r>
-      <w:r>
-        <w:t xml:space="preserve"> </w:t>
-      </w:r>
-      <w:r>
-        <w:t xml:space="preserve">— khiếm khuyết phía thư viện, không phải lỗi cấu hình. Xử lý: hằng số có tài liệu</w:t>
-      </w:r>
-      <w:r>
-        <w:t xml:space="preserve"> </w:t>
-      </w:r>
-      <w:r>
-        <w:rPr>
-          <w:rStyle w:val="VerbatimChar"/>
-        </w:rPr>
-        <w:t xml:space="preserve">DEFAULT_ENABLE_MKLDNN: Final[bool] = False</w:t>
-      </w:r>
-      <w:r>
-        <w:t xml:space="preserve">. Đây là</w:t>
-      </w:r>
-      <w:r>
-        <w:t xml:space="preserve"> </w:t>
-      </w:r>
-      <w:r>
-        <w:rPr>
-          <w:b/>
-          <w:bCs/>
-        </w:rPr>
-        <w:t xml:space="preserve">núm hiệu năng, không phải núm độ chính xác</w:t>
-      </w:r>
-      <w:r>
-        <w:t xml:space="preserve"> </w:t>
-      </w:r>
-      <w:r>
-        <w:t xml:space="preserve">— khi lỗi thượng nguồn được sửa chỉ cần lật giá trị và đo lại. Nó cũng giải thích một phần NFR-P1:</w:t>
-      </w:r>
-      <w:r>
-        <w:t xml:space="preserve"> </w:t>
-      </w:r>
-      <w:r>
-        <w:rPr>
-          <w:b/>
-          <w:bCs/>
-        </w:rPr>
-        <w:t xml:space="preserve">một con đường tăng tốc CPU hiển nhiên đang bị chặn bởi lỗi thư viện chứ không phải chưa được thử.</w:t>
-      </w:r>
-    </w:p>
-    <w:bookmarkEnd w:id="115"/>
-    <w:bookmarkStart w:id="116" w:name="X18ca2ec71fe2d70706c8f14d7891e5b78ba0123"/>
-    <w:p>
-      <w:pPr>
-        <w:pStyle w:val="Heading3"/>
-      </w:pPr>
-      <w:r>
-        <w:t xml:space="preserve">4.6.4. Mô-đun xử lý biển hai dòng —</w:t>
-      </w:r>
-      <w:r>
-        <w:t xml:space="preserve"> </w:t>
-      </w:r>
-      <w:r>
-        <w:rPr>
-          <w:rStyle w:val="VerbatimChar"/>
-        </w:rPr>
-        <w:t xml:space="preserve">two_line.py</w:t>
-      </w:r>
-    </w:p>
-    <w:p>
-      <w:pPr>
-        <w:pStyle w:val="FirstParagraph"/>
-      </w:pPr>
-      <w:r>
-        <w:rPr>
-          <w:b/>
-          <w:bCs/>
-        </w:rPr>
-        <w:t xml:space="preserve">a) Vì sao bài toán tồn tại.</w:t>
-      </w:r>
-      <w:r>
-        <w:t xml:space="preserve"> </w:t>
-      </w:r>
-      <w:r>
-        <w:t xml:space="preserve">Bộ nhận dạng hiện đại là CRNN/CTC với giả định</w:t>
-      </w:r>
-      <w:r>
-        <w:t xml:space="preserve"> </w:t>
-      </w:r>
-      <w:r>
-        <w:rPr>
-          <w:b/>
-          <w:bCs/>
-        </w:rPr>
-        <w:t xml:space="preserve">căn chỉnh đơn điệu</w:t>
-      </w:r>
-      <w:r>
-        <w:t xml:space="preserve"> </w:t>
-      </w:r>
-      <w:r>
-        <w:t xml:space="preserve">giữa cột ảnh và ký tự — chỉ đúng với văn bản một dòng; chồng lên đó, PP-OCR</w:t>
-      </w:r>
-      <w:r>
-        <w:t xml:space="preserve"> </w:t>
-      </w:r>
-      <w:r>
-        <w:rPr>
-          <w:b/>
-          <w:bCs/>
-        </w:rPr>
-        <w:t xml:space="preserve">resize mọi ảnh cắt về chiều cao 48 px</w:t>
-      </w:r>
-      <w:r>
-        <w:t xml:space="preserve"> </w:t>
-      </w:r>
-      <w:r>
-        <w:t xml:space="preserve">[103]</w:t>
-      </w:r>
-      <w:r>
-        <w:t xml:space="preserve">. Biển xe máy 140 × 190 mm (QCVN 08:2024/BCA [11]</w:t>
-      </w:r>
-      <w:r>
-        <w:t xml:space="preserve">) có tỷ lệ ≈ 1,36, nên sau khi ép về 48 px mỗi hàng ký tự chỉ còn ~24 px — dưới mức nét chữ còn tách rời. Hệ quả định lượng: trên bộ</w:t>
-      </w:r>
-      <w:r>
-        <w:t xml:space="preserve"> </w:t>
-      </w:r>
-      <w:r>
-        <w:rPr>
-          <w:b/>
-          <w:bCs/>
-        </w:rPr>
-        <w:t xml:space="preserve">RodoSol-ALPR của Brazil</w:t>
-      </w:r>
-      <w:r>
-        <w:t xml:space="preserve">, OpenALPR đạt</w:t>
-      </w:r>
-      <w:r>
-        <w:t xml:space="preserve"> </w:t>
-      </w:r>
-      <w:r>
-        <w:rPr>
-          <w:b/>
-          <w:bCs/>
-        </w:rPr>
-        <w:t xml:space="preserve">94,3% trên biển ô tô một dòng</w:t>
-      </w:r>
-      <w:r>
-        <w:t xml:space="preserve"> </w:t>
-      </w:r>
-      <w:r>
-        <w:t xml:space="preserve">nhưng chỉ</w:t>
-      </w:r>
-      <w:r>
-        <w:t xml:space="preserve"> </w:t>
-      </w:r>
-      <w:r>
-        <w:rPr>
-          <w:b/>
-          <w:bCs/>
-        </w:rPr>
-        <w:t xml:space="preserve">45,7% trên biển xe máy hai dòng</w:t>
-      </w:r>
-      <w:r>
-        <w:t xml:space="preserve"> </w:t>
-      </w:r>
-      <w:r>
-        <w:t xml:space="preserve">[7]</w:t>
-      </w:r>
-      <w:r>
-        <w:t xml:space="preserve">[88]</w:t>
-      </w:r>
-      <w:r>
-        <w:t xml:space="preserve"> </w:t>
-      </w:r>
-      <w:r>
-        <w:t xml:space="preserve">— đồ án trích cặp số này thuần tuý làm dẫn chứng tương đương định lượng, không phải số liệu Việt Nam.</w:t>
-      </w:r>
-    </w:p>
-    <w:p>
-      <w:pPr>
-        <w:pStyle w:val="BodyText"/>
-      </w:pPr>
-      <w:r>
-        <w:rPr>
-          <w:b/>
-          <w:bCs/>
-        </w:rPr>
-        <w:t xml:space="preserve">b) Ước lượng số dòng bằng tỷ lệ khung.</w:t>
-      </w:r>
-      <w:r>
-        <w:t xml:space="preserve"> </w:t>
-      </w:r>
-      <w:r>
-        <w:rPr>
-          <w:rStyle w:val="VerbatimChar"/>
-        </w:rPr>
-        <w:t xml:space="preserve">estimate_line_count</w:t>
-      </w:r>
-      <w:r>
-        <w:t xml:space="preserve"> </w:t>
-      </w:r>
-      <w:r>
-        <w:t xml:space="preserve">dùng</w:t>
-      </w:r>
-      <w:r>
-        <w:t xml:space="preserve"> </w:t>
-      </w:r>
-      <w:r>
-        <w:rPr>
-          <w:rStyle w:val="VerbatimChar"/>
-        </w:rPr>
-        <w:t xml:space="preserve">DEFAULT_TWO_LINE_AR_THRESHOLD = 2.3</w:t>
-      </w:r>
-      <w:r>
-        <w:t xml:space="preserve">:</w:t>
-      </w:r>
-      <w:r>
-        <w:t xml:space="preserve"> </w:t>
-      </w:r>
-      <w:r>
-        <w:rPr>
-          <w:rStyle w:val="VerbatimChar"/>
-        </w:rPr>
-        <w:t xml:space="preserve">line_count = 2 if aspect_ratio &lt; threshold else 1</w:t>
-      </w:r>
-      <w:r>
-        <w:t xml:space="preserve">.</w:t>
-      </w:r>
-      <w:r>
-        <w:t xml:space="preserve"> </w:t>
-      </w:r>
-      <w:r>
-        <w:rPr>
-          <w:b/>
-          <w:bCs/>
-        </w:rPr>
-        <w:t xml:space="preserve">Đây là heuristic do đồ án đề xuất, không phải quy tắc pháp lý</w:t>
-      </w:r>
-      <w:r>
-        <w:t xml:space="preserve"> </w:t>
-      </w:r>
-      <w:r>
-        <w:t xml:space="preserve">— quy chuẩn chỉ cung cấp kích thước vật lý (4,727 / 2,000 / 1,357); 2,5 chọn</w:t>
-      </w:r>
-      <w:r>
-        <w:t xml:space="preserve"> </w:t>
-      </w:r>
-      <w:r>
-        <w:rPr>
-          <w:b/>
-          <w:bCs/>
-        </w:rPr>
-        <w:t xml:space="preserve">lệch về phía hai dòng</w:t>
-      </w:r>
-      <w:r>
-        <w:t xml:space="preserve"> </w:t>
-      </w:r>
-      <w:r>
-        <w:t xml:space="preserve">vì đường xử lý hai dòng suy giảm êm khi gặp đầu vào một dòng, chiều ngược lại thì không. Hạn chế ghi trong mã: dải 2,5–3,0 là vùng xám thật vì biển một dòng chụp nghiêng gắt có tỷ lệ hộp bao tụt vào đó; định lượng tần suất thuộc Chương 5.</w:t>
-      </w:r>
-    </w:p>
-    <w:p>
-      <w:pPr>
-        <w:pStyle w:val="BodyText"/>
-      </w:pPr>
-      <w:r>
-        <w:rPr>
-          <w:b/>
-          <w:bCs/>
-        </w:rPr>
-        <w:t xml:space="preserve">c) Cắt trên/dưới có chồng lấn.</w:t>
-      </w:r>
-      <w:r>
-        <w:t xml:space="preserve"> </w:t>
-      </w:r>
-      <w:r>
-        <w:rPr>
-          <w:rStyle w:val="VerbatimChar"/>
-        </w:rPr>
-        <w:t xml:space="preserve">split_two_line</w:t>
-      </w:r>
-      <w:r>
-        <w:t xml:space="preserve"> </w:t>
-      </w:r>
-      <w:r>
-        <w:t xml:space="preserve">dùng</w:t>
-      </w:r>
-      <w:r>
-        <w:t xml:space="preserve"> </w:t>
-      </w:r>
-      <w:r>
-        <w:rPr>
-          <w:rStyle w:val="VerbatimChar"/>
-        </w:rPr>
-        <w:t xml:space="preserve">UPPER_HALF_END_RATIO = 5/12</w:t>
-      </w:r>
-      <w:r>
-        <w:t xml:space="preserve">,</w:t>
-      </w:r>
-      <w:r>
-        <w:t xml:space="preserve"> </w:t>
-      </w:r>
-      <w:r>
-        <w:rPr>
-          <w:rStyle w:val="VerbatimChar"/>
-        </w:rPr>
-        <w:t xml:space="preserve">LOWER_HALF_START_RATIO = 1/3</w:t>
-      </w:r>
-      <w:r>
-        <w:t xml:space="preserve"> </w:t>
-      </w:r>
-      <w:r>
-        <w:t xml:space="preserve">— hai nửa</w:t>
-      </w:r>
-      <w:r>
-        <w:t xml:space="preserve"> </w:t>
-      </w:r>
-      <w:r>
-        <w:rPr>
-          <w:b/>
-          <w:bCs/>
-        </w:rPr>
-        <w:t xml:space="preserve">chồng lấn 1/12 chiều cao biển</w:t>
-      </w:r>
-      <w:r>
-        <w:t xml:space="preserve">, chủ ý do bất đối xứng chi phí: cắt cụt chân/đỉnh chữ phá huỷ thông tin</w:t>
-      </w:r>
-      <w:r>
-        <w:t xml:space="preserve"> </w:t>
-      </w:r>
-      <w:r>
-        <w:rPr>
-          <w:b/>
-          <w:bCs/>
-        </w:rPr>
-        <w:t xml:space="preserve">vĩnh viễn</w:t>
-      </w:r>
-      <w:r>
-        <w:t xml:space="preserve">, còn lọt vài điểm ảnh hàng bên cạnh thì bộ nhận dạng bỏ qua như nền. Hàm ép hai nửa không rỗng và cảnh báo nếu tham số làm mất chồng lấn.</w:t>
-      </w:r>
-    </w:p>
-    <w:p>
-      <w:pPr>
-        <w:pStyle w:val="BodyText"/>
-      </w:pPr>
-      <w:r>
-        <w:rPr>
-          <w:b/>
-          <w:bCs/>
-        </w:rPr>
-        <w:t xml:space="preserve">d) Ghép ngang bằng</w:t>
-      </w:r>
-      <w:r>
-        <w:rPr>
-          <w:b/>
-          <w:bCs/>
-        </w:rPr>
-        <w:t xml:space="preserve"> </w:t>
-      </w:r>
-      <w:r>
-        <w:rPr>
-          <w:rStyle w:val="VerbatimChar"/>
-          <w:b/>
-          <w:bCs/>
-        </w:rPr>
-        <w:t xml:space="preserve">np.hstack</w:t>
-      </w:r>
-      <w:r>
-        <w:rPr>
-          <w:b/>
-          <w:bCs/>
-        </w:rPr>
-        <w:t xml:space="preserve">.</w:t>
-      </w:r>
-      <w:r>
-        <w:t xml:space="preserve"> </w:t>
-      </w:r>
-      <w:r>
-        <w:t xml:space="preserve">Chiều cao chung</w:t>
-      </w:r>
-      <w:r>
-        <w:t xml:space="preserve"> </w:t>
-      </w:r>
-      <w:r>
-        <w:rPr>
-          <w:rStyle w:val="VerbatimChar"/>
-        </w:rPr>
-        <w:t xml:space="preserve">max(upper.h, lower.h, MIN_MERGE_HEIGHT)</w:t>
-      </w:r>
-      <w:r>
-        <w:t xml:space="preserve"> </w:t>
-      </w:r>
-      <w:r>
-        <w:t xml:space="preserve">với</w:t>
-      </w:r>
-      <w:r>
-        <w:t xml:space="preserve"> </w:t>
-      </w:r>
-      <w:r>
-        <w:rPr>
-          <w:rStyle w:val="VerbatimChar"/>
-        </w:rPr>
-        <w:t xml:space="preserve">MIN_MERGE_HEIGHT = 48</w:t>
-      </w:r>
-      <w:r>
-        <w:t xml:space="preserve"> </w:t>
-      </w:r>
-      <w:r>
-        <w:t xml:space="preserve">— bằng đúng chiều cao đầu vào cố định của PP-OCR. Nửa trên đặt bên trái nên thứ tự đọc bảo toàn, và sau khi ghép,</w:t>
-      </w:r>
-      <w:r>
-        <w:t xml:space="preserve"> </w:t>
-      </w:r>
-      <w:r>
-        <w:rPr>
-          <w:b/>
-          <w:bCs/>
-        </w:rPr>
-        <w:t xml:space="preserve">một hàng ký tự duy nhất nhận trọn ngân sách 48 px</w:t>
-      </w:r>
-      <w:r>
-        <w:t xml:space="preserve"> </w:t>
-      </w:r>
-      <w:r>
-        <w:t xml:space="preserve">thay vì hai hàng chia nhau;</w:t>
-      </w:r>
-      <w:r>
-        <w:t xml:space="preserve"> </w:t>
-      </w:r>
-      <w:r>
-        <w:rPr>
-          <w:rStyle w:val="VerbatimChar"/>
-        </w:rPr>
-        <w:t xml:space="preserve">_match_channels</w:t>
-      </w:r>
-      <w:r>
-        <w:t xml:space="preserve"> </w:t>
-      </w:r>
-      <w:r>
-        <w:t xml:space="preserve">nâng cả hai nửa về BGR khi số kênh lệch.</w:t>
-      </w:r>
-    </w:p>
-    <w:p>
-      <w:pPr>
-        <w:pStyle w:val="BodyText"/>
-      </w:pPr>
-      <w:r>
-        <w:rPr>
-          <w:b/>
-          <w:bCs/>
-        </w:rPr>
-        <w:t xml:space="preserve">e) Tiền xử lý ảnh biển —</w:t>
-      </w:r>
-      <w:r>
-        <w:rPr>
-          <w:b/>
-          <w:bCs/>
-        </w:rPr>
-        <w:t xml:space="preserve"> </w:t>
-      </w:r>
-      <w:r>
-        <w:rPr>
-          <w:rStyle w:val="VerbatimChar"/>
-          <w:b/>
-          <w:bCs/>
-        </w:rPr>
-        <w:t xml:space="preserve">preprocess_plate</w:t>
-      </w:r>
-      <w:r>
-        <w:rPr>
-          <w:b/>
-          <w:bCs/>
-        </w:rPr>
-        <w:t xml:space="preserve">.</w:t>
-      </w:r>
-      <w:r>
-        <w:t xml:space="preserve"> </w:t>
-      </w:r>
-      <w:r>
-        <w:t xml:space="preserve">Ba bước,</w:t>
-      </w:r>
-      <w:r>
-        <w:t xml:space="preserve"> </w:t>
-      </w:r>
-      <w:r>
-        <w:rPr>
-          <w:b/>
-          <w:bCs/>
-        </w:rPr>
-        <w:t xml:space="preserve">mỗi bước bật/tắt độc lập</w:t>
-      </w:r>
-      <w:r>
-        <w:t xml:space="preserve"> </w:t>
-      </w:r>
-      <w:r>
-        <w:t xml:space="preserve">để ablation được: chuyển xám (ký tự không mang thông tin màu); CLAHE (</w:t>
-      </w:r>
-      <w:r>
-        <w:rPr>
-          <w:rStyle w:val="VerbatimChar"/>
-        </w:rPr>
-        <w:t xml:space="preserve">clipLimit=2.0</w:t>
-      </w:r>
-      <w:r>
-        <w:t xml:space="preserve">, ô 8×8) vì biển phản quang tạo mảng chói cục bộ mà cân bằng toàn cục không xử lý được [95]</w:t>
-      </w:r>
-      <w:r>
-        <w:t xml:space="preserve">; khử nhiễu</w:t>
-      </w:r>
-      <w:r>
-        <w:t xml:space="preserve"> </w:t>
-      </w:r>
-      <w:r>
-        <w:rPr>
-          <w:rStyle w:val="VerbatimChar"/>
-        </w:rPr>
-        <w:t xml:space="preserve">bilateralFilter(5, 50, 50)</w:t>
-      </w:r>
-      <w:r>
-        <w:t xml:space="preserve"> </w:t>
-      </w:r>
-      <w:r>
-        <w:t xml:space="preserve">vì lọc song phương</w:t>
-      </w:r>
-      <w:r>
-        <w:t xml:space="preserve"> </w:t>
-      </w:r>
-      <w:r>
-        <w:rPr>
-          <w:b/>
-          <w:bCs/>
-        </w:rPr>
-        <w:t xml:space="preserve">bảo toàn biên</w:t>
-      </w:r>
-      <w:r>
-        <w:t xml:space="preserve"> </w:t>
-      </w:r>
-      <w:r>
-        <w:t xml:space="preserve">— làm mờ Gauss đủ mạnh sẽ bo tròn đầu nét, thứ phân biệt</w:t>
-      </w:r>
-      <w:r>
-        <w:t xml:space="preserve"> </w:t>
-      </w:r>
-      <w:r>
-        <w:rPr>
-          <w:rStyle w:val="VerbatimChar"/>
-        </w:rPr>
-        <w:t xml:space="preserve">8</w:t>
-      </w:r>
-      <w:r>
-        <w:t xml:space="preserve"> </w:t>
-      </w:r>
-      <w:r>
-        <w:t xml:space="preserve">với</w:t>
-      </w:r>
-      <w:r>
-        <w:t xml:space="preserve"> </w:t>
-      </w:r>
-      <w:r>
-        <w:rPr>
-          <w:rStyle w:val="VerbatimChar"/>
-        </w:rPr>
-        <w:t xml:space="preserve">B</w:t>
-      </w:r>
-      <w:r>
-        <w:t xml:space="preserve">. Kết quả luôn là BGR ba kênh; recognizer truyền</w:t>
-      </w:r>
-      <w:r>
-        <w:t xml:space="preserve"> </w:t>
-      </w:r>
-      <w:r>
-        <w:rPr>
-          <w:rStyle w:val="VerbatimChar"/>
-        </w:rPr>
-        <w:t xml:space="preserve">upscale_to_height = 64</w:t>
-      </w:r>
-      <w:r>
-        <w:t xml:space="preserve"> </w:t>
-      </w:r>
-      <w:r>
-        <w:t xml:space="preserve">vì ảnh biển ra khỏi detector thường chỉ cao 20–40 px.</w:t>
-      </w:r>
-    </w:p>
-    <w:p>
-      <w:pPr>
-        <w:pStyle w:val="BodyText"/>
-      </w:pPr>
-      <w:r>
-        <w:rPr>
-          <w:b/>
-          <w:bCs/>
-        </w:rPr>
-        <w:t xml:space="preserve">f) Bước cứu dòng trên — một giả thuyết hợp lý bị chính dữ liệu bác bỏ.</w:t>
-      </w:r>
-      <w:r>
-        <w:t xml:space="preserve"> </w:t>
-      </w:r>
-      <w:r>
-        <w:t xml:space="preserve">Mục có giá trị phương pháp luận cao nhất của khối: quan sát chế độ hỏng — đề xuất giả thuyết</w:t>
-      </w:r>
-      <w:r>
-        <w:t xml:space="preserve"> </w:t>
-      </w:r>
-      <w:r>
-        <w:rPr>
-          <w:i/>
-          <w:iCs/>
-        </w:rPr>
-        <w:t xml:space="preserve">nghe rất hợp lý</w:t>
-      </w:r>
-      <w:r>
-        <w:t xml:space="preserve"> </w:t>
-      </w:r>
-      <w:r>
-        <w:t xml:space="preserve">—</w:t>
-      </w:r>
-      <w:r>
-        <w:t xml:space="preserve"> </w:t>
-      </w:r>
-      <w:r>
-        <w:rPr>
-          <w:b/>
-          <w:bCs/>
-        </w:rPr>
-        <w:t xml:space="preserve">đo và bác bỏ</w:t>
-      </w:r>
-      <w:r>
-        <w:t xml:space="preserve"> </w:t>
-      </w:r>
-      <w:r>
-        <w:t xml:space="preserve">— và chính phép bác bỏ dẫn tới thiết kế đúng. Ảnh biển</w:t>
-      </w:r>
-      <w:r>
-        <w:t xml:space="preserve"> </w:t>
-      </w:r>
-      <w:r>
-        <w:rPr>
-          <w:rStyle w:val="VerbatimChar"/>
-        </w:rPr>
-        <w:t xml:space="preserve">29E-015.66</w:t>
-      </w:r>
-      <w:r>
-        <w:t xml:space="preserve"> </w:t>
-      </w:r>
-      <w:r>
-        <w:t xml:space="preserve">trả về</w:t>
-      </w:r>
-      <w:r>
-        <w:t xml:space="preserve"> </w:t>
-      </w:r>
-      <w:r>
-        <w:rPr>
-          <w:rStyle w:val="VerbatimChar"/>
-        </w:rPr>
-        <w:t xml:space="preserve">015.66</w:t>
-      </w:r>
-      <w:r>
-        <w:t xml:space="preserve">: sau khi ghép, bộ phát hiện văn bản chỉ tìm thấy</w:t>
-      </w:r>
-      <w:r>
-        <w:t xml:space="preserve"> </w:t>
-      </w:r>
-      <w:r>
-        <w:rPr>
-          <w:b/>
-          <w:bCs/>
-        </w:rPr>
-        <w:t xml:space="preserve">một</w:t>
-      </w:r>
-      <w:r>
-        <w:t xml:space="preserve"> </w:t>
-      </w:r>
-      <w:r>
-        <w:t xml:space="preserve">vùng chữ và bỏ hẳn cụm</w:t>
-      </w:r>
-      <w:r>
-        <w:t xml:space="preserve"> </w:t>
-      </w:r>
-      <w:r>
-        <w:rPr>
-          <w:rStyle w:val="VerbatimChar"/>
-        </w:rPr>
-        <w:t xml:space="preserve">29E</w:t>
-      </w:r>
-      <w:r>
-        <w:t xml:space="preserve">. Giả thuyết đầu tiên — bỏ phép ghép, đọc riêng từng nửa rồi nối chuỗi — được</w:t>
-      </w:r>
-      <w:r>
-        <w:t xml:space="preserve"> </w:t>
-      </w:r>
-      <w:r>
-        <w:rPr>
-          <w:b/>
-          <w:bCs/>
-        </w:rPr>
-        <w:t xml:space="preserve">đo</w:t>
-      </w:r>
-      <w:r>
-        <w:t xml:space="preserve"> </w:t>
-      </w:r>
-      <w:r>
-        <w:t xml:space="preserve">trên 200 biển hai dòng có nhãn và</w:t>
-      </w:r>
-      <w:r>
-        <w:t xml:space="preserve"> </w:t>
-      </w:r>
-      <w:r>
-        <w:rPr>
-          <w:b/>
-          <w:bCs/>
-        </w:rPr>
-        <w:t xml:space="preserve">sụp đổ</w:t>
-      </w:r>
-      <w:r>
-        <w:t xml:space="preserve">: 64,5% xuống</w:t>
-      </w:r>
-      <w:r>
-        <w:t xml:space="preserve"> </w:t>
-      </w:r>
-      <w:r>
-        <w:rPr>
-          <w:b/>
-          <w:bCs/>
-        </w:rPr>
-        <w:t xml:space="preserve">3,5%</w:t>
-      </w:r>
-      <w:r>
-        <w:t xml:space="preserve">, thắng ở</w:t>
-      </w:r>
-      <w:r>
-        <w:t xml:space="preserve"> </w:t>
-      </w:r>
-      <w:r>
-        <w:rPr>
-          <w:b/>
-          <w:bCs/>
-        </w:rPr>
-        <w:t xml:space="preserve">0/200</w:t>
-      </w:r>
-      <w:r>
-        <w:t xml:space="preserve"> </w:t>
-      </w:r>
-      <w:r>
-        <w:t xml:space="preserve">ảnh (số liệu đầy đủ ở 5.5.6). Nguyên nhân nằm đúng ở chi tiết đã biện minh ở (c): hai nửa cắt</w:t>
-      </w:r>
-      <w:r>
-        <w:t xml:space="preserve"> </w:t>
-      </w:r>
-      <w:r>
-        <w:rPr>
-          <w:b/>
-          <w:bCs/>
-        </w:rPr>
-        <w:t xml:space="preserve">chồng lấn</w:t>
-      </w:r>
-      <w:r>
-        <w:t xml:space="preserve"> </w:t>
-      </w:r>
-      <w:r>
-        <w:t xml:space="preserve">đi vào OCR riêng rẽ thì dải chồng lấn</w:t>
-      </w:r>
-      <w:r>
-        <w:t xml:space="preserve"> </w:t>
-      </w:r>
-      <w:r>
-        <w:rPr>
-          <w:b/>
-          <w:bCs/>
-        </w:rPr>
-        <w:t xml:space="preserve">bị đọc hai lần</w:t>
-      </w:r>
-      <w:r>
-        <w:t xml:space="preserve">, sinh ký tự rác nối giữa chuỗi. Kết luận đảo ngược cách hiểu về phép ghép: trên dải liền mạch, vùng lặp nằm giữa hai cụm chữ và</w:t>
-      </w:r>
-      <w:r>
-        <w:t xml:space="preserve"> </w:t>
-      </w:r>
-      <w:r>
-        <w:rPr>
-          <w:b/>
-          <w:bCs/>
-        </w:rPr>
-        <w:t xml:space="preserve">bị bộ phát hiện văn bản gạt đi</w:t>
-      </w:r>
-      <w:r>
-        <w:t xml:space="preserve"> </w:t>
-      </w:r>
-      <w:r>
-        <w:t xml:space="preserve">— hai ảnh rời thì không có ngữ cảnh để gạt.</w:t>
-      </w:r>
-    </w:p>
-    <w:p>
-      <w:pPr>
-        <w:pStyle w:val="BodyText"/>
-      </w:pPr>
-      <w:r>
-        <w:t xml:space="preserve">Bản sửa vì vậy</w:t>
-      </w:r>
-      <w:r>
-        <w:t xml:space="preserve"> </w:t>
-      </w:r>
-      <w:r>
-        <w:rPr>
-          <w:b/>
-          <w:bCs/>
-        </w:rPr>
-        <w:t xml:space="preserve">giữ nguyên chiến lược ghép</w:t>
-      </w:r>
-      <w:r>
-        <w:t xml:space="preserve">, chỉ thêm một bước phục hồi hẹp qua vị từ</w:t>
-      </w:r>
-      <w:r>
-        <w:t xml:space="preserve"> </w:t>
-      </w:r>
-      <w:r>
-        <w:rPr>
-          <w:rStyle w:val="VerbatimChar"/>
-        </w:rPr>
-        <w:t xml:space="preserve">should_rescue_two_line(recognition)</w:t>
-      </w:r>
-      <w:r>
-        <w:t xml:space="preserve">: chỉ</w:t>
-      </w:r>
-      <w:r>
-        <w:t xml:space="preserve"> </w:t>
-      </w:r>
-      <w:r>
-        <w:rPr>
-          <w:rStyle w:val="VerbatimChar"/>
-        </w:rPr>
-        <w:t xml:space="preserve">True</w:t>
-      </w:r>
-      <w:r>
-        <w:t xml:space="preserve"> </w:t>
-      </w:r>
-      <w:r>
-        <w:t xml:space="preserve">khi đồng thời</w:t>
-      </w:r>
-      <w:r>
-        <w:t xml:space="preserve"> </w:t>
-      </w:r>
-      <w:r>
-        <w:rPr>
-          <w:rStyle w:val="VerbatimChar"/>
-        </w:rPr>
-        <w:t xml:space="preserve">line_count == 2</w:t>
-      </w:r>
-      <w:r>
-        <w:t xml:space="preserve">,</w:t>
-      </w:r>
-      <w:r>
-        <w:t xml:space="preserve"> </w:t>
-      </w:r>
-      <w:r>
-        <w:rPr>
-          <w:rStyle w:val="VerbatimChar"/>
-        </w:rPr>
-        <w:t xml:space="preserve">not is_valid_format</w:t>
-      </w:r>
-      <w:r>
-        <w:t xml:space="preserve">, và</w:t>
-      </w:r>
-      <w:r>
-        <w:t xml:space="preserve"> </w:t>
-      </w:r>
-      <w:r>
-        <w:rPr>
-          <w:rStyle w:val="VerbatimChar"/>
-        </w:rPr>
-        <w:t xml:space="preserve">raw_text</w:t>
-      </w:r>
-      <w:r>
-        <w:t xml:space="preserve"> </w:t>
-      </w:r>
-      <w:r>
-        <w:t xml:space="preserve">khác rỗng — khi đó tốn thêm</w:t>
-      </w:r>
-      <w:r>
-        <w:t xml:space="preserve"> </w:t>
-      </w:r>
-      <w:r>
-        <w:rPr>
-          <w:b/>
-          <w:bCs/>
-        </w:rPr>
-        <w:t xml:space="preserve">một</w:t>
-      </w:r>
-      <w:r>
-        <w:t xml:space="preserve"> </w:t>
-      </w:r>
-      <w:r>
-        <w:t xml:space="preserve">lần OCR trên riêng nửa trên, ghép</w:t>
-      </w:r>
-      <w:r>
-        <w:t xml:space="preserve"> </w:t>
-      </w:r>
-      <w:r>
-        <w:rPr>
-          <w:rStyle w:val="VerbatimChar"/>
-        </w:rPr>
-        <w:t xml:space="preserve">upper + raw</w:t>
-      </w:r>
-      <w:r>
-        <w:t xml:space="preserve">, chuẩn hoá lại; kết quả mới</w:t>
-      </w:r>
-      <w:r>
-        <w:t xml:space="preserve"> </w:t>
-      </w:r>
-      <w:r>
-        <w:rPr>
-          <w:b/>
-          <w:bCs/>
-        </w:rPr>
-        <w:t xml:space="preserve">chỉ được nhận nếu qua kiểm tra định dạng</w:t>
-      </w:r>
-      <w:r>
-        <w:t xml:space="preserve">, mọi trường hợp khác trả nguyên kết quả cũ.</w:t>
-      </w:r>
-      <w:r>
-        <w:t xml:space="preserve"> </w:t>
-      </w:r>
-      <w:r>
-        <w:rPr>
-          <w:b/>
-          <w:bCs/>
-        </w:rPr>
-        <w:t xml:space="preserve">Tính chất "không thể làm tệ đi" là tính chất cấu trúc:</w:t>
-      </w:r>
-      <w:r>
-        <w:t xml:space="preserve"> </w:t>
-      </w:r>
-      <w:r>
-        <w:t xml:space="preserve">cổng chỉ mở khi kết quả</w:t>
-      </w:r>
-      <w:r>
-        <w:t xml:space="preserve"> </w:t>
-      </w:r>
-      <w:r>
-        <w:rPr>
-          <w:b/>
-          <w:bCs/>
-        </w:rPr>
-        <w:t xml:space="preserve">đã hỏng sẵn</w:t>
-      </w:r>
-      <w:r>
-        <w:t xml:space="preserve">, nên tập bị ảnh hưởng và tập đang đúng là hai tập rời nhau — hai phép đo A/B ở 5.5.6 vì vậy là</w:t>
-      </w:r>
-      <w:r>
-        <w:t xml:space="preserve"> </w:t>
-      </w:r>
-      <w:r>
-        <w:rPr>
-          <w:i/>
-          <w:iCs/>
-        </w:rPr>
-        <w:t xml:space="preserve">kiểm chứng</w:t>
-      </w:r>
-      <w:r>
-        <w:t xml:space="preserve">, không phải</w:t>
-      </w:r>
-      <w:r>
-        <w:t xml:space="preserve"> </w:t>
-      </w:r>
-      <w:r>
-        <w:rPr>
-          <w:i/>
-          <w:iCs/>
-        </w:rPr>
-        <w:t xml:space="preserve">căn cứ</w:t>
-      </w:r>
-      <w:r>
-        <w:t xml:space="preserve">. Mức cải thiện</w:t>
-      </w:r>
-      <w:r>
-        <w:t xml:space="preserve"> </w:t>
-      </w:r>
-      <w:r>
-        <w:rPr>
-          <w:b/>
-          <w:bCs/>
-        </w:rPr>
-        <w:t xml:space="preserve">khiêm tốn</w:t>
-      </w:r>
-      <w:r>
-        <w:t xml:space="preserve"> </w:t>
-      </w:r>
-      <w:r>
-        <w:t xml:space="preserve">(+1,86 và +0,50 điểm trên hai mẫu độc lập, 0 ca bị làm hỏng), không trình bày như đột phá: nó vá một điểm mù cụ thể với chi phí ~15–21 ms mỗi biển hai dòng, không đụng tới nút thắt chính.</w:t>
-      </w:r>
-    </w:p>
-    <w:p>
-      <w:pPr>
-        <w:pStyle w:val="BodyText"/>
-      </w:pPr>
-      <w:r>
-        <w:rPr>
-          <w:b/>
-          <w:bCs/>
-        </w:rPr>
-        <w:t xml:space="preserve">g) Một lỗi phương pháp đo, quan trọng hơn chính bản vá.</w:t>
-      </w:r>
-      <w:r>
-        <w:t xml:space="preserve"> </w:t>
-      </w:r>
-      <w:r>
-        <w:rPr>
-          <w:rStyle w:val="VerbatimChar"/>
-        </w:rPr>
-        <w:t xml:space="preserve">ai/evaluation/ocr_accuracy.py</w:t>
-      </w:r>
-      <w:r>
-        <w:t xml:space="preserve"> </w:t>
-      </w:r>
-      <w:r>
-        <w:t xml:space="preserve">— nơi sinh các con số NFR-A4–A7 công bố ở Chương 5 —</w:t>
-      </w:r>
-      <w:r>
-        <w:t xml:space="preserve"> </w:t>
-      </w:r>
-      <w:r>
-        <w:rPr>
-          <w:b/>
-          <w:bCs/>
-        </w:rPr>
-        <w:t xml:space="preserve">không đi qua</w:t>
-      </w:r>
-      <w:r>
-        <w:rPr>
-          <w:b/>
-          <w:bCs/>
-        </w:rPr>
-        <w:t xml:space="preserve"> </w:t>
-      </w:r>
-      <w:r>
-        <w:rPr>
-          <w:rStyle w:val="VerbatimChar"/>
-          <w:b/>
-          <w:bCs/>
-        </w:rPr>
-        <w:t xml:space="preserve">ALPRPipeline</w:t>
-      </w:r>
-      <w:r>
-        <w:t xml:space="preserve"> </w:t>
-      </w:r>
-      <w:r>
-        <w:t xml:space="preserve">mà gọi thẳng recognizer và normalizer, nên mọi logic ở tầng điều phối</w:t>
-      </w:r>
-      <w:r>
-        <w:t xml:space="preserve"> </w:t>
-      </w:r>
-      <w:r>
-        <w:rPr>
-          <w:b/>
-          <w:bCs/>
-        </w:rPr>
-        <w:t xml:space="preserve">vô hình với các con số công bố</w:t>
-      </w:r>
-      <w:r>
-        <w:t xml:space="preserve">. Cách sửa:</w:t>
-      </w:r>
-      <w:r>
-        <w:t xml:space="preserve"> </w:t>
-      </w:r>
-      <w:r>
-        <w:rPr>
-          <w:b/>
-          <w:bCs/>
-        </w:rPr>
-        <w:t xml:space="preserve">tách bước cứu thành hai hàm tự do cấp mô-đun</w:t>
-      </w:r>
-      <w:r>
-        <w:t xml:space="preserve"> </w:t>
-      </w:r>
-      <w:r>
-        <w:t xml:space="preserve">(</w:t>
-      </w:r>
-      <w:r>
-        <w:rPr>
-          <w:rStyle w:val="VerbatimChar"/>
-        </w:rPr>
-        <w:t xml:space="preserve">should_rescue_two_line</w:t>
-      </w:r>
-      <w:r>
-        <w:t xml:space="preserve">,</w:t>
-      </w:r>
-      <w:r>
-        <w:t xml:space="preserve"> </w:t>
-      </w:r>
-      <w:r>
-        <w:rPr>
-          <w:rStyle w:val="VerbatimChar"/>
-        </w:rPr>
-        <w:t xml:space="preserve">rescue_two_line_upper</w:t>
-      </w:r>
-      <w:r>
-        <w:t xml:space="preserve">) để cả pipeline lẫn bộ đo cùng gọi. Bài học vượt ra ngoài biển hai dòng —</w:t>
-      </w:r>
-      <w:r>
-        <w:t xml:space="preserve"> </w:t>
-      </w:r>
-      <w:r>
-        <w:rPr>
-          <w:b/>
-          <w:bCs/>
-        </w:rPr>
-        <w:t xml:space="preserve">một bộ đo đi tắt qua tầng điều phối sẽ đo một hệ thống khác với hệ thống được giao</w:t>
-      </w:r>
-      <w:r>
-        <w:t xml:space="preserve"> </w:t>
-      </w:r>
-      <w:r>
-        <w:t xml:space="preserve">— và biện pháp này về sau</w:t>
-      </w:r>
-      <w:r>
-        <w:t xml:space="preserve"> </w:t>
-      </w:r>
-      <w:r>
-        <w:rPr>
-          <w:b/>
-          <w:bCs/>
-        </w:rPr>
-        <w:t xml:space="preserve">vẫn không đủ</w:t>
-      </w:r>
-      <w:r>
-        <w:t xml:space="preserve">: cùng loại lỗi tái diễn lần thứ ba, phân tích ở mục 5.5.6.</w:t>
-      </w:r>
-    </w:p>
-    <w:bookmarkEnd w:id="116"/>
-    <w:bookmarkStart w:id="120" w:name="X250e06bf2f9dd0ea529f95fba1f65797a9120a9"/>
-    <w:p>
-      <w:pPr>
-        <w:pStyle w:val="Heading3"/>
-      </w:pPr>
-      <w:r>
-        <w:t xml:space="preserve">4.6.5. Bộ luật hậu xử lý — đóng góp kỹ thuật chính</w:t>
-      </w:r>
-    </w:p>
-    <w:p>
-      <w:pPr>
-        <w:pStyle w:val="FirstParagraph"/>
-      </w:pPr>
-      <w:r>
-        <w:t xml:space="preserve">Bộ phát hiện và bộ nhận dạng đều là mô hình có sẵn; khối hậu xử lý thì không.</w:t>
-      </w:r>
-      <w:r>
-        <w:t xml:space="preserve"> </w:t>
-      </w:r>
-      <w:r>
-        <w:rPr>
-          <w:rStyle w:val="VerbatimChar"/>
-        </w:rPr>
-        <w:t xml:space="preserve">plate_rules.py</w:t>
-      </w:r>
-      <w:r>
-        <w:t xml:space="preserve"> </w:t>
-      </w:r>
-      <w:r>
-        <w:t xml:space="preserve">tuân ba quy tắc:</w:t>
-      </w:r>
-      <w:r>
-        <w:t xml:space="preserve"> </w:t>
-      </w:r>
-      <w:r>
-        <w:rPr>
-          <w:b/>
-          <w:bCs/>
-        </w:rPr>
-        <w:t xml:space="preserve">thuần khiết</w:t>
-      </w:r>
-      <w:r>
-        <w:t xml:space="preserve"> </w:t>
-      </w:r>
-      <w:r>
-        <w:t xml:space="preserve">(không I/O, không trạng thái toàn cục khả biến);</w:t>
-      </w:r>
-      <w:r>
-        <w:t xml:space="preserve"> </w:t>
-      </w:r>
-      <w:r>
-        <w:rPr>
-          <w:b/>
-          <w:bCs/>
-        </w:rPr>
-        <w:t xml:space="preserve">regex sinh từ tập hợp, không viết tay</w:t>
-      </w:r>
-      <w:r>
-        <w:t xml:space="preserve"> </w:t>
-      </w:r>
-      <w:r>
-        <w:t xml:space="preserve">— mẫu không thể trôi khỏi bảng nó mã hoá;</w:t>
-      </w:r>
-      <w:r>
-        <w:t xml:space="preserve"> </w:t>
-      </w:r>
-      <w:r>
-        <w:rPr>
-          <w:b/>
-          <w:bCs/>
-        </w:rPr>
-        <w:t xml:space="preserve">lớp ký tự là hằng có tên</w:t>
-      </w:r>
-      <w:r>
-        <w:t xml:space="preserve">.</w:t>
-      </w:r>
-    </w:p>
-    <w:p>
-      <w:pPr>
-        <w:pStyle w:val="BodyText"/>
-      </w:pPr>
-      <w:r>
-        <w:rPr>
-          <w:b/>
-          <w:bCs/>
-        </w:rPr>
-        <w:t xml:space="preserve">a)</w:t>
-      </w:r>
-      <w:r>
-        <w:rPr>
-          <w:b/>
-          <w:bCs/>
-        </w:rPr>
-        <w:t xml:space="preserve"> </w:t>
-      </w:r>
-      <w:r>
-        <w:rPr>
-          <w:rStyle w:val="VerbatimChar"/>
-          <w:b/>
-          <w:bCs/>
-        </w:rPr>
-        <w:t xml:space="preserve">PROVINCE_CODES</w:t>
-      </w:r>
-      <w:r>
-        <w:rPr>
-          <w:b/>
-          <w:bCs/>
-        </w:rPr>
-        <w:t xml:space="preserve"> </w:t>
-      </w:r>
-      <w:r>
-        <w:rPr>
-          <w:b/>
-          <w:bCs/>
-        </w:rPr>
-        <w:t xml:space="preserve">— 81 mã tỉnh</w:t>
-      </w:r>
-      <w:r>
-        <w:t xml:space="preserve"> </w:t>
-      </w:r>
-      <w:r>
-        <w:t xml:space="preserve">đang dùng theo phụ lục TT 51/2025/TT-BCA [10]</w:t>
-      </w:r>
-      <w:r>
-        <w:t xml:space="preserve"> </w:t>
-      </w:r>
-      <w:r>
-        <w:t xml:space="preserve">(80 mã địa phương + mã 80), song song</w:t>
-      </w:r>
-      <w:r>
-        <w:t xml:space="preserve"> </w:t>
-      </w:r>
-      <w:r>
-        <w:rPr>
-          <w:rStyle w:val="VerbatimChar"/>
-        </w:rPr>
-        <w:t xml:space="preserve">UNUSED_PROVINCE_CODES</w:t>
-      </w:r>
-      <w:r>
-        <w:t xml:space="preserve"> </w:t>
-      </w:r>
-      <w:r>
-        <w:t xml:space="preserve">gồm</w:t>
-      </w:r>
-      <w:r>
-        <w:t xml:space="preserve"> </w:t>
-      </w:r>
-      <w:r>
-        <w:rPr>
-          <w:b/>
-          <w:bCs/>
-        </w:rPr>
-        <w:t xml:space="preserve">8 mã không bao giờ được cấp</w:t>
-      </w:r>
-      <w:r>
-        <w:t xml:space="preserve">:</w:t>
-      </w:r>
-      <w:r>
-        <w:t xml:space="preserve"> </w:t>
-      </w:r>
-      <w:r>
-        <w:rPr>
-          <w:rStyle w:val="VerbatimChar"/>
-        </w:rPr>
-        <w:t xml:space="preserve">13, 42, 44, 45, 46, 87, 91, 96</w:t>
-      </w:r>
-      <w:r>
-        <w:t xml:space="preserve">. Giá trị so với</w:t>
-      </w:r>
-      <w:r>
-        <w:t xml:space="preserve"> </w:t>
-      </w:r>
-      <w:r>
-        <w:rPr>
-          <w:rStyle w:val="VerbatimChar"/>
-        </w:rPr>
-        <w:t xml:space="preserve">\d{2}</w:t>
-      </w:r>
-      <w:r>
-        <w:t xml:space="preserve">: nó</w:t>
-      </w:r>
-      <w:r>
-        <w:t xml:space="preserve"> </w:t>
-      </w:r>
-      <w:r>
-        <w:rPr>
-          <w:b/>
-          <w:bCs/>
-        </w:rPr>
-        <w:t xml:space="preserve">bác bỏ</w:t>
-      </w:r>
-      <w:r>
-        <w:t xml:space="preserve"> </w:t>
-      </w:r>
-      <w:r>
-        <w:rPr>
-          <w:rStyle w:val="VerbatimChar"/>
-        </w:rPr>
-        <w:t xml:space="preserve">13A-123.45</w:t>
-      </w:r>
-      <w:r>
-        <w:t xml:space="preserve">; giữ tường minh tập không dùng cho phép test khẳng định hai tập phủ đúng dải</w:t>
-      </w:r>
-      <w:r>
-        <w:t xml:space="preserve"> </w:t>
-      </w:r>
-      <w:r>
-        <w:rPr>
-          <w:rStyle w:val="VerbatimChar"/>
-        </w:rPr>
-        <w:t xml:space="preserve">11</w:t>
-      </w:r>
-      <w:r>
-        <w:t xml:space="preserve">–</w:t>
-      </w:r>
-      <w:r>
-        <w:rPr>
-          <w:rStyle w:val="VerbatimChar"/>
-        </w:rPr>
-        <w:t xml:space="preserve">99</w:t>
-      </w:r>
-      <w:r>
-        <w:t xml:space="preserve">. Sáp nhập hành chính 2025 không làm mất hiệu lực biển đã cấp — mối quan tâm của tầng báo cáo, không phải của định dạng.</w:t>
-      </w:r>
-    </w:p>
-    <w:p>
-      <w:pPr>
-        <w:pStyle w:val="BodyText"/>
-      </w:pPr>
-      <w:r>
-        <w:rPr>
-          <w:b/>
-          <w:bCs/>
-        </w:rPr>
-        <w:t xml:space="preserve">b) Các lớp ký tự sê-ri.</w:t>
-      </w:r>
-      <w:r>
-        <w:t xml:space="preserve"> </w:t>
-      </w:r>
-      <w:r>
-        <w:t xml:space="preserve">Bốn hằng:</w:t>
-      </w:r>
-      <w:r>
-        <w:t xml:space="preserve"> </w:t>
-      </w:r>
-      <w:r>
-        <w:rPr>
-          <w:rStyle w:val="VerbatimChar"/>
-        </w:rPr>
-        <w:t xml:space="preserve">L20</w:t>
-      </w:r>
-      <w:r>
-        <w:t xml:space="preserve"> </w:t>
-      </w:r>
-      <w:r>
-        <w:t xml:space="preserve">(chữ sê-ri ô tô; chữ</w:t>
-      </w:r>
-      <w:r>
-        <w:t xml:space="preserve"> </w:t>
-      </w:r>
-      <w:r>
-        <w:rPr>
-          <w:b/>
-          <w:bCs/>
-        </w:rPr>
-        <w:t xml:space="preserve">thứ nhất</w:t>
-      </w:r>
-      <w:r>
-        <w:t xml:space="preserve"> </w:t>
-      </w:r>
-      <w:r>
-        <w:t xml:space="preserve">sê-ri xe máy),</w:t>
-      </w:r>
-      <w:r>
-        <w:t xml:space="preserve"> </w:t>
-      </w:r>
-      <w:r>
-        <w:rPr>
-          <w:rStyle w:val="VerbatimChar"/>
-        </w:rPr>
-        <w:t xml:space="preserve">L20B</w:t>
-      </w:r>
-      <w:r>
-        <w:t xml:space="preserve"> </w:t>
-      </w:r>
-      <w:r>
-        <w:t xml:space="preserve">(chữ</w:t>
-      </w:r>
-      <w:r>
-        <w:t xml:space="preserve"> </w:t>
-      </w:r>
-      <w:r>
-        <w:rPr>
-          <w:b/>
-          <w:bCs/>
-        </w:rPr>
-        <w:t xml:space="preserve">thứ hai</w:t>
-      </w:r>
-      <w:r>
-        <w:t xml:space="preserve"> </w:t>
-      </w:r>
-      <w:r>
-        <w:t xml:space="preserve">sê-ri xe máy),</w:t>
-      </w:r>
-      <w:r>
-        <w:t xml:space="preserve"> </w:t>
-      </w:r>
-      <w:r>
-        <w:rPr>
-          <w:rStyle w:val="VerbatimChar"/>
-        </w:rPr>
-        <w:t xml:space="preserve">L11</w:t>
-      </w:r>
-      <w:r>
-        <w:t xml:space="preserve"> </w:t>
-      </w:r>
-      <w:r>
-        <w:t xml:space="preserve">(sê-ri biển xanh),</w:t>
-      </w:r>
-      <w:r>
-        <w:t xml:space="preserve"> </w:t>
-      </w:r>
-      <w:r>
-        <w:rPr>
-          <w:rStyle w:val="VerbatimChar"/>
-        </w:rPr>
-        <w:t xml:space="preserve">L21</w:t>
-      </w:r>
-      <w:r>
-        <w:t xml:space="preserve"> </w:t>
-      </w:r>
-      <w:r>
-        <w:t xml:space="preserve">(20 chữ chuẩn</w:t>
-      </w:r>
-      <w:r>
-        <w:t xml:space="preserve"> </w:t>
-      </w:r>
-      <w:r>
-        <w:rPr>
-          <w:b/>
-          <w:bCs/>
-        </w:rPr>
-        <w:t xml:space="preserve">cộng</w:t>
-      </w:r>
-      <w:r>
-        <w:t xml:space="preserve"> </w:t>
-      </w:r>
-      <w:r>
-        <w:rPr>
-          <w:rStyle w:val="VerbatimChar"/>
-        </w:rPr>
-        <w:t xml:space="preserve">R</w:t>
-      </w:r>
-      <w:r>
-        <w:t xml:space="preserve">).</w:t>
-      </w:r>
-      <w:r>
-        <w:t xml:space="preserve"> </w:t>
-      </w:r>
-      <w:r>
-        <w:rPr>
-          <w:rStyle w:val="VerbatimChar"/>
-          <w:b/>
-          <w:bCs/>
-        </w:rPr>
-        <w:t xml:space="preserve">L20</w:t>
-      </w:r>
-      <w:r>
-        <w:rPr>
-          <w:b/>
-          <w:bCs/>
-        </w:rPr>
-        <w:t xml:space="preserve"> </w:t>
-      </w:r>
-      <w:r>
-        <w:rPr>
-          <w:b/>
-          <w:bCs/>
-        </w:rPr>
-        <w:t xml:space="preserve">và</w:t>
-      </w:r>
-      <w:r>
-        <w:rPr>
-          <w:b/>
-          <w:bCs/>
-        </w:rPr>
-        <w:t xml:space="preserve"> </w:t>
-      </w:r>
-      <w:r>
-        <w:rPr>
-          <w:rStyle w:val="VerbatimChar"/>
-          <w:b/>
-          <w:bCs/>
-        </w:rPr>
-        <w:t xml:space="preserve">L20B</w:t>
-      </w:r>
-      <w:r>
-        <w:rPr>
-          <w:b/>
-          <w:bCs/>
-        </w:rPr>
-        <w:t xml:space="preserve"> </w:t>
-      </w:r>
-      <w:r>
-        <w:rPr>
-          <w:b/>
-          <w:bCs/>
-        </w:rPr>
-        <w:t xml:space="preserve">là ảnh gương của nhau ở đúng hai ký tự</w:t>
-      </w:r>
-      <w:r>
-        <w:t xml:space="preserve"> </w:t>
-      </w:r>
-      <w:r>
-        <w:t xml:space="preserve">(</w:t>
-      </w:r>
-      <w:r>
-        <w:rPr>
-          <w:rStyle w:val="VerbatimChar"/>
-        </w:rPr>
-        <w:t xml:space="preserve">L20</w:t>
-      </w:r>
-      <w:r>
-        <w:t xml:space="preserve"> </w:t>
-      </w:r>
-      <w:r>
-        <w:t xml:space="preserve">có</w:t>
-      </w:r>
-      <w:r>
-        <w:t xml:space="preserve"> </w:t>
-      </w:r>
-      <w:r>
-        <w:rPr>
-          <w:rStyle w:val="VerbatimChar"/>
-        </w:rPr>
-        <w:t xml:space="preserve">G</w:t>
-      </w:r>
-      <w:r>
-        <w:t xml:space="preserve"> </w:t>
-      </w:r>
-      <w:r>
-        <w:t xml:space="preserve">không</w:t>
-      </w:r>
-      <w:r>
-        <w:t xml:space="preserve"> </w:t>
-      </w:r>
-      <w:r>
-        <w:rPr>
-          <w:rStyle w:val="VerbatimChar"/>
-        </w:rPr>
-        <w:t xml:space="preserve">R</w:t>
-      </w:r>
-      <w:r>
-        <w:t xml:space="preserve">,</w:t>
-      </w:r>
-      <w:r>
-        <w:t xml:space="preserve"> </w:t>
-      </w:r>
-      <w:r>
-        <w:rPr>
-          <w:rStyle w:val="VerbatimChar"/>
-        </w:rPr>
-        <w:t xml:space="preserve">L20B</w:t>
-      </w:r>
-      <w:r>
-        <w:t xml:space="preserve"> </w:t>
-      </w:r>
-      <w:r>
-        <w:t xml:space="preserve">có</w:t>
-      </w:r>
-      <w:r>
-        <w:t xml:space="preserve"> </w:t>
-      </w:r>
-      <w:r>
-        <w:rPr>
-          <w:rStyle w:val="VerbatimChar"/>
-        </w:rPr>
-        <w:t xml:space="preserve">R</w:t>
-      </w:r>
-      <w:r>
-        <w:t xml:space="preserve"> </w:t>
-      </w:r>
-      <w:r>
-        <w:t xml:space="preserve">không</w:t>
-      </w:r>
-      <w:r>
-        <w:t xml:space="preserve"> </w:t>
-      </w:r>
-      <w:r>
-        <w:rPr>
-          <w:rStyle w:val="VerbatimChar"/>
-        </w:rPr>
-        <w:t xml:space="preserve">G</w:t>
-      </w:r>
-      <w:r>
-        <w:t xml:space="preserve">):</w:t>
-      </w:r>
-      <w:r>
-        <w:t xml:space="preserve"> </w:t>
-      </w:r>
-      <w:r>
-        <w:rPr>
-          <w:rStyle w:val="VerbatimChar"/>
-        </w:rPr>
-        <w:t xml:space="preserve">29-AR 123.45</w:t>
-      </w:r>
-      <w:r>
-        <w:t xml:space="preserve"> </w:t>
-      </w:r>
-      <w:r>
-        <w:t xml:space="preserve">hợp lệ còn</w:t>
-      </w:r>
-      <w:r>
-        <w:t xml:space="preserve"> </w:t>
-      </w:r>
-      <w:r>
-        <w:rPr>
-          <w:rStyle w:val="VerbatimChar"/>
-        </w:rPr>
-        <w:t xml:space="preserve">29-AG 123.45</w:t>
-      </w:r>
-      <w:r>
-        <w:t xml:space="preserve"> </w:t>
-      </w:r>
-      <w:r>
-        <w:t xml:space="preserve">thì không.</w:t>
-      </w:r>
-      <w:r>
-        <w:t xml:space="preserve"> </w:t>
-      </w:r>
-      <w:r>
-        <w:rPr>
-          <w:rStyle w:val="VerbatimChar"/>
-        </w:rPr>
-        <w:t xml:space="preserve">L21</w:t>
-      </w:r>
-      <w:r>
-        <w:t xml:space="preserve"> </w:t>
-      </w:r>
-      <w:r>
-        <w:t xml:space="preserve">tồn tại vì một mô hình charset "20 chữ"</w:t>
-      </w:r>
-      <w:r>
-        <w:t xml:space="preserve"> </w:t>
-      </w:r>
-      <w:r>
-        <w:rPr>
-          <w:b/>
-          <w:bCs/>
-        </w:rPr>
-        <w:t xml:space="preserve">không bao giờ dự đoán ra</w:t>
-      </w:r>
-      <w:r>
-        <w:rPr>
-          <w:b/>
-          <w:bCs/>
-        </w:rPr>
-        <w:t xml:space="preserve"> </w:t>
-      </w:r>
-      <w:r>
-        <w:rPr>
-          <w:rStyle w:val="VerbatimChar"/>
-          <w:b/>
-          <w:bCs/>
-        </w:rPr>
-        <w:t xml:space="preserve">R</w:t>
-      </w:r>
-      <w:r>
-        <w:t xml:space="preserve"> </w:t>
-      </w:r>
-      <w:r>
-        <w:t xml:space="preserve">nên sai</w:t>
-      </w:r>
-      <w:r>
-        <w:t xml:space="preserve"> </w:t>
-      </w:r>
-      <w:r>
-        <w:rPr>
-          <w:b/>
-          <w:bCs/>
-        </w:rPr>
-        <w:t xml:space="preserve">có hệ thống</w:t>
-      </w:r>
-      <w:r>
-        <w:t xml:space="preserve"> </w:t>
-      </w:r>
-      <w:r>
-        <w:t xml:space="preserve">trên mọi biển xe máy mang</w:t>
-      </w:r>
-      <w:r>
-        <w:t xml:space="preserve"> </w:t>
-      </w:r>
-      <w:r>
-        <w:rPr>
-          <w:rStyle w:val="VerbatimChar"/>
-        </w:rPr>
-        <w:t xml:space="preserve">R</w:t>
-      </w:r>
-      <w:r>
-        <w:t xml:space="preserve"> </w:t>
-      </w:r>
-      <w:r>
-        <w:t xml:space="preserve">ở sê-ri thứ hai — loại sai không hậu xử lý nào cứu được vì thông tin đã huỷ ở tầng mô hình. Cùng logic:</w:t>
-      </w:r>
-      <w:r>
-        <w:t xml:space="preserve"> </w:t>
-      </w:r>
-      <w:r>
-        <w:rPr>
-          <w:rStyle w:val="VerbatimChar"/>
-        </w:rPr>
-        <w:t xml:space="preserve">OCR_SAFE_CHARSET</w:t>
-      </w:r>
-      <w:r>
-        <w:t xml:space="preserve"> </w:t>
-      </w:r>
-      <w:r>
-        <w:t xml:space="preserve">= 31 ký tự,</w:t>
-      </w:r>
-      <w:r>
-        <w:t xml:space="preserve"> </w:t>
-      </w:r>
-      <w:r>
-        <w:rPr>
-          <w:rStyle w:val="VerbatimChar"/>
-        </w:rPr>
-        <w:t xml:space="preserve">OCR_TRAINING_CHARSET</w:t>
-      </w:r>
-      <w:r>
-        <w:t xml:space="preserve"> </w:t>
-      </w:r>
-      <w:r>
-        <w:t xml:space="preserve">= 36; huấn luyện trên 36 rồi ràng buộc về 31 là chủ ý — mô hình</w:t>
-      </w:r>
-      <w:r>
-        <w:t xml:space="preserve"> </w:t>
-      </w:r>
-      <w:r>
-        <w:rPr>
-          <w:b/>
-          <w:bCs/>
-        </w:rPr>
-        <w:t xml:space="preserve">được phép</w:t>
-      </w:r>
-      <w:r>
-        <w:t xml:space="preserve"> </w:t>
-      </w:r>
-      <w:r>
-        <w:t xml:space="preserve">dự đoán ký tự bất hợp pháp tạo sai lầm</w:t>
-      </w:r>
-      <w:r>
-        <w:t xml:space="preserve"> </w:t>
-      </w:r>
-      <w:r>
-        <w:rPr>
-          <w:i/>
-          <w:iCs/>
-        </w:rPr>
-        <w:t xml:space="preserve">quan sát được, sửa được</w:t>
-      </w:r>
-      <w:r>
-        <w:t xml:space="preserve">, mô hình</w:t>
-      </w:r>
-      <w:r>
-        <w:t xml:space="preserve"> </w:t>
-      </w:r>
-      <w:r>
-        <w:rPr>
-          <w:i/>
-          <w:iCs/>
-        </w:rPr>
-        <w:t xml:space="preserve">không thể về mặt kiến trúc</w:t>
-      </w:r>
-      <w:r>
-        <w:t xml:space="preserve"> </w:t>
-      </w:r>
-      <w:r>
-        <w:t xml:space="preserve">dự đoán nó tạo sai lầm vô hình.</w:t>
-      </w:r>
-      <w:r>
-        <w:t xml:space="preserve"> </w:t>
-      </w:r>
-      <w:r>
-        <w:rPr>
-          <w:rStyle w:val="VerbatimChar"/>
-        </w:rPr>
-        <w:t xml:space="preserve">EXCLUDED_LETTERS = {I, J, O, Q, W}</w:t>
-      </w:r>
-      <w:r>
-        <w:t xml:space="preserve"> </w:t>
-      </w:r>
-      <w:r>
-        <w:t xml:space="preserve">— 5 chữ bị loại toàn quốc; chính việc loại</w:t>
-      </w:r>
-      <w:r>
-        <w:t xml:space="preserve"> </w:t>
-      </w:r>
-      <w:r>
-        <w:rPr>
-          <w:rStyle w:val="VerbatimChar"/>
-        </w:rPr>
-        <w:t xml:space="preserve">I</w:t>
-      </w:r>
-      <w:r>
-        <w:t xml:space="preserve">,</w:t>
-      </w:r>
-      <w:r>
-        <w:t xml:space="preserve"> </w:t>
-      </w:r>
-      <w:r>
-        <w:rPr>
-          <w:rStyle w:val="VerbatimChar"/>
-        </w:rPr>
-        <w:t xml:space="preserve">O</w:t>
-      </w:r>
-      <w:r>
-        <w:t xml:space="preserve">,</w:t>
-      </w:r>
-      <w:r>
-        <w:t xml:space="preserve"> </w:t>
-      </w:r>
-      <w:r>
-        <w:rPr>
-          <w:rStyle w:val="VerbatimChar"/>
-        </w:rPr>
-        <w:t xml:space="preserve">Q</w:t>
-      </w:r>
-      <w:r>
-        <w:t xml:space="preserve"> </w:t>
-      </w:r>
-      <w:r>
-        <w:t xml:space="preserve">làm sửa lỗi OCR khả thi. (Ghi chú hiệu chỉnh: con số "6 chữ bị loại" từng gồm cả</w:t>
-      </w:r>
-      <w:r>
-        <w:t xml:space="preserve"> </w:t>
-      </w:r>
-      <w:r>
-        <w:rPr>
-          <w:rStyle w:val="VerbatimChar"/>
-        </w:rPr>
-        <w:t xml:space="preserve">R</w:t>
-      </w:r>
-      <w:r>
-        <w:t xml:space="preserve"> </w:t>
-      </w:r>
-      <w:r>
-        <w:t xml:space="preserve">đã được sửa.)</w:t>
-      </w:r>
-    </w:p>
-    <w:p>
-      <w:pPr>
-        <w:pStyle w:val="BodyText"/>
-      </w:pPr>
-      <w:r>
-        <w:rPr>
-          <w:b/>
-          <w:bCs/>
-        </w:rPr>
-        <w:t xml:space="preserve">c)</w:t>
-      </w:r>
-      <w:r>
-        <w:rPr>
-          <w:b/>
-          <w:bCs/>
-        </w:rPr>
-        <w:t xml:space="preserve"> </w:t>
-      </w:r>
-      <w:r>
-        <w:rPr>
-          <w:rStyle w:val="VerbatimChar"/>
-          <w:b/>
-          <w:bCs/>
-        </w:rPr>
-        <w:t xml:space="preserve">POSITION_MASKS</w:t>
-      </w:r>
-      <w:r>
-        <w:rPr>
-          <w:b/>
-          <w:bCs/>
-        </w:rPr>
-        <w:t xml:space="preserve"> </w:t>
-      </w:r>
-      <w:r>
-        <w:rPr>
-          <w:b/>
-          <w:bCs/>
-        </w:rPr>
-        <w:t xml:space="preserve">và ký tự đại diện</w:t>
-      </w:r>
-      <w:r>
-        <w:rPr>
-          <w:b/>
-          <w:bCs/>
-        </w:rPr>
-        <w:t xml:space="preserve"> </w:t>
-      </w:r>
-      <w:r>
-        <w:rPr>
-          <w:rStyle w:val="VerbatimChar"/>
-          <w:b/>
-          <w:bCs/>
-        </w:rPr>
-        <w:t xml:space="preserve">?</w:t>
-      </w:r>
-      <w:r>
-        <w:rPr>
-          <w:b/>
-          <w:bCs/>
-        </w:rPr>
-        <w:t xml:space="preserve"> </w:t>
-      </w:r>
-      <w:r>
-        <w:rPr>
-          <w:b/>
-          <w:bCs/>
-        </w:rPr>
-        <w:t xml:space="preserve">ở chỉ số 3</w:t>
-      </w:r>
-      <w:r>
-        <w:t xml:space="preserve"> </w:t>
-      </w:r>
-      <w:r>
-        <w:t xml:space="preserve">— chi tiết cài đặt quan trọng nhất của khối. Ba mặt nạ:</w:t>
-      </w:r>
-      <w:r>
-        <w:t xml:space="preserve"> </w:t>
-      </w:r>
-      <w:r>
-        <w:rPr>
-          <w:rStyle w:val="VerbatimChar"/>
-        </w:rPr>
-        <w:t xml:space="preserve">car_5 = "DDLDDDDD"</w:t>
-      </w:r>
-      <w:r>
-        <w:t xml:space="preserve">,</w:t>
-      </w:r>
-      <w:r>
-        <w:t xml:space="preserve"> </w:t>
-      </w:r>
-      <w:r>
-        <w:rPr>
-          <w:rStyle w:val="VerbatimChar"/>
-        </w:rPr>
-        <w:t xml:space="preserve">car_4 = "DDLDDDD"</w:t>
-      </w:r>
-      <w:r>
-        <w:t xml:space="preserve">,</w:t>
-      </w:r>
-      <w:r>
-        <w:t xml:space="preserve"> </w:t>
-      </w:r>
-      <w:r>
-        <w:rPr>
-          <w:rStyle w:val="VerbatimChar"/>
-        </w:rPr>
-        <w:t xml:space="preserve">motorcycle_9 = "DDL?DDDDD"</w:t>
-      </w:r>
-      <w:r>
-        <w:t xml:space="preserve">;</w:t>
-      </w:r>
-      <w:r>
-        <w:t xml:space="preserve"> </w:t>
-      </w:r>
-      <w:r>
-        <w:rPr>
-          <w:rStyle w:val="VerbatimChar"/>
-        </w:rPr>
-        <w:t xml:space="preserve">MASK_BY_LENGTH</w:t>
-      </w:r>
-      <w:r>
-        <w:t xml:space="preserve"> </w:t>
-      </w:r>
-      <w:r>
-        <w:t xml:space="preserve">ánh xạ độ dài 7/8/9.</w:t>
-      </w:r>
-      <w:r>
-        <w:t xml:space="preserve"> </w:t>
-      </w:r>
-      <w:r>
-        <w:rPr>
-          <w:rStyle w:val="VerbatimChar"/>
-        </w:rPr>
-        <w:t xml:space="preserve">D</w:t>
-      </w:r>
-      <w:r>
-        <w:t xml:space="preserve"> </w:t>
-      </w:r>
-      <w:r>
-        <w:t xml:space="preserve">= bắt buộc chữ số,</w:t>
-      </w:r>
-      <w:r>
-        <w:t xml:space="preserve"> </w:t>
-      </w:r>
-      <w:r>
-        <w:rPr>
-          <w:rStyle w:val="VerbatimChar"/>
-        </w:rPr>
-        <w:t xml:space="preserve">L</w:t>
-      </w:r>
-      <w:r>
-        <w:t xml:space="preserve"> </w:t>
-      </w:r>
-      <w:r>
-        <w:t xml:space="preserve">= bắt buộc chữ cái,</w:t>
-      </w:r>
-      <w:r>
-        <w:t xml:space="preserve"> </w:t>
-      </w:r>
-      <w:r>
-        <w:rPr>
-          <w:rStyle w:val="VerbatimChar"/>
-        </w:rPr>
-        <w:t xml:space="preserve">?</w:t>
-      </w:r>
-      <w:r>
-        <w:t xml:space="preserve"> </w:t>
-      </w:r>
-      <w:r>
-        <w:t xml:space="preserve">=</w:t>
-      </w:r>
-      <w:r>
-        <w:t xml:space="preserve"> </w:t>
-      </w:r>
-      <w:r>
-        <w:rPr>
-          <w:b/>
-          <w:bCs/>
-        </w:rPr>
-        <w:t xml:space="preserve">đại diện, tuyệt đối không ép kiểu</w:t>
-      </w:r>
-      <w:r>
-        <w:t xml:space="preserve">. Hai kiểu biển xe máy cùng 9 ký tự khác nhau ở đúng vị trí này — kiểu mới sê-ri hai chữ (</w:t>
-      </w:r>
-      <w:r>
-        <w:rPr>
-          <w:rStyle w:val="VerbatimChar"/>
-        </w:rPr>
-        <w:t xml:space="preserve">29AA12345</w:t>
-      </w:r>
-      <w:r>
-        <w:t xml:space="preserve">), kiểu cũ sê-ri chữ + số (</w:t>
-      </w:r>
-      <w:r>
-        <w:rPr>
-          <w:rStyle w:val="VerbatimChar"/>
-        </w:rPr>
-        <w:t xml:space="preserve">29B112345</w:t>
-      </w:r>
-      <w:r>
-        <w:t xml:space="preserve">, vẫn lưu hành) — nếu tách thành</w:t>
-      </w:r>
-      <w:r>
-        <w:t xml:space="preserve"> </w:t>
-      </w:r>
-      <w:r>
-        <w:rPr>
-          <w:rStyle w:val="VerbatimChar"/>
-        </w:rPr>
-        <w:t xml:space="preserve">DDLLDDDDD</w:t>
-      </w:r>
-      <w:r>
-        <w:t xml:space="preserve"> </w:t>
-      </w:r>
-      <w:r>
-        <w:t xml:space="preserve">và</w:t>
-      </w:r>
-      <w:r>
-        <w:t xml:space="preserve"> </w:t>
-      </w:r>
-      <w:r>
-        <w:rPr>
-          <w:rStyle w:val="VerbatimChar"/>
-        </w:rPr>
-        <w:t xml:space="preserve">DDLDDDDDD</w:t>
-      </w:r>
-      <w:r>
-        <w:t xml:space="preserve"> </w:t>
-      </w:r>
-      <w:r>
-        <w:t xml:space="preserve">thì ép kiểu tại chỉ số 3 là bắt buộc, và kết quả kiểm chứng bằng chạy thật:</w:t>
-      </w:r>
-      <w:r>
-        <w:t xml:space="preserve"> </w:t>
-      </w:r>
-      <w:r>
-        <w:rPr>
-          <w:b/>
-          <w:bCs/>
-        </w:rPr>
-        <w:t xml:space="preserve">một trong hai kiểu bị phá huỷ</w:t>
-      </w:r>
-      <w:r>
-        <w:t xml:space="preserve"> </w:t>
-      </w:r>
-      <w:r>
-        <w:t xml:space="preserve">(</w:t>
-      </w:r>
-      <w:r>
-        <w:rPr>
-          <w:rStyle w:val="VerbatimChar"/>
-        </w:rPr>
-        <w:t xml:space="preserve">29AA12345</w:t>
-      </w:r>
-      <w:r>
-        <w:t xml:space="preserve"> </w:t>
-      </w:r>
-      <w:r>
-        <w:t xml:space="preserve">→</w:t>
-      </w:r>
-      <w:r>
-        <w:t xml:space="preserve"> </w:t>
-      </w:r>
-      <w:r>
-        <w:rPr>
-          <w:rStyle w:val="VerbatimChar"/>
-        </w:rPr>
-        <w:t xml:space="preserve">29A412345</w:t>
-      </w:r>
-      <w:r>
-        <w:t xml:space="preserve">, hoặc</w:t>
-      </w:r>
-      <w:r>
-        <w:t xml:space="preserve"> </w:t>
-      </w:r>
-      <w:r>
-        <w:rPr>
-          <w:rStyle w:val="VerbatimChar"/>
-        </w:rPr>
-        <w:t xml:space="preserve">29B112345</w:t>
-      </w:r>
-      <w:r>
-        <w:t xml:space="preserve"> </w:t>
-      </w:r>
-      <w:r>
-        <w:t xml:space="preserve">→</w:t>
-      </w:r>
-      <w:r>
-        <w:t xml:space="preserve"> </w:t>
-      </w:r>
-      <w:r>
-        <w:rPr>
-          <w:rStyle w:val="VerbatimChar"/>
-        </w:rPr>
-        <w:t xml:space="preserve">29BL12345</w:t>
-      </w:r>
-      <w:r>
-        <w:t xml:space="preserve">), trong khi</w:t>
-      </w:r>
-      <w:r>
-        <w:t xml:space="preserve"> </w:t>
-      </w:r>
-      <w:r>
-        <w:rPr>
-          <w:rStyle w:val="VerbatimChar"/>
-        </w:rPr>
-        <w:t xml:space="preserve">DDL?DDDDD</w:t>
-      </w:r>
-      <w:r>
-        <w:t xml:space="preserve"> </w:t>
-      </w:r>
-      <w:r>
-        <w:t xml:space="preserve">trả lại đúng cả hai. Chỉ số 3 của chuỗi 9 ký tự là</w:t>
-      </w:r>
-      <w:r>
-        <w:t xml:space="preserve"> </w:t>
-      </w:r>
-      <w:r>
-        <w:rPr>
-          <w:b/>
-          <w:bCs/>
-        </w:rPr>
-        <w:t xml:space="preserve">vị trí duy nhất trong toàn hệ thống biển số Việt Nam mà cả chữ lẫn số đều hợp lệ</w:t>
-      </w:r>
-      <w:r>
-        <w:t xml:space="preserve">; nhánh</w:t>
-      </w:r>
-      <w:r>
-        <w:t xml:space="preserve"> </w:t>
-      </w:r>
-      <w:r>
-        <w:rPr>
-          <w:rStyle w:val="VerbatimChar"/>
-        </w:rPr>
-        <w:t xml:space="preserve">?</w:t>
-      </w:r>
-      <w:r>
-        <w:t xml:space="preserve"> </w:t>
-      </w:r>
-      <w:r>
-        <w:t xml:space="preserve">viết tường minh trong</w:t>
-      </w:r>
-      <w:r>
-        <w:t xml:space="preserve"> </w:t>
-      </w:r>
-      <w:r>
-        <w:rPr>
-          <w:rStyle w:val="VerbatimChar"/>
-        </w:rPr>
-        <w:t xml:space="preserve">apply_position_rules</w:t>
-      </w:r>
-      <w:r>
-        <w:t xml:space="preserve"> </w:t>
-      </w:r>
-      <w:r>
-        <w:t xml:space="preserve">chứ không rơi vào</w:t>
-      </w:r>
-      <w:r>
-        <w:t xml:space="preserve"> </w:t>
-      </w:r>
-      <w:r>
-        <w:rPr>
-          <w:rStyle w:val="VerbatimChar"/>
-        </w:rPr>
-        <w:t xml:space="preserve">else</w:t>
-      </w:r>
-      <w:r>
-        <w:t xml:space="preserve">. Chuỗi 8 ký tự không cần mặt nạ thay thế vì cả hai cách đọc áp cùng</w:t>
-      </w:r>
-      <w:r>
-        <w:t xml:space="preserve"> </w:t>
-      </w:r>
-      <w:r>
-        <w:rPr>
-          <w:rStyle w:val="VerbatimChar"/>
-        </w:rPr>
-        <w:t xml:space="preserve">DDLDDDDD</w:t>
-      </w:r>
-      <w:r>
-        <w:t xml:space="preserve">.</w:t>
-      </w:r>
-    </w:p>
-    <w:p>
-      <w:pPr>
-        <w:pStyle w:val="BodyText"/>
-      </w:pPr>
-      <w:r>
-        <w:rPr>
-          <w:b/>
-          <w:bCs/>
-        </w:rPr>
-        <w:t xml:space="preserve">d) Hai bảng ánh xạ nhầm lẫn và tính không đối xứng.</w:t>
-      </w:r>
-      <w:r>
-        <w:t xml:space="preserve"> </w:t>
-      </w:r>
-      <w:r>
-        <w:rPr>
-          <w:rStyle w:val="VerbatimChar"/>
-        </w:rPr>
-        <w:t xml:space="preserve">TO_DIGIT</w:t>
-      </w:r>
-      <w:r>
-        <w:t xml:space="preserve"> </w:t>
-      </w:r>
-      <w:r>
-        <w:t xml:space="preserve">12 mục (</w:t>
-      </w:r>
-      <w:r>
-        <w:rPr>
-          <w:rStyle w:val="VerbatimChar"/>
-        </w:rPr>
-        <w:t xml:space="preserve">O→0</w:t>
-      </w:r>
-      <w:r>
-        <w:t xml:space="preserve">,</w:t>
-      </w:r>
-      <w:r>
-        <w:t xml:space="preserve"> </w:t>
-      </w:r>
-      <w:r>
-        <w:rPr>
-          <w:rStyle w:val="VerbatimChar"/>
-        </w:rPr>
-        <w:t xml:space="preserve">Q→0</w:t>
-      </w:r>
-      <w:r>
-        <w:t xml:space="preserve">,</w:t>
-      </w:r>
-      <w:r>
-        <w:t xml:space="preserve"> </w:t>
-      </w:r>
-      <w:r>
-        <w:rPr>
-          <w:rStyle w:val="VerbatimChar"/>
-        </w:rPr>
-        <w:t xml:space="preserve">D→0</w:t>
-      </w:r>
-      <w:r>
-        <w:t xml:space="preserve">,</w:t>
-      </w:r>
-      <w:r>
-        <w:t xml:space="preserve"> </w:t>
-      </w:r>
-      <w:r>
-        <w:rPr>
-          <w:rStyle w:val="VerbatimChar"/>
-        </w:rPr>
-        <w:t xml:space="preserve">I→1</w:t>
-      </w:r>
-      <w:r>
-        <w:t xml:space="preserve">,</w:t>
-      </w:r>
-      <w:r>
-        <w:t xml:space="preserve"> </w:t>
-      </w:r>
-      <w:r>
-        <w:rPr>
-          <w:rStyle w:val="VerbatimChar"/>
-        </w:rPr>
-        <w:t xml:space="preserve">J→1</w:t>
-      </w:r>
-      <w:r>
-        <w:t xml:space="preserve">,</w:t>
-      </w:r>
-      <w:r>
-        <w:t xml:space="preserve"> </w:t>
-      </w:r>
-      <w:r>
-        <w:rPr>
-          <w:rStyle w:val="VerbatimChar"/>
-        </w:rPr>
-        <w:t xml:space="preserve">L→1</w:t>
-      </w:r>
-      <w:r>
-        <w:t xml:space="preserve">,</w:t>
-      </w:r>
-      <w:r>
-        <w:t xml:space="preserve"> </w:t>
-      </w:r>
-      <w:r>
-        <w:rPr>
-          <w:rStyle w:val="VerbatimChar"/>
-        </w:rPr>
-        <w:t xml:space="preserve">Z→2</w:t>
-      </w:r>
-      <w:r>
-        <w:t xml:space="preserve">,</w:t>
-      </w:r>
-      <w:r>
-        <w:t xml:space="preserve"> </w:t>
-      </w:r>
-      <w:r>
-        <w:rPr>
-          <w:rStyle w:val="VerbatimChar"/>
-        </w:rPr>
-        <w:t xml:space="preserve">A→4</w:t>
-      </w:r>
-      <w:r>
-        <w:t xml:space="preserve">,</w:t>
-      </w:r>
-      <w:r>
-        <w:t xml:space="preserve"> </w:t>
-      </w:r>
-      <w:r>
-        <w:rPr>
-          <w:rStyle w:val="VerbatimChar"/>
-        </w:rPr>
-        <w:t xml:space="preserve">S→5</w:t>
-      </w:r>
-      <w:r>
-        <w:t xml:space="preserve">,</w:t>
-      </w:r>
-      <w:r>
-        <w:t xml:space="preserve"> </w:t>
-      </w:r>
-      <w:r>
-        <w:rPr>
-          <w:rStyle w:val="VerbatimChar"/>
-        </w:rPr>
-        <w:t xml:space="preserve">G→6</w:t>
-      </w:r>
-      <w:r>
-        <w:t xml:space="preserve">,</w:t>
-      </w:r>
-      <w:r>
-        <w:t xml:space="preserve"> </w:t>
-      </w:r>
-      <w:r>
-        <w:rPr>
-          <w:rStyle w:val="VerbatimChar"/>
-        </w:rPr>
-        <w:t xml:space="preserve">T→7</w:t>
-      </w:r>
-      <w:r>
-        <w:t xml:space="preserve">,</w:t>
-      </w:r>
-      <w:r>
-        <w:t xml:space="preserve"> </w:t>
-      </w:r>
-      <w:r>
-        <w:rPr>
-          <w:rStyle w:val="VerbatimChar"/>
-        </w:rPr>
-        <w:t xml:space="preserve">B→8</w:t>
-      </w:r>
-      <w:r>
-        <w:t xml:space="preserve">),</w:t>
-      </w:r>
-      <w:r>
-        <w:t xml:space="preserve"> </w:t>
-      </w:r>
-      <w:r>
-        <w:rPr>
-          <w:rStyle w:val="VerbatimChar"/>
-        </w:rPr>
-        <w:t xml:space="preserve">TO_LETTER</w:t>
-      </w:r>
-      <w:r>
-        <w:t xml:space="preserve"> </w:t>
-      </w:r>
-      <w:r>
-        <w:t xml:space="preserve">9 mục (</w:t>
-      </w:r>
-      <w:r>
-        <w:rPr>
-          <w:rStyle w:val="VerbatimChar"/>
-        </w:rPr>
-        <w:t xml:space="preserve">0→D</w:t>
-      </w:r>
-      <w:r>
-        <w:t xml:space="preserve">,</w:t>
-      </w:r>
-      <w:r>
-        <w:t xml:space="preserve"> </w:t>
-      </w:r>
-      <w:r>
-        <w:rPr>
-          <w:rStyle w:val="VerbatimChar"/>
-        </w:rPr>
-        <w:t xml:space="preserve">1→L</w:t>
-      </w:r>
-      <w:r>
-        <w:t xml:space="preserve">,</w:t>
-      </w:r>
-      <w:r>
-        <w:t xml:space="preserve"> </w:t>
-      </w:r>
-      <w:r>
-        <w:rPr>
-          <w:rStyle w:val="VerbatimChar"/>
-        </w:rPr>
-        <w:t xml:space="preserve">2→Z</w:t>
-      </w:r>
-      <w:r>
-        <w:t xml:space="preserve">,</w:t>
-      </w:r>
-      <w:r>
-        <w:t xml:space="preserve"> </w:t>
-      </w:r>
-      <w:r>
-        <w:rPr>
-          <w:rStyle w:val="VerbatimChar"/>
-        </w:rPr>
-        <w:t xml:space="preserve">3→B</w:t>
-      </w:r>
-      <w:r>
-        <w:t xml:space="preserve">,</w:t>
-      </w:r>
-      <w:r>
-        <w:t xml:space="preserve"> </w:t>
-      </w:r>
-      <w:r>
-        <w:rPr>
-          <w:rStyle w:val="VerbatimChar"/>
-        </w:rPr>
-        <w:t xml:space="preserve">4→A</w:t>
-      </w:r>
-      <w:r>
-        <w:t xml:space="preserve">,</w:t>
-      </w:r>
-      <w:r>
-        <w:t xml:space="preserve"> </w:t>
-      </w:r>
-      <w:r>
-        <w:rPr>
-          <w:rStyle w:val="VerbatimChar"/>
-        </w:rPr>
-        <w:t xml:space="preserve">5→S</w:t>
-      </w:r>
-      <w:r>
-        <w:t xml:space="preserve">,</w:t>
-      </w:r>
-      <w:r>
-        <w:t xml:space="preserve"> </w:t>
-      </w:r>
-      <w:r>
-        <w:rPr>
-          <w:rStyle w:val="VerbatimChar"/>
-        </w:rPr>
-        <w:t xml:space="preserve">6→G</w:t>
-      </w:r>
-      <w:r>
-        <w:t xml:space="preserve">,</w:t>
-      </w:r>
-      <w:r>
-        <w:t xml:space="preserve"> </w:t>
-      </w:r>
-      <w:r>
-        <w:rPr>
-          <w:rStyle w:val="VerbatimChar"/>
-        </w:rPr>
-        <w:t xml:space="preserve">7→T</w:t>
-      </w:r>
-      <w:r>
-        <w:t xml:space="preserve">,</w:t>
-      </w:r>
-      <w:r>
-        <w:t xml:space="preserve"> </w:t>
-      </w:r>
-      <w:r>
-        <w:rPr>
-          <w:rStyle w:val="VerbatimChar"/>
-        </w:rPr>
-        <w:t xml:space="preserve">8→B</w:t>
-      </w:r>
-      <w:r>
-        <w:t xml:space="preserve">); áp riêng tại vị trí</w:t>
-      </w:r>
-      <w:r>
-        <w:t xml:space="preserve"> </w:t>
-      </w:r>
-      <w:r>
-        <w:rPr>
-          <w:rStyle w:val="VerbatimChar"/>
-        </w:rPr>
-        <w:t xml:space="preserve">D</w:t>
-      </w:r>
-      <w:r>
-        <w:t xml:space="preserve"> </w:t>
-      </w:r>
-      <w:r>
-        <w:t xml:space="preserve">và</w:t>
-      </w:r>
-      <w:r>
-        <w:t xml:space="preserve"> </w:t>
-      </w:r>
-      <w:r>
-        <w:rPr>
-          <w:rStyle w:val="VerbatimChar"/>
-        </w:rPr>
-        <w:t xml:space="preserve">L</w:t>
-      </w:r>
-      <w:r>
-        <w:t xml:space="preserve">.</w:t>
-      </w:r>
-      <w:r>
-        <w:t xml:space="preserve"> </w:t>
-      </w:r>
-      <w:r>
-        <w:rPr>
-          <w:b/>
-          <w:bCs/>
-        </w:rPr>
-        <w:t xml:space="preserve">Ánh xạ không đối xứng, và đó là phát hiện trung tâm:</w:t>
-      </w:r>
-      <w:r>
-        <w:t xml:space="preserve"> </w:t>
-      </w:r>
-      <w:r>
-        <w:rPr>
-          <w:rStyle w:val="VerbatimChar"/>
-        </w:rPr>
-        <w:t xml:space="preserve">O → 0</w:t>
-      </w:r>
-      <w:r>
-        <w:t xml:space="preserve"> </w:t>
-      </w:r>
-      <w:r>
-        <w:t xml:space="preserve">đúng, nhưng</w:t>
-      </w:r>
-      <w:r>
-        <w:t xml:space="preserve"> </w:t>
-      </w:r>
-      <w:r>
-        <w:rPr>
-          <w:rStyle w:val="VerbatimChar"/>
-        </w:rPr>
-        <w:t xml:space="preserve">0 → O</w:t>
-      </w:r>
-      <w:r>
-        <w:t xml:space="preserve"> </w:t>
-      </w:r>
-      <w:r>
-        <w:rPr>
-          <w:b/>
-          <w:bCs/>
-        </w:rPr>
-        <w:t xml:space="preserve">không bao giờ đúng</w:t>
-      </w:r>
-      <w:r>
-        <w:t xml:space="preserve"> </w:t>
-      </w:r>
-      <w:r>
-        <w:t xml:space="preserve">vì</w:t>
-      </w:r>
-      <w:r>
-        <w:t xml:space="preserve"> </w:t>
-      </w:r>
-      <w:r>
-        <w:rPr>
-          <w:rStyle w:val="VerbatimChar"/>
-        </w:rPr>
-        <w:t xml:space="preserve">O</w:t>
-      </w:r>
-      <w:r>
-        <w:t xml:space="preserve"> </w:t>
-      </w:r>
-      <w:r>
-        <w:t xml:space="preserve">không phải chữ sê-ri hợp lệ — với cả</w:t>
-      </w:r>
-      <w:r>
-        <w:t xml:space="preserve"> </w:t>
-      </w:r>
-      <w:r>
-        <w:rPr>
-          <w:rStyle w:val="VerbatimChar"/>
-        </w:rPr>
-        <w:t xml:space="preserve">O</w:t>
-      </w:r>
-      <w:r>
-        <w:t xml:space="preserve"> </w:t>
-      </w:r>
-      <w:r>
-        <w:t xml:space="preserve">và</w:t>
-      </w:r>
-      <w:r>
-        <w:t xml:space="preserve"> </w:t>
-      </w:r>
-      <w:r>
-        <w:rPr>
-          <w:rStyle w:val="VerbatimChar"/>
-        </w:rPr>
-        <w:t xml:space="preserve">Q</w:t>
-      </w:r>
-      <w:r>
-        <w:t xml:space="preserve"> </w:t>
-      </w:r>
-      <w:r>
-        <w:t xml:space="preserve">bị loại,</w:t>
-      </w:r>
-      <w:r>
-        <w:t xml:space="preserve"> </w:t>
-      </w:r>
-      <w:r>
-        <w:rPr>
-          <w:rStyle w:val="VerbatimChar"/>
-        </w:rPr>
-        <w:t xml:space="preserve">D</w:t>
-      </w:r>
-      <w:r>
-        <w:t xml:space="preserve"> </w:t>
-      </w:r>
-      <w:r>
-        <w:t xml:space="preserve">là ứng viên đồng hình duy nhất còn lại, nên chiều đúng là</w:t>
-      </w:r>
-      <w:r>
-        <w:t xml:space="preserve"> </w:t>
-      </w:r>
-      <w:r>
-        <w:rPr>
-          <w:rStyle w:val="VerbatimChar"/>
-        </w:rPr>
-        <w:t xml:space="preserve">0 → D</w:t>
-      </w:r>
-      <w:r>
-        <w:t xml:space="preserve"> </w:t>
-      </w:r>
-      <w:r>
-        <w:t xml:space="preserve">tại vị trí chữ; chữ</w:t>
-      </w:r>
-      <w:r>
-        <w:t xml:space="preserve"> </w:t>
-      </w:r>
-      <w:r>
-        <w:rPr>
-          <w:rStyle w:val="VerbatimChar"/>
-        </w:rPr>
-        <w:t xml:space="preserve">R</w:t>
-      </w:r>
-      <w:r>
-        <w:t xml:space="preserve"> </w:t>
-      </w:r>
-      <w:r>
-        <w:rPr>
-          <w:b/>
-          <w:bCs/>
-        </w:rPr>
-        <w:t xml:space="preserve">tuyệt đối không được ánh xạ đi</w:t>
-      </w:r>
-      <w:r>
-        <w:t xml:space="preserve"> </w:t>
-      </w:r>
-      <w:r>
-        <w:t xml:space="preserve">vì hợp lệ ở vị trí thứ hai sê-ri xe máy (2.2.4). Quy tắc an toàn:</w:t>
-      </w:r>
-      <w:r>
-        <w:t xml:space="preserve"> </w:t>
-      </w:r>
-      <w:r>
-        <w:rPr>
-          <w:b/>
-          <w:bCs/>
-        </w:rPr>
-        <w:t xml:space="preserve">ký tự không có mục trong bảng thì giữ nguyên</w:t>
-      </w:r>
-      <w:r>
-        <w:t xml:space="preserve">.</w:t>
-      </w:r>
-      <w:r>
-        <w:t xml:space="preserve"> </w:t>
-      </w:r>
-      <w:r>
-        <w:rPr>
-          <w:b/>
-          <w:bCs/>
-        </w:rPr>
-        <w:t xml:space="preserve">Ghi nhận trung thực về nguồn gốc:</w:t>
-      </w:r>
-      <w:r>
-        <w:t xml:space="preserve"> </w:t>
-      </w:r>
-      <w:r>
-        <w:t xml:space="preserve">hai bảng suy từ lập luận hình dạng ký tự,</w:t>
-      </w:r>
-      <w:r>
-        <w:t xml:space="preserve"> </w:t>
-      </w:r>
-      <w:r>
-        <w:rPr>
-          <w:b/>
-          <w:bCs/>
-        </w:rPr>
-        <w:t xml:space="preserve">không phải từ đo đạc</w:t>
-      </w:r>
-      <w:r>
-        <w:t xml:space="preserve">; vài cặp — đáng chú ý</w:t>
-      </w:r>
-      <w:r>
-        <w:t xml:space="preserve"> </w:t>
-      </w:r>
-      <w:r>
-        <w:rPr>
-          <w:rStyle w:val="VerbatimChar"/>
-        </w:rPr>
-        <w:t xml:space="preserve">L → 1</w:t>
-      </w:r>
-      <w:r>
-        <w:t xml:space="preserve"> </w:t>
-      </w:r>
-      <w:r>
-        <w:t xml:space="preserve">— là phỏng đoán yếu; thay bằng bảng trích từ ma trận nhầm lẫn 36×36 đo được thuộc Chương 5, và trình bày bảng hiện tại như</w:t>
-      </w:r>
-      <w:r>
-        <w:t xml:space="preserve"> </w:t>
-      </w:r>
-      <w:r>
-        <w:rPr>
-          <w:b/>
-          <w:bCs/>
-        </w:rPr>
-        <w:t xml:space="preserve">giả thuyết cần kiểm chứng</w:t>
-      </w:r>
-      <w:r>
-        <w:t xml:space="preserve"> </w:t>
-      </w:r>
-      <w:r>
-        <w:t xml:space="preserve">vừa trung thực vừa mạnh hơn về học thuật.</w:t>
-      </w:r>
-    </w:p>
-    <w:p>
-      <w:pPr>
-        <w:pStyle w:val="BodyText"/>
-      </w:pPr>
-      <w:r>
         <w:rPr>
           <w:b/>
           <w:bCs/>
         </w:rPr>
         <w:t xml:space="preserve">e) Thuật toán chuẩn hoá.</w:t>
-      </w:r>
-      <w:r>
-        <w:t xml:space="preserve"> </w:t>
-      </w:r>
-      <w:r>
-        <w:rPr>
-          <w:rStyle w:val="VerbatimChar"/>
-        </w:rPr>
-        <w:t xml:space="preserve">VietnamesePlateNormalizer.normalize_detailed</w:t>
-      </w:r>
-      <w:r>
-        <w:t xml:space="preserve"> </w:t>
-      </w:r>
-      <w:r>
-        <w:t xml:space="preserve">thực hiện luồng sau:</w:t>
       </w:r>
     </w:p>
     <w:p>
@@ -26590,69 +24100,133 @@
         <w:pStyle w:val="BodyText"/>
       </w:pPr>
       <w:r>
-        <w:t xml:space="preserve">Ba nguyên tắc chịu lực:</w:t>
-      </w:r>
-      <w:r>
-        <w:t xml:space="preserve"> </w:t>
-      </w:r>
-      <w:r>
-        <w:rPr>
-          <w:b/>
-          <w:bCs/>
-        </w:rPr>
-        <w:t xml:space="preserve">thử regex</w:t>
-      </w:r>
-      <w:r>
-        <w:rPr>
-          <w:b/>
-          <w:bCs/>
-        </w:rPr>
-        <w:t xml:space="preserve"> </w:t>
-      </w:r>
-      <w:r>
-        <w:rPr>
-          <w:b/>
-          <w:bCs/>
-          <w:i/>
-          <w:iCs/>
-        </w:rPr>
-        <w:t xml:space="preserve">trước</w:t>
-      </w:r>
-      <w:r>
-        <w:rPr>
-          <w:b/>
-          <w:bCs/>
-        </w:rPr>
-        <w:t xml:space="preserve"> </w:t>
-      </w:r>
-      <w:r>
-        <w:rPr>
-          <w:b/>
-          <w:bCs/>
-        </w:rPr>
-        <w:t xml:space="preserve">khi sửa</w:t>
-      </w:r>
-      <w:r>
-        <w:t xml:space="preserve"> </w:t>
-      </w:r>
-      <w:r>
-        <w:t xml:space="preserve">(chuỗi đã hợp lệ thì mọi chỉnh sửa chỉ có thể làm hỏng);</w:t>
-      </w:r>
-      <w:r>
-        <w:t xml:space="preserve"> </w:t>
-      </w:r>
-      <w:r>
-        <w:rPr>
-          <w:b/>
-          <w:bCs/>
-        </w:rPr>
-        <w:t xml:space="preserve">không bao giờ vứt bỏ</w:t>
-      </w:r>
-      <w:r>
-        <w:t xml:space="preserve"> </w:t>
-      </w:r>
-      <w:r>
-        <w:t xml:space="preserve">— chuỗi không sửa được vẫn trả về với</w:t>
+        <w:t xml:space="preserve">Thuật toán tuân ba nguyên tắc. Biểu thức chính quy được thử trước khi thực hiện bất kỳ chỉnh sửa nào, bởi với chuỗi vốn đã hợp lệ thì mọi can thiệp chỉ có thể làm sai đi. Không chuỗi nào bị loại bỏ: chuỗi không sửa được vẫn trả về kèm cờ không hợp lệ và vẫn được lưu. Chuỗi thô được giữ song song với chuỗi đã sửa. Kết quả là một cấu trúc bất biến chứa chuỗi thô, chuỗi cuối, cờ hợp lệ, kết quả phân loại họ biển và danh sách vị trí ký tự đã chỉnh sửa — dấu vết kiểm toán mà chương đánh giá dựa vào để định lượng đóng góp của khối.</w:t>
+      </w:r>
+    </w:p>
+    <w:p>
+      <w:pPr>
+        <w:pStyle w:val="BodyText"/>
+      </w:pPr>
+      <w:r>
+        <w:rPr>
+          <w:b/>
+          <w:bCs/>
+        </w:rPr>
+        <w:t xml:space="preserve">f) Xử lý nhập nhằng bằng số dòng.</w:t>
+      </w:r>
+      <w:r>
+        <w:t xml:space="preserve"> </w:t>
+      </w:r>
+      <w:r>
+        <w:t xml:space="preserve">Số dòng bằng một chứng minh chuỗi thuộc biển ô tô, do biển xe máy luôn hai dòng; ngược lại, số dòng bằng hai không chứng minh gì vì biển ô tô loại ngắn cũng hai dòng. Trong trường hợp thứ hai, hệ thống giữ cờ nhập nhằng và trả về tập ứng viên thay vì suy đoán kết luận mà dữ liệu đầu vào không chứa. Thứ tự kiểm tra các mẫu sắp xếp theo mức đặc trưng giảm dần, trong đó biển quân đội đặt cuối vì đây là trường hợp nhận dạng nhằm loại trừ: chuỗi khớp mẫu biển quân đội không bao giờ được báo cáo là biển dân sự hợp lệ.</w:t>
+      </w:r>
+    </w:p>
+    <w:bookmarkEnd w:id="120"/>
+    <w:bookmarkStart w:id="121" w:name="X06535ee60305f4bfc56176873a133735766662c"/>
+    <w:p>
+      <w:pPr>
+        <w:pStyle w:val="Heading3"/>
+      </w:pPr>
+      <w:r>
+        <w:t xml:space="preserve">4.6.6. Tổ hợp đường ống bằng tiêm phụ thuộc</w:t>
+      </w:r>
+    </w:p>
+    <w:p>
+      <w:pPr>
+        <w:pStyle w:val="FirstParagraph"/>
+      </w:pPr>
+      <w:r>
+        <w:t xml:space="preserve">Đường ống suy luận là đối tượng tổ hợp: nó không sở hữu mô hình mà chỉ điều phối thứ tự giai đoạn, cắt vùng ảnh, đo thời gian từng giai đoạn và cô lập lỗi ở mức từng biển số; do không chứa logic học sâu, đường ống kiểm thử được đầy đủ bằng thành phần giả lập. Thời gian của cả năm giai đoạn luôn được ghi nhận, giai đoạn không thực thi báo giá trị 0 thay vì vắng mặt — cơ sở cho phép phân rã ngân sách độ trễ ở mục 5.6.2, theo đó khối nhận dạng chiếm 64,3% và khối phát hiện 34,0% tổng thời gian suy luận thuần.</w:t>
+      </w:r>
+    </w:p>
+    <w:p>
+      <w:pPr>
+        <w:pStyle w:val="BodyText"/>
+      </w:pPr>
+      <w:r>
+        <w:t xml:space="preserve">Chính sách xử lý lỗi phân tầng theo mức ảnh hưởng: ảnh không chứa biển số trả kết quả rỗng; lỗi nhận dạng trên một biển chỉ vô hiệu hoá biển đó, các biển còn lại vẫn được xử lý; lỗi ở bộ phát hiện làm dừng toàn bộ yêu cầu; lỗi chuẩn hoá giữ nguyên kết quả thô. Thao tác cắt ảnh kẹp toạ độ lần thứ hai dù lớp phát hiện đã bảo đảm, vì cắt ảnh là nơi duy nhất mà sai lệch một đơn vị tạo mảng rỗng không kèm cảnh báo; ảnh cắt được tạo dưới dạng bản sao thay vì khung nhìn, tránh giữ toàn bộ khung hình gốc trong bộ nhớ khi xử lý video.</w:t>
+      </w:r>
+    </w:p>
+    <w:bookmarkEnd w:id="121"/>
+    <w:bookmarkStart w:id="122" w:name="Xa5250e84f67b276a97dbc7da4f388101ff43384"/>
+    <w:p>
+      <w:pPr>
+        <w:pStyle w:val="Heading3"/>
+      </w:pPr>
+      <w:r>
+        <w:t xml:space="preserve">4.6.7. Nhận dạng họ biển và màu nền</w:t>
+      </w:r>
+    </w:p>
+    <w:p>
+      <w:pPr>
+        <w:pStyle w:val="FirstParagraph"/>
+      </w:pPr>
+      <w:r>
+        <w:rPr>
+          <w:b/>
+          <w:bCs/>
+        </w:rPr>
+        <w:t xml:space="preserve">a) Vấn đề đặt ra.</w:t>
+      </w:r>
+      <w:r>
+        <w:t xml:space="preserve"> </w:t>
+      </w:r>
+      <w:r>
+        <w:t xml:space="preserve">Hệ thống ban đầu tính ra họ biển và chuỗi hiển thị có dấu phân cách nhưng loại bỏ chúng trước khi ghi vào cơ sở dữ liệu, nên một biển quân đội được nhận dạng chính xác ở độ tin cậy 0,999 vẫn bị hiển thị là sai định dạng — phát biểu không chính xác, do biển quân đội là biển hợp lệ nằm ngoài hệ dân sự (mục 4.6.5f). Hướng khắc phục gồm hai phần: lưu giữ thông tin đã tính (mục 4.7.2), và bổ sung nguồn bằng chứng mà chuỗi ký tự về nguyên tắc không thể mang, đó là màu nền.</w:t>
+      </w:r>
+    </w:p>
+    <w:p>
+      <w:pPr>
+        <w:pStyle w:val="BodyText"/>
+      </w:pPr>
+      <w:r>
+        <w:rPr>
+          <w:b/>
+          <w:bCs/>
+        </w:rPr>
+        <w:t xml:space="preserve">b) Cơ sở của bằng chứng bổ trợ.</w:t>
+      </w:r>
+      <w:r>
+        <w:t xml:space="preserve"> </w:t>
+      </w:r>
+      <w:r>
+        <w:t xml:space="preserve">Hai nguồn bằng chứng bù trừ cho nhau. Theo Thông tư 79/2024/TT-BCA, biển vàng của xe kinh doanh vận tải mang đúng cùng cấu trúc ký tự với biển trắng của xe cá nhân nên không biểu thức chính quy nào phân biệt được; ngược lại, biển ngoại giao có nền trắng giống biển cá nhân nên riêng màu nền cũng không đủ. Chỉ cặp thuộc tính gồm chuỗi ký tự và màu nền mới định danh được loại phương tiện.</w:t>
+      </w:r>
+    </w:p>
+    <w:p>
+      <w:pPr>
+        <w:pStyle w:val="BodyText"/>
+      </w:pPr>
+      <w:r>
+        <w:rPr>
+          <w:b/>
+          <w:bCs/>
+        </w:rPr>
+        <w:t xml:space="preserve">c) Thiết kế bộ phân loại màu.</w:t>
+      </w:r>
+      <w:r>
+        <w:t xml:space="preserve"> </w:t>
+      </w:r>
+      <w:r>
+        <w:t xml:space="preserve">Bộ phân loại chuyển ảnh sang không gian HSV, thống kê tỉ lệ điểm ảnh theo từng dải màu và chọn dải chiếm ưu thế, với ba quyết định đáng lưu ý. Chỉ vùng trung tâm được lấy mẫu, biên thu vào 18% mỗi phía, do khung phát hiện hiếm khi ôm sát mép biển và màu thân xe phía sau có thể chiếm ưu thế nếu lấy cả rìa. Điểm ảnh thuộc ký tự không bị loại trừ, vì ký tự chiếm thiểu số diện tích và việc bổ sung một bước phân đoạn ký tự sẽ đưa vào khâu kém ổn định hơn chính khâu nó bảo vệ. Bộ phân loại trả kết quả không xác định khi tỉ lệ dải chiếm ưu thế không đạt 30%: kết luận sai về màu tương đương khẳng định một loại phương tiện không chứng minh được, trong khi thừa nhận không xác định được chỉ là ghi nhận một giới hạn.</w:t>
+      </w:r>
+    </w:p>
+    <w:p>
+      <w:pPr>
+        <w:pStyle w:val="BodyText"/>
+      </w:pPr>
+      <w:r>
+        <w:rPr>
+          <w:b/>
+          <w:bCs/>
+        </w:rPr>
+        <w:t xml:space="preserve">d) Hợp nhất chuỗi ký tự và màu nền.</w:t>
+      </w:r>
+      <w:r>
+        <w:t xml:space="preserve"> </w:t>
+      </w:r>
+      <w:r>
+        <w:t xml:space="preserve">Với chuỗi như</w:t>
       </w:r>
       <w:r>
         <w:t xml:space="preserve"> </w:t>
@@ -26661,101 +24235,10 @@
         <w:rPr>
           <w:rStyle w:val="VerbatimChar"/>
         </w:rPr>
-        <w:t xml:space="preserve">is_valid_format=False</w:t>
-      </w:r>
-      <w:r>
-        <w:t xml:space="preserve"> </w:t>
-      </w:r>
-      <w:r>
-        <w:t xml:space="preserve">và được lưu;</w:t>
-      </w:r>
-      <w:r>
-        <w:t xml:space="preserve"> </w:t>
-      </w:r>
-      <w:r>
-        <w:rPr>
-          <w:b/>
-          <w:bCs/>
-        </w:rPr>
-        <w:t xml:space="preserve">giữ chuỗi thô</w:t>
-      </w:r>
-      <w:r>
-        <w:t xml:space="preserve"> </w:t>
-      </w:r>
-      <w:r>
-        <w:t xml:space="preserve">vào</w:t>
-      </w:r>
-      <w:r>
-        <w:t xml:space="preserve"> </w:t>
-      </w:r>
-      <w:r>
-        <w:rPr>
-          <w:rStyle w:val="VerbatimChar"/>
-        </w:rPr>
-        <w:t xml:space="preserve">raw_ocr_text</w:t>
-      </w:r>
-      <w:r>
-        <w:t xml:space="preserve">. Kết quả là</w:t>
-      </w:r>
-      <w:r>
-        <w:t xml:space="preserve"> </w:t>
-      </w:r>
-      <w:r>
-        <w:rPr>
-          <w:rStyle w:val="VerbatimChar"/>
-        </w:rPr>
-        <w:t xml:space="preserve">NormalizationOutcome</w:t>
-      </w:r>
-      <w:r>
-        <w:t xml:space="preserve"> </w:t>
-      </w:r>
-      <w:r>
-        <w:t xml:space="preserve">bất biến mang chuỗi thô, chuỗi cuối, cờ hợp lệ, kết quả phân loại và</w:t>
-      </w:r>
-      <w:r>
-        <w:t xml:space="preserve"> </w:t>
-      </w:r>
-      <w:r>
-        <w:rPr>
-          <w:b/>
-          <w:bCs/>
-        </w:rPr>
-        <w:t xml:space="preserve">danh sách bộ ba</w:t>
-      </w:r>
-      <w:r>
-        <w:rPr>
-          <w:b/>
-          <w:bCs/>
-        </w:rPr>
-        <w:t xml:space="preserve"> </w:t>
-      </w:r>
-      <w:r>
-        <w:rPr>
-          <w:rStyle w:val="VerbatimChar"/>
-          <w:b/>
-          <w:bCs/>
-        </w:rPr>
-        <w:t xml:space="preserve">(chỉ số, trước, sau)</w:t>
-      </w:r>
-      <w:r>
-        <w:rPr>
-          <w:b/>
-          <w:bCs/>
-        </w:rPr>
-        <w:t xml:space="preserve"> </w:t>
-      </w:r>
-      <w:r>
-        <w:rPr>
-          <w:b/>
-          <w:bCs/>
-        </w:rPr>
-        <w:t xml:space="preserve">cho từng ký tự đã sửa</w:t>
-      </w:r>
-      <w:r>
-        <w:t xml:space="preserve"> </w:t>
-      </w:r>
-      <w:r>
-        <w:t xml:space="preserve">— dấu vết kiểm toán mà chương đánh giá dựa vào.</w:t>
+        <w:t xml:space="preserve">80A12345</w:t>
+      </w:r>
+      <w:r>
+        <w:t xml:space="preserve">, bốn họ biển đều là ứng viên hợp lệ và bộ chuẩn hoá mặc định chọn họ phổ biến nhất — đúng với đa số nhưng sai một cách không quan sát được đối với xe cơ quan nhà nước mang biển nền xanh. Cơ chế hợp nhất cho phép màu nền nâng cấp một ứng viên mà bộ luật ký tự đã coi là hợp lý. Ràng buộc an toàn quan trọng hơn chính tác dụng của cơ chế: nếu phán quyết ban đầu không nằm trong tập ứng viên thì kết quả giữ nguyên, nên màu nền không thể tạo ra họ biển mà bộ luật ký tự đã bác bỏ. Khi họ biển ưu tiên có cả biến thể ô tô và xe máy, hệ thống phân định theo số dòng; nếu số dòng mâu thuẫn cả hai thì giữ phán quyết ban đầu, theo nguyên tắc đại lượng đo được từ hình học ưu tiên hơn đại lượng suy ra từ thống kê điểm ảnh. Chỉ màu xanh nằm trong bảng ưu tiên vì đây là màu duy nhất chuỗi ký tự hoàn toàn không phân biệt được; màu vàng không đổi họ biển mà chỉ đổi mục đích sử dụng nên được lưu như trường độc lập.</w:t>
       </w:r>
     </w:p>
     <w:p>
@@ -26767,722 +24250,13 @@
           <w:b/>
           <w:bCs/>
         </w:rPr>
-        <w:t xml:space="preserve">f) Xử lý nhập nhằng bằng số dòng.</w:t>
-      </w:r>
-      <w:r>
-        <w:t xml:space="preserve"> </w:t>
-      </w:r>
-      <w:r>
-        <w:rPr>
-          <w:rStyle w:val="VerbatimChar"/>
-        </w:rPr>
-        <w:t xml:space="preserve">line_count == 1</w:t>
-      </w:r>
-      <w:r>
-        <w:t xml:space="preserve"> </w:t>
-      </w:r>
-      <w:r>
-        <w:rPr>
-          <w:b/>
-          <w:bCs/>
-        </w:rPr>
-        <w:t xml:space="preserve">chứng minh</w:t>
-      </w:r>
-      <w:r>
-        <w:t xml:space="preserve"> </w:t>
-      </w:r>
-      <w:r>
-        <w:t xml:space="preserve">chuỗi là biển ô tô (xe máy luôn hai dòng), còn</w:t>
-      </w:r>
-      <w:r>
-        <w:t xml:space="preserve"> </w:t>
-      </w:r>
-      <w:r>
-        <w:rPr>
-          <w:rStyle w:val="VerbatimChar"/>
-        </w:rPr>
-        <w:t xml:space="preserve">line_count == 2</w:t>
-      </w:r>
-      <w:r>
-        <w:t xml:space="preserve"> </w:t>
-      </w:r>
-      <w:r>
-        <w:rPr>
-          <w:b/>
-          <w:bCs/>
-        </w:rPr>
-        <w:t xml:space="preserve">không chứng minh gì</w:t>
-      </w:r>
-      <w:r>
-        <w:t xml:space="preserve"> </w:t>
-      </w:r>
-      <w:r>
-        <w:t xml:space="preserve">vì biển ô tô ngắn cũng hai dòng — cờ</w:t>
-      </w:r>
-      <w:r>
-        <w:t xml:space="preserve"> </w:t>
-      </w:r>
-      <w:r>
-        <w:rPr>
-          <w:rStyle w:val="VerbatimChar"/>
-        </w:rPr>
-        <w:t xml:space="preserve">is_ambiguous</w:t>
-      </w:r>
-      <w:r>
-        <w:t xml:space="preserve"> </w:t>
-      </w:r>
-      <w:r>
-        <w:t xml:space="preserve">được giữ,</w:t>
-      </w:r>
-      <w:r>
-        <w:t xml:space="preserve"> </w:t>
-      </w:r>
-      <w:r>
-        <w:rPr>
-          <w:rStyle w:val="VerbatimChar"/>
-        </w:rPr>
-        <w:t xml:space="preserve">KindDecision</w:t>
-      </w:r>
-      <w:r>
-        <w:t xml:space="preserve"> </w:t>
-      </w:r>
-      <w:r>
-        <w:t xml:space="preserve">trả</w:t>
-      </w:r>
-      <w:r>
-        <w:t xml:space="preserve"> </w:t>
-      </w:r>
-      <w:r>
-        <w:rPr>
-          <w:i/>
-          <w:iCs/>
-        </w:rPr>
-        <w:t xml:space="preserve">tập ứng viên</w:t>
-      </w:r>
-      <w:r>
-        <w:t xml:space="preserve"> </w:t>
-      </w:r>
-      <w:r>
-        <w:t xml:space="preserve">kèm cờ thay vì bịa thông tin đầu vào không chứa. Thứ tự</w:t>
-      </w:r>
-      <w:r>
-        <w:t xml:space="preserve"> </w:t>
-      </w:r>
-      <w:r>
-        <w:rPr>
-          <w:rStyle w:val="VerbatimChar"/>
-        </w:rPr>
-        <w:t xml:space="preserve">PATTERNS_BY_KIND</w:t>
-      </w:r>
-      <w:r>
-        <w:t xml:space="preserve">:</w:t>
-      </w:r>
-      <w:r>
-        <w:t xml:space="preserve"> </w:t>
-      </w:r>
-      <w:r>
-        <w:rPr>
-          <w:rStyle w:val="VerbatimChar"/>
-        </w:rPr>
-        <w:t xml:space="preserve">DIPLOMATIC</w:t>
-      </w:r>
-      <w:r>
-        <w:t xml:space="preserve"> </w:t>
-      </w:r>
-      <w:r>
-        <w:t xml:space="preserve">đầu (hình dạng không thể nhầm);</w:t>
-      </w:r>
-      <w:r>
-        <w:t xml:space="preserve"> </w:t>
-      </w:r>
-      <w:r>
-        <w:rPr>
-          <w:rStyle w:val="VerbatimChar"/>
-        </w:rPr>
-        <w:t xml:space="preserve">SPECIAL</w:t>
-      </w:r>
-      <w:r>
-        <w:t xml:space="preserve"> </w:t>
-      </w:r>
-      <w:r>
-        <w:t xml:space="preserve">trước các mẫu xe máy (danh sách mã đóng và hiếm);</w:t>
-      </w:r>
-      <w:r>
-        <w:t xml:space="preserve"> </w:t>
-      </w:r>
-      <w:r>
-        <w:rPr>
-          <w:rStyle w:val="VerbatimChar"/>
-        </w:rPr>
-        <w:t xml:space="preserve">MILITARY</w:t>
-      </w:r>
-      <w:r>
-        <w:t xml:space="preserve"> </w:t>
-      </w:r>
-      <w:r>
-        <w:t xml:space="preserve">cuối vì là trường hợp</w:t>
-      </w:r>
-      <w:r>
-        <w:t xml:space="preserve"> </w:t>
-      </w:r>
-      <w:r>
-        <w:rPr>
-          <w:b/>
-          <w:bCs/>
-        </w:rPr>
-        <w:t xml:space="preserve">nhận-ra-để-loại-trừ</w:t>
-      </w:r>
-      <w:r>
-        <w:t xml:space="preserve"> </w:t>
-      </w:r>
-      <w:r>
-        <w:t xml:space="preserve">— khớp</w:t>
-      </w:r>
-      <w:r>
-        <w:t xml:space="preserve"> </w:t>
-      </w:r>
-      <w:r>
-        <w:rPr>
-          <w:rStyle w:val="VerbatimChar"/>
-        </w:rPr>
-        <w:t xml:space="preserve">RE_MILITARY</w:t>
-      </w:r>
-      <w:r>
-        <w:t xml:space="preserve"> </w:t>
-      </w:r>
-      <w:r>
-        <w:t xml:space="preserve">nhưng không thuộc</w:t>
-      </w:r>
-      <w:r>
-        <w:t xml:space="preserve"> </w:t>
-      </w:r>
-      <w:r>
-        <w:rPr>
-          <w:rStyle w:val="VerbatimChar"/>
-        </w:rPr>
-        <w:t xml:space="preserve">CIVIL_KINDS</w:t>
-      </w:r>
-      <w:r>
-        <w:t xml:space="preserve"> </w:t>
-      </w:r>
-      <w:r>
-        <w:t xml:space="preserve">nên không bao giờ được báo là biển dân sự hợp lệ.</w:t>
-      </w:r>
-    </w:p>
-    <w:bookmarkEnd w:id="120"/>
-    <w:bookmarkStart w:id="121" w:name="X02c6c4de8f1c75ed9444c47de87cb4f10fdae1d"/>
-    <w:p>
-      <w:pPr>
-        <w:pStyle w:val="Heading3"/>
-      </w:pPr>
-      <w:r>
-        <w:t xml:space="preserve">4.6.6. Ghép thành</w:t>
-      </w:r>
-      <w:r>
-        <w:t xml:space="preserve"> </w:t>
-      </w:r>
-      <w:r>
-        <w:rPr>
-          <w:rStyle w:val="VerbatimChar"/>
-        </w:rPr>
-        <w:t xml:space="preserve">ALPRPipeline</w:t>
-      </w:r>
-      <w:r>
-        <w:t xml:space="preserve"> </w:t>
-      </w:r>
-      <w:r>
-        <w:t xml:space="preserve">bằng tiêm phụ thuộc</w:t>
-      </w:r>
-    </w:p>
-    <w:p>
-      <w:pPr>
-        <w:pStyle w:val="FirstParagraph"/>
-      </w:pPr>
-      <w:r>
-        <w:rPr>
-          <w:rStyle w:val="VerbatimChar"/>
-        </w:rPr>
-        <w:t xml:space="preserve">ALPRPipeline</w:t>
-      </w:r>
-      <w:r>
-        <w:t xml:space="preserve"> </w:t>
-      </w:r>
-      <w:r>
-        <w:t xml:space="preserve">là</w:t>
-      </w:r>
-      <w:r>
-        <w:t xml:space="preserve"> </w:t>
-      </w:r>
-      <w:r>
-        <w:rPr>
-          <w:b/>
-          <w:bCs/>
-        </w:rPr>
-        <w:t xml:space="preserve">đối tượng tổ hợp</w:t>
-      </w:r>
-      <w:r>
-        <w:t xml:space="preserve">: không giữ mô hình, chỉ sắp thứ tự giai đoạn, cắt ảnh,</w:t>
-      </w:r>
-      <w:r>
-        <w:t xml:space="preserve"> </w:t>
-      </w:r>
-      <w:r>
-        <w:rPr>
-          <w:b/>
-          <w:bCs/>
-        </w:rPr>
-        <w:t xml:space="preserve">đo thời gian từng giai đoạn</w:t>
-      </w:r>
-      <w:r>
-        <w:t xml:space="preserve"> </w:t>
-      </w:r>
-      <w:r>
-        <w:t xml:space="preserve">và</w:t>
-      </w:r>
-      <w:r>
-        <w:t xml:space="preserve"> </w:t>
-      </w:r>
-      <w:r>
-        <w:rPr>
-          <w:b/>
-          <w:bCs/>
-        </w:rPr>
-        <w:t xml:space="preserve">cô lập lỗi mức từng biển</w:t>
-      </w:r>
-      <w:r>
-        <w:t xml:space="preserve"> </w:t>
-      </w:r>
-      <w:r>
-        <w:t xml:space="preserve">— không chứa logic học sâu nên kiểm thử được bằng thành phần giả lập;</w:t>
-      </w:r>
-      <w:r>
-        <w:t xml:space="preserve"> </w:t>
-      </w:r>
-      <w:r>
-        <w:rPr>
-          <w:rStyle w:val="VerbatimChar"/>
-        </w:rPr>
-        <w:t xml:space="preserve">build_default_pipeline()</w:t>
-      </w:r>
-      <w:r>
-        <w:t xml:space="preserve"> </w:t>
-      </w:r>
-      <w:r>
-        <w:t xml:space="preserve">import ba lớp cụ thể</w:t>
-      </w:r>
-      <w:r>
-        <w:t xml:space="preserve"> </w:t>
-      </w:r>
-      <w:r>
-        <w:rPr>
-          <w:b/>
-          <w:bCs/>
-        </w:rPr>
-        <w:t xml:space="preserve">trong thân hàm</w:t>
-      </w:r>
-      <w:r>
-        <w:t xml:space="preserve">.</w:t>
-      </w:r>
-      <w:r>
-        <w:t xml:space="preserve"> </w:t>
-      </w:r>
-      <w:r>
-        <w:rPr>
-          <w:rStyle w:val="VerbatimChar"/>
-        </w:rPr>
-        <w:t xml:space="preserve">stage_times</w:t>
-      </w:r>
-      <w:r>
-        <w:t xml:space="preserve"> </w:t>
-      </w:r>
-      <w:r>
-        <w:t xml:space="preserve">luôn đủ năm khoá</w:t>
-      </w:r>
-      <w:r>
-        <w:t xml:space="preserve"> </w:t>
-      </w:r>
-      <w:r>
-        <w:rPr>
-          <w:rStyle w:val="VerbatimChar"/>
-        </w:rPr>
-        <w:t xml:space="preserve">("detect", "crop", "ocr", "normalize", "total")</w:t>
-      </w:r>
-      <w:r>
-        <w:t xml:space="preserve"> </w:t>
-      </w:r>
-      <w:r>
-        <w:t xml:space="preserve">— giai đoạn không chạy báo</w:t>
-      </w:r>
-      <w:r>
-        <w:t xml:space="preserve"> </w:t>
-      </w:r>
-      <w:r>
-        <w:rPr>
-          <w:rStyle w:val="VerbatimChar"/>
-        </w:rPr>
-        <w:t xml:space="preserve">0.0</w:t>
-      </w:r>
-      <w:r>
-        <w:t xml:space="preserve"> </w:t>
-      </w:r>
-      <w:r>
-        <w:t xml:space="preserve">thay vì vắng mặt; đây là thứ cho phép phân rã độ trễ (trên</w:t>
-      </w:r>
-      <w:r>
-        <w:t xml:space="preserve"> </w:t>
-      </w:r>
-      <w:r>
-        <w:rPr>
-          <w:rStyle w:val="VerbatimChar"/>
-        </w:rPr>
-        <w:t xml:space="preserve">best.pt</w:t>
-      </w:r>
-      <w:r>
-        <w:t xml:space="preserve">: OCR ~64,3%, detect ~34,2%) và cũng chính nó giúp phát hiện con số cũ "93,3%" là tạo tác của một lần đo trên hệ thống có lỗi crop.</w:t>
-      </w:r>
-      <w:r>
-        <w:t xml:space="preserve"> </w:t>
-      </w:r>
-      <w:r>
-        <w:rPr>
-          <w:b/>
-          <w:bCs/>
-        </w:rPr>
-        <w:t xml:space="preserve">Chính sách thất bại phân tầng:</w:t>
-      </w:r>
-      <w:r>
-        <w:t xml:space="preserve"> </w:t>
-      </w:r>
-      <w:r>
-        <w:t xml:space="preserve">ảnh không biển trả kết quả rỗng; OCR hỏng trên một biển thì biển đó</w:t>
-      </w:r>
-      <w:r>
-        <w:t xml:space="preserve"> </w:t>
-      </w:r>
-      <w:r>
-        <w:rPr>
-          <w:rStyle w:val="VerbatimChar"/>
-        </w:rPr>
-        <w:t xml:space="preserve">recognition=None</w:t>
-      </w:r>
-      <w:r>
-        <w:t xml:space="preserve">, biển khác vẫn xử lý; detector hỏng ném</w:t>
-      </w:r>
-      <w:r>
-        <w:t xml:space="preserve"> </w:t>
-      </w:r>
-      <w:r>
-        <w:rPr>
-          <w:rStyle w:val="VerbatimChar"/>
-        </w:rPr>
-        <w:t xml:space="preserve">DetectionError</w:t>
-      </w:r>
-      <w:r>
-        <w:t xml:space="preserve">; chuẩn hoá hỏng giữ nguyên kết quả thô và log. Cắt ảnh</w:t>
-      </w:r>
-      <w:r>
-        <w:t xml:space="preserve"> </w:t>
-      </w:r>
-      <w:r>
-        <w:rPr>
-          <w:b/>
-          <w:bCs/>
-        </w:rPr>
-        <w:t xml:space="preserve">kẹp lại lần hai</w:t>
-      </w:r>
-      <w:r>
-        <w:t xml:space="preserve"> </w:t>
-      </w:r>
-      <w:r>
-        <w:t xml:space="preserve">dù</w:t>
-      </w:r>
-      <w:r>
-        <w:t xml:space="preserve"> </w:t>
-      </w:r>
-      <w:r>
-        <w:rPr>
-          <w:rStyle w:val="VerbatimChar"/>
-        </w:rPr>
-        <w:t xml:space="preserve">BaseDetector</w:t>
-      </w:r>
-      <w:r>
-        <w:t xml:space="preserve"> </w:t>
-      </w:r>
-      <w:r>
-        <w:t xml:space="preserve">đã hứa — cắt là nơi duy nhất sai một đơn vị tạo mảng rỗng âm thầm; ảnh cắt là</w:t>
-      </w:r>
-      <w:r>
-        <w:t xml:space="preserve"> </w:t>
-      </w:r>
-      <w:r>
-        <w:rPr>
-          <w:b/>
-          <w:bCs/>
-        </w:rPr>
-        <w:t xml:space="preserve">bản sao</w:t>
-      </w:r>
-      <w:r>
-        <w:t xml:space="preserve">, không phải view, vì view sẽ ghim cả khung video trong bộ nhớ.</w:t>
-      </w:r>
-      <w:r>
-        <w:t xml:space="preserve"> </w:t>
-      </w:r>
-      <w:r>
-        <w:rPr>
-          <w:rStyle w:val="VerbatimChar"/>
-        </w:rPr>
-        <w:t xml:space="preserve">normalize_detailed(raw, line_count=...)</w:t>
-      </w:r>
-      <w:r>
-        <w:t xml:space="preserve"> </w:t>
-      </w:r>
-      <w:r>
-        <w:t xml:space="preserve">không thuộc</w:t>
-      </w:r>
-      <w:r>
-        <w:t xml:space="preserve"> </w:t>
-      </w:r>
-      <w:r>
-        <w:rPr>
-          <w:rStyle w:val="VerbatimChar"/>
-        </w:rPr>
-        <w:t xml:space="preserve">BaseNormalizer</w:t>
-      </w:r>
-      <w:r>
-        <w:t xml:space="preserve"> </w:t>
-      </w:r>
-      <w:r>
-        <w:t xml:space="preserve">nên pipeline dò bằng</w:t>
-      </w:r>
-      <w:r>
-        <w:t xml:space="preserve"> </w:t>
-      </w:r>
-      <w:r>
-        <w:rPr>
-          <w:rStyle w:val="VerbatimChar"/>
-        </w:rPr>
-        <w:t xml:space="preserve">getattr</w:t>
-      </w:r>
-      <w:r>
-        <w:t xml:space="preserve"> </w:t>
-      </w:r>
-      <w:r>
-        <w:t xml:space="preserve">và lùi về</w:t>
-      </w:r>
-      <w:r>
-        <w:t xml:space="preserve"> </w:t>
-      </w:r>
-      <w:r>
-        <w:rPr>
-          <w:rStyle w:val="VerbatimChar"/>
-        </w:rPr>
-        <w:t xml:space="preserve">normalize(raw)</w:t>
-      </w:r>
-      <w:r>
-        <w:t xml:space="preserve"> </w:t>
-      </w:r>
-      <w:r>
-        <w:t xml:space="preserve">nếu không có.</w:t>
-      </w:r>
-    </w:p>
-    <w:bookmarkEnd w:id="121"/>
-    <w:bookmarkStart w:id="122" w:name="X3f6204036baceaed45dc55637633d032b92c13a"/>
-    <w:p>
-      <w:pPr>
-        <w:pStyle w:val="Heading3"/>
-      </w:pPr>
-      <w:r>
-        <w:t xml:space="preserve">4.6.7. Nhận dạng họ biển và màu nền —</w:t>
-      </w:r>
-      <w:r>
-        <w:t xml:space="preserve"> </w:t>
-      </w:r>
-      <w:r>
-        <w:rPr>
-          <w:rStyle w:val="VerbatimChar"/>
-        </w:rPr>
-        <w:t xml:space="preserve">plate_color.py</w:t>
-      </w:r>
-    </w:p>
-    <w:p>
-      <w:pPr>
-        <w:pStyle w:val="FirstParagraph"/>
-      </w:pPr>
-      <w:r>
-        <w:rPr>
-          <w:b/>
-          <w:bCs/>
-        </w:rPr>
-        <w:t xml:space="preserve">a) Vấn đề đã quan sát: thông tin được tính ra rồi bị vứt đi.</w:t>
-      </w:r>
-      <w:r>
-        <w:t xml:space="preserve"> </w:t>
-      </w:r>
-      <w:r>
-        <w:t xml:space="preserve">Ảnh biển đỏ quân đội</w:t>
-      </w:r>
-      <w:r>
-        <w:t xml:space="preserve"> </w:t>
-      </w:r>
-      <w:r>
-        <w:rPr>
-          <w:rStyle w:val="VerbatimChar"/>
-        </w:rPr>
-        <w:t xml:space="preserve">KV6938</w:t>
-      </w:r>
-      <w:r>
-        <w:t xml:space="preserve"> </w:t>
-      </w:r>
-      <w:r>
-        <w:t xml:space="preserve">được OCR đọc</w:t>
-      </w:r>
-      <w:r>
-        <w:t xml:space="preserve"> </w:t>
-      </w:r>
-      <w:r>
-        <w:rPr>
-          <w:b/>
-          <w:bCs/>
-        </w:rPr>
-        <w:t xml:space="preserve">đúng</w:t>
-      </w:r>
-      <w:r>
-        <w:t xml:space="preserve"> </w:t>
-      </w:r>
-      <w:r>
-        <w:t xml:space="preserve">ở độ tin cậy 0,999 nhưng giao diện hiển thị "Sai định dạng biển số" — sai về phát biểu chứ không sai về tính toán: biển quân đội là biển hợp lệ nằm ngoài hệ dân sự (4.6.5f). Hai thông tin bị vứt trước khi tới CSDL:</w:t>
-      </w:r>
-      <w:r>
-        <w:t xml:space="preserve"> </w:t>
-      </w:r>
-      <w:r>
-        <w:rPr>
-          <w:b/>
-          <w:bCs/>
-        </w:rPr>
-        <w:t xml:space="preserve">họ biển</w:t>
-      </w:r>
-      <w:r>
-        <w:t xml:space="preserve"> </w:t>
-      </w:r>
-      <w:r>
-        <w:t xml:space="preserve">(</w:t>
-      </w:r>
-      <w:r>
-        <w:rPr>
-          <w:rStyle w:val="VerbatimChar"/>
-        </w:rPr>
-        <w:t xml:space="preserve">PlateKind</w:t>
-      </w:r>
-      <w:r>
-        <w:t xml:space="preserve">, chín giá trị từ</w:t>
-      </w:r>
-      <w:r>
-        <w:t xml:space="preserve"> </w:t>
-      </w:r>
-      <w:r>
-        <w:rPr>
-          <w:rStyle w:val="VerbatimChar"/>
-        </w:rPr>
-        <w:t xml:space="preserve">car</w:t>
-      </w:r>
-      <w:r>
-        <w:t xml:space="preserve"> </w:t>
-      </w:r>
-      <w:r>
-        <w:t xml:space="preserve">tới</w:t>
-      </w:r>
-      <w:r>
-        <w:t xml:space="preserve"> </w:t>
-      </w:r>
-      <w:r>
-        <w:rPr>
-          <w:rStyle w:val="VerbatimChar"/>
-        </w:rPr>
-        <w:t xml:space="preserve">military</w:t>
-      </w:r>
-      <w:r>
-        <w:t xml:space="preserve">/</w:t>
-      </w:r>
-      <w:r>
-        <w:rPr>
-          <w:rStyle w:val="VerbatimChar"/>
-        </w:rPr>
-        <w:t xml:space="preserve">unknown</w:t>
-      </w:r>
-      <w:r>
-        <w:t xml:space="preserve">) và</w:t>
-      </w:r>
-      <w:r>
-        <w:t xml:space="preserve"> </w:t>
-      </w:r>
-      <w:r>
-        <w:rPr>
-          <w:b/>
-          <w:bCs/>
-        </w:rPr>
-        <w:t xml:space="preserve">chuỗi hiển thị</w:t>
-      </w:r>
-      <w:r>
-        <w:t xml:space="preserve"> </w:t>
-      </w:r>
-      <w:r>
-        <w:t xml:space="preserve">do</w:t>
-      </w:r>
-      <w:r>
-        <w:t xml:space="preserve"> </w:t>
-      </w:r>
-      <w:r>
-        <w:rPr>
-          <w:rStyle w:val="VerbatimChar"/>
-        </w:rPr>
-        <w:t xml:space="preserve">format_for_display</w:t>
-      </w:r>
-      <w:r>
-        <w:t xml:space="preserve"> </w:t>
-      </w:r>
-      <w:r>
-        <w:t xml:space="preserve">dựng lại dấu phân cách (</w:t>
-      </w:r>
-      <w:r>
-        <w:rPr>
-          <w:rStyle w:val="VerbatimChar"/>
-        </w:rPr>
-        <w:t xml:space="preserve">29E01566</w:t>
-      </w:r>
-      <w:r>
-        <w:t xml:space="preserve"> </w:t>
-      </w:r>
-      <w:r>
-        <w:t xml:space="preserve">→</w:t>
-      </w:r>
-      <w:r>
-        <w:t xml:space="preserve"> </w:t>
-      </w:r>
-      <w:r>
-        <w:rPr>
-          <w:rStyle w:val="VerbatimChar"/>
-        </w:rPr>
-        <w:t xml:space="preserve">29E-015.66</w:t>
-      </w:r>
-      <w:r>
-        <w:t xml:space="preserve">). Bản sửa:</w:t>
-      </w:r>
-      <w:r>
-        <w:t xml:space="preserve"> </w:t>
-      </w:r>
-      <w:r>
-        <w:rPr>
-          <w:b/>
-          <w:bCs/>
-        </w:rPr>
-        <w:t xml:space="preserve">giữ lại</w:t>
-      </w:r>
-      <w:r>
-        <w:t xml:space="preserve"> </w:t>
-      </w:r>
-      <w:r>
-        <w:t xml:space="preserve">những gì đã tính (mục d, 4.7.2), và bổ sung nguồn bằng chứng mà chuỗi ký tự về nguyên tắc không thể mang — màu nền.</w:t>
+        <w:t xml:space="preserve">e) Độ chính xác đo được.</w:t>
+      </w:r>
+      <w:r>
+        <w:t xml:space="preserve"> </w:t>
+      </w:r>
+      <w:r>
+        <w:t xml:space="preserve">Bộ phân loại được đánh giá trên bộ dữ liệu ảnh biển cắt sẵn có nhãn màu do người gán và chưa từng được hiệu chỉnh theo bộ này — phép đo vì vậy nằm ngoài dữ liệu hiệu chỉnh.</w:t>
       </w:r>
     </w:p>
     <w:p>
@@ -27792,6 +24566,22 @@
         </w:tc>
       </w:tr>
     </w:tbl>
+    <w:p>
+      <w:pPr>
+        <w:pStyle w:val="BodyText"/>
+      </w:pPr>
+      <w:r>
+        <w:t xml:space="preserve">Ba giới hạn cần nêu kèm kết quả trên. Thứ nhất, 542 ảnh đã bị loại khỏi phép đo, gồm toàn bộ lớp không xác định và các ảnh chụp ban đêm hoặc hồng ngoại mà chính người gán nhãn cũng không xác định được màu. Thứ hai, dạng lỗi chủ đạo là biển trắng bị phân loại thành biển xanh — 21 trong tổng số 33 trường hợp sai — do một số điểm ảnh ám lạnh vượt ngưỡng bão hoà. Thứ ba, phạm vi phép đo hẹp hơn phạm vi mô-đun: bộ dữ liệu không chứa biển đỏ và biển ngoại giao nên hai nhánh này chưa có số liệu đánh giá.</w:t>
+      </w:r>
+    </w:p>
+    <w:p>
+      <w:pPr>
+        <w:pStyle w:val="BodyText"/>
+      </w:pPr>
+      <w:r>
+        <w:t xml:space="preserve">Cần lưu ý thêm rằng toàn bộ ảnh của bộ dữ liệu này đã bị biến đổi tỉ lệ về khung vuông trước khi công bố, nên bộ không dùng được để đánh giá độ chính xác nhận dạng ký tự — phép biến đổi phá huỷ tỉ lệ khung hình mà thuật toán ước lượng số dòng dựa vào. Màu nền không chịu ảnh hưởng, do đó bộ dữ liệu chỉ được dùng cho đúng câu hỏi về màu sắc.</w:t>
+      </w:r>
+    </w:p>
     <w:bookmarkEnd w:id="122"/>
     <w:bookmarkEnd w:id="123"/>
     <w:bookmarkStart w:id="130" w:name="X8aef48742467ddac0644d900d3acf00a24f1b66"/>
@@ -45696,7 +42486,7 @@
         <w:pStyle w:val="Compact"/>
         <w:numPr>
           <w:ilvl w:val="0"/>
-          <w:numId w:val="1002"/>
+          <w:numId w:val="1003"/>
         </w:numPr>
       </w:pPr>
       <w:r>
@@ -45718,7 +42508,7 @@
         <w:pStyle w:val="Compact"/>
         <w:numPr>
           <w:ilvl w:val="0"/>
-          <w:numId w:val="1002"/>
+          <w:numId w:val="1003"/>
         </w:numPr>
       </w:pPr>
       <w:r>
@@ -45740,7 +42530,7 @@
         <w:pStyle w:val="Compact"/>
         <w:numPr>
           <w:ilvl w:val="0"/>
-          <w:numId w:val="1002"/>
+          <w:numId w:val="1003"/>
         </w:numPr>
       </w:pPr>
       <w:r>
@@ -45807,7 +42597,7 @@
         <w:pStyle w:val="Compact"/>
         <w:numPr>
           <w:ilvl w:val="0"/>
-          <w:numId w:val="1002"/>
+          <w:numId w:val="1003"/>
         </w:numPr>
       </w:pPr>
       <w:r>
@@ -59798,6 +56588,9 @@
     <w:abstractNumId w:val="991"/>
   </w:num>
   <w:num w:numId="1002">
+    <w:abstractNumId w:val="991"/>
+  </w:num>
+  <w:num w:numId="1003">
     <w:abstractNumId w:val="99411"/>
     <w:lvlOverride w:ilvl="0">
       <w:startOverride w:val="1"/>

--- a/docs/papers/compact/thesis-full.docx
+++ b/docs/papers/compact/thesis-full.docx
@@ -17349,7 +17349,7 @@
     </w:p>
     <w:bookmarkEnd w:id="77"/>
     <w:bookmarkEnd w:id="78"/>
-    <w:bookmarkStart w:id="138" w:name="chương-4-thiết-kế-và-cài-đặt-hệ-thống"/>
+    <w:bookmarkStart w:id="134" w:name="chương-4-thiết-kế-và-cài-đặt-hệ-thống"/>
     <w:p>
       <w:pPr>
         <w:pStyle w:val="Heading1"/>
@@ -24584,7 +24584,7 @@
     </w:p>
     <w:bookmarkEnd w:id="122"/>
     <w:bookmarkEnd w:id="123"/>
-    <w:bookmarkStart w:id="130" w:name="X8aef48742467ddac0644d900d3acf00a24f1b66"/>
+    <w:bookmarkStart w:id="128" w:name="X8aef48742467ddac0644d900d3acf00a24f1b66"/>
     <w:p>
       <w:pPr>
         <w:pStyle w:val="Heading2"/>
@@ -24593,13 +24593,13 @@
         <w:t xml:space="preserve">4.7. Backend và cơ sở dữ liệu</w:t>
       </w:r>
     </w:p>
-    <w:bookmarkStart w:id="124" w:name="Xcb75fd037bde37d65d490f96f89b6b957911b10"/>
+    <w:bookmarkStart w:id="124" w:name="Xe560b8397332a19c15b4817024d50105975592c"/>
     <w:p>
       <w:pPr>
         <w:pStyle w:val="Heading3"/>
       </w:pPr>
       <w:r>
-        <w:t xml:space="preserve">4.7.1. Cấu trúc phân tầng backend và tầng nghiệp vụ</w:t>
+        <w:t xml:space="preserve">4.7.1. Kiến trúc phân tầng và tầng nghiệp vụ</w:t>
       </w:r>
     </w:p>
     <w:p>
@@ -24607,203 +24607,41 @@
         <w:pStyle w:val="FirstParagraph"/>
       </w:pPr>
       <w:r>
-        <w:t xml:space="preserve">Backend gồm 21 mô-đun Python (19 ứng dụng + 2 Alembic) trong năm tầng với</w:t>
-      </w:r>
-      <w:r>
-        <w:t xml:space="preserve"> </w:t>
-      </w:r>
-      <w:r>
-        <w:rPr>
-          <w:b/>
-          <w:bCs/>
-        </w:rPr>
-        <w:t xml:space="preserve">luồng phụ thuộc một chiều nghiêm ngặt</w:t>
-      </w:r>
-      <w:r>
-        <w:t xml:space="preserve">;</w:t>
-      </w:r>
-      <w:r>
-        <w:t xml:space="preserve"> </w:t>
-      </w:r>
-      <w:r>
-        <w:rPr>
-          <w:rStyle w:val="VerbatimChar"/>
-        </w:rPr>
-        <w:t xml:space="preserve">core/</w:t>
-      </w:r>
-      <w:r>
-        <w:t xml:space="preserve"> </w:t>
-      </w:r>
-      <w:r>
-        <w:t xml:space="preserve">được mọi tầng dùng nhưng không phụ thuộc tầng nào. Ba quy tắc:</w:t>
-      </w:r>
-      <w:r>
-        <w:t xml:space="preserve"> </w:t>
-      </w:r>
-      <w:r>
-        <w:rPr>
-          <w:b/>
-          <w:bCs/>
-        </w:rPr>
-        <w:t xml:space="preserve">router không viết truy vấn</w:t>
-      </w:r>
-      <w:r>
-        <w:t xml:space="preserve"> </w:t>
-      </w:r>
-      <w:r>
-        <w:t xml:space="preserve">— mọi truy cập qua repository, thay đổi lược đồ có bán kính ảnh hưởng một tệp;</w:t>
-      </w:r>
-      <w:r>
-        <w:t xml:space="preserve"> </w:t>
-      </w:r>
-      <w:r>
-        <w:rPr>
-          <w:b/>
-          <w:bCs/>
-        </w:rPr>
-        <w:t xml:space="preserve">repository</w:t>
-      </w:r>
-      <w:r>
-        <w:rPr>
-          <w:b/>
-          <w:bCs/>
-        </w:rPr>
-        <w:t xml:space="preserve"> </w:t>
-      </w:r>
-      <w:r>
-        <w:rPr>
-          <w:rStyle w:val="VerbatimChar"/>
-          <w:b/>
-          <w:bCs/>
-        </w:rPr>
-        <w:t xml:space="preserve">flush</w:t>
-      </w:r>
-      <w:r>
-        <w:rPr>
-          <w:b/>
-          <w:bCs/>
-        </w:rPr>
-        <w:t xml:space="preserve">, không bao giờ</w:t>
-      </w:r>
-      <w:r>
-        <w:rPr>
-          <w:b/>
-          <w:bCs/>
-        </w:rPr>
-        <w:t xml:space="preserve"> </w:t>
-      </w:r>
-      <w:r>
-        <w:rPr>
-          <w:rStyle w:val="VerbatimChar"/>
-          <w:b/>
-          <w:bCs/>
-        </w:rPr>
-        <w:t xml:space="preserve">commit</w:t>
-      </w:r>
-      <w:r>
-        <w:t xml:space="preserve"> </w:t>
-      </w:r>
-      <w:r>
-        <w:t xml:space="preserve">— lưu một tác vụ cùng sáu biển là</w:t>
-      </w:r>
-      <w:r>
-        <w:t xml:space="preserve"> </w:t>
-      </w:r>
-      <w:r>
-        <w:rPr>
-          <w:b/>
-          <w:bCs/>
-        </w:rPr>
-        <w:t xml:space="preserve">một</w:t>
-      </w:r>
-      <w:r>
-        <w:t xml:space="preserve"> </w:t>
-      </w:r>
-      <w:r>
-        <w:t xml:space="preserve">thao tác logic,</w:t>
-      </w:r>
-      <w:r>
-        <w:t xml:space="preserve"> </w:t>
-      </w:r>
-      <w:r>
-        <w:rPr>
-          <w:rStyle w:val="VerbatimChar"/>
-        </w:rPr>
-        <w:t xml:space="preserve">commit</w:t>
-      </w:r>
-      <w:r>
-        <w:t xml:space="preserve"> </w:t>
-      </w:r>
-      <w:r>
-        <w:t xml:space="preserve">giữa chừng để lại trạng thái hỏng mà từng dòng riêng lẻ đều hợp lệ, ranh giới giao dịch thuộc tầng service;</w:t>
-      </w:r>
-      <w:r>
-        <w:t xml:space="preserve"> </w:t>
-      </w:r>
-      <w:r>
-        <w:rPr>
-          <w:b/>
-          <w:bCs/>
-        </w:rPr>
-        <w:t xml:space="preserve">khoá sắp xếp qua danh sách cho phép tường minh</w:t>
-      </w:r>
-      <w:r>
-        <w:t xml:space="preserve"> </w:t>
-      </w:r>
-      <w:r>
-        <w:t xml:space="preserve">—</w:t>
-      </w:r>
-      <w:r>
-        <w:t xml:space="preserve"> </w:t>
-      </w:r>
-      <w:r>
-        <w:rPr>
-          <w:rStyle w:val="VerbatimChar"/>
-        </w:rPr>
-        <w:t xml:space="preserve">getattr(model, name)</w:t>
-      </w:r>
-      <w:r>
-        <w:t xml:space="preserve"> </w:t>
-      </w:r>
-      <w:r>
-        <w:t xml:space="preserve">biến</w:t>
-      </w:r>
-      <w:r>
-        <w:t xml:space="preserve"> </w:t>
-      </w:r>
-      <w:r>
-        <w:rPr>
-          <w:rStyle w:val="VerbatimChar"/>
-        </w:rPr>
-        <w:t xml:space="preserve">?sort_by=metadata</w:t>
-      </w:r>
-      <w:r>
-        <w:t xml:space="preserve"> </w:t>
-      </w:r>
-      <w:r>
-        <w:t xml:space="preserve">thành lỗi 500, ánh xạ tường minh biến khoá lạ thành 400 sạch sẽ;</w:t>
-      </w:r>
-      <w:r>
-        <w:t xml:space="preserve"> </w:t>
-      </w:r>
-      <w:r>
-        <w:rPr>
-          <w:rStyle w:val="VerbatimChar"/>
-        </w:rPr>
-        <w:t xml:space="preserve">MAX_PAGE_SIZE = 200</w:t>
-      </w:r>
-      <w:r>
-        <w:t xml:space="preserve">.</w:t>
+        <w:t xml:space="preserve">Backend được tổ chức thành năm tầng với luồng phụ thuộc một chiều nghiêm ngặt, trong đó tầng lõi được mọi tầng khác sử dụng nhưng không phụ thuộc tầng nào. Ba quy tắc chi phối toàn bộ tầng nghiệp vụ.</w:t>
+      </w:r>
+    </w:p>
+    <w:p>
+      <w:pPr>
+        <w:pStyle w:val="BodyText"/>
+      </w:pPr>
+      <w:r>
+        <w:t xml:space="preserve">Thứ nhất, tầng định tuyến không chứa truy vấn: mọi truy cập dữ liệu đi qua tầng kho dữ liệu, nhờ đó một thay đổi lược đồ chỉ có bán kính ảnh hưởng trong phạm vi một mô-đun. Thứ hai, tầng kho dữ liệu chỉ đẩy thay đổi xuống phiên làm việc mà không bao giờ tự xác nhận giao dịch: việc lưu một lượt nhận dạng cùng toàn bộ biển số thuộc lượt đó là một thao tác logic duy nhất, và xác nhận giao dịch giữa chừng sẽ để lại trạng thái không nhất quán mà từng bản ghi riêng lẻ vẫn hợp lệ; ranh giới giao dịch vì vậy thuộc về tầng dịch vụ. Thứ ba, khoá sắp xếp trong truy vấn được ánh xạ qua danh sách cho phép tường minh thay vì truy xuất thuộc tính động, bởi cách thứ hai biến một tham số không hợp lệ thành lỗi máy chủ thay vì lỗi yêu cầu.</w:t>
+      </w:r>
+    </w:p>
+    <w:p>
+      <w:pPr>
+        <w:pStyle w:val="BodyText"/>
+      </w:pPr>
+      <w:r>
+        <w:t xml:space="preserve">Về xử lý lỗi, mỗi ngoại lệ mang hai mô tả cho hai đối tượng đọc khác nhau: một thông điệp tiếng Việt ngắn gọn kèm hành động khắc phục, đi vào thân phản hồi HTTP; và một mô tả kỹ thuật chỉ đi vào nhật ký hệ thống. Cây ngoại lệ được ánh xạ trực tiếp sang mã trạng thái HTTP, kèm một bộ xử lý bắt tất cả nhằm bảo đảm ngoại lệ ngoài dự kiến không làm lộ vết ngăn xếp ra phía người dùng (NFR-S4). Nhật ký được ghi theo định dạng có cấu trúc, mỗi bản ghi là một đối tượng dữ liệu kèm định danh yêu cầu truyền ngầm qua ngữ cảnh thực thi; điều này là bắt buộc vì nhật ký của tác vụ video xen kẽ với nhật ký của các yêu cầu đồng thời, và văn bản thuần không cho phép tách lại chuỗi sự kiện của một yêu cầu cụ thể.</w:t>
+      </w:r>
+    </w:p>
+    <w:p>
+      <w:pPr>
+        <w:pStyle w:val="BodyText"/>
+      </w:pPr>
+      <w:r>
+        <w:t xml:space="preserve">Cần lưu ý rằng phần lớn sự cố gặp phải trong quá trình cài đặt nằm ở ranh giới giữa mã nguồn và môi trường thực thi — nguồn cấu hình, tầng lưu trữ và bảng mã đầu ra — và đều vượt qua được kiểm thử đơn vị. Đây là lập luận thực nghiệm cho yêu cầu bộ kiểm thử phải bao gồm kiểm thử tích hợp chạy trên đường dẫn thật, chứ không chỉ kiểm thử đơn vị với thành phần giả lập.</w:t>
       </w:r>
     </w:p>
     <w:bookmarkEnd w:id="124"/>
-    <w:bookmarkStart w:id="125" w:name="Xad4e5f8b95a0edc542fa533fd683fd4eb1b8f73"/>
+    <w:bookmarkStart w:id="125" w:name="Xa08c13edcacee7c56ea1753a17abd51052d554f"/>
     <w:p>
       <w:pPr>
         <w:pStyle w:val="Heading3"/>
       </w:pPr>
       <w:r>
-        <w:t xml:space="preserve">4.7.2. Cơ sở dữ liệu: lược đồ, di trú và các quyết định thiết kế dữ liệu</w:t>
+        <w:t xml:space="preserve">4.7.2. Thiết kế cơ sở dữ liệu</w:t>
       </w:r>
     </w:p>
     <w:p>
@@ -24811,49 +24649,17 @@
         <w:pStyle w:val="FirstParagraph"/>
       </w:pPr>
       <w:r>
-        <w:t xml:space="preserve">Cơ sở dữ liệu gồm hai bảng quan hệ một–nhiều:</w:t>
-      </w:r>
-      <w:r>
-        <w:t xml:space="preserve"> </w:t>
-      </w:r>
-      <w:r>
-        <w:rPr>
-          <w:rStyle w:val="VerbatimChar"/>
-        </w:rPr>
-        <w:t xml:space="preserve">detection_job</w:t>
-      </w:r>
-      <w:r>
-        <w:t xml:space="preserve"> </w:t>
-      </w:r>
-      <w:r>
-        <w:t xml:space="preserve">(một lần sử dụng hệ thống) và</w:t>
-      </w:r>
-      <w:r>
-        <w:t xml:space="preserve"> </w:t>
-      </w:r>
-      <w:r>
-        <w:rPr>
-          <w:rStyle w:val="VerbatimChar"/>
-        </w:rPr>
-        <w:t xml:space="preserve">detection_history</w:t>
-      </w:r>
-      <w:r>
-        <w:t xml:space="preserve"> </w:t>
-      </w:r>
-      <w:r>
-        <w:t xml:space="preserve">(mỗi biển số phát hiện được một bản ghi), nối bằng khoá</w:t>
-      </w:r>
-      <w:r>
-        <w:t xml:space="preserve"> </w:t>
-      </w:r>
-      <w:r>
-        <w:rPr>
-          <w:rStyle w:val="VerbatimChar"/>
-        </w:rPr>
-        <w:t xml:space="preserve">source_job_id</w:t>
-      </w:r>
-      <w:r>
-        <w:t xml:space="preserve">. Tách hai bảng là điều kiện để thống kê đếm đúng —</w:t>
+        <w:rPr>
+          <w:b/>
+          <w:bCs/>
+        </w:rPr>
+        <w:t xml:space="preserve">a) Lược đồ.</w:t>
+      </w:r>
+      <w:r>
+        <w:t xml:space="preserve"> </w:t>
+      </w:r>
+      <w:r>
+        <w:t xml:space="preserve">Cơ sở dữ liệu gồm hai bảng có quan hệ một–nhiều: bảng tác vụ ghi nhận mỗi lần sử dụng hệ thống, và bảng lịch sử ghi nhận mỗi biển số được phát hiện. Việc tách thành hai bảng là điều kiện để thống kê đếm đúng, bởi</w:t>
       </w:r>
       <w:r>
         <w:t xml:space="preserve"> </w:t>
@@ -24879,109 +24685,41 @@
           <w:i/>
           <w:iCs/>
         </w:rPr>
-        <w:t xml:space="preserve">biển số phát hiện</w:t>
-      </w:r>
-      <w:r>
-        <w:t xml:space="preserve"> </w:t>
-      </w:r>
-      <w:r>
-        <w:t xml:space="preserve">là hai đại lượng khác nhau.</w:t>
-      </w:r>
-      <w:r>
-        <w:t xml:space="preserve"> </w:t>
-      </w:r>
-      <w:r>
-        <w:rPr>
-          <w:rStyle w:val="VerbatimChar"/>
-        </w:rPr>
-        <w:t xml:space="preserve">detection_history</w:t>
-      </w:r>
-      <w:r>
-        <w:t xml:space="preserve"> </w:t>
-      </w:r>
-      <w:r>
-        <w:t xml:space="preserve">hiện có</w:t>
-      </w:r>
-      <w:r>
-        <w:t xml:space="preserve"> </w:t>
-      </w:r>
-      <w:r>
-        <w:rPr>
-          <w:b/>
-          <w:bCs/>
-        </w:rPr>
-        <w:t xml:space="preserve">21 cột</w:t>
-      </w:r>
-      <w:r>
-        <w:t xml:space="preserve"> </w:t>
-      </w:r>
-      <w:r>
-        <w:t xml:space="preserve">sau ba lần di trú Alembic, trong đó hai quyết định đáng chú ý: lưu</w:t>
-      </w:r>
-      <w:r>
-        <w:t xml:space="preserve"> </w:t>
-      </w:r>
-      <w:r>
-        <w:rPr>
-          <w:b/>
-          <w:bCs/>
-        </w:rPr>
-        <w:t xml:space="preserve">song song</w:t>
-      </w:r>
-      <w:r>
-        <w:t xml:space="preserve"> </w:t>
-      </w:r>
-      <w:r>
-        <w:rPr>
-          <w:rStyle w:val="VerbatimChar"/>
-        </w:rPr>
-        <w:t xml:space="preserve">raw_ocr_text</w:t>
-      </w:r>
-      <w:r>
-        <w:t xml:space="preserve"> </w:t>
-      </w:r>
-      <w:r>
-        <w:t xml:space="preserve">và</w:t>
-      </w:r>
-      <w:r>
-        <w:t xml:space="preserve"> </w:t>
-      </w:r>
-      <w:r>
-        <w:rPr>
-          <w:rStyle w:val="VerbatimChar"/>
-        </w:rPr>
-        <w:t xml:space="preserve">plate_number</w:t>
-      </w:r>
-      <w:r>
-        <w:t xml:space="preserve"> </w:t>
-      </w:r>
-      <w:r>
-        <w:t xml:space="preserve">để đo được đóng góp của khối hậu xử lý, và cột</w:t>
-      </w:r>
-      <w:r>
-        <w:t xml:space="preserve"> </w:t>
-      </w:r>
-      <w:r>
-        <w:rPr>
-          <w:rStyle w:val="VerbatimChar"/>
-        </w:rPr>
-        <w:t xml:space="preserve">upper_char_count</w:t>
-      </w:r>
-      <w:r>
-        <w:t xml:space="preserve"> </w:t>
-      </w:r>
-      <w:r>
-        <w:t xml:space="preserve">để giải nhập nhằng cách nhóm chữ số của biển hai dòng.</w:t>
+        <w:t xml:space="preserve">biển số phát hiện được</w:t>
+      </w:r>
+      <w:r>
+        <w:t xml:space="preserve"> </w:t>
+      </w:r>
+      <w:r>
+        <w:t xml:space="preserve">là hai đại lượng khác nhau: một ảnh chứa ba phương tiện tạo ra một lượt và ba bản ghi. Gộp hai khái niệm sẽ làm số lượt sử dụng bị thổi phồng đúng bằng số biển số trung bình trên mỗi ảnh.</w:t>
+      </w:r>
+    </w:p>
+    <w:p>
+      <w:pPr>
+        <w:pStyle w:val="BodyText"/>
+      </w:pPr>
+      <w:r>
+        <w:rPr>
+          <w:b/>
+          <w:bCs/>
+        </w:rPr>
+        <w:t xml:space="preserve">b) Hai quyết định thiết kế dữ liệu đáng chú ý.</w:t>
+      </w:r>
+      <w:r>
+        <w:t xml:space="preserve"> </w:t>
+      </w:r>
+      <w:r>
+        <w:t xml:space="preserve">Thứ nhất, chuỗi ký tự thô do bộ nhận dạng trả về và chuỗi đã qua chuẩn hoá được lưu song song trong hai cột riêng biệt. Đây là điều kiện cần để định lượng đóng góp của khối hậu xử lý: hiệu số giữa độ chính xác tính trên hai cột này chính là chỉ số NFR-A6 trừ NFR-A5 báo cáo ở mục 5.5.2. Thứ hai, hệ thống lưu số ký tự thuộc dòng trên của biển hai dòng, nhằm giải quyết một trường hợp nhập nhằng về nguyên tắc: chuỗi tám ký tự của biển hai dòng có thể được nhóm theo hai cách đều hợp lệ, và ranh giới giữa hai dòng — thông tin duy nhất phân định được — bị chính bước ghép ngang loại bỏ. Giá trị này thu được không tốn thêm chi phí tính toán vì bộ nhận dạng trả về một mảnh kết quả cho mỗi nửa ảnh.</w:t>
       </w:r>
     </w:p>
     <w:bookmarkEnd w:id="125"/>
-    <w:bookmarkStart w:id="126" w:name="X5a6f1c2d5d1374d5909fb6fd3b8213feaf5dc96"/>
+    <w:bookmarkStart w:id="126" w:name="X77a52e3fd6cf35fc3afd19b3200b5b46b34c44d"/>
     <w:p>
       <w:pPr>
         <w:pStyle w:val="Heading3"/>
       </w:pPr>
       <w:r>
-        <w:t xml:space="preserve">4.7.3. REST API</w:t>
+        <w:t xml:space="preserve">4.7.3. Giao diện lập trình</w:t>
       </w:r>
     </w:p>
     <w:p>
@@ -24989,128 +24727,7 @@
         <w:pStyle w:val="FirstParagraph"/>
       </w:pPr>
       <w:r>
-        <w:t xml:space="preserve">API kiểu REST, tự sinh OpenAPI 3.x và Swagger UI. Endpoint nghiệp vụ dưới tiền tố</w:t>
-      </w:r>
-      <w:r>
-        <w:t xml:space="preserve"> </w:t>
-      </w:r>
-      <w:r>
-        <w:rPr>
-          <w:rStyle w:val="VerbatimChar"/>
-        </w:rPr>
-        <w:t xml:space="preserve">/api</w:t>
-      </w:r>
-      <w:r>
-        <w:t xml:space="preserve">; health check đặt ở gốc để giám sát và Docker healthcheck không phụ thuộc phiên bản API. Đếm từ</w:t>
-      </w:r>
-      <w:r>
-        <w:t xml:space="preserve"> </w:t>
-      </w:r>
-      <w:r>
-        <w:rPr>
-          <w:rStyle w:val="VerbatimChar"/>
-        </w:rPr>
-        <w:t xml:space="preserve">backend/api/routes/</w:t>
-      </w:r>
-      <w:r>
-        <w:t xml:space="preserve"> </w:t>
-      </w:r>
-      <w:r>
-        <w:t xml:space="preserve">đối chiếu OpenAPI:</w:t>
-      </w:r>
-      <w:r>
-        <w:t xml:space="preserve"> </w:t>
-      </w:r>
-      <w:r>
-        <w:rPr>
-          <w:b/>
-          <w:bCs/>
-        </w:rPr>
-        <w:t xml:space="preserve">10 thao tác HTTP trên 9 đường dẫn</w:t>
-      </w:r>
-      <w:r>
-        <w:t xml:space="preserve"> </w:t>
-      </w:r>
-      <w:r>
-        <w:t xml:space="preserve">(</w:t>
-      </w:r>
-      <w:r>
-        <w:rPr>
-          <w:rStyle w:val="VerbatimChar"/>
-        </w:rPr>
-        <w:t xml:space="preserve">/api/history/{detection_id}</w:t>
-      </w:r>
-      <w:r>
-        <w:t xml:space="preserve"> </w:t>
-      </w:r>
-      <w:r>
-        <w:t xml:space="preserve">mang cả</w:t>
-      </w:r>
-      <w:r>
-        <w:t xml:space="preserve"> </w:t>
-      </w:r>
-      <w:r>
-        <w:rPr>
-          <w:rStyle w:val="VerbatimChar"/>
-        </w:rPr>
-        <w:t xml:space="preserve">GET</w:t>
-      </w:r>
-      <w:r>
-        <w:t xml:space="preserve"> </w:t>
-      </w:r>
-      <w:r>
-        <w:t xml:space="preserve">và</w:t>
-      </w:r>
-      <w:r>
-        <w:t xml:space="preserve"> </w:t>
-      </w:r>
-      <w:r>
-        <w:rPr>
-          <w:rStyle w:val="VerbatimChar"/>
-        </w:rPr>
-        <w:t xml:space="preserve">DELETE</w:t>
-      </w:r>
-      <w:r>
-        <w:t xml:space="preserve">);</w:t>
-      </w:r>
-      <w:r>
-        <w:t xml:space="preserve"> </w:t>
-      </w:r>
-      <w:r>
-        <w:rPr>
-          <w:rStyle w:val="VerbatimChar"/>
-        </w:rPr>
-        <w:t xml:space="preserve">/docs</w:t>
-      </w:r>
-      <w:r>
-        <w:t xml:space="preserve">,</w:t>
-      </w:r>
-      <w:r>
-        <w:t xml:space="preserve"> </w:t>
-      </w:r>
-      <w:r>
-        <w:rPr>
-          <w:rStyle w:val="VerbatimChar"/>
-        </w:rPr>
-        <w:t xml:space="preserve">/redoc</w:t>
-      </w:r>
-      <w:r>
-        <w:t xml:space="preserve">,</w:t>
-      </w:r>
-      <w:r>
-        <w:t xml:space="preserve"> </w:t>
-      </w:r>
-      <w:r>
-        <w:rPr>
-          <w:rStyle w:val="VerbatimChar"/>
-        </w:rPr>
-        <w:t xml:space="preserve">/openapi.json</w:t>
-      </w:r>
-      <w:r>
-        <w:t xml:space="preserve"> </w:t>
-      </w:r>
-      <w:r>
-        <w:t xml:space="preserve">do FastAPI tự sinh, không tính. Bảng đặc tả đầy đủ ở</w:t>
+        <w:t xml:space="preserve">Hệ thống cung cấp giao diện theo phong cách REST với tài liệu đặc tả sinh tự động. Các điểm cuối nghiệp vụ nằm dưới một tiền tố chung, riêng điểm cuối kiểm tra tình trạng đặt ở gốc để hệ thống giám sát và cơ chế kiểm tra sức khoẻ của môi trường container không phụ thuộc vào phiên bản giao diện. Tổng cộng có mười thao tác HTTP trên chín đường dẫn; bảng đặc tả đầy đủ từng điểm cuối được trình bày ở</w:t>
       </w:r>
       <w:r>
         <w:t xml:space="preserve"> </w:t>
@@ -25123,254 +24740,25 @@
         <w:t xml:space="preserve">Phụ lục F.1</w:t>
       </w:r>
       <w:r>
-        <w:t xml:space="preserve">. Tóm tắt:</w:t>
-      </w:r>
-      <w:r>
-        <w:t xml:space="preserve"> </w:t>
-      </w:r>
-      <w:r>
-        <w:rPr>
-          <w:rStyle w:val="VerbatimChar"/>
-        </w:rPr>
-        <w:t xml:space="preserve">GET /health</w:t>
-      </w:r>
-      <w:r>
-        <w:t xml:space="preserve"> </w:t>
-      </w:r>
-      <w:r>
-        <w:t xml:space="preserve">(200);</w:t>
-      </w:r>
-      <w:r>
-        <w:t xml:space="preserve"> </w:t>
-      </w:r>
-      <w:r>
-        <w:rPr>
-          <w:rStyle w:val="VerbatimChar"/>
-        </w:rPr>
-        <w:t xml:space="preserve">POST /api/detect/image</w:t>
-      </w:r>
-      <w:r>
-        <w:t xml:space="preserve"> </w:t>
-      </w:r>
-      <w:r>
-        <w:t xml:space="preserve">(200);</w:t>
-      </w:r>
-      <w:r>
-        <w:t xml:space="preserve"> </w:t>
-      </w:r>
-      <w:r>
-        <w:rPr>
-          <w:rStyle w:val="VerbatimChar"/>
-        </w:rPr>
-        <w:t xml:space="preserve">POST /api/detect/video</w:t>
-      </w:r>
-      <w:r>
-        <w:t xml:space="preserve"> </w:t>
-      </w:r>
-      <w:r>
-        <w:t xml:space="preserve">(</w:t>
-      </w:r>
-      <w:r>
-        <w:rPr>
-          <w:b/>
-          <w:bCs/>
-        </w:rPr>
-        <w:t xml:space="preserve">202</w:t>
-      </w:r>
-      <w:r>
-        <w:t xml:space="preserve">);</w:t>
-      </w:r>
-      <w:r>
-        <w:t xml:space="preserve"> </w:t>
-      </w:r>
-      <w:r>
-        <w:rPr>
-          <w:rStyle w:val="VerbatimChar"/>
-        </w:rPr>
-        <w:t xml:space="preserve">POST /api/detect/frame</w:t>
-      </w:r>
-      <w:r>
-        <w:t xml:space="preserve"> </w:t>
-      </w:r>
-      <w:r>
-        <w:t xml:space="preserve">(200, kèm</w:t>
-      </w:r>
-      <w:r>
-        <w:t xml:space="preserve"> </w:t>
-      </w:r>
-      <w:r>
-        <w:rPr>
-          <w:rStyle w:val="VerbatimChar"/>
-        </w:rPr>
-        <w:t xml:space="preserve">job_id</w:t>
-      </w:r>
-      <w:r>
-        <w:t xml:space="preserve"> </w:t>
-      </w:r>
-      <w:r>
-        <w:t xml:space="preserve">tuỳ chọn);</w:t>
-      </w:r>
-      <w:r>
-        <w:t xml:space="preserve"> </w:t>
-      </w:r>
-      <w:r>
-        <w:rPr>
-          <w:rStyle w:val="VerbatimChar"/>
-        </w:rPr>
-        <w:t xml:space="preserve">GET /api/jobs/{job_id}</w:t>
-      </w:r>
-      <w:r>
-        <w:t xml:space="preserve"> </w:t>
-      </w:r>
-      <w:r>
-        <w:t xml:space="preserve">(200/404);</w:t>
-      </w:r>
-      <w:r>
-        <w:t xml:space="preserve"> </w:t>
-      </w:r>
-      <w:r>
-        <w:rPr>
-          <w:rStyle w:val="VerbatimChar"/>
-        </w:rPr>
-        <w:t xml:space="preserve">GET /api/history</w:t>
-      </w:r>
-      <w:r>
-        <w:t xml:space="preserve"> </w:t>
-      </w:r>
-      <w:r>
-        <w:t xml:space="preserve">(200, các tham số lọc – sắp xếp – phân trang);</w:t>
-      </w:r>
-      <w:r>
-        <w:t xml:space="preserve"> </w:t>
-      </w:r>
-      <w:r>
-        <w:rPr>
-          <w:rStyle w:val="VerbatimChar"/>
-        </w:rPr>
-        <w:t xml:space="preserve">GET /api/history/export</w:t>
-      </w:r>
-      <w:r>
-        <w:t xml:space="preserve"> </w:t>
-      </w:r>
-      <w:r>
-        <w:t xml:space="preserve">(200</w:t>
-      </w:r>
-      <w:r>
-        <w:t xml:space="preserve"> </w:t>
-      </w:r>
-      <w:r>
-        <w:rPr>
-          <w:rStyle w:val="VerbatimChar"/>
-        </w:rPr>
-        <w:t xml:space="preserve">text/csv</w:t>
-      </w:r>
-      <w:r>
-        <w:t xml:space="preserve">, UTF-8</w:t>
-      </w:r>
-      <w:r>
-        <w:t xml:space="preserve"> </w:t>
-      </w:r>
-      <w:r>
-        <w:rPr>
-          <w:b/>
-          <w:bCs/>
-        </w:rPr>
-        <w:t xml:space="preserve">có BOM</w:t>
-      </w:r>
-      <w:r>
-        <w:t xml:space="preserve">, không phân trang);</w:t>
-      </w:r>
-      <w:r>
-        <w:t xml:space="preserve"> </w:t>
-      </w:r>
-      <w:r>
-        <w:rPr>
-          <w:rStyle w:val="VerbatimChar"/>
-        </w:rPr>
-        <w:t xml:space="preserve">GET /api/history/{detection_id}</w:t>
-      </w:r>
-      <w:r>
-        <w:t xml:space="preserve"> </w:t>
-      </w:r>
-      <w:r>
-        <w:t xml:space="preserve">(200/404/422);</w:t>
-      </w:r>
-      <w:r>
-        <w:t xml:space="preserve"> </w:t>
-      </w:r>
-      <w:r>
-        <w:rPr>
-          <w:rStyle w:val="VerbatimChar"/>
-        </w:rPr>
-        <w:t xml:space="preserve">DELETE /api/history/{detection_id}</w:t>
-      </w:r>
-      <w:r>
-        <w:t xml:space="preserve"> </w:t>
-      </w:r>
-      <w:r>
-        <w:t xml:space="preserve">(</w:t>
-      </w:r>
-      <w:r>
-        <w:rPr>
-          <w:b/>
-          <w:bCs/>
-        </w:rPr>
-        <w:t xml:space="preserve">204</w:t>
-      </w:r>
-      <w:r>
-        <w:t xml:space="preserve">);</w:t>
-      </w:r>
-      <w:r>
-        <w:t xml:space="preserve"> </w:t>
-      </w:r>
-      <w:r>
-        <w:rPr>
-          <w:rStyle w:val="VerbatimChar"/>
-        </w:rPr>
-        <w:t xml:space="preserve">GET /api/statistics</w:t>
-      </w:r>
-      <w:r>
-        <w:t xml:space="preserve"> </w:t>
-      </w:r>
-      <w:r>
-        <w:t xml:space="preserve">(200, tham số</w:t>
-      </w:r>
-      <w:r>
-        <w:t xml:space="preserve"> </w:t>
-      </w:r>
-      <w:r>
-        <w:rPr>
-          <w:rStyle w:val="VerbatimChar"/>
-        </w:rPr>
-        <w:t xml:space="preserve">days</w:t>
-      </w:r>
-      <w:r>
-        <w:t xml:space="preserve">). Lỗi chung: 400, 413, 422, 500.</w:t>
+        <w:t xml:space="preserve">.</w:t>
+      </w:r>
+    </w:p>
+    <w:p>
+      <w:pPr>
+        <w:pStyle w:val="BodyText"/>
+      </w:pPr>
+      <w:r>
+        <w:t xml:space="preserve">Bốn quyết định thiết kế đáng ghi nhận. Yêu cầu xử lý video trả về mã trạng thái chấp nhận thay vì mã thành công, do một video 60 giây cần khoảng 200 giây xử lý trên CPU và không client nào chờ được; mã chấp nhận phản ánh đúng ngữ nghĩa "đã tiếp nhận, đang xử lý". Trường hợp ảnh không chứa biển số trả về mã thành công kèm danh sách rỗng thay vì mã lỗi, vì kết quả nhận dạng vẫn tồn tại và là tập rỗng (NFR-R2); trả về mã lỗi sẽ loại toàn bộ trường hợp âm khỏi thống kê. Chức năng tìm kiếm đối chiếu đồng thời chuỗi đã chuẩn hoá và chuỗi thô, để người dùng nhớ dạng nào cũng tra được. Cuối cùng, hai chỉ số thống kê về số lượt và số biển số được trả về tách biệt, kèm mô tả tường minh trong tài liệu đặc tả nhằm ngăn việc gộp nhầm hai đại lượng đã phân tích tại mục 4.7.2a.</w:t>
       </w:r>
     </w:p>
     <w:bookmarkEnd w:id="126"/>
-    <w:bookmarkStart w:id="127" w:name="X793f1cbcdf62d75b9c0e35dc578f748df61ce57"/>
+    <w:bookmarkStart w:id="127" w:name="Xee62035831bb2ad19a597748f6ce6331ba6d676"/>
     <w:p>
       <w:pPr>
         <w:pStyle w:val="Heading3"/>
       </w:pPr>
       <w:r>
-        <w:t xml:space="preserve">4.7.4.</w:t>
-      </w:r>
-      <w:r>
-        <w:t xml:space="preserve"> </w:t>
-      </w:r>
-      <w:r>
-        <w:rPr>
-          <w:rStyle w:val="VerbatimChar"/>
-        </w:rPr>
-        <w:t xml:space="preserve">UnavailablePipeline</w:t>
-      </w:r>
-      <w:r>
-        <w:t xml:space="preserve"> </w:t>
-      </w:r>
-      <w:r>
-        <w:t xml:space="preserve">— một phương án lùi phải thất bại theo cách quan sát được</w:t>
+        <w:t xml:space="preserve">4.7.4. Phương án lùi phải thất bại theo cách quan sát được</w:t>
       </w:r>
     </w:p>
     <w:p>
@@ -25378,339 +24766,43 @@
         <w:pStyle w:val="FirstParagraph"/>
       </w:pPr>
       <w:r>
-        <w:t xml:space="preserve">Giai đoạn chưa có mô hình, hệ thống chạy</w:t>
-      </w:r>
-      <w:r>
-        <w:t xml:space="preserve"> </w:t>
-      </w:r>
-      <w:r>
-        <w:rPr>
-          <w:rStyle w:val="VerbatimChar"/>
-        </w:rPr>
-        <w:t xml:space="preserve">StubPipeline</w:t>
-      </w:r>
-      <w:r>
-        <w:t xml:space="preserve"> </w:t>
-      </w:r>
-      <w:r>
-        <w:t xml:space="preserve">— bịa kết quả có cấu trúc hợp lệ, chính đáng lúc đó để xây API/CSDL/frontend. Vấn đề:</w:t>
-      </w:r>
-      <w:r>
-        <w:t xml:space="preserve"> </w:t>
-      </w:r>
-      <w:r>
-        <w:rPr>
-          <w:b/>
-          <w:bCs/>
-        </w:rPr>
-        <w:t xml:space="preserve">stub từng được cài làm phương án lùi khi không nạp được mô hình</w:t>
-      </w:r>
-      <w:r>
-        <w:t xml:space="preserve"> </w:t>
-      </w:r>
-      <w:r>
-        <w:t xml:space="preserve">— một triển khai cấu hình sai sẽ trả lời mọi lần tải lên bằng một biển số thuyết phục nhưng hư cấu: chế độ hỏng</w:t>
-      </w:r>
-      <w:r>
-        <w:t xml:space="preserve"> </w:t>
-      </w:r>
-      <w:r>
-        <w:rPr>
-          <w:b/>
-          <w:bCs/>
-        </w:rPr>
-        <w:t xml:space="preserve">trông giống thành công</w:t>
-      </w:r>
-      <w:r>
-        <w:t xml:space="preserve">, loại nguy hiểm nhất trong hệ thống có ghi CSDL. Ba lớp nay phân vai rõ:</w:t>
-      </w:r>
-      <w:r>
-        <w:t xml:space="preserve"> </w:t>
-      </w:r>
-      <w:r>
-        <w:rPr>
-          <w:rStyle w:val="VerbatimChar"/>
-        </w:rPr>
-        <w:t xml:space="preserve">ALPRPipeline</w:t>
-      </w:r>
-      <w:r>
-        <w:t xml:space="preserve"> </w:t>
-      </w:r>
-      <w:r>
-        <w:t xml:space="preserve">— nhận dạng thật,</w:t>
-      </w:r>
-      <w:r>
-        <w:t xml:space="preserve"> </w:t>
-      </w:r>
-      <w:r>
-        <w:rPr>
-          <w:rStyle w:val="VerbatimChar"/>
-        </w:rPr>
-        <w:t xml:space="preserve">is_ready = True</w:t>
-      </w:r>
-      <w:r>
-        <w:t xml:space="preserve">,</w:t>
-      </w:r>
-      <w:r>
-        <w:t xml:space="preserve"> </w:t>
-      </w:r>
-      <w:r>
-        <w:rPr>
-          <w:rStyle w:val="VerbatimChar"/>
-        </w:rPr>
-        <w:t xml:space="preserve">/health</w:t>
-      </w:r>
-      <w:r>
-        <w:t xml:space="preserve"> </w:t>
-      </w:r>
-      <w:r>
-        <w:rPr>
-          <w:rStyle w:val="VerbatimChar"/>
-        </w:rPr>
-        <w:t xml:space="preserve">ok</w:t>
-      </w:r>
-      <w:r>
-        <w:t xml:space="preserve">;</w:t>
-      </w:r>
-      <w:r>
-        <w:t xml:space="preserve"> </w:t>
-      </w:r>
-      <w:r>
-        <w:rPr>
-          <w:rStyle w:val="VerbatimChar"/>
-        </w:rPr>
-        <w:t xml:space="preserve">UnavailablePipeline</w:t>
-      </w:r>
-      <w:r>
-        <w:t xml:space="preserve"> </w:t>
-      </w:r>
-      <w:r>
-        <w:t xml:space="preserve">—</w:t>
-      </w:r>
-      <w:r>
-        <w:t xml:space="preserve"> </w:t>
-      </w:r>
-      <w:r>
-        <w:rPr>
-          <w:b/>
-          <w:bCs/>
-        </w:rPr>
-        <w:t xml:space="preserve">mặc định khi hỏng</w:t>
-      </w:r>
-      <w:r>
-        <w:t xml:space="preserve">, ném</w:t>
-      </w:r>
-      <w:r>
-        <w:t xml:space="preserve"> </w:t>
-      </w:r>
-      <w:r>
-        <w:rPr>
-          <w:rStyle w:val="VerbatimChar"/>
-        </w:rPr>
-        <w:t xml:space="preserve">ALPRError</w:t>
-      </w:r>
-      <w:r>
-        <w:t xml:space="preserve"> </w:t>
-      </w:r>
-      <w:r>
-        <w:t xml:space="preserve">và</w:t>
-      </w:r>
-      <w:r>
-        <w:t xml:space="preserve"> </w:t>
-      </w:r>
-      <w:r>
-        <w:rPr>
-          <w:b/>
-          <w:bCs/>
-        </w:rPr>
-        <w:t xml:space="preserve">không bịa gì</w:t>
-      </w:r>
-      <w:r>
-        <w:t xml:space="preserve">,</w:t>
-      </w:r>
-      <w:r>
-        <w:t xml:space="preserve"> </w:t>
-      </w:r>
-      <w:r>
-        <w:rPr>
-          <w:rStyle w:val="VerbatimChar"/>
-        </w:rPr>
-        <w:t xml:space="preserve">/health</w:t>
-      </w:r>
-      <w:r>
-        <w:t xml:space="preserve"> </w:t>
-      </w:r>
-      <w:r>
-        <w:rPr>
-          <w:rStyle w:val="VerbatimChar"/>
-        </w:rPr>
-        <w:t xml:space="preserve">degraded</w:t>
-      </w:r>
-      <w:r>
-        <w:t xml:space="preserve">;</w:t>
-      </w:r>
-      <w:r>
-        <w:t xml:space="preserve"> </w:t>
-      </w:r>
-      <w:r>
-        <w:rPr>
-          <w:rStyle w:val="VerbatimChar"/>
-        </w:rPr>
-        <w:t xml:space="preserve">StubPipeline</w:t>
-      </w:r>
-      <w:r>
-        <w:t xml:space="preserve"> </w:t>
-      </w:r>
-      <w:r>
-        <w:t xml:space="preserve">—</w:t>
-      </w:r>
-      <w:r>
-        <w:t xml:space="preserve"> </w:t>
-      </w:r>
-      <w:r>
-        <w:rPr>
-          <w:b/>
-          <w:bCs/>
-        </w:rPr>
-        <w:t xml:space="preserve">chỉ chạy khi</w:t>
-      </w:r>
-      <w:r>
-        <w:rPr>
-          <w:b/>
-          <w:bCs/>
-        </w:rPr>
-        <w:t xml:space="preserve"> </w:t>
-      </w:r>
-      <w:r>
-        <w:rPr>
-          <w:rStyle w:val="VerbatimChar"/>
-          <w:b/>
-          <w:bCs/>
-        </w:rPr>
-        <w:t xml:space="preserve">ALPR_USE_STUB</w:t>
-      </w:r>
-      <w:r>
-        <w:rPr>
-          <w:b/>
-          <w:bCs/>
-        </w:rPr>
-        <w:t xml:space="preserve"> </w:t>
-      </w:r>
-      <w:r>
-        <w:rPr>
-          <w:b/>
-          <w:bCs/>
-        </w:rPr>
-        <w:t xml:space="preserve">đặt tường minh</w:t>
-      </w:r>
-      <w:r>
-        <w:t xml:space="preserve">,</w:t>
-      </w:r>
-      <w:r>
-        <w:t xml:space="preserve"> </w:t>
-      </w:r>
-      <w:r>
-        <w:rPr>
-          <w:rStyle w:val="VerbatimChar"/>
-        </w:rPr>
-        <w:t xml:space="preserve">/health</w:t>
-      </w:r>
-      <w:r>
-        <w:t xml:space="preserve"> </w:t>
-      </w:r>
-      <w:r>
-        <w:rPr>
-          <w:rStyle w:val="VerbatimChar"/>
-        </w:rPr>
-        <w:t xml:space="preserve">degraded</w:t>
-      </w:r>
-      <w:r>
-        <w:t xml:space="preserve">. Trọng số thiếu thì</w:t>
-      </w:r>
-      <w:r>
-        <w:t xml:space="preserve"> </w:t>
-      </w:r>
-      <w:r>
-        <w:rPr>
-          <w:b/>
-          <w:bCs/>
-        </w:rPr>
-        <w:t xml:space="preserve">dịch vụ vẫn khởi động</w:t>
-      </w:r>
-      <w:r>
-        <w:t xml:space="preserve"> </w:t>
-      </w:r>
-      <w:r>
-        <w:t xml:space="preserve">(tiến trình từ chối khởi động không nói được</w:t>
-      </w:r>
-      <w:r>
-        <w:t xml:space="preserve"> </w:t>
-      </w:r>
-      <w:r>
-        <w:rPr>
-          <w:i/>
-          <w:iCs/>
-        </w:rPr>
-        <w:t xml:space="preserve">vì sao</w:t>
-      </w:r>
-      <w:r>
-        <w:t xml:space="preserve">), mỗi yêu cầu trả lỗi sạch sẽ;</w:t>
-      </w:r>
-      <w:r>
-        <w:t xml:space="preserve"> </w:t>
-      </w:r>
-      <w:r>
-        <w:rPr>
-          <w:rStyle w:val="VerbatimChar"/>
-        </w:rPr>
-        <w:t xml:space="preserve">build_pipeline</w:t>
-      </w:r>
-      <w:r>
-        <w:t xml:space="preserve"> </w:t>
-      </w:r>
-      <w:r>
-        <w:t xml:space="preserve">log</w:t>
-      </w:r>
-      <w:r>
-        <w:t xml:space="preserve"> </w:t>
-      </w:r>
-      <w:r>
-        <w:rPr>
-          <w:rStyle w:val="VerbatimChar"/>
-        </w:rPr>
-        <w:t xml:space="preserve">WARNING</w:t>
-      </w:r>
-      <w:r>
-        <w:t xml:space="preserve">:</w:t>
-      </w:r>
-      <w:r>
-        <w:t xml:space="preserve"> </w:t>
-      </w:r>
-      <w:r>
-        <w:rPr>
-          <w:i/>
-          <w:iCs/>
-        </w:rPr>
-        <w:t xml:space="preserve">"Every result this process returns is invented."</w:t>
+        <w:t xml:space="preserve">Trong giai đoạn chưa có mô hình đã huấn luyện, hệ thống vận hành với một đường ống mô phỏng sinh kết quả có cấu trúc hợp lệ nhưng không phản ánh nội dung ảnh. Cách làm này chính đáng ở thời điểm đó vì cho phép xây dựng và kiểm thử toàn bộ giao diện lập trình, cơ sở dữ liệu và giao diện người dùng trước khi mô hình sẵn sàng.</w:t>
+      </w:r>
+    </w:p>
+    <w:p>
+      <w:pPr>
+        <w:pStyle w:val="BodyText"/>
+      </w:pPr>
+      <w:r>
+        <w:t xml:space="preserve">Vấn đề nảy sinh khi đường ống mô phỏng được đặt làm phương án lùi cho tình huống không nạp được mô hình. Khi đó một triển khai bị cấu hình sai sẽ đáp lại mọi yêu cầu bằng một biển số có định dạng thuyết phục nhưng hoàn toàn hư cấu — chế độ hỏng mang biểu hiện của một hệ thống hoạt động bình thường, và là dạng nguy hiểm nhất đối với hệ thống có ghi dữ liệu vào cơ sở dữ liệu.</w:t>
+      </w:r>
+    </w:p>
+    <w:p>
+      <w:pPr>
+        <w:pStyle w:val="BodyText"/>
+      </w:pPr>
+      <w:r>
+        <w:t xml:space="preserve">Thiết kế hiện tại phân vai rõ ba đường ống. Đường ống thật thực hiện nhận dạng và báo trạng thái bình thường. Đường ống không khả dụng là phương án lùi mặc định: nó ném ngoại lệ và không sinh ra bất kỳ kết quả nào, đồng thời báo trạng thái suy giảm. Đường ống mô phỏng chỉ được kích hoạt khi người vận hành đặt biến môi trường tương ứng một cách tường minh. Khi thiếu trọng số, dịch vụ vẫn khởi động — một tiến trình từ chối khởi động không truyền đạt được nguyên nhân — nhưng mỗi yêu cầu đều trả về lỗi rõ ràng. Nguyên tắc rút ra: một phương án lùi phải thất bại theo cách quan sát được, thay vì thay thế thất bại bằng dữ liệu không có cơ sở.</w:t>
       </w:r>
     </w:p>
     <w:bookmarkEnd w:id="127"/>
-    <w:bookmarkStart w:id="128" w:name="Xd0a3a3f70d791f8b8c568026b64c266a48eacfc"/>
+    <w:bookmarkEnd w:id="128"/>
+    <w:bookmarkStart w:id="131" w:name="X3a8d61a51575a0ea03bbef8c366606d753c4f55"/>
+    <w:p>
+      <w:pPr>
+        <w:pStyle w:val="Heading2"/>
+      </w:pPr>
+      <w:r>
+        <w:t xml:space="preserve">4.8. Giao diện người dùng</w:t>
+      </w:r>
+    </w:p>
+    <w:bookmarkStart w:id="129" w:name="X7b302496a670cbc0c6eec45b7ec07057c064342"/>
     <w:p>
       <w:pPr>
         <w:pStyle w:val="Heading3"/>
       </w:pPr>
       <w:r>
-        <w:t xml:space="preserve">4.7.5. Xử lý lỗi, log có cấu trúc và</w:t>
-      </w:r>
-      <w:r>
-        <w:t xml:space="preserve"> </w:t>
-      </w:r>
-      <w:r>
-        <w:rPr>
-          <w:rStyle w:val="VerbatimChar"/>
-        </w:rPr>
-        <w:t xml:space="preserve">request_id</w:t>
+        <w:t xml:space="preserve">4.8.1. Cấu trúc và các màn hình</w:t>
       </w:r>
     </w:p>
     <w:p>
@@ -25718,165 +24810,33 @@
         <w:pStyle w:val="FirstParagraph"/>
       </w:pPr>
       <w:r>
-        <w:t xml:space="preserve">Mỗi ngoại lệ mang</w:t>
-      </w:r>
-      <w:r>
-        <w:t xml:space="preserve"> </w:t>
-      </w:r>
-      <w:r>
-        <w:rPr>
-          <w:b/>
-          <w:bCs/>
-        </w:rPr>
-        <w:t xml:space="preserve">hai mô tả cho hai độc giả</w:t>
-      </w:r>
-      <w:r>
-        <w:t xml:space="preserve">:</w:t>
-      </w:r>
-      <w:r>
-        <w:t xml:space="preserve"> </w:t>
-      </w:r>
-      <w:r>
-        <w:rPr>
-          <w:rStyle w:val="VerbatimChar"/>
-        </w:rPr>
-        <w:t xml:space="preserve">user_message</w:t>
-      </w:r>
-      <w:r>
-        <w:t xml:space="preserve"> </w:t>
-      </w:r>
-      <w:r>
-        <w:t xml:space="preserve">tiếng Việt ngắn gọn có hành động, đi vào thân HTTP;</w:t>
-      </w:r>
-      <w:r>
-        <w:t xml:space="preserve"> </w:t>
-      </w:r>
-      <w:r>
-        <w:rPr>
-          <w:rStyle w:val="VerbatimChar"/>
-        </w:rPr>
-        <w:t xml:space="preserve">internal_detail</w:t>
-      </w:r>
-      <w:r>
-        <w:t xml:space="preserve"> </w:t>
-      </w:r>
-      <w:r>
-        <w:t xml:space="preserve">tiếng Anh kỹ thuật, chỉ đi vào log. Cây ngoại lệ</w:t>
-      </w:r>
-      <w:r>
-        <w:t xml:space="preserve"> </w:t>
-      </w:r>
-      <w:r>
-        <w:rPr>
-          <w:rStyle w:val="VerbatimChar"/>
-        </w:rPr>
-        <w:t xml:space="preserve">APIError</w:t>
-      </w:r>
-      <w:r>
-        <w:t xml:space="preserve"> </w:t>
-      </w:r>
-      <w:r>
-        <w:t xml:space="preserve">ánh xạ thẳng sang mã HTTP (400/404/413/415/500), và</w:t>
-      </w:r>
-      <w:r>
-        <w:t xml:space="preserve"> </w:t>
-      </w:r>
-      <w:r>
-        <w:rPr>
-          <w:b/>
-          <w:bCs/>
-        </w:rPr>
-        <w:t xml:space="preserve">bốn bộ xử lý được đăng ký</w:t>
-      </w:r>
-      <w:r>
-        <w:t xml:space="preserve"> </w:t>
-      </w:r>
-      <w:r>
-        <w:t xml:space="preserve">— trong đó một bộ</w:t>
-      </w:r>
-      <w:r>
-        <w:t xml:space="preserve"> </w:t>
-      </w:r>
-      <w:r>
-        <w:rPr>
-          <w:i/>
-          <w:iCs/>
-        </w:rPr>
-        <w:t xml:space="preserve">bắt tất cả</w:t>
-      </w:r>
-      <w:r>
-        <w:t xml:space="preserve"> </w:t>
-      </w:r>
-      <w:r>
-        <w:t xml:space="preserve">cho</w:t>
-      </w:r>
-      <w:r>
-        <w:t xml:space="preserve"> </w:t>
-      </w:r>
-      <w:r>
-        <w:rPr>
-          <w:rStyle w:val="VerbatimChar"/>
-        </w:rPr>
-        <w:t xml:space="preserve">Exception</w:t>
-      </w:r>
-      <w:r>
-        <w:t xml:space="preserve">, không có nó thì ngoại lệ ngoài dự kiến ở cấu hình debug sẽ hiển thị cả stack trace (NFR-S4). Log ghi</w:t>
-      </w:r>
-      <w:r>
-        <w:t xml:space="preserve"> </w:t>
-      </w:r>
-      <w:r>
-        <w:rPr>
-          <w:b/>
-          <w:bCs/>
-        </w:rPr>
-        <w:t xml:space="preserve">mỗi dòng một đối tượng JSON</w:t>
-      </w:r>
-      <w:r>
-        <w:t xml:space="preserve"> </w:t>
-      </w:r>
-      <w:r>
-        <w:t xml:space="preserve">kèm</w:t>
-      </w:r>
-      <w:r>
-        <w:t xml:space="preserve"> </w:t>
-      </w:r>
-      <w:r>
-        <w:rPr>
-          <w:rStyle w:val="VerbatimChar"/>
-        </w:rPr>
-        <w:t xml:space="preserve">request_id</w:t>
-      </w:r>
-      <w:r>
-        <w:t xml:space="preserve"> </w:t>
-      </w:r>
-      <w:r>
-        <w:t xml:space="preserve">truyền ngầm qua</w:t>
-      </w:r>
-      <w:r>
-        <w:t xml:space="preserve"> </w:t>
-      </w:r>
-      <w:r>
-        <w:rPr>
-          <w:rStyle w:val="VerbatimChar"/>
-        </w:rPr>
-        <w:t xml:space="preserve">ContextVar</w:t>
-      </w:r>
-      <w:r>
-        <w:t xml:space="preserve"> </w:t>
-      </w:r>
-      <w:r>
-        <w:t xml:space="preserve">— log video xen kẽ log tải lên đồng thời, văn bản thuần không tách lại được.</w:t>
-      </w:r>
-    </w:p>
-    <w:bookmarkEnd w:id="128"/>
-    <w:bookmarkStart w:id="129" w:name="X9a070520fbec3c23fb735555e1d0ccbbffbfbbd"/>
+        <w:t xml:space="preserve">Giao diện là ứng dụng một trang xây dựng trên React và TypeScript, gồm ba màn hình: nhận dạng ảnh, nhận dạng video và tra cứu lịch sử. Điều hướng được thiết kế phẳng có chủ ý — cả ba màn hình truy cập trực tiếp từ thanh điều hướng — còn chi tiết bản ghi và hộp xác nhận xoá hiển thị dưới dạng hộp thoại chồng lên trang lịch sử để không làm mất ngữ cảnh bộ lọc đang áp dụng.</w:t>
+      </w:r>
+    </w:p>
+    <w:p>
+      <w:pPr>
+        <w:pStyle w:val="BodyText"/>
+      </w:pPr>
+      <w:r>
+        <w:t xml:space="preserve">Toàn bộ giao tiếp với máy chủ tập trung tại một tầng gọi API duy nhất, nơi duy nhất trong giao diện có hiểu biết về thư viện HTTP và mã trạng thái; các thành phần hiển thị chỉ nhận dữ liệu đã có kiểu hoặc đối tượng lỗi đã chuẩn hoá. Không địa chỉ máy chủ nào được viết cứng: gốc địa chỉ đọc từ biến môi trường tại thời điểm biên dịch và mặc định là rỗng, tương ứng cấu hình cùng nguồn gốc.</w:t>
+      </w:r>
+    </w:p>
+    <w:p>
+      <w:pPr>
+        <w:pStyle w:val="BodyText"/>
+      </w:pPr>
+      <w:r>
+        <w:t xml:space="preserve">Cần lưu ý rằng thiết kế ban đầu có năm màn hình. Màn hình nhận dạng thời gian thực và màn hình tổng quan đã được đưa ra khỏi phạm vi trong hai đợt thu gọn ngày 20/07/2026, kéo theo bốn yêu cầu chức năng chuyển sang mức không thực hiện — trong đó có một yêu cầu ở mức bắt buộc, được nêu rõ tại mục 6.2. Các điểm cuối tương ứng ở phía máy chủ vẫn hoạt động và vẫn có kiểm thử tích hợp; điều bị loại bỏ là hàm gọi phía giao diện, không phải bản thân điểm cuối.</w:t>
+      </w:r>
+    </w:p>
+    <w:bookmarkEnd w:id="129"/>
+    <w:bookmarkStart w:id="130" w:name="X40f085077cc6223c852a0f9c43ce8fecaa551db"/>
     <w:p>
       <w:pPr>
         <w:pStyle w:val="Heading3"/>
       </w:pPr>
       <w:r>
-        <w:t xml:space="preserve">4.7.6. Ba lỗi thực tế đã gặp và sửa trong quá trình cài đặt</w:t>
+        <w:t xml:space="preserve">4.8.2. Nguyên tắc trải nghiệm người dùng</w:t>
       </w:r>
     </w:p>
     <w:p>
@@ -25884,576 +24844,28 @@
         <w:pStyle w:val="FirstParagraph"/>
       </w:pPr>
       <w:r>
-        <w:t xml:space="preserve">Ba lỗi đáng ghi nhận đã gặp khi cài đặt: pydantic-settings JSON-decode trường danh sách</w:t>
-      </w:r>
-      <w:r>
-        <w:t xml:space="preserve"> </w:t>
-      </w:r>
-      <w:r>
-        <w:rPr>
-          <w:b/>
-          <w:bCs/>
-        </w:rPr>
-        <w:t xml:space="preserve">trước</w:t>
-      </w:r>
-      <w:r>
-        <w:t xml:space="preserve"> </w:t>
-      </w:r>
-      <w:r>
-        <w:t xml:space="preserve">validator khiến dịch vụ sập lúc khởi động; SQLite âm thầm nuốt</w:t>
-      </w:r>
-      <w:r>
-        <w:t xml:space="preserve"> </w:t>
-      </w:r>
-      <w:r>
-        <w:rPr>
-          <w:rStyle w:val="VerbatimChar"/>
-        </w:rPr>
-        <w:t xml:space="preserve">tzinfo</w:t>
-      </w:r>
-      <w:r>
-        <w:t xml:space="preserve"> </w:t>
-      </w:r>
-      <w:r>
-        <w:t xml:space="preserve">khiến mọi phân tích theo thời gian sai lệch mà không gì trông sai; và log tiếng Việt làm sập console</w:t>
-      </w:r>
-      <w:r>
-        <w:t xml:space="preserve"> </w:t>
-      </w:r>
-      <w:r>
-        <w:rPr>
-          <w:rStyle w:val="VerbatimChar"/>
-        </w:rPr>
-        <w:t xml:space="preserve">cp1252</w:t>
-      </w:r>
-      <w:r>
-        <w:t xml:space="preserve"> </w:t>
-      </w:r>
-      <w:r>
-        <w:t xml:space="preserve">trên Windows — sự cố xảy ra</w:t>
-      </w:r>
-      <w:r>
-        <w:t xml:space="preserve"> </w:t>
-      </w:r>
-      <w:r>
-        <w:rPr>
-          <w:i/>
-          <w:iCs/>
-        </w:rPr>
-        <w:t xml:space="preserve">bên trong</w:t>
-      </w:r>
-      <w:r>
-        <w:t xml:space="preserve"> </w:t>
-      </w:r>
-      <w:r>
-        <w:t xml:space="preserve">cỗ máy logging, đúng lúc log quan trọng nhất.</w:t>
-      </w:r>
-      <w:r>
-        <w:t xml:space="preserve"> </w:t>
-      </w:r>
-      <w:r>
-        <w:rPr>
-          <w:b/>
-          <w:bCs/>
-        </w:rPr>
-        <w:t xml:space="preserve">Cả ba đều đi qua được kiểm thử đơn vị</w:t>
-      </w:r>
-      <w:r>
-        <w:t xml:space="preserve">, vì cả ba nằm ở ranh giới mã–môi trường (nguồn cấu hình, tầng lưu trữ, bảng mã đầu ra) — lập luận cụ thể cho việc bộ kiểm thử phải gồm kiểm thử tích hợp chạy trên đường dẫn thật.</w:t>
-      </w:r>
-    </w:p>
-    <w:bookmarkEnd w:id="129"/>
+        <w:t xml:space="preserve">Mọi thành phần hiển thị dữ liệu đều cài đặt đủ bốn trạng thái: đang tải, có dữ liệu, rỗng và lỗi. Thiếu trạng thái đang tải khiến giao diện có biểu hiện như bị treo và người dùng thao tác lại, làm tăng tải không cần thiết; thiếu trạng thái rỗng khiến màn hình trắng không phân biệt được với lỗi hệ thống. Trạng thái rỗng xuất hiện với ba ý nghĩa cần ba thông điệp khác nhau: chưa có lượt nhận dạng nào, bộ lọc không khớp bản ghi nào, và ảnh không chứa biển số. Ý nghĩa thứ ba là biểu hiện ở tầng giao diện của cùng một quyết định đã áp dụng tại tầng giao diện lập trình và tầng suy luận: không tìm thấy đối tượng không phải là lỗi.</w:t>
+      </w:r>
+    </w:p>
+    <w:p>
+      <w:pPr>
+        <w:pStyle w:val="BodyText"/>
+      </w:pPr>
+      <w:r>
+        <w:t xml:space="preserve">Thông báo lỗi được viết bằng tiếng Việt theo cấu trúc ba phần — hiện tượng, nguyên nhân và hành động khắc phục (NFR-U3) — trong khi chi tiết kỹ thuật được chuyển hướng vào nhật ký phía máy chủ thay vì bị loại bỏ. Giao diện hiển thị đồng thời chuỗi thô và chuỗi đã chuẩn hoá khi hai chuỗi khác nhau, qua đó biến một cột dữ liệu phục vụ nghiên cứu thành bằng chứng quan sát được ngay trong quá trình trình diễn; do chỉ hiển thị khi có thay đổi, giao diện không bị rối bởi phần lớn trường hợp mà khối hậu xử lý không can thiệp.</w:t>
+      </w:r>
+    </w:p>
+    <w:p>
+      <w:pPr>
+        <w:pStyle w:val="BodyText"/>
+      </w:pPr>
+      <w:r>
+        <w:t xml:space="preserve">Một nguyên tắc thiết kế đáng ghi nhận thuộc về client nhận dạng thời gian thực. Do tốc độ suy luận trên CPU chỉ đạt khoảng 5 khung hình mỗi giây, một vòng lặp gửi yêu cầu theo chu kỳ cố định sẽ khởi tạo yêu cầu mới trước khi yêu cầu trước đó hoàn tất, khiến hàng đợi tăng không giới hạn. Giải pháp là duy trì đúng một yêu cầu đang xử lý tại mỗi thời điểm; khung hình đến trong lúc kênh bận sẽ bị bỏ qua thay vì xếp hàng, do khung hình kế tiếp luôn cập nhật hơn khung hình bị bỏ. Màn hình tương ứng đã được đưa ra khỏi phạm vi, nhưng nguyên tắc này vẫn là khuyến nghị bắt buộc cho mọi client sử dụng điểm cuối nhận dạng theo khung hình.</w:t>
+      </w:r>
+    </w:p>
     <w:bookmarkEnd w:id="130"/>
-    <w:bookmarkStart w:id="135" w:name="X3a8d61a51575a0ea03bbef8c366606d753c4f55"/>
-    <w:p>
-      <w:pPr>
-        <w:pStyle w:val="Heading2"/>
-      </w:pPr>
-      <w:r>
-        <w:t xml:space="preserve">4.8. Giao diện người dùng</w:t>
-      </w:r>
-    </w:p>
-    <w:bookmarkStart w:id="131" w:name="X41d42568ef87773b429a80913ba201b50dcb7d3"/>
-    <w:p>
-      <w:pPr>
-        <w:pStyle w:val="Heading3"/>
-      </w:pPr>
-      <w:r>
-        <w:t xml:space="preserve">4.8.1. Cấu trúc, điều hướng và các màn hình</w:t>
-      </w:r>
-    </w:p>
-    <w:p>
-      <w:pPr>
-        <w:pStyle w:val="FirstParagraph"/>
-      </w:pPr>
-      <w:r>
-        <w:t xml:space="preserve">Giao diện là SPA React + TypeScript dựng bằng Vite, gồm</w:t>
-      </w:r>
-      <w:r>
-        <w:t xml:space="preserve"> </w:t>
-      </w:r>
-      <w:r>
-        <w:rPr>
-          <w:b/>
-          <w:bCs/>
-        </w:rPr>
-        <w:t xml:space="preserve">3 trang</w:t>
-      </w:r>
-      <w:r>
-        <w:t xml:space="preserve"> </w:t>
-      </w:r>
-      <w:r>
-        <w:t xml:space="preserve">và 48 mô-đun</w:t>
-      </w:r>
-      <w:r>
-        <w:t xml:space="preserve"> </w:t>
-      </w:r>
-      <w:r>
-        <w:rPr>
-          <w:rStyle w:val="VerbatimChar"/>
-        </w:rPr>
-        <w:t xml:space="preserve">.tsx</w:t>
-      </w:r>
-      <w:r>
-        <w:t xml:space="preserve">/</w:t>
-      </w:r>
-      <w:r>
-        <w:rPr>
-          <w:rStyle w:val="VerbatimChar"/>
-        </w:rPr>
-        <w:t xml:space="preserve">.ts</w:t>
-      </w:r>
-      <w:r>
-        <w:t xml:space="preserve">:</w:t>
-      </w:r>
-      <w:r>
-        <w:t xml:space="preserve"> </w:t>
-      </w:r>
-      <w:r>
-        <w:rPr>
-          <w:rStyle w:val="VerbatimChar"/>
-        </w:rPr>
-        <w:t xml:space="preserve">pages/</w:t>
-      </w:r>
-      <w:r>
-        <w:t xml:space="preserve"> </w:t>
-      </w:r>
-      <w:r>
-        <w:t xml:space="preserve">(ImageDetection ở trang chủ</w:t>
-      </w:r>
-      <w:r>
-        <w:t xml:space="preserve"> </w:t>
-      </w:r>
-      <w:r>
-        <w:rPr>
-          <w:rStyle w:val="VerbatimChar"/>
-        </w:rPr>
-        <w:t xml:space="preserve">/</w:t>
-      </w:r>
-      <w:r>
-        <w:t xml:space="preserve">, VideoDetection</w:t>
-      </w:r>
-      <w:r>
-        <w:t xml:space="preserve"> </w:t>
-      </w:r>
-      <w:r>
-        <w:rPr>
-          <w:rStyle w:val="VerbatimChar"/>
-        </w:rPr>
-        <w:t xml:space="preserve">/video</w:t>
-      </w:r>
-      <w:r>
-        <w:t xml:space="preserve">, History</w:t>
-      </w:r>
-      <w:r>
-        <w:t xml:space="preserve"> </w:t>
-      </w:r>
-      <w:r>
-        <w:rPr>
-          <w:rStyle w:val="VerbatimChar"/>
-        </w:rPr>
-        <w:t xml:space="preserve">/history</w:t>
-      </w:r>
-      <w:r>
-        <w:t xml:space="preserve">);</w:t>
-      </w:r>
-      <w:r>
-        <w:t xml:space="preserve"> </w:t>
-      </w:r>
-      <w:r>
-        <w:rPr>
-          <w:rStyle w:val="VerbatimChar"/>
-        </w:rPr>
-        <w:t xml:space="preserve">components/ui/</w:t>
-      </w:r>
-      <w:r>
-        <w:t xml:space="preserve"> </w:t>
-      </w:r>
-      <w:r>
-        <w:t xml:space="preserve">15 component nguyên thuỷ; các nhóm component detection/history;</w:t>
-      </w:r>
-      <w:r>
-        <w:t xml:space="preserve"> </w:t>
-      </w:r>
-      <w:r>
-        <w:rPr>
-          <w:rStyle w:val="VerbatimChar"/>
-        </w:rPr>
-        <w:t xml:space="preserve">services/api.ts</w:t>
-      </w:r>
-      <w:r>
-        <w:t xml:space="preserve">,</w:t>
-      </w:r>
-      <w:r>
-        <w:t xml:space="preserve"> </w:t>
-      </w:r>
-      <w:r>
-        <w:rPr>
-          <w:rStyle w:val="VerbatimChar"/>
-        </w:rPr>
-        <w:t xml:space="preserve">types/index.ts</w:t>
-      </w:r>
-      <w:r>
-        <w:t xml:space="preserve">,</w:t>
-      </w:r>
-      <w:r>
-        <w:t xml:space="preserve"> </w:t>
-      </w:r>
-      <w:r>
-        <w:rPr>
-          <w:rStyle w:val="VerbatimChar"/>
-        </w:rPr>
-        <w:t xml:space="preserve">hooks/</w:t>
-      </w:r>
-      <w:r>
-        <w:t xml:space="preserve">,</w:t>
-      </w:r>
-      <w:r>
-        <w:t xml:space="preserve"> </w:t>
-      </w:r>
-      <w:r>
-        <w:rPr>
-          <w:rStyle w:val="VerbatimChar"/>
-        </w:rPr>
-        <w:t xml:space="preserve">lib/</w:t>
-      </w:r>
-      <w:r>
-        <w:t xml:space="preserve">. Điều hướng cố ý</w:t>
-      </w:r>
-      <w:r>
-        <w:t xml:space="preserve"> </w:t>
-      </w:r>
-      <w:r>
-        <w:rPr>
-          <w:b/>
-          <w:bCs/>
-        </w:rPr>
-        <w:t xml:space="preserve">phẳng</w:t>
-      </w:r>
-      <w:r>
-        <w:t xml:space="preserve">: ba màn hình truy cập trực tiếp từ thanh điều hướng; chi tiết bản ghi và xác nhận xoá là hộp thoại chồng lên trang lịch sử để không mất ngữ cảnh bộ lọc.</w:t>
-      </w:r>
-    </w:p>
     <w:bookmarkEnd w:id="131"/>
-    <w:bookmarkStart w:id="132" w:name="X71f13f9605aa1554e7e6ad259e9be7c13b42aef"/>
-    <w:p>
-      <w:pPr>
-        <w:pStyle w:val="Heading3"/>
-      </w:pPr>
-      <w:r>
-        <w:t xml:space="preserve">4.8.2. Tầng gọi API và ánh xạ kiểu dữ liệu</w:t>
-      </w:r>
-    </w:p>
-    <w:p>
-      <w:pPr>
-        <w:pStyle w:val="FirstParagraph"/>
-      </w:pPr>
-      <w:r>
-        <w:rPr>
-          <w:rStyle w:val="VerbatimChar"/>
-        </w:rPr>
-        <w:t xml:space="preserve">services/api.ts</w:t>
-      </w:r>
-      <w:r>
-        <w:t xml:space="preserve"> </w:t>
-      </w:r>
-      <w:r>
-        <w:t xml:space="preserve">là</w:t>
-      </w:r>
-      <w:r>
-        <w:t xml:space="preserve"> </w:t>
-      </w:r>
-      <w:r>
-        <w:rPr>
-          <w:b/>
-          <w:bCs/>
-        </w:rPr>
-        <w:t xml:space="preserve">nơi duy nhất frontend biết về axios hoặc mã HTTP</w:t>
-      </w:r>
-      <w:r>
-        <w:t xml:space="preserve">: component nhận dữ liệu đã có kiểu hoặc</w:t>
-      </w:r>
-      <w:r>
-        <w:t xml:space="preserve"> </w:t>
-      </w:r>
-      <w:r>
-        <w:rPr>
-          <w:rStyle w:val="VerbatimChar"/>
-        </w:rPr>
-        <w:t xml:space="preserve">ApiError</w:t>
-      </w:r>
-      <w:r>
-        <w:t xml:space="preserve"> </w:t>
-      </w:r>
-      <w:r>
-        <w:t xml:space="preserve">chuẩn hoá. Sáu hàm gọi API ứng một–một với sáu endpoint, cộng hai hàm dựng URL.</w:t>
-      </w:r>
-      <w:r>
-        <w:t xml:space="preserve"> </w:t>
-      </w:r>
-      <w:r>
-        <w:rPr>
-          <w:b/>
-          <w:bCs/>
-        </w:rPr>
-        <w:t xml:space="preserve">Ba endpoint còn lại không còn hàm gọi phía giao diện</w:t>
-      </w:r>
-      <w:r>
-        <w:t xml:space="preserve"> </w:t>
-      </w:r>
-      <w:r>
-        <w:t xml:space="preserve">nhưng</w:t>
-      </w:r>
-      <w:r>
-        <w:t xml:space="preserve"> </w:t>
-      </w:r>
-      <w:r>
-        <w:rPr>
-          <w:b/>
-          <w:bCs/>
-        </w:rPr>
-        <w:t xml:space="preserve">vẫn hoạt động ở backend</w:t>
-      </w:r>
-      <w:r>
-        <w:t xml:space="preserve"> </w:t>
-      </w:r>
-      <w:r>
-        <w:t xml:space="preserve">— cần phân biệt</w:t>
-      </w:r>
-      <w:r>
-        <w:t xml:space="preserve"> </w:t>
-      </w:r>
-      <w:r>
-        <w:rPr>
-          <w:i/>
-          <w:iCs/>
-        </w:rPr>
-        <w:t xml:space="preserve">hàm gọi bị xoá</w:t>
-      </w:r>
-      <w:r>
-        <w:t xml:space="preserve"> </w:t>
-      </w:r>
-      <w:r>
-        <w:t xml:space="preserve">với</w:t>
-      </w:r>
-      <w:r>
-        <w:t xml:space="preserve"> </w:t>
-      </w:r>
-      <w:r>
-        <w:rPr>
-          <w:i/>
-          <w:iCs/>
-        </w:rPr>
-        <w:t xml:space="preserve">endpoint thì không</w:t>
-      </w:r>
-      <w:r>
-        <w:t xml:space="preserve">. Không hostname nào viết cứng: origin đọc từ biến môi trường lúc build, mặc định rỗng (cùng-origin).</w:t>
-      </w:r>
-    </w:p>
-    <w:bookmarkEnd w:id="132"/>
-    <w:bookmarkStart w:id="133" w:name="X6a63856b89da620b9eec628f43f9722f5f363b5"/>
-    <w:p>
-      <w:pPr>
-        <w:pStyle w:val="Heading3"/>
-      </w:pPr>
-      <w:r>
-        <w:t xml:space="preserve">4.8.3. Nguyên tắc trải nghiệm người dùng</w:t>
-      </w:r>
-    </w:p>
-    <w:p>
-      <w:pPr>
-        <w:pStyle w:val="FirstParagraph"/>
-      </w:pPr>
-      <w:r>
-        <w:rPr>
-          <w:b/>
-          <w:bCs/>
-        </w:rPr>
-        <w:t xml:space="preserve">Bốn trạng thái bắt buộc của mọi thành phần hiển thị dữ liệu:</w:t>
-      </w:r>
-      <w:r>
-        <w:t xml:space="preserve"> </w:t>
-      </w:r>
-      <w:r>
-        <w:rPr>
-          <w:i/>
-          <w:iCs/>
-        </w:rPr>
-        <w:t xml:space="preserve">đang tải</w:t>
-      </w:r>
-      <w:r>
-        <w:t xml:space="preserve"> </w:t>
-      </w:r>
-      <w:r>
-        <w:t xml:space="preserve">(thiếu thì giao diện trông như treo, người dùng bấm lại tạo thêm tải);</w:t>
-      </w:r>
-      <w:r>
-        <w:t xml:space="preserve"> </w:t>
-      </w:r>
-      <w:r>
-        <w:rPr>
-          <w:i/>
-          <w:iCs/>
-        </w:rPr>
-        <w:t xml:space="preserve">có dữ liệu</w:t>
-      </w:r>
-      <w:r>
-        <w:t xml:space="preserve">;</w:t>
-      </w:r>
-      <w:r>
-        <w:t xml:space="preserve"> </w:t>
-      </w:r>
-      <w:r>
-        <w:rPr>
-          <w:i/>
-          <w:iCs/>
-        </w:rPr>
-        <w:t xml:space="preserve">rỗng</w:t>
-      </w:r>
-      <w:r>
-        <w:t xml:space="preserve"> </w:t>
-      </w:r>
-      <w:r>
-        <w:t xml:space="preserve">(thiếu thì màn hình trắng không phân biệt được với lỗi);</w:t>
-      </w:r>
-      <w:r>
-        <w:t xml:space="preserve"> </w:t>
-      </w:r>
-      <w:r>
-        <w:rPr>
-          <w:i/>
-          <w:iCs/>
-        </w:rPr>
-        <w:t xml:space="preserve">lỗi</w:t>
-      </w:r>
-      <w:r>
-        <w:t xml:space="preserve"> </w:t>
-      </w:r>
-      <w:r>
-        <w:t xml:space="preserve">(tiếng Việt, nêu nguyên nhân và cách khắc phục, có thử lại). Trạng thái rỗng xuất hiện với</w:t>
-      </w:r>
-      <w:r>
-        <w:t xml:space="preserve"> </w:t>
-      </w:r>
-      <w:r>
-        <w:rPr>
-          <w:b/>
-          <w:bCs/>
-        </w:rPr>
-        <w:t xml:space="preserve">ba nghĩa cần ba thông điệp</w:t>
-      </w:r>
-      <w:r>
-        <w:t xml:space="preserve">: chưa có lượt nhận dạng nào; bộ lọc không khớp; ảnh không chứa biển số — nghĩa thứ ba là biểu hiện giao diện của cùng quyết định ở tầng API (200 danh sách rỗng) và tầng pipeline:</w:t>
-      </w:r>
-      <w:r>
-        <w:t xml:space="preserve"> </w:t>
-      </w:r>
-      <w:r>
-        <w:rPr>
-          <w:b/>
-          <w:bCs/>
-        </w:rPr>
-        <w:t xml:space="preserve">không tìm thấy không phải là lỗi</w:t>
-      </w:r>
-      <w:r>
-        <w:t xml:space="preserve">.</w:t>
-      </w:r>
-    </w:p>
-    <w:bookmarkEnd w:id="133"/>
-    <w:bookmarkStart w:id="134" w:name="Xaca530f6b3d036bdb2d5dbb020d1facfa4d59dc"/>
-    <w:p>
-      <w:pPr>
-        <w:pStyle w:val="Heading3"/>
-      </w:pPr>
-      <w:r>
-        <w:t xml:space="preserve">4.8.4. Hàng đợi một khe ở client thời gian thực (trang webcam đã gỡ 2026-07-20)</w:t>
-      </w:r>
-    </w:p>
-    <w:p>
-      <w:pPr>
-        <w:pStyle w:val="FirstParagraph"/>
-      </w:pPr>
-      <w:r>
-        <w:t xml:space="preserve">Trang webcam đã gỡ khỏi frontend, nhưng lập luận thiết kế của nó vẫn đúng và trở thành</w:t>
-      </w:r>
-      <w:r>
-        <w:t xml:space="preserve"> </w:t>
-      </w:r>
-      <w:r>
-        <w:rPr>
-          <w:b/>
-          <w:bCs/>
-        </w:rPr>
-        <w:t xml:space="preserve">khuyến nghị bắt buộc cho bất kỳ client nào</w:t>
-      </w:r>
-      <w:r>
-        <w:t xml:space="preserve"> </w:t>
-      </w:r>
-      <w:r>
-        <w:t xml:space="preserve">gọi</w:t>
-      </w:r>
-      <w:r>
-        <w:t xml:space="preserve"> </w:t>
-      </w:r>
-      <w:r>
-        <w:rPr>
-          <w:rStyle w:val="VerbatimChar"/>
-        </w:rPr>
-        <w:t xml:space="preserve">POST /api/detect/frame</w:t>
-      </w:r>
-      <w:r>
-        <w:t xml:space="preserve">. Suy luận CPU chỉ ~5 FPS, nên một bộ đếm giờ ngây thơ sẽ khởi động yêu cầu thứ hai trước khi yêu cầu thứ nhất trở về — tồn đọng chỉ tăng và tab đứng hình. Giải pháp là</w:t>
-      </w:r>
-      <w:r>
-        <w:t xml:space="preserve"> </w:t>
-      </w:r>
-      <w:r>
-        <w:rPr>
-          <w:b/>
-          <w:bCs/>
-        </w:rPr>
-        <w:t xml:space="preserve">giữ đúng một yêu cầu đang bay</w:t>
-      </w:r>
-      <w:r>
-        <w:t xml:space="preserve">; khung tới trong lúc khe bận thì bị</w:t>
-      </w:r>
-      <w:r>
-        <w:t xml:space="preserve"> </w:t>
-      </w:r>
-      <w:r>
-        <w:rPr>
-          <w:b/>
-          <w:bCs/>
-        </w:rPr>
-        <w:t xml:space="preserve">bỏ qua chứ không xếp hàng</w:t>
-      </w:r>
-      <w:r>
-        <w:t xml:space="preserve">: bỏ một khung không tốn gì vì khung sau cập nhật hơn, xếp hàng thì tốn tất cả.</w:t>
-      </w:r>
-    </w:p>
-    <w:bookmarkEnd w:id="134"/>
-    <w:bookmarkEnd w:id="135"/>
-    <w:bookmarkStart w:id="136" w:name="X1fc81489b951e9c57ef27d947e1ca8b0c900527"/>
+    <w:bookmarkStart w:id="132" w:name="X1fc81489b951e9c57ef27d947e1ca8b0c900527"/>
     <w:p>
       <w:pPr>
         <w:pStyle w:val="Heading2"/>
@@ -26652,8 +25064,8 @@
         </w:pict>
       </w:r>
     </w:p>
-    <w:bookmarkEnd w:id="136"/>
-    <w:bookmarkStart w:id="137" w:name="Xa59943c68bf601f3119bb079a84c2b65642457f"/>
+    <w:bookmarkEnd w:id="132"/>
+    <w:bookmarkStart w:id="133" w:name="Xa59943c68bf601f3119bb079a84c2b65642457f"/>
     <w:p>
       <w:pPr>
         <w:pStyle w:val="Heading2"/>
@@ -27458,9 +25870,9 @@
         <w:br w:type="page"/>
       </w:r>
     </w:p>
-    <w:bookmarkEnd w:id="137"/>
-    <w:bookmarkEnd w:id="138"/>
-    <w:bookmarkStart w:id="178" w:name="chương-5-thực-nghiệm-và-đánh-giá"/>
+    <w:bookmarkEnd w:id="133"/>
+    <w:bookmarkEnd w:id="134"/>
+    <w:bookmarkStart w:id="174" w:name="chương-5-thực-nghiệm-và-đánh-giá"/>
     <w:p>
       <w:pPr>
         <w:pStyle w:val="Heading1"/>
@@ -27529,7 +25941,7 @@
         </w:pict>
       </w:r>
     </w:p>
-    <w:bookmarkStart w:id="145" w:name="X615dfd631dc181525daf811d00c6861931eec12"/>
+    <w:bookmarkStart w:id="141" w:name="X615dfd631dc181525daf811d00c6861931eec12"/>
     <w:p>
       <w:pPr>
         <w:pStyle w:val="Heading2"/>
@@ -27538,7 +25950,7 @@
         <w:t xml:space="preserve">5.1. Mục tiêu và phương pháp đánh giá</w:t>
       </w:r>
     </w:p>
-    <w:bookmarkStart w:id="139" w:name="X864036be38679736247d4d73055ee91028133ef"/>
+    <w:bookmarkStart w:id="135" w:name="X864036be38679736247d4d73055ee91028133ef"/>
     <w:p>
       <w:pPr>
         <w:pStyle w:val="Heading3"/>
@@ -27758,8 +26170,8 @@
         <w:t xml:space="preserve">— một lượng hoá khối chức năng mà tài liệu ALPR chỉ mô tả định tính, một thay tri thức suy đoán bằng tri thức đo được; RQ6 quyết định giá trị của năm câu còn lại.</w:t>
       </w:r>
     </w:p>
-    <w:bookmarkEnd w:id="139"/>
-    <w:bookmarkStart w:id="140" w:name="X3bfe8d88373921eb89de6934846fd7e39a10cdc"/>
+    <w:bookmarkEnd w:id="135"/>
+    <w:bookmarkStart w:id="136" w:name="X3bfe8d88373921eb89de6934846fd7e39a10cdc"/>
     <w:p>
       <w:pPr>
         <w:pStyle w:val="Heading3"/>
@@ -27968,8 +26380,8 @@
         <w:t xml:space="preserve">về độ khó tương đối của biển hai dòng, không bao giờ như mốc chuẩn phải vượt.</w:t>
       </w:r>
     </w:p>
-    <w:bookmarkEnd w:id="140"/>
-    <w:bookmarkStart w:id="144" w:name="Xae02105bda9855e41edaa9a7db070e9fd50916a"/>
+    <w:bookmarkEnd w:id="136"/>
+    <w:bookmarkStart w:id="140" w:name="Xae02105bda9855e41edaa9a7db070e9fd50916a"/>
     <w:p>
       <w:pPr>
         <w:pStyle w:val="Heading3"/>
@@ -27987,18 +26399,18 @@
           <wp:inline>
             <wp:extent cx="5334000" cy="6408964"/>
             <wp:effectExtent b="0" l="0" r="0" t="0"/>
-            <wp:docPr descr="" title="" id="142" name="Picture"/>
+            <wp:docPr descr="" title="" id="138" name="Picture"/>
             <a:graphic>
               <a:graphicData uri="http://schemas.openxmlformats.org/drawingml/2006/picture">
                 <pic:pic>
                   <pic:nvPicPr>
-                    <pic:cNvPr descr="figures/fig-ch6-01.png" id="143" name="Picture"/>
+                    <pic:cNvPr descr="figures/fig-ch6-01.png" id="139" name="Picture"/>
                     <pic:cNvPicPr>
                       <a:picLocks noChangeArrowheads="1" noChangeAspect="1"/>
                     </pic:cNvPicPr>
                   </pic:nvPicPr>
                   <pic:blipFill>
-                    <a:blip r:embed="rId141"/>
+                    <a:blip r:embed="rId137"/>
                     <a:stretch>
                       <a:fillRect/>
                     </a:stretch>
@@ -28123,9 +26535,9 @@
         </w:pict>
       </w:r>
     </w:p>
-    <w:bookmarkEnd w:id="144"/>
-    <w:bookmarkEnd w:id="145"/>
-    <w:bookmarkStart w:id="147" w:name="Xe7177e3758cb04885136198f5ec08c059be0251"/>
+    <w:bookmarkEnd w:id="140"/>
+    <w:bookmarkEnd w:id="141"/>
+    <w:bookmarkStart w:id="143" w:name="Xe7177e3758cb04885136198f5ec08c059be0251"/>
     <w:p>
       <w:pPr>
         <w:pStyle w:val="Heading2"/>
@@ -28559,7 +26971,7 @@
         <w:t xml:space="preserve">9.1.1.</w:t>
       </w:r>
     </w:p>
-    <w:bookmarkStart w:id="146" w:name="X68b890e555caeedb6b49e75b5129e31590605ff"/>
+    <w:bookmarkStart w:id="142" w:name="X68b890e555caeedb6b49e75b5129e31590605ff"/>
     <w:p>
       <w:pPr>
         <w:pStyle w:val="Heading3"/>
@@ -28711,9 +27123,9 @@
         </w:pict>
       </w:r>
     </w:p>
-    <w:bookmarkEnd w:id="146"/>
-    <w:bookmarkEnd w:id="147"/>
-    <w:bookmarkStart w:id="151" w:name="X150a776b7b29e2a1bc0ea6c751a61ccf1f70287"/>
+    <w:bookmarkEnd w:id="142"/>
+    <w:bookmarkEnd w:id="143"/>
+    <w:bookmarkStart w:id="147" w:name="X150a776b7b29e2a1bc0ea6c751a61ccf1f70287"/>
     <w:p>
       <w:pPr>
         <w:pStyle w:val="Heading2"/>
@@ -29608,7 +28020,7 @@
         <w:t xml:space="preserve">.</w:t>
       </w:r>
     </w:p>
-    <w:bookmarkStart w:id="148" w:name="X37856744f8da712b6ffe77e50fcee7fb2ddd38a"/>
+    <w:bookmarkStart w:id="144" w:name="X37856744f8da712b6ffe77e50fcee7fb2ddd38a"/>
     <w:p>
       <w:pPr>
         <w:pStyle w:val="Heading3"/>
@@ -29725,8 +28137,8 @@
         <w:t xml:space="preserve">, tách riêng cho tầng OCR.</w:t>
       </w:r>
     </w:p>
-    <w:bookmarkEnd w:id="148"/>
-    <w:bookmarkStart w:id="149" w:name="X69b9897776aec14f48f71402e4e072075d46038"/>
+    <w:bookmarkEnd w:id="144"/>
+    <w:bookmarkStart w:id="145" w:name="X69b9897776aec14f48f71402e4e072075d46038"/>
     <w:p>
       <w:pPr>
         <w:pStyle w:val="Heading3"/>
@@ -30109,8 +28521,8 @@
         <w:t xml:space="preserve">— mối đe doạ đầu tiên ở 5.9.3; mọi chỉ số ở 5.4 phải đọc kèm ghi chú này.</w:t>
       </w:r>
     </w:p>
-    <w:bookmarkEnd w:id="149"/>
-    <w:bookmarkStart w:id="150" w:name="Xc9e62eaec5d82f00157400cf45b9fcf1ad8a04f"/>
+    <w:bookmarkEnd w:id="145"/>
+    <w:bookmarkStart w:id="146" w:name="Xc9e62eaec5d82f00157400cf45b9fcf1ad8a04f"/>
     <w:p>
       <w:pPr>
         <w:pStyle w:val="Heading3"/>
@@ -30287,9 +28699,9 @@
         </w:pict>
       </w:r>
     </w:p>
-    <w:bookmarkEnd w:id="150"/>
-    <w:bookmarkEnd w:id="151"/>
-    <w:bookmarkStart w:id="155" w:name="X33ae224c5020c26762908e1939d8b973623f32d"/>
+    <w:bookmarkEnd w:id="146"/>
+    <w:bookmarkEnd w:id="147"/>
+    <w:bookmarkStart w:id="151" w:name="X33ae224c5020c26762908e1939d8b973623f32d"/>
     <w:p>
       <w:pPr>
         <w:pStyle w:val="Heading2"/>
@@ -30343,7 +28755,7 @@
         <w:t xml:space="preserve">; tập test chưa từng dùng trong huấn luyện hay chọn epoch.</w:t>
       </w:r>
     </w:p>
-    <w:bookmarkStart w:id="152" w:name="X2b419d4dd42805933fda2d3f8ea8232ea8e61b9"/>
+    <w:bookmarkStart w:id="148" w:name="X2b419d4dd42805933fda2d3f8ea8232ea8e61b9"/>
     <w:p>
       <w:pPr>
         <w:pStyle w:val="Heading3"/>
@@ -30563,8 +28975,8 @@
         <w:t xml:space="preserve">.</w:t>
       </w:r>
     </w:p>
-    <w:bookmarkEnd w:id="152"/>
-    <w:bookmarkStart w:id="153" w:name="Xf35c86d7de5434c76646f1bcbee03703a9e0864"/>
+    <w:bookmarkEnd w:id="148"/>
+    <w:bookmarkStart w:id="149" w:name="Xf35c86d7de5434c76646f1bcbee03703a9e0864"/>
     <w:p>
       <w:pPr>
         <w:pStyle w:val="Heading3"/>
@@ -30919,8 +29331,8 @@
         </w:tc>
       </w:tr>
     </w:tbl>
-    <w:bookmarkEnd w:id="153"/>
-    <w:bookmarkStart w:id="154" w:name="Xeeb6c55a54a6556f1341931b00fc215842373c8"/>
+    <w:bookmarkEnd w:id="149"/>
+    <w:bookmarkStart w:id="150" w:name="Xeeb6c55a54a6556f1341931b00fc215842373c8"/>
     <w:p>
       <w:pPr>
         <w:pStyle w:val="Heading3"/>
@@ -31636,9 +30048,9 @@
         <w:t xml:space="preserve">của hộp nhãn thật chia diện tích ảnh gốc; số box không gán được dải: 0.</w:t>
       </w:r>
     </w:p>
-    <w:bookmarkEnd w:id="154"/>
-    <w:bookmarkEnd w:id="155"/>
-    <w:bookmarkStart w:id="163" w:name="X89026af3ee529e68bbf717a4f7363365ab88538"/>
+    <w:bookmarkEnd w:id="150"/>
+    <w:bookmarkEnd w:id="151"/>
+    <w:bookmarkStart w:id="159" w:name="X89026af3ee529e68bbf717a4f7363365ab88538"/>
     <w:p>
       <w:pPr>
         <w:pStyle w:val="Heading2"/>
@@ -31703,7 +30115,7 @@
         <w:t xml:space="preserve">, không phải trên 1.514 ảnh test. Thiếu nhãn chuỗi cho phần lớn corpus là hạn chế thật, ghi ở 5.9.3.</w:t>
       </w:r>
     </w:p>
-    <w:bookmarkStart w:id="156" w:name="X75971c1e265691e3bccf68d57ddbcd167413727"/>
+    <w:bookmarkStart w:id="152" w:name="X75971c1e265691e3bccf68d57ddbcd167413727"/>
     <w:p>
       <w:pPr>
         <w:pStyle w:val="Heading3"/>
@@ -31805,8 +30217,8 @@
         <w:t xml:space="preserve">.</w:t>
       </w:r>
     </w:p>
-    <w:bookmarkEnd w:id="156"/>
-    <w:bookmarkStart w:id="157" w:name="Xf66a46c8f0f9d94960b05ec79e0724240f858b8"/>
+    <w:bookmarkEnd w:id="152"/>
+    <w:bookmarkStart w:id="153" w:name="Xf66a46c8f0f9d94960b05ec79e0724240f858b8"/>
     <w:p>
       <w:pPr>
         <w:pStyle w:val="Heading3"/>
@@ -32555,8 +30967,8 @@
         </w:tc>
       </w:tr>
     </w:tbl>
-    <w:bookmarkEnd w:id="157"/>
-    <w:bookmarkStart w:id="158" w:name="X548335d33a7ae2763b4e65d9e592194dd762e09"/>
+    <w:bookmarkEnd w:id="153"/>
+    <w:bookmarkStart w:id="154" w:name="X548335d33a7ae2763b4e65d9e592194dd762e09"/>
     <w:p>
       <w:pPr>
         <w:pStyle w:val="Heading3"/>
@@ -33192,8 +31604,8 @@
         <w:t xml:space="preserve">, không ở khâu cắt/ghép hay hình học, vì cả hai khâu sau đã xử lý và đo tách bạch.</w:t>
       </w:r>
     </w:p>
-    <w:bookmarkEnd w:id="158"/>
-    <w:bookmarkStart w:id="159" w:name="X81863552bf76fe7a516ae91438c661d453f4ac1"/>
+    <w:bookmarkEnd w:id="154"/>
+    <w:bookmarkStart w:id="155" w:name="X81863552bf76fe7a516ae91438c661d453f4ac1"/>
     <w:p>
       <w:pPr>
         <w:pStyle w:val="Heading3"/>
@@ -33926,8 +32338,8 @@
         </w:tc>
       </w:tr>
     </w:tbl>
-    <w:bookmarkEnd w:id="159"/>
-    <w:bookmarkStart w:id="160" w:name="X0e3f0e91ac27870705f3f778acaa65c15f09de2"/>
+    <w:bookmarkEnd w:id="155"/>
+    <w:bookmarkStart w:id="156" w:name="X0e3f0e91ac27870705f3f778acaa65c15f09de2"/>
     <w:p>
       <w:pPr>
         <w:pStyle w:val="Heading3"/>
@@ -34182,8 +32594,8 @@
         <w:t xml:space="preserve">việc này chưa làm.</w:t>
       </w:r>
     </w:p>
-    <w:bookmarkEnd w:id="160"/>
-    <w:bookmarkStart w:id="161" w:name="Xcc5db98296b367f0978b1310d1e9f4fc418c60f"/>
+    <w:bookmarkEnd w:id="156"/>
+    <w:bookmarkStart w:id="157" w:name="Xcc5db98296b367f0978b1310d1e9f4fc418c60f"/>
     <w:p>
       <w:pPr>
         <w:pStyle w:val="Heading3"/>
@@ -34866,8 +33278,8 @@
         <w:t xml:space="preserve">.</w:t>
       </w:r>
     </w:p>
-    <w:bookmarkEnd w:id="161"/>
-    <w:bookmarkStart w:id="162" w:name="X83a4063ca7053738346595d9e36bfe5762b6bbf"/>
+    <w:bookmarkEnd w:id="157"/>
+    <w:bookmarkStart w:id="158" w:name="X83a4063ca7053738346595d9e36bfe5762b6bbf"/>
     <w:p>
       <w:pPr>
         <w:pStyle w:val="Heading3"/>
@@ -34876,9 +33288,9 @@
         <w:t xml:space="preserve">5.5.7. Bậc thang thử-lại cho biển nghiêng/méo — chi phí, lợi ích và một quyết định tắt tính năng</w:t>
       </w:r>
     </w:p>
-    <w:bookmarkEnd w:id="162"/>
-    <w:bookmarkEnd w:id="163"/>
-    <w:bookmarkStart w:id="170" w:name="X80f1806dda35f26f045f00afe70db30e7a77d2b"/>
+    <w:bookmarkEnd w:id="158"/>
+    <w:bookmarkEnd w:id="159"/>
+    <w:bookmarkStart w:id="166" w:name="X80f1806dda35f26f045f00afe70db30e7a77d2b"/>
     <w:p>
       <w:pPr>
         <w:pStyle w:val="Heading2"/>
@@ -34908,7 +33320,7 @@
         <w:t xml:space="preserve">.</w:t>
       </w:r>
     </w:p>
-    <w:bookmarkStart w:id="164" w:name="Xcfd917aca06ff17d6d7932dfdbc0aeee5513c38"/>
+    <w:bookmarkStart w:id="160" w:name="Xcfd917aca06ff17d6d7932dfdbc0aeee5513c38"/>
     <w:p>
       <w:pPr>
         <w:pStyle w:val="Heading3"/>
@@ -35660,8 +34072,8 @@
         <w:t xml:space="preserve">, đưa p95 về 1.143,10 ms.</w:t>
       </w:r>
     </w:p>
-    <w:bookmarkEnd w:id="164"/>
-    <w:bookmarkStart w:id="165" w:name="X464dfa7416d7b69ad75789fd50c67eaa400499a"/>
+    <w:bookmarkEnd w:id="160"/>
+    <w:bookmarkStart w:id="161" w:name="X464dfa7416d7b69ad75789fd50c67eaa400499a"/>
     <w:p>
       <w:pPr>
         <w:pStyle w:val="Heading3"/>
@@ -36404,8 +34816,8 @@
         <w:t xml:space="preserve">.</w:t>
       </w:r>
     </w:p>
-    <w:bookmarkEnd w:id="165"/>
-    <w:bookmarkStart w:id="166" w:name="Xe9f856f63bdf83ad71b099834b10cec621f4b69"/>
+    <w:bookmarkEnd w:id="161"/>
+    <w:bookmarkStart w:id="162" w:name="Xe9f856f63bdf83ad71b099834b10cec621f4b69"/>
     <w:p>
       <w:pPr>
         <w:pStyle w:val="Heading3"/>
@@ -36674,8 +35086,8 @@
         <w:t xml:space="preserve">huấn luyện trên tập ký tự hẹp — tiềm năng lớn nhất, tốn công nhất.</w:t>
       </w:r>
     </w:p>
-    <w:bookmarkEnd w:id="166"/>
-    <w:bookmarkStart w:id="167" w:name="Xa16846ff2631b69bf1ae5e24086a9e3dfbfd168"/>
+    <w:bookmarkEnd w:id="162"/>
+    <w:bookmarkStart w:id="163" w:name="Xa16846ff2631b69bf1ae5e24086a9e3dfbfd168"/>
     <w:p>
       <w:pPr>
         <w:pStyle w:val="Heading3"/>
@@ -36850,8 +35262,8 @@
         <w:t xml:space="preserve">.</w:t>
       </w:r>
     </w:p>
-    <w:bookmarkEnd w:id="167"/>
-    <w:bookmarkStart w:id="168" w:name="X16b4eaa49758ce901c811cabf4d14d88e7a2bfd"/>
+    <w:bookmarkEnd w:id="163"/>
+    <w:bookmarkStart w:id="164" w:name="X16b4eaa49758ce901c811cabf4d14d88e7a2bfd"/>
     <w:p>
       <w:pPr>
         <w:pStyle w:val="Heading3"/>
@@ -37238,8 +35650,8 @@
         <w:t xml:space="preserve">— đặt trần thời gian cho bậc thang, hoặc chỉ chạy nó ở chế độ ảnh tĩnh.</w:t>
       </w:r>
     </w:p>
-    <w:bookmarkEnd w:id="168"/>
-    <w:bookmarkStart w:id="169" w:name="X65c742ea7a02539226d71d16b49f183241d3447"/>
+    <w:bookmarkEnd w:id="164"/>
+    <w:bookmarkStart w:id="165" w:name="X65c742ea7a02539226d71d16b49f183241d3447"/>
     <w:p>
       <w:pPr>
         <w:pStyle w:val="Heading3"/>
@@ -37849,9 +36261,9 @@
         </w:tc>
       </w:tr>
     </w:tbl>
-    <w:bookmarkEnd w:id="169"/>
-    <w:bookmarkEnd w:id="170"/>
-    <w:bookmarkStart w:id="171" w:name="Xc0bff015dc90ee963680e4537fb902858c5b63d"/>
+    <w:bookmarkEnd w:id="165"/>
+    <w:bookmarkEnd w:id="166"/>
+    <w:bookmarkStart w:id="167" w:name="Xc0bff015dc90ee963680e4537fb902858c5b63d"/>
     <w:p>
       <w:pPr>
         <w:pStyle w:val="Heading2"/>
@@ -38802,8 +37214,8 @@
         </w:tc>
       </w:tr>
     </w:tbl>
-    <w:bookmarkEnd w:id="171"/>
-    <w:bookmarkStart w:id="172" w:name="Xe422198b1000e64c715229721cb79be428798c5"/>
+    <w:bookmarkEnd w:id="167"/>
+    <w:bookmarkStart w:id="168" w:name="Xe422198b1000e64c715229721cb79be428798c5"/>
     <w:p>
       <w:pPr>
         <w:pStyle w:val="Heading2"/>
@@ -39626,8 +38038,8 @@
         </w:tc>
       </w:tr>
     </w:tbl>
-    <w:bookmarkEnd w:id="172"/>
-    <w:bookmarkStart w:id="176" w:name="X17c38d19be0e29160aa374b565370025cd3cedc"/>
+    <w:bookmarkEnd w:id="168"/>
+    <w:bookmarkStart w:id="172" w:name="X17c38d19be0e29160aa374b565370025cd3cedc"/>
     <w:p>
       <w:pPr>
         <w:pStyle w:val="Heading2"/>
@@ -39636,7 +38048,7 @@
         <w:t xml:space="preserve">5.9. Bàn luận</w:t>
       </w:r>
     </w:p>
-    <w:bookmarkStart w:id="173" w:name="Xf4135df1d431f6687795378a645f566212f5f2f"/>
+    <w:bookmarkStart w:id="169" w:name="Xf4135df1d431f6687795378a645f566212f5f2f"/>
     <w:p>
       <w:pPr>
         <w:pStyle w:val="Heading3"/>
@@ -39701,8 +38113,8 @@
         <w:t xml:space="preserve">(+11,39 điểm, 0 ca hồi quy); còn ba chỉ tiêu độ chính xác chuỗi thì không đạt.</w:t>
       </w:r>
     </w:p>
-    <w:bookmarkEnd w:id="173"/>
-    <w:bookmarkStart w:id="174" w:name="X4e2434d65d21be08412925d0b90857663d6c792"/>
+    <w:bookmarkEnd w:id="169"/>
+    <w:bookmarkStart w:id="170" w:name="X4e2434d65d21be08412925d0b90857663d6c792"/>
     <w:p>
       <w:pPr>
         <w:pStyle w:val="Heading3"/>
@@ -40175,8 +38587,8 @@
         <w:t xml:space="preserve">là quan trọng khi đọc bảng này: chỉ nhóm thứ hai — NFR-A9 thiếu nhãn, và A7 thiếu tập ảnh hiện trường có nhãn chuỗi ở thời điểm đo — mới là hạn chế thật của công trình.</w:t>
       </w:r>
     </w:p>
-    <w:bookmarkEnd w:id="174"/>
-    <w:bookmarkStart w:id="175" w:name="Xc82d4b5cdc34aaf40471359984b07afdd654bc4"/>
+    <w:bookmarkEnd w:id="170"/>
+    <w:bookmarkStart w:id="171" w:name="Xc82d4b5cdc34aaf40471359984b07afdd654bc4"/>
     <w:p>
       <w:pPr>
         <w:pStyle w:val="Heading3"/>
@@ -40887,9 +39299,9 @@
         </w:tc>
       </w:tr>
     </w:tbl>
-    <w:bookmarkEnd w:id="175"/>
-    <w:bookmarkEnd w:id="176"/>
-    <w:bookmarkStart w:id="177" w:name="X6a1edb083ae7945c1aaac9c0c423aec3a03a384"/>
+    <w:bookmarkEnd w:id="171"/>
+    <w:bookmarkEnd w:id="172"/>
+    <w:bookmarkStart w:id="173" w:name="X6a1edb083ae7945c1aaac9c0c423aec3a03a384"/>
     <w:p>
       <w:pPr>
         <w:pStyle w:val="Heading2"/>
@@ -41668,9 +40080,9 @@
         <w:br w:type="page"/>
       </w:r>
     </w:p>
-    <w:bookmarkEnd w:id="177"/>
-    <w:bookmarkEnd w:id="178"/>
-    <w:bookmarkStart w:id="183" w:name="chương-6-kết-luận-và-hướng-phát-triển"/>
+    <w:bookmarkEnd w:id="173"/>
+    <w:bookmarkEnd w:id="174"/>
+    <w:bookmarkStart w:id="179" w:name="chương-6-kết-luận-và-hướng-phát-triển"/>
     <w:p>
       <w:pPr>
         <w:pStyle w:val="Heading1"/>
@@ -41679,7 +40091,7 @@
         <w:t xml:space="preserve">CHƯƠNG 6. KẾT LUẬN VÀ HƯỚNG PHÁT TRIỂN</w:t>
       </w:r>
     </w:p>
-    <w:bookmarkStart w:id="179" w:name="Xb83df606b245f1fa37530db85d26da9c381b41b"/>
+    <w:bookmarkStart w:id="175" w:name="Xb83df606b245f1fa37530db85d26da9c381b41b"/>
     <w:p>
       <w:pPr>
         <w:pStyle w:val="Heading2"/>
@@ -42635,8 +41047,8 @@
         <w:t xml:space="preserve">: mọi số liệu sinh lại được bằng một lệnh, mọi phép so sánh kèm điều kiện đo, và các kết quả âm — hai lượt tinh chỉnh bộ nhận dạng đều không thắng model gốc ở chế độ vận hành — được ghi lại thay vì bỏ đi.</w:t>
       </w:r>
     </w:p>
-    <w:bookmarkEnd w:id="179"/>
-    <w:bookmarkStart w:id="180" w:name="X1f36a3640c9e310e5e9f84e347ef7e1a0c2a324"/>
+    <w:bookmarkEnd w:id="175"/>
+    <w:bookmarkStart w:id="176" w:name="X1f36a3640c9e310e5e9f84e347ef7e1a0c2a324"/>
     <w:p>
       <w:pPr>
         <w:pStyle w:val="Heading2"/>
@@ -43161,8 +41573,8 @@
         </w:tc>
       </w:tr>
     </w:tbl>
-    <w:bookmarkEnd w:id="180"/>
-    <w:bookmarkStart w:id="181" w:name="Xf043620ea494c29eb5cd98da852a1ed6f0ba165"/>
+    <w:bookmarkEnd w:id="176"/>
+    <w:bookmarkStart w:id="177" w:name="Xf043620ea494c29eb5cd98da852a1ed6f0ba165"/>
     <w:p>
       <w:pPr>
         <w:pStyle w:val="Heading2"/>
@@ -43705,8 +42117,8 @@
         </w:tc>
       </w:tr>
     </w:tbl>
-    <w:bookmarkEnd w:id="181"/>
-    <w:bookmarkStart w:id="182" w:name="Xc3f4b05ddc489b3b83793ce2ad798163de00527"/>
+    <w:bookmarkEnd w:id="177"/>
+    <w:bookmarkStart w:id="178" w:name="Xc3f4b05ddc489b3b83793ce2ad798163de00527"/>
     <w:p>
       <w:pPr>
         <w:pStyle w:val="Heading2"/>
@@ -43815,9 +42227,9 @@
         <w:br w:type="page"/>
       </w:r>
     </w:p>
-    <w:bookmarkEnd w:id="182"/>
-    <w:bookmarkEnd w:id="183"/>
-    <w:bookmarkStart w:id="287" w:name="tài-liệu-tham-khảo"/>
+    <w:bookmarkEnd w:id="178"/>
+    <w:bookmarkEnd w:id="179"/>
+    <w:bookmarkStart w:id="283" w:name="tài-liệu-tham-khảo"/>
     <w:p>
       <w:pPr>
         <w:pStyle w:val="Heading1"/>
@@ -43836,7 +42248,7 @@
       <w:r>
         <w:t xml:space="preserve"> </w:t>
       </w:r>
-      <w:hyperlink r:id="rId184">
+      <w:hyperlink r:id="rId180">
         <w:r>
           <w:rPr>
             <w:rStyle w:val="Hyperlink"/>
@@ -43903,7 +42315,7 @@
       <w:r>
         <w:t xml:space="preserve"> </w:t>
       </w:r>
-      <w:hyperlink r:id="rId185">
+      <w:hyperlink r:id="rId181">
         <w:r>
           <w:rPr>
             <w:rStyle w:val="Hyperlink"/>
@@ -43928,7 +42340,7 @@
       <w:r>
         <w:t xml:space="preserve"> </w:t>
       </w:r>
-      <w:hyperlink r:id="rId186">
+      <w:hyperlink r:id="rId182">
         <w:r>
           <w:rPr>
             <w:rStyle w:val="Hyperlink"/>
@@ -43953,7 +42365,7 @@
       <w:r>
         <w:t xml:space="preserve"> </w:t>
       </w:r>
-      <w:hyperlink r:id="rId187">
+      <w:hyperlink r:id="rId183">
         <w:r>
           <w:rPr>
             <w:rStyle w:val="Hyperlink"/>
@@ -43991,7 +42403,7 @@
       <w:r>
         <w:t xml:space="preserve"> </w:t>
       </w:r>
-      <w:hyperlink r:id="rId188">
+      <w:hyperlink r:id="rId184">
         <w:r>
           <w:rPr>
             <w:rStyle w:val="Hyperlink"/>
@@ -44016,7 +42428,7 @@
       <w:r>
         <w:t xml:space="preserve"> </w:t>
       </w:r>
-      <w:hyperlink r:id="rId189">
+      <w:hyperlink r:id="rId185">
         <w:r>
           <w:rPr>
             <w:rStyle w:val="Hyperlink"/>
@@ -44049,7 +42461,7 @@
       <w:r>
         <w:t xml:space="preserve"> </w:t>
       </w:r>
-      <w:hyperlink r:id="rId190">
+      <w:hyperlink r:id="rId186">
         <w:r>
           <w:rPr>
             <w:rStyle w:val="Hyperlink"/>
@@ -44074,7 +42486,7 @@
       <w:r>
         <w:t xml:space="preserve"> </w:t>
       </w:r>
-      <w:hyperlink r:id="rId191">
+      <w:hyperlink r:id="rId187">
         <w:r>
           <w:rPr>
             <w:rStyle w:val="Hyperlink"/>
@@ -44099,7 +42511,7 @@
       <w:r>
         <w:t xml:space="preserve"> </w:t>
       </w:r>
-      <w:hyperlink r:id="rId192">
+      <w:hyperlink r:id="rId188">
         <w:r>
           <w:rPr>
             <w:rStyle w:val="Hyperlink"/>
@@ -44124,7 +42536,7 @@
       <w:r>
         <w:t xml:space="preserve"> </w:t>
       </w:r>
-      <w:hyperlink r:id="rId193">
+      <w:hyperlink r:id="rId189">
         <w:r>
           <w:rPr>
             <w:rStyle w:val="Hyperlink"/>
@@ -44149,7 +42561,7 @@
       <w:r>
         <w:t xml:space="preserve"> </w:t>
       </w:r>
-      <w:hyperlink r:id="rId194">
+      <w:hyperlink r:id="rId190">
         <w:r>
           <w:rPr>
             <w:rStyle w:val="Hyperlink"/>
@@ -44174,7 +42586,7 @@
       <w:r>
         <w:t xml:space="preserve"> </w:t>
       </w:r>
-      <w:hyperlink r:id="rId195">
+      <w:hyperlink r:id="rId191">
         <w:r>
           <w:rPr>
             <w:rStyle w:val="Hyperlink"/>
@@ -44199,7 +42611,7 @@
       <w:r>
         <w:t xml:space="preserve"> </w:t>
       </w:r>
-      <w:hyperlink r:id="rId196">
+      <w:hyperlink r:id="rId192">
         <w:r>
           <w:rPr>
             <w:rStyle w:val="Hyperlink"/>
@@ -44237,7 +42649,7 @@
       <w:r>
         <w:t xml:space="preserve"> </w:t>
       </w:r>
-      <w:hyperlink r:id="rId197">
+      <w:hyperlink r:id="rId193">
         <w:r>
           <w:rPr>
             <w:rStyle w:val="Hyperlink"/>
@@ -44262,7 +42674,7 @@
       <w:r>
         <w:t xml:space="preserve"> </w:t>
       </w:r>
-      <w:hyperlink r:id="rId198">
+      <w:hyperlink r:id="rId194">
         <w:r>
           <w:rPr>
             <w:rStyle w:val="Hyperlink"/>
@@ -44300,7 +42712,7 @@
       <w:r>
         <w:t xml:space="preserve"> </w:t>
       </w:r>
-      <w:hyperlink r:id="rId199">
+      <w:hyperlink r:id="rId195">
         <w:r>
           <w:rPr>
             <w:rStyle w:val="Hyperlink"/>
@@ -44422,7 +42834,7 @@
       <w:r>
         <w:t xml:space="preserve"> </w:t>
       </w:r>
-      <w:hyperlink r:id="rId200">
+      <w:hyperlink r:id="rId196">
         <w:r>
           <w:rPr>
             <w:rStyle w:val="Hyperlink"/>
@@ -44447,7 +42859,7 @@
       <w:r>
         <w:t xml:space="preserve"> </w:t>
       </w:r>
-      <w:hyperlink r:id="rId201">
+      <w:hyperlink r:id="rId197">
         <w:r>
           <w:rPr>
             <w:rStyle w:val="Hyperlink"/>
@@ -44472,7 +42884,7 @@
       <w:r>
         <w:t xml:space="preserve"> </w:t>
       </w:r>
-      <w:hyperlink r:id="rId202">
+      <w:hyperlink r:id="rId198">
         <w:r>
           <w:rPr>
             <w:rStyle w:val="Hyperlink"/>
@@ -44497,7 +42909,7 @@
       <w:r>
         <w:t xml:space="preserve"> </w:t>
       </w:r>
-      <w:hyperlink r:id="rId203">
+      <w:hyperlink r:id="rId199">
         <w:r>
           <w:rPr>
             <w:rStyle w:val="Hyperlink"/>
@@ -44522,7 +42934,7 @@
       <w:r>
         <w:t xml:space="preserve"> </w:t>
       </w:r>
-      <w:hyperlink r:id="rId204">
+      <w:hyperlink r:id="rId200">
         <w:r>
           <w:rPr>
             <w:rStyle w:val="Hyperlink"/>
@@ -44547,7 +42959,7 @@
       <w:r>
         <w:t xml:space="preserve"> </w:t>
       </w:r>
-      <w:hyperlink r:id="rId205">
+      <w:hyperlink r:id="rId201">
         <w:r>
           <w:rPr>
             <w:rStyle w:val="Hyperlink"/>
@@ -44572,7 +42984,7 @@
       <w:r>
         <w:t xml:space="preserve"> </w:t>
       </w:r>
-      <w:hyperlink r:id="rId206">
+      <w:hyperlink r:id="rId202">
         <w:r>
           <w:rPr>
             <w:rStyle w:val="Hyperlink"/>
@@ -44597,7 +43009,7 @@
       <w:r>
         <w:t xml:space="preserve"> </w:t>
       </w:r>
-      <w:hyperlink r:id="rId207">
+      <w:hyperlink r:id="rId203">
         <w:r>
           <w:rPr>
             <w:rStyle w:val="Hyperlink"/>
@@ -44622,7 +43034,7 @@
       <w:r>
         <w:t xml:space="preserve"> </w:t>
       </w:r>
-      <w:hyperlink r:id="rId208">
+      <w:hyperlink r:id="rId204">
         <w:r>
           <w:rPr>
             <w:rStyle w:val="Hyperlink"/>
@@ -44681,7 +43093,7 @@
       <w:r>
         <w:t xml:space="preserve"> </w:t>
       </w:r>
-      <w:hyperlink r:id="rId209">
+      <w:hyperlink r:id="rId205">
         <w:r>
           <w:rPr>
             <w:rStyle w:val="Hyperlink"/>
@@ -44719,7 +43131,7 @@
       <w:r>
         <w:t xml:space="preserve"> </w:t>
       </w:r>
-      <w:hyperlink r:id="rId210">
+      <w:hyperlink r:id="rId206">
         <w:r>
           <w:rPr>
             <w:rStyle w:val="Hyperlink"/>
@@ -44744,7 +43156,7 @@
       <w:r>
         <w:t xml:space="preserve"> </w:t>
       </w:r>
-      <w:hyperlink r:id="rId211">
+      <w:hyperlink r:id="rId207">
         <w:r>
           <w:rPr>
             <w:rStyle w:val="Hyperlink"/>
@@ -44782,7 +43194,7 @@
       <w:r>
         <w:t xml:space="preserve"> </w:t>
       </w:r>
-      <w:hyperlink r:id="rId212">
+      <w:hyperlink r:id="rId208">
         <w:r>
           <w:rPr>
             <w:rStyle w:val="Hyperlink"/>
@@ -44820,7 +43232,7 @@
       <w:r>
         <w:t xml:space="preserve"> </w:t>
       </w:r>
-      <w:hyperlink r:id="rId213">
+      <w:hyperlink r:id="rId209">
         <w:r>
           <w:rPr>
             <w:rStyle w:val="Hyperlink"/>
@@ -44879,7 +43291,7 @@
       <w:r>
         <w:t xml:space="preserve"> </w:t>
       </w:r>
-      <w:hyperlink r:id="rId214">
+      <w:hyperlink r:id="rId210">
         <w:r>
           <w:rPr>
             <w:rStyle w:val="Hyperlink"/>
@@ -44938,7 +43350,7 @@
       <w:r>
         <w:t xml:space="preserve"> </w:t>
       </w:r>
-      <w:hyperlink r:id="rId215">
+      <w:hyperlink r:id="rId211">
         <w:r>
           <w:rPr>
             <w:rStyle w:val="Hyperlink"/>
@@ -44976,7 +43388,7 @@
       <w:r>
         <w:t xml:space="preserve"> </w:t>
       </w:r>
-      <w:hyperlink r:id="rId216">
+      <w:hyperlink r:id="rId212">
         <w:r>
           <w:rPr>
             <w:rStyle w:val="Hyperlink"/>
@@ -45014,7 +43426,7 @@
       <w:r>
         <w:t xml:space="preserve"> </w:t>
       </w:r>
-      <w:hyperlink r:id="rId217">
+      <w:hyperlink r:id="rId213">
         <w:r>
           <w:rPr>
             <w:rStyle w:val="Hyperlink"/>
@@ -45081,7 +43493,7 @@
       <w:r>
         <w:t xml:space="preserve"> </w:t>
       </w:r>
-      <w:hyperlink r:id="rId218">
+      <w:hyperlink r:id="rId214">
         <w:r>
           <w:rPr>
             <w:rStyle w:val="Hyperlink"/>
@@ -45119,7 +43531,7 @@
       <w:r>
         <w:t xml:space="preserve"> </w:t>
       </w:r>
-      <w:hyperlink r:id="rId219">
+      <w:hyperlink r:id="rId215">
         <w:r>
           <w:rPr>
             <w:rStyle w:val="Hyperlink"/>
@@ -45144,7 +43556,7 @@
       <w:r>
         <w:t xml:space="preserve"> </w:t>
       </w:r>
-      <w:hyperlink r:id="rId220">
+      <w:hyperlink r:id="rId216">
         <w:r>
           <w:rPr>
             <w:rStyle w:val="Hyperlink"/>
@@ -45182,7 +43594,7 @@
       <w:r>
         <w:t xml:space="preserve"> </w:t>
       </w:r>
-      <w:hyperlink r:id="rId221">
+      <w:hyperlink r:id="rId217">
         <w:r>
           <w:rPr>
             <w:rStyle w:val="Hyperlink"/>
@@ -45207,7 +43619,7 @@
       <w:r>
         <w:t xml:space="preserve"> </w:t>
       </w:r>
-      <w:hyperlink r:id="rId222">
+      <w:hyperlink r:id="rId218">
         <w:r>
           <w:rPr>
             <w:rStyle w:val="Hyperlink"/>
@@ -45232,7 +43644,7 @@
       <w:r>
         <w:t xml:space="preserve"> </w:t>
       </w:r>
-      <w:hyperlink r:id="rId223">
+      <w:hyperlink r:id="rId219">
         <w:r>
           <w:rPr>
             <w:rStyle w:val="Hyperlink"/>
@@ -45257,7 +43669,7 @@
       <w:r>
         <w:t xml:space="preserve"> </w:t>
       </w:r>
-      <w:hyperlink r:id="rId224">
+      <w:hyperlink r:id="rId220">
         <w:r>
           <w:rPr>
             <w:rStyle w:val="Hyperlink"/>
@@ -45295,7 +43707,7 @@
       <w:r>
         <w:t xml:space="preserve"> </w:t>
       </w:r>
-      <w:hyperlink r:id="rId225">
+      <w:hyperlink r:id="rId221">
         <w:r>
           <w:rPr>
             <w:rStyle w:val="Hyperlink"/>
@@ -45333,7 +43745,7 @@
       <w:r>
         <w:t xml:space="preserve"> </w:t>
       </w:r>
-      <w:hyperlink r:id="rId226">
+      <w:hyperlink r:id="rId222">
         <w:r>
           <w:rPr>
             <w:rStyle w:val="Hyperlink"/>
@@ -45392,7 +43804,7 @@
       <w:r>
         <w:t xml:space="preserve"> </w:t>
       </w:r>
-      <w:hyperlink r:id="rId227">
+      <w:hyperlink r:id="rId223">
         <w:r>
           <w:rPr>
             <w:rStyle w:val="Hyperlink"/>
@@ -45430,7 +43842,7 @@
       <w:r>
         <w:t xml:space="preserve"> </w:t>
       </w:r>
-      <w:hyperlink r:id="rId228">
+      <w:hyperlink r:id="rId224">
         <w:r>
           <w:rPr>
             <w:rStyle w:val="Hyperlink"/>
@@ -45468,7 +43880,7 @@
       <w:r>
         <w:t xml:space="preserve"> </w:t>
       </w:r>
-      <w:hyperlink r:id="rId229">
+      <w:hyperlink r:id="rId225">
         <w:r>
           <w:rPr>
             <w:rStyle w:val="Hyperlink"/>
@@ -45493,7 +43905,7 @@
       <w:r>
         <w:t xml:space="preserve"> </w:t>
       </w:r>
-      <w:hyperlink r:id="rId230">
+      <w:hyperlink r:id="rId226">
         <w:r>
           <w:rPr>
             <w:rStyle w:val="Hyperlink"/>
@@ -45531,7 +43943,7 @@
       <w:r>
         <w:t xml:space="preserve"> </w:t>
       </w:r>
-      <w:hyperlink r:id="rId231">
+      <w:hyperlink r:id="rId227">
         <w:r>
           <w:rPr>
             <w:rStyle w:val="Hyperlink"/>
@@ -45556,7 +43968,7 @@
       <w:r>
         <w:t xml:space="preserve"> </w:t>
       </w:r>
-      <w:hyperlink r:id="rId232">
+      <w:hyperlink r:id="rId228">
         <w:r>
           <w:rPr>
             <w:rStyle w:val="Hyperlink"/>
@@ -45594,7 +44006,7 @@
       <w:r>
         <w:t xml:space="preserve"> </w:t>
       </w:r>
-      <w:hyperlink r:id="rId233">
+      <w:hyperlink r:id="rId229">
         <w:r>
           <w:rPr>
             <w:rStyle w:val="Hyperlink"/>
@@ -45619,7 +44031,7 @@
       <w:r>
         <w:t xml:space="preserve"> </w:t>
       </w:r>
-      <w:hyperlink r:id="rId234">
+      <w:hyperlink r:id="rId230">
         <w:r>
           <w:rPr>
             <w:rStyle w:val="Hyperlink"/>
@@ -45644,7 +44056,7 @@
       <w:r>
         <w:t xml:space="preserve"> </w:t>
       </w:r>
-      <w:hyperlink r:id="rId235">
+      <w:hyperlink r:id="rId231">
         <w:r>
           <w:rPr>
             <w:rStyle w:val="Hyperlink"/>
@@ -45669,7 +44081,7 @@
       <w:r>
         <w:t xml:space="preserve"> </w:t>
       </w:r>
-      <w:hyperlink r:id="rId236">
+      <w:hyperlink r:id="rId232">
         <w:r>
           <w:rPr>
             <w:rStyle w:val="Hyperlink"/>
@@ -45694,7 +44106,7 @@
       <w:r>
         <w:t xml:space="preserve"> </w:t>
       </w:r>
-      <w:hyperlink r:id="rId237">
+      <w:hyperlink r:id="rId233">
         <w:r>
           <w:rPr>
             <w:rStyle w:val="Hyperlink"/>
@@ -45732,7 +44144,7 @@
       <w:r>
         <w:t xml:space="preserve"> </w:t>
       </w:r>
-      <w:hyperlink r:id="rId238">
+      <w:hyperlink r:id="rId234">
         <w:r>
           <w:rPr>
             <w:rStyle w:val="Hyperlink"/>
@@ -45757,7 +44169,7 @@
       <w:r>
         <w:t xml:space="preserve"> </w:t>
       </w:r>
-      <w:hyperlink r:id="rId239">
+      <w:hyperlink r:id="rId235">
         <w:r>
           <w:rPr>
             <w:rStyle w:val="Hyperlink"/>
@@ -45816,7 +44228,7 @@
       <w:r>
         <w:t xml:space="preserve"> </w:t>
       </w:r>
-      <w:hyperlink r:id="rId240">
+      <w:hyperlink r:id="rId236">
         <w:r>
           <w:rPr>
             <w:rStyle w:val="Hyperlink"/>
@@ -45854,7 +44266,7 @@
       <w:r>
         <w:t xml:space="preserve"> </w:t>
       </w:r>
-      <w:hyperlink r:id="rId241">
+      <w:hyperlink r:id="rId237">
         <w:r>
           <w:rPr>
             <w:rStyle w:val="Hyperlink"/>
@@ -45913,7 +44325,7 @@
       <w:r>
         <w:t xml:space="preserve"> </w:t>
       </w:r>
-      <w:hyperlink r:id="rId242">
+      <w:hyperlink r:id="rId238">
         <w:r>
           <w:rPr>
             <w:rStyle w:val="Hyperlink"/>
@@ -45951,7 +44363,7 @@
       <w:r>
         <w:t xml:space="preserve"> </w:t>
       </w:r>
-      <w:hyperlink r:id="rId243">
+      <w:hyperlink r:id="rId239">
         <w:r>
           <w:rPr>
             <w:rStyle w:val="Hyperlink"/>
@@ -45989,7 +44401,7 @@
       <w:r>
         <w:t xml:space="preserve"> </w:t>
       </w:r>
-      <w:hyperlink r:id="rId244">
+      <w:hyperlink r:id="rId240">
         <w:r>
           <w:rPr>
             <w:rStyle w:val="Hyperlink"/>
@@ -46027,7 +44439,7 @@
       <w:r>
         <w:t xml:space="preserve"> </w:t>
       </w:r>
-      <w:hyperlink r:id="rId245">
+      <w:hyperlink r:id="rId241">
         <w:r>
           <w:rPr>
             <w:rStyle w:val="Hyperlink"/>
@@ -46065,7 +44477,7 @@
       <w:r>
         <w:t xml:space="preserve"> </w:t>
       </w:r>
-      <w:hyperlink r:id="rId246">
+      <w:hyperlink r:id="rId242">
         <w:r>
           <w:rPr>
             <w:rStyle w:val="Hyperlink"/>
@@ -46103,7 +44515,7 @@
       <w:r>
         <w:t xml:space="preserve"> </w:t>
       </w:r>
-      <w:hyperlink r:id="rId247">
+      <w:hyperlink r:id="rId243">
         <w:r>
           <w:rPr>
             <w:rStyle w:val="Hyperlink"/>
@@ -46162,7 +44574,7 @@
       <w:r>
         <w:t xml:space="preserve"> </w:t>
       </w:r>
-      <w:hyperlink r:id="rId248">
+      <w:hyperlink r:id="rId244">
         <w:r>
           <w:rPr>
             <w:rStyle w:val="Hyperlink"/>
@@ -46200,7 +44612,7 @@
       <w:r>
         <w:t xml:space="preserve"> </w:t>
       </w:r>
-      <w:hyperlink r:id="rId249">
+      <w:hyperlink r:id="rId245">
         <w:r>
           <w:rPr>
             <w:rStyle w:val="Hyperlink"/>
@@ -46246,7 +44658,7 @@
       <w:r>
         <w:t xml:space="preserve"> </w:t>
       </w:r>
-      <w:hyperlink r:id="rId250">
+      <w:hyperlink r:id="rId246">
         <w:r>
           <w:rPr>
             <w:rStyle w:val="Hyperlink"/>
@@ -46284,7 +44696,7 @@
       <w:r>
         <w:t xml:space="preserve"> </w:t>
       </w:r>
-      <w:hyperlink r:id="rId251">
+      <w:hyperlink r:id="rId247">
         <w:r>
           <w:rPr>
             <w:rStyle w:val="Hyperlink"/>
@@ -46309,7 +44721,7 @@
       <w:r>
         <w:t xml:space="preserve"> </w:t>
       </w:r>
-      <w:hyperlink r:id="rId252">
+      <w:hyperlink r:id="rId248">
         <w:r>
           <w:rPr>
             <w:rStyle w:val="Hyperlink"/>
@@ -46334,7 +44746,7 @@
       <w:r>
         <w:t xml:space="preserve"> </w:t>
       </w:r>
-      <w:hyperlink r:id="rId253">
+      <w:hyperlink r:id="rId249">
         <w:r>
           <w:rPr>
             <w:rStyle w:val="Hyperlink"/>
@@ -46359,7 +44771,7 @@
       <w:r>
         <w:t xml:space="preserve"> </w:t>
       </w:r>
-      <w:hyperlink r:id="rId254">
+      <w:hyperlink r:id="rId250">
         <w:r>
           <w:rPr>
             <w:rStyle w:val="Hyperlink"/>
@@ -46384,7 +44796,7 @@
       <w:r>
         <w:t xml:space="preserve"> </w:t>
       </w:r>
-      <w:hyperlink r:id="rId255">
+      <w:hyperlink r:id="rId251">
         <w:r>
           <w:rPr>
             <w:rStyle w:val="Hyperlink"/>
@@ -46422,7 +44834,7 @@
       <w:r>
         <w:t xml:space="preserve"> </w:t>
       </w:r>
-      <w:hyperlink r:id="rId256">
+      <w:hyperlink r:id="rId252">
         <w:r>
           <w:rPr>
             <w:rStyle w:val="Hyperlink"/>
@@ -46447,7 +44859,7 @@
       <w:r>
         <w:t xml:space="preserve"> </w:t>
       </w:r>
-      <w:hyperlink r:id="rId257">
+      <w:hyperlink r:id="rId253">
         <w:r>
           <w:rPr>
             <w:rStyle w:val="Hyperlink"/>
@@ -46485,7 +44897,7 @@
       <w:r>
         <w:t xml:space="preserve"> </w:t>
       </w:r>
-      <w:hyperlink r:id="rId258">
+      <w:hyperlink r:id="rId254">
         <w:r>
           <w:rPr>
             <w:rStyle w:val="Hyperlink"/>
@@ -46510,7 +44922,7 @@
       <w:r>
         <w:t xml:space="preserve"> </w:t>
       </w:r>
-      <w:hyperlink r:id="rId259">
+      <w:hyperlink r:id="rId255">
         <w:r>
           <w:rPr>
             <w:rStyle w:val="Hyperlink"/>
@@ -46535,7 +44947,7 @@
       <w:r>
         <w:t xml:space="preserve"> </w:t>
       </w:r>
-      <w:hyperlink r:id="rId260">
+      <w:hyperlink r:id="rId256">
         <w:r>
           <w:rPr>
             <w:rStyle w:val="Hyperlink"/>
@@ -46581,7 +44993,7 @@
       <w:r>
         <w:t xml:space="preserve"> </w:t>
       </w:r>
-      <w:hyperlink r:id="rId261">
+      <w:hyperlink r:id="rId257">
         <w:r>
           <w:rPr>
             <w:rStyle w:val="Hyperlink"/>
@@ -46606,7 +45018,7 @@
       <w:r>
         <w:t xml:space="preserve"> </w:t>
       </w:r>
-      <w:hyperlink r:id="rId262">
+      <w:hyperlink r:id="rId258">
         <w:r>
           <w:rPr>
             <w:rStyle w:val="Hyperlink"/>
@@ -46631,7 +45043,7 @@
       <w:r>
         <w:t xml:space="preserve"> </w:t>
       </w:r>
-      <w:hyperlink r:id="rId263">
+      <w:hyperlink r:id="rId259">
         <w:r>
           <w:rPr>
             <w:rStyle w:val="Hyperlink"/>
@@ -46669,7 +45081,7 @@
       <w:r>
         <w:t xml:space="preserve"> </w:t>
       </w:r>
-      <w:hyperlink r:id="rId264">
+      <w:hyperlink r:id="rId260">
         <w:r>
           <w:rPr>
             <w:rStyle w:val="Hyperlink"/>
@@ -46715,7 +45127,7 @@
       <w:r>
         <w:t xml:space="preserve"> </w:t>
       </w:r>
-      <w:hyperlink r:id="rId265">
+      <w:hyperlink r:id="rId261">
         <w:r>
           <w:rPr>
             <w:rStyle w:val="Hyperlink"/>
@@ -46740,7 +45152,7 @@
       <w:r>
         <w:t xml:space="preserve"> </w:t>
       </w:r>
-      <w:hyperlink r:id="rId266">
+      <w:hyperlink r:id="rId262">
         <w:r>
           <w:rPr>
             <w:rStyle w:val="Hyperlink"/>
@@ -46765,7 +45177,7 @@
       <w:r>
         <w:t xml:space="preserve"> </w:t>
       </w:r>
-      <w:hyperlink r:id="rId267">
+      <w:hyperlink r:id="rId263">
         <w:r>
           <w:rPr>
             <w:rStyle w:val="Hyperlink"/>
@@ -46790,7 +45202,7 @@
       <w:r>
         <w:t xml:space="preserve"> </w:t>
       </w:r>
-      <w:hyperlink r:id="rId268">
+      <w:hyperlink r:id="rId264">
         <w:r>
           <w:rPr>
             <w:rStyle w:val="Hyperlink"/>
@@ -46815,7 +45227,7 @@
       <w:r>
         <w:t xml:space="preserve"> </w:t>
       </w:r>
-      <w:hyperlink r:id="rId269">
+      <w:hyperlink r:id="rId265">
         <w:r>
           <w:rPr>
             <w:rStyle w:val="Hyperlink"/>
@@ -46840,7 +45252,7 @@
       <w:r>
         <w:t xml:space="preserve"> </w:t>
       </w:r>
-      <w:hyperlink r:id="rId270">
+      <w:hyperlink r:id="rId266">
         <w:r>
           <w:rPr>
             <w:rStyle w:val="Hyperlink"/>
@@ -46865,7 +45277,7 @@
       <w:r>
         <w:t xml:space="preserve"> </w:t>
       </w:r>
-      <w:hyperlink r:id="rId271">
+      <w:hyperlink r:id="rId267">
         <w:r>
           <w:rPr>
             <w:rStyle w:val="Hyperlink"/>
@@ -46890,7 +45302,7 @@
       <w:r>
         <w:t xml:space="preserve"> </w:t>
       </w:r>
-      <w:hyperlink r:id="rId272">
+      <w:hyperlink r:id="rId268">
         <w:r>
           <w:rPr>
             <w:rStyle w:val="Hyperlink"/>
@@ -46915,7 +45327,7 @@
       <w:r>
         <w:t xml:space="preserve"> </w:t>
       </w:r>
-      <w:hyperlink r:id="rId273">
+      <w:hyperlink r:id="rId269">
         <w:r>
           <w:rPr>
             <w:rStyle w:val="Hyperlink"/>
@@ -46940,7 +45352,7 @@
       <w:r>
         <w:t xml:space="preserve"> </w:t>
       </w:r>
-      <w:hyperlink r:id="rId274">
+      <w:hyperlink r:id="rId270">
         <w:r>
           <w:rPr>
             <w:rStyle w:val="Hyperlink"/>
@@ -46999,7 +45411,7 @@
       <w:r>
         <w:t xml:space="preserve"> </w:t>
       </w:r>
-      <w:hyperlink r:id="rId275">
+      <w:hyperlink r:id="rId271">
         <w:r>
           <w:rPr>
             <w:rStyle w:val="Hyperlink"/>
@@ -47037,7 +45449,7 @@
       <w:r>
         <w:t xml:space="preserve"> </w:t>
       </w:r>
-      <w:hyperlink r:id="rId276">
+      <w:hyperlink r:id="rId272">
         <w:r>
           <w:rPr>
             <w:rStyle w:val="Hyperlink"/>
@@ -47075,7 +45487,7 @@
       <w:r>
         <w:t xml:space="preserve"> </w:t>
       </w:r>
-      <w:hyperlink r:id="rId277">
+      <w:hyperlink r:id="rId273">
         <w:r>
           <w:rPr>
             <w:rStyle w:val="Hyperlink"/>
@@ -47113,7 +45525,7 @@
       <w:r>
         <w:t xml:space="preserve"> </w:t>
       </w:r>
-      <w:hyperlink r:id="rId278">
+      <w:hyperlink r:id="rId274">
         <w:r>
           <w:rPr>
             <w:rStyle w:val="Hyperlink"/>
@@ -47138,7 +45550,7 @@
       <w:r>
         <w:t xml:space="preserve"> </w:t>
       </w:r>
-      <w:hyperlink r:id="rId279">
+      <w:hyperlink r:id="rId275">
         <w:r>
           <w:rPr>
             <w:rStyle w:val="Hyperlink"/>
@@ -47163,7 +45575,7 @@
       <w:r>
         <w:t xml:space="preserve"> </w:t>
       </w:r>
-      <w:hyperlink r:id="rId280">
+      <w:hyperlink r:id="rId276">
         <w:r>
           <w:rPr>
             <w:rStyle w:val="Hyperlink"/>
@@ -47188,7 +45600,7 @@
       <w:r>
         <w:t xml:space="preserve"> </w:t>
       </w:r>
-      <w:hyperlink r:id="rId281">
+      <w:hyperlink r:id="rId277">
         <w:r>
           <w:rPr>
             <w:rStyle w:val="Hyperlink"/>
@@ -47213,7 +45625,7 @@
       <w:r>
         <w:t xml:space="preserve"> </w:t>
       </w:r>
-      <w:hyperlink r:id="rId282">
+      <w:hyperlink r:id="rId278">
         <w:r>
           <w:rPr>
             <w:rStyle w:val="Hyperlink"/>
@@ -47238,7 +45650,7 @@
       <w:r>
         <w:t xml:space="preserve"> </w:t>
       </w:r>
-      <w:hyperlink r:id="rId283">
+      <w:hyperlink r:id="rId279">
         <w:r>
           <w:rPr>
             <w:rStyle w:val="Hyperlink"/>
@@ -47276,7 +45688,7 @@
       <w:r>
         <w:t xml:space="preserve"> </w:t>
       </w:r>
-      <w:hyperlink r:id="rId284">
+      <w:hyperlink r:id="rId280">
         <w:r>
           <w:rPr>
             <w:rStyle w:val="Hyperlink"/>
@@ -47314,7 +45726,7 @@
       <w:r>
         <w:t xml:space="preserve"> </w:t>
       </w:r>
-      <w:hyperlink r:id="rId285">
+      <w:hyperlink r:id="rId281">
         <w:r>
           <w:rPr>
             <w:rStyle w:val="Hyperlink"/>
@@ -47339,7 +45751,7 @@
       <w:r>
         <w:t xml:space="preserve"> </w:t>
       </w:r>
-      <w:hyperlink r:id="rId286">
+      <w:hyperlink r:id="rId282">
         <w:r>
           <w:rPr>
             <w:rStyle w:val="Hyperlink"/>
@@ -47359,8 +45771,8 @@
         <w:br w:type="page"/>
       </w:r>
     </w:p>
-    <w:bookmarkEnd w:id="287"/>
-    <w:bookmarkStart w:id="314" w:name="phụ-lục"/>
+    <w:bookmarkEnd w:id="283"/>
+    <w:bookmarkStart w:id="310" w:name="phụ-lục"/>
     <w:p>
       <w:pPr>
         <w:pStyle w:val="Heading1"/>
@@ -47416,7 +45828,7 @@
         </w:pict>
       </w:r>
     </w:p>
-    <w:bookmarkStart w:id="290" w:name="phụ-lục-a-mã-nguồn"/>
+    <w:bookmarkStart w:id="286" w:name="phụ-lục-a-mã-nguồn"/>
     <w:p>
       <w:pPr>
         <w:pStyle w:val="Heading2"/>
@@ -47425,7 +45837,7 @@
         <w:t xml:space="preserve">Phụ lục A. Mã nguồn</w:t>
       </w:r>
     </w:p>
-    <w:bookmarkStart w:id="288" w:name="a1-quy-mô"/>
+    <w:bookmarkStart w:id="284" w:name="a1-quy-mô"/>
     <w:p>
       <w:pPr>
         <w:pStyle w:val="Heading3"/>
@@ -48089,8 +46501,8 @@
         <w:t xml:space="preserve">trong Chương 5 phải sinh ra được bằng một lệnh chạy lại được.</w:t>
       </w:r>
     </w:p>
-    <w:bookmarkEnd w:id="288"/>
-    <w:bookmarkStart w:id="289" w:name="a2-tổ-chức-thư-mục"/>
+    <w:bookmarkEnd w:id="284"/>
+    <w:bookmarkStart w:id="285" w:name="a2-tổ-chức-thư-mục"/>
     <w:p>
       <w:pPr>
         <w:pStyle w:val="Heading3"/>
@@ -48365,9 +46777,9 @@
         </w:pict>
       </w:r>
     </w:p>
-    <w:bookmarkEnd w:id="289"/>
-    <w:bookmarkEnd w:id="290"/>
-    <w:bookmarkStart w:id="291" w:name="phụ-lục-b-siêu-tham-số-huấn-luyện"/>
+    <w:bookmarkEnd w:id="285"/>
+    <w:bookmarkEnd w:id="286"/>
+    <w:bookmarkStart w:id="287" w:name="phụ-lục-b-siêu-tham-số-huấn-luyện"/>
     <w:p>
       <w:pPr>
         <w:pStyle w:val="Heading2"/>
@@ -49539,8 +47951,8 @@
         </w:pict>
       </w:r>
     </w:p>
-    <w:bookmarkEnd w:id="291"/>
-    <w:bookmarkStart w:id="293" w:name="phụ-lục-c-bộ-dữ-liệu"/>
+    <w:bookmarkEnd w:id="287"/>
+    <w:bookmarkStart w:id="289" w:name="phụ-lục-c-bộ-dữ-liệu"/>
     <w:p>
       <w:pPr>
         <w:pStyle w:val="Heading2"/>
@@ -49549,7 +47961,7 @@
         <w:t xml:space="preserve">Phụ lục C. Bộ dữ liệu</w:t>
       </w:r>
     </w:p>
-    <w:bookmarkStart w:id="292" w:name="Xf13a66160a76b51942284da13ebd03c025f7130"/>
+    <w:bookmarkStart w:id="288" w:name="Xf13a66160a76b51942284da13ebd03c025f7130"/>
     <w:p>
       <w:pPr>
         <w:pStyle w:val="Heading3"/>
@@ -50519,9 +48931,9 @@
         <w:t xml:space="preserve">, và điều này được nêu nhất quán ở mục 4.4.2 và 6.3.1.</w:t>
       </w:r>
     </w:p>
-    <w:bookmarkEnd w:id="292"/>
-    <w:bookmarkEnd w:id="293"/>
-    <w:bookmarkStart w:id="298" w:name="phụ-lục-d-hướng-dẫn-cài-đặt-và-chạy"/>
+    <w:bookmarkEnd w:id="288"/>
+    <w:bookmarkEnd w:id="289"/>
+    <w:bookmarkStart w:id="294" w:name="phụ-lục-d-hướng-dẫn-cài-đặt-và-chạy"/>
     <w:p>
       <w:pPr>
         <w:pStyle w:val="Heading2"/>
@@ -50530,7 +48942,7 @@
         <w:t xml:space="preserve">Phụ lục D. Hướng dẫn cài đặt và chạy</w:t>
       </w:r>
     </w:p>
-    <w:bookmarkStart w:id="294" w:name="d1-yêu-cầu"/>
+    <w:bookmarkStart w:id="290" w:name="d1-yêu-cầu"/>
     <w:p>
       <w:pPr>
         <w:pStyle w:val="Heading3"/>
@@ -50707,8 +49119,8 @@
         </w:tc>
       </w:tr>
     </w:tbl>
-    <w:bookmarkEnd w:id="294"/>
-    <w:bookmarkStart w:id="295" w:name="d2-chạy-bằng-docker-compose-khuyến-nghị"/>
+    <w:bookmarkEnd w:id="290"/>
+    <w:bookmarkStart w:id="291" w:name="d2-chạy-bằng-docker-compose-khuyến-nghị"/>
     <w:p>
       <w:pPr>
         <w:pStyle w:val="Heading3"/>
@@ -51017,8 +49429,8 @@
         <w:t xml:space="preserve">, trình bày ở mục 4.7.4.</w:t>
       </w:r>
     </w:p>
-    <w:bookmarkEnd w:id="295"/>
-    <w:bookmarkStart w:id="296" w:name="d3-chạy-trực-tiếp-không-dùng-docker"/>
+    <w:bookmarkEnd w:id="291"/>
+    <w:bookmarkStart w:id="292" w:name="d3-chạy-trực-tiếp-không-dùng-docker"/>
     <w:p>
       <w:pPr>
         <w:pStyle w:val="Heading3"/>
@@ -51252,8 +49664,8 @@
         <w:t xml:space="preserve">học sâu — trình bày ở mục 4.3.2. Gộp chúng lại sẽ hỏng.</w:t>
       </w:r>
     </w:p>
-    <w:bookmarkEnd w:id="296"/>
-    <w:bookmarkStart w:id="297" w:name="d4-biến-môi-trường-đáng-chú-ý"/>
+    <w:bookmarkEnd w:id="292"/>
+    <w:bookmarkStart w:id="293" w:name="d4-biến-môi-trường-đáng-chú-ý"/>
     <w:p>
       <w:pPr>
         <w:pStyle w:val="Heading3"/>
@@ -51577,9 +49989,9 @@
         </w:pict>
       </w:r>
     </w:p>
-    <w:bookmarkEnd w:id="297"/>
-    <w:bookmarkEnd w:id="298"/>
-    <w:bookmarkStart w:id="301" w:name="phụ-lục-e-kết-quả-kiểm-thử"/>
+    <w:bookmarkEnd w:id="293"/>
+    <w:bookmarkEnd w:id="294"/>
+    <w:bookmarkStart w:id="297" w:name="phụ-lục-e-kết-quả-kiểm-thử"/>
     <w:p>
       <w:pPr>
         <w:pStyle w:val="Heading2"/>
@@ -51588,7 +50000,7 @@
         <w:t xml:space="preserve">Phụ lục E. Kết quả kiểm thử</w:t>
       </w:r>
     </w:p>
-    <w:bookmarkStart w:id="299" w:name="e1-tổng-hợp"/>
+    <w:bookmarkStart w:id="295" w:name="e1-tổng-hợp"/>
     <w:p>
       <w:pPr>
         <w:pStyle w:val="Heading3"/>
@@ -51822,8 +50234,8 @@
         </w:tc>
       </w:tr>
     </w:tbl>
-    <w:bookmarkEnd w:id="299"/>
-    <w:bookmarkStart w:id="300" w:name="e2-phân-nhóm"/>
+    <w:bookmarkEnd w:id="295"/>
+    <w:bookmarkStart w:id="296" w:name="e2-phân-nhóm"/>
     <w:p>
       <w:pPr>
         <w:pStyle w:val="Heading3"/>
@@ -52075,9 +50487,9 @@
         </w:pict>
       </w:r>
     </w:p>
-    <w:bookmarkEnd w:id="300"/>
-    <w:bookmarkEnd w:id="301"/>
-    <w:bookmarkStart w:id="304" w:name="Xb0ecaefd567621d8f4fd0ba4686066ee0905bcc"/>
+    <w:bookmarkEnd w:id="296"/>
+    <w:bookmarkEnd w:id="297"/>
+    <w:bookmarkStart w:id="300" w:name="Xb0ecaefd567621d8f4fd0ba4686066ee0905bcc"/>
     <w:p>
       <w:pPr>
         <w:pStyle w:val="Heading2"/>
@@ -52086,7 +50498,7 @@
         <w:t xml:space="preserve">Phụ lục F. Giao diện lập trình và cấu hình triển khai</w:t>
       </w:r>
     </w:p>
-    <w:bookmarkStart w:id="302" w:name="f1-danh-sách-endpoint"/>
+    <w:bookmarkStart w:id="298" w:name="f1-danh-sách-endpoint"/>
     <w:p>
       <w:pPr>
         <w:pStyle w:val="Heading3"/>
@@ -52763,8 +51175,8 @@
         <w:t xml:space="preserve">, nên nó không bao giờ lệch với mã nguồn.</w:t>
       </w:r>
     </w:p>
-    <w:bookmarkEnd w:id="302"/>
-    <w:bookmarkStart w:id="303" w:name="f2-cấu-hình-docker-compose"/>
+    <w:bookmarkEnd w:id="298"/>
+    <w:bookmarkStart w:id="299" w:name="f2-cấu-hình-docker-compose"/>
     <w:p>
       <w:pPr>
         <w:pStyle w:val="Heading3"/>
@@ -53160,9 +51572,9 @@
         </w:pict>
       </w:r>
     </w:p>
-    <w:bookmarkEnd w:id="303"/>
-    <w:bookmarkEnd w:id="304"/>
-    <w:bookmarkStart w:id="311" w:name="Xf4fdfdb0582bdca8adb9305f82cdbfca4c61ab6"/>
+    <w:bookmarkEnd w:id="299"/>
+    <w:bookmarkEnd w:id="300"/>
+    <w:bookmarkStart w:id="307" w:name="Xf4fdfdb0582bdca8adb9305f82cdbfca4c61ab6"/>
     <w:p>
       <w:pPr>
         <w:pStyle w:val="Heading2"/>
@@ -53217,7 +51629,7 @@
         </w:pict>
       </w:r>
     </w:p>
-    <w:bookmarkStart w:id="306" w:name="h2-bảng-34-yêu-cầu-chức-năng"/>
+    <w:bookmarkStart w:id="302" w:name="h2-bảng-34-yêu-cầu-chức-năng"/>
     <w:p>
       <w:pPr>
         <w:pStyle w:val="Heading3"/>
@@ -53546,11 +51958,11 @@
       <w:pPr>
         <w:pStyle w:val="Heading3"/>
       </w:pPr>
-      <w:bookmarkStart w:id="305" w:name="Xd671551d4f61d4e06f074a24ca13000a5b221b1"/>
+      <w:bookmarkStart w:id="301" w:name="Xd671551d4f61d4e06f074a24ca13000a5b221b1"/>
       <w:r>
         <w:t xml:space="preserve">Bốn yêu cầu mức Won't và hai đợt thu gọn phạm vi ngày 2026-07-20</w:t>
       </w:r>
-      <w:bookmarkEnd w:id="305"/>
+      <w:bookmarkEnd w:id="301"/>
     </w:p>
     <w:p>
       <w:pPr>
@@ -53831,8 +52243,8 @@
         </w:pict>
       </w:r>
     </w:p>
-    <w:bookmarkEnd w:id="306"/>
-    <w:bookmarkStart w:id="310" w:name="h3-bảng-chỉ-tiêu-phi-chức-năng"/>
+    <w:bookmarkEnd w:id="302"/>
+    <w:bookmarkStart w:id="306" w:name="h3-bảng-chỉ-tiêu-phi-chức-năng"/>
     <w:p>
       <w:pPr>
         <w:pStyle w:val="Heading3"/>
@@ -53849,7 +52261,7 @@
         <w:t xml:space="preserve">Bảy nhóm: hiệu năng (NFR-P), độ chính xác (NFR-A), tin cậy (NFR-R), khả dụng (NFR-U), bảo trì (NFR-M), bảo mật (NFR-S), tương thích – triển khai (NFR-C), mở rộng (NFR-SC).</w:t>
       </w:r>
     </w:p>
-    <w:bookmarkStart w:id="307" w:name="X3880515f8fbb8abfa7d57c19e291cacf82ef4a6"/>
+    <w:bookmarkStart w:id="303" w:name="X3880515f8fbb8abfa7d57c19e291cacf82ef4a6"/>
     <w:p>
       <w:pPr>
         <w:pStyle w:val="Heading4"/>
@@ -54033,8 +52445,8 @@
         <w:t xml:space="preserve">, không có ý nghĩa thống kê; đồ án chỉ dùng cột thời gian và cố ý lược bỏ cột độ chính xác.</w:t>
       </w:r>
     </w:p>
-    <w:bookmarkEnd w:id="307"/>
-    <w:bookmarkStart w:id="308" w:name="X223de23e0d838ff891bdf6bdc5276f58b2d523c"/>
+    <w:bookmarkEnd w:id="303"/>
+    <w:bookmarkStart w:id="304" w:name="X223de23e0d838ff891bdf6bdc5276f58b2d523c"/>
     <w:p>
       <w:pPr>
         <w:pStyle w:val="Heading4"/>
@@ -55074,8 +53486,8 @@
         <w:t xml:space="preserve">— báo cáo theo điều kiện ảnh nếu bộ dữ liệu có nhãn phù hợp.</w:t>
       </w:r>
     </w:p>
-    <w:bookmarkEnd w:id="308"/>
-    <w:bookmarkStart w:id="309" w:name="c-các-nhóm-yêu-cầu-phi-chức-năng-còn-lại"/>
+    <w:bookmarkEnd w:id="304"/>
+    <w:bookmarkStart w:id="305" w:name="c-các-nhóm-yêu-cầu-phi-chức-năng-còn-lại"/>
     <w:p>
       <w:pPr>
         <w:pStyle w:val="Heading4"/>
@@ -55256,10 +53668,10 @@
         </w:pict>
       </w:r>
     </w:p>
-    <w:bookmarkEnd w:id="309"/>
-    <w:bookmarkEnd w:id="310"/>
-    <w:bookmarkEnd w:id="311"/>
-    <w:bookmarkStart w:id="313" w:name="Xca8a6b0a1c163d0021c70a30659365938cfbbe3"/>
+    <w:bookmarkEnd w:id="305"/>
+    <w:bookmarkEnd w:id="306"/>
+    <w:bookmarkEnd w:id="307"/>
+    <w:bookmarkStart w:id="309" w:name="Xca8a6b0a1c163d0021c70a30659365938cfbbe3"/>
     <w:p>
       <w:pPr>
         <w:pStyle w:val="Heading2"/>
@@ -55324,7 +53736,7 @@
         </w:pict>
       </w:r>
     </w:p>
-    <w:bookmarkStart w:id="312" w:name="o2-danh-mục-báo-cáo-đo-dạng-json"/>
+    <w:bookmarkStart w:id="308" w:name="o2-danh-mục-báo-cáo-đo-dạng-json"/>
     <w:p>
       <w:pPr>
         <w:pStyle w:val="Heading3"/>
@@ -56280,9 +54692,9 @@
         <w:br w:type="page"/>
       </w:r>
     </w:p>
-    <w:bookmarkEnd w:id="312"/>
-    <w:bookmarkEnd w:id="313"/>
-    <w:bookmarkEnd w:id="314"/>
+    <w:bookmarkEnd w:id="308"/>
+    <w:bookmarkEnd w:id="309"/>
+    <w:bookmarkEnd w:id="310"/>
     <w:sectPr>
       <w:footnotePr>
         <w:numRestart w:val="eachSect"/>

--- a/docs/papers/compact/thesis-full.docx
+++ b/docs/papers/compact/thesis-full.docx
@@ -990,17 +990,11 @@
         <w:pStyle w:val="BlockText"/>
       </w:pPr>
       <w:r>
-        <w:t xml:space="preserve">⚠️</w:t>
-      </w:r>
-      <w:r>
-        <w:t xml:space="preserve"> </w:t>
-      </w:r>
-      <w:r>
-        <w:rPr>
-          <w:b/>
-          <w:bCs/>
-        </w:rPr>
-        <w:t xml:space="preserve">Cảnh báo phạm vi áp dụng của số liệu.</w:t>
+        <w:rPr>
+          <w:b/>
+          <w:bCs/>
+        </w:rPr>
+        <w:t xml:space="preserve">Ghi chú về phạm vi áp dụng của số liệu.</w:t>
       </w:r>
       <w:r>
         <w:t xml:space="preserve"> </w:t>
@@ -3134,17 +3128,11 @@
         <w:pStyle w:val="BlockText"/>
       </w:pPr>
       <w:r>
-        <w:t xml:space="preserve">⚠️</w:t>
-      </w:r>
-      <w:r>
-        <w:t xml:space="preserve"> </w:t>
-      </w:r>
-      <w:r>
-        <w:rPr>
-          <w:b/>
-          <w:bCs/>
-        </w:rPr>
-        <w:t xml:space="preserve">Bốn yêu cầu mức</w:t>
+        <w:rPr>
+          <w:b/>
+          <w:bCs/>
+        </w:rPr>
+        <w:t xml:space="preserve">Ghi chú về bốn yêu cầu mức</w:t>
       </w:r>
       <w:r>
         <w:rPr>
@@ -3167,14 +3155,7 @@
           <w:b/>
           <w:bCs/>
         </w:rPr>
-        <w:t xml:space="preserve"> </w:t>
-      </w:r>
-      <w:r>
-        <w:rPr>
-          <w:b/>
-          <w:bCs/>
-        </w:rPr>
-        <w:t xml:space="preserve">— phải nói thẳng.</w:t>
+        <w:t xml:space="preserve">.</w:t>
       </w:r>
       <w:r>
         <w:t xml:space="preserve"> </w:t>
@@ -3222,19 +3203,7 @@
         <w:t xml:space="preserve"> </w:t>
       </w:r>
       <w:r>
-        <w:t xml:space="preserve">(nhận dạng thời gian thực vẫn phục vụ và vẫn có kiểm thử ở tầng API qua</w:t>
-      </w:r>
-      <w:r>
-        <w:t xml:space="preserve"> </w:t>
-      </w:r>
-      <w:r>
-        <w:rPr>
-          <w:rStyle w:val="VerbatimChar"/>
-        </w:rPr>
-        <w:t xml:space="preserve">POST /api/detect/frame</w:t>
-      </w:r>
-      <w:r>
-        <w:t xml:space="preserve">); đợt 2 gỡ trang Tổng quan (Dashboard) →</w:t>
+        <w:t xml:space="preserve">(năng lực nhận dạng thời gian thực vẫn phục vụ ở tầng giao diện lập trình và vẫn có kiểm thử); đợt 2 gỡ trang Tổng quan (Dashboard) →</w:t>
       </w:r>
       <w:r>
         <w:t xml:space="preserve"> </w:t>
@@ -3263,31 +3232,7 @@
         <w:t xml:space="preserve"> </w:t>
       </w:r>
       <w:r>
-        <w:t xml:space="preserve">(thống kê và biểu đồ theo thời gian vẫn truy vấn được và vẫn có kiểm thử tích hợp qua</w:t>
-      </w:r>
-      <w:r>
-        <w:t xml:space="preserve"> </w:t>
-      </w:r>
-      <w:r>
-        <w:rPr>
-          <w:rStyle w:val="VerbatimChar"/>
-        </w:rPr>
-        <w:t xml:space="preserve">GET /api/statistics</w:t>
-      </w:r>
-      <w:r>
-        <w:t xml:space="preserve">,</w:t>
-      </w:r>
-      <w:r>
-        <w:t xml:space="preserve"> </w:t>
-      </w:r>
-      <w:r>
-        <w:rPr>
-          <w:rStyle w:val="VerbatimChar"/>
-        </w:rPr>
-        <w:t xml:space="preserve">GET /health</w:t>
-      </w:r>
-      <w:r>
-        <w:t xml:space="preserve">).</w:t>
+        <w:t xml:space="preserve">(thống kê và chuỗi thời gian vẫn truy vấn được và vẫn có kiểm thử tích hợp).</w:t>
       </w:r>
       <w:r>
         <w:t xml:space="preserve"> </w:t>
@@ -3372,38 +3317,7 @@
         <w:t xml:space="preserve">năng lực hệ thống</w:t>
       </w:r>
       <w:r>
-        <w:t xml:space="preserve">, mã giao diện còn nguyên trong lịch sử git. Đánh đổi đo được của đợt 2: gỡ thư viện biểu đồ</w:t>
-      </w:r>
-      <w:r>
-        <w:t xml:space="preserve"> </w:t>
-      </w:r>
-      <w:r>
-        <w:rPr>
-          <w:rStyle w:val="VerbatimChar"/>
-        </w:rPr>
-        <w:t xml:space="preserve">recharts</w:t>
-      </w:r>
-      <w:r>
-        <w:t xml:space="preserve"> </w:t>
-      </w:r>
-      <w:r>
-        <w:t xml:space="preserve">cùng trang Tổng quan làm gói tải về của giao diện giảm từ ~730 KB xuống</w:t>
-      </w:r>
-      <w:r>
-        <w:t xml:space="preserve"> </w:t>
-      </w:r>
-      <w:r>
-        <w:rPr>
-          <w:b/>
-          <w:bCs/>
-        </w:rPr>
-        <w:t xml:space="preserve">328,8 KB</w:t>
-      </w:r>
-      <w:r>
-        <w:t xml:space="preserve"> </w:t>
-      </w:r>
-      <w:r>
-        <w:t xml:space="preserve">(−55%).</w:t>
+        <w:t xml:space="preserve">, mã giao diện còn nguyên trong lịch sử git. Đợt thu gọn thứ hai đồng thời loại bỏ thư viện biểu đồ đi kèm, làm giảm hơn một nửa dung lượng gói tải về của giao diện.</w:t>
       </w:r>
     </w:p>
     <w:bookmarkEnd w:id="21"/>
@@ -3596,31 +3510,7 @@
         <w:t xml:space="preserve"> </w:t>
       </w:r>
       <w:r>
-        <w:t xml:space="preserve">với</w:t>
-      </w:r>
-      <w:r>
-        <w:t xml:space="preserve"> </w:t>
-      </w:r>
-      <w:r>
-        <w:rPr>
-          <w:rStyle w:val="VerbatimChar"/>
-        </w:rPr>
-        <w:t xml:space="preserve">models/best.pt</w:t>
-      </w:r>
-      <w:r>
-        <w:t xml:space="preserve"> </w:t>
-      </w:r>
-      <w:r>
-        <w:t xml:space="preserve">(</w:t>
-      </w:r>
-      <w:r>
-        <w:rPr>
-          <w:rStyle w:val="VerbatimChar"/>
-        </w:rPr>
-        <w:t xml:space="preserve">imgsz=640</w:t>
-      </w:r>
-      <w:r>
-        <w:t xml:space="preserve">, split v3); chỉ tiêu phát hiện</w:t>
+        <w:t xml:space="preserve">với models/best.pt (imgsz=640, split v3); chỉ tiêu phát hiện</w:t>
       </w:r>
       <w:r>
         <w:t xml:space="preserve"> </w:t>
@@ -4455,19 +4345,7 @@
         <w:t xml:space="preserve"> </w:t>
       </w:r>
       <w:r>
-        <w:t xml:space="preserve">ranh giới khi vận hành — chỉ là công cụ ngoại tuyến sản xuất</w:t>
-      </w:r>
-      <w:r>
-        <w:t xml:space="preserve"> </w:t>
-      </w:r>
-      <w:r>
-        <w:rPr>
-          <w:rStyle w:val="VerbatimChar"/>
-        </w:rPr>
-        <w:t xml:space="preserve">best.pt</w:t>
-      </w:r>
-      <w:r>
-        <w:t xml:space="preserve">; hệ thống khi chạy</w:t>
+        <w:t xml:space="preserve">ranh giới khi vận hành — chỉ là công cụ ngoại tuyến sản xuất best.pt; hệ thống khi chạy</w:t>
       </w:r>
       <w:r>
         <w:t xml:space="preserve"> </w:t>
@@ -4903,17 +4781,11 @@
         <w:pStyle w:val="BlockText"/>
       </w:pPr>
       <w:r>
-        <w:t xml:space="preserve">⚠️</w:t>
-      </w:r>
-      <w:r>
-        <w:t xml:space="preserve"> </w:t>
-      </w:r>
-      <w:r>
-        <w:rPr>
-          <w:b/>
-          <w:bCs/>
-        </w:rPr>
-        <w:t xml:space="preserve">Nói thẳng về độ lớn của đóng góp này.</w:t>
+        <w:rPr>
+          <w:b/>
+          <w:bCs/>
+        </w:rPr>
+        <w:t xml:space="preserve">Ghi chú về mức độ của đóng góp này.</w:t>
       </w:r>
       <w:r>
         <w:t xml:space="preserve"> </w:t>
@@ -5761,7 +5633,7 @@
           <w:b/>
           <w:bCs/>
         </w:rPr>
-        <w:t xml:space="preserve">Cảnh báo văn bản hết hiệu lực.</w:t>
+        <w:t xml:space="preserve">Ghi chú về hiệu lực văn bản.</w:t>
       </w:r>
       <w:r>
         <w:t xml:space="preserve"> </w:t>
@@ -7577,13 +7449,13 @@
           <w:b/>
           <w:bCs/>
         </w:rPr>
-        <w:t xml:space="preserve">⚠️ Cảnh báo về mốc hiệu lực của bộ số liệu kích thước.</w:t>
-      </w:r>
-      <w:r>
-        <w:t xml:space="preserve"> </w:t>
-      </w:r>
-      <w:r>
-        <w:t xml:space="preserve">Bộ số liệu trên</w:t>
+        <w:t xml:space="preserve">Ghi chú về mốc hiệu lực.</w:t>
+      </w:r>
+      <w:r>
+        <w:t xml:space="preserve"> </w:t>
+      </w:r>
+      <w:r>
+        <w:t xml:space="preserve">Cần lưu ý rằng bộ số liệu kích thước trên</w:t>
       </w:r>
       <w:r>
         <w:t xml:space="preserve"> </w:t>
@@ -10235,29 +10107,13 @@
           <w:b/>
           <w:bCs/>
         </w:rPr>
-        <w:t xml:space="preserve">⚠️ Cảnh báo phương pháp luận bắt buộc giữ nguyên.</w:t>
-      </w:r>
-      <w:r>
-        <w:t xml:space="preserve"> </w:t>
-      </w:r>
-      <w:r>
-        <w:t xml:space="preserve">Một cách trình bày phổ biến và</w:t>
-      </w:r>
-      <w:r>
-        <w:t xml:space="preserve"> </w:t>
-      </w:r>
-      <w:r>
-        <w:rPr>
-          <w:b/>
-          <w:bCs/>
-        </w:rPr>
-        <w:t xml:space="preserve">sai</w:t>
-      </w:r>
-      <w:r>
-        <w:t xml:space="preserve"> </w:t>
-      </w:r>
-      <w:r>
-        <w:t xml:space="preserve">là đặt</w:t>
+        <w:t xml:space="preserve">Ghi chú phương pháp luận.</w:t>
+      </w:r>
+      <w:r>
+        <w:t xml:space="preserve"> </w:t>
+      </w:r>
+      <w:r>
+        <w:t xml:space="preserve">Cần lưu ý một cách trình bày phổ biến nhưng không hợp lệ: đặt</w:t>
       </w:r>
       <w:r>
         <w:t xml:space="preserve"> </w:t>
@@ -11603,13 +11459,13 @@
           <w:b/>
           <w:bCs/>
         </w:rPr>
-        <w:t xml:space="preserve">⚠️ Cảnh báo phạm vi áp dụng — bắt buộc giữ nguyên.</w:t>
-      </w:r>
-      <w:r>
-        <w:t xml:space="preserve"> </w:t>
-      </w:r>
-      <w:r>
-        <w:t xml:space="preserve">Cặp số 94,3% / 45,7% được đo trên bộ</w:t>
+        <w:t xml:space="preserve">Ghi chú về phạm vi áp dụng.</w:t>
+      </w:r>
+      <w:r>
+        <w:t xml:space="preserve"> </w:t>
+      </w:r>
+      <w:r>
+        <w:t xml:space="preserve">Cặp số liệu 94,3% / 45,7% được đo trên bộ</w:t>
       </w:r>
       <w:r>
         <w:t xml:space="preserve"> </w:t>
@@ -14102,7 +13958,7 @@
               <w:pStyle w:val="Compact"/>
             </w:pPr>
             <w:r>
-              <w:t xml:space="preserve">⚠️</w:t>
+              <w:t xml:space="preserve">🟡</w:t>
             </w:r>
             <w:r>
               <w:t xml:space="preserve"> </w:t>
@@ -14343,18 +14199,6 @@
           <w:bCs/>
         </w:rPr>
         <w:t xml:space="preserve">tự đo</w:t>
-      </w:r>
-      <w:r>
-        <w:t xml:space="preserve">. Quy trình đầy đủ ở</w:t>
-      </w:r>
-      <w:r>
-        <w:t xml:space="preserve"> </w:t>
-      </w:r>
-      <w:r>
-        <w:rPr>
-          <w:rStyle w:val="VerbatimChar"/>
-        </w:rPr>
-        <w:t xml:space="preserve">docs/reports/35-ppocrv6-evaluation.md</w:t>
       </w:r>
       <w:r>
         <w:t xml:space="preserve">.</w:t>
@@ -14590,17 +14434,11 @@
         <w:pStyle w:val="BlockText"/>
       </w:pPr>
       <w:r>
-        <w:t xml:space="preserve">⚠️</w:t>
-      </w:r>
-      <w:r>
-        <w:t xml:space="preserve"> </w:t>
-      </w:r>
-      <w:r>
-        <w:rPr>
-          <w:b/>
-          <w:bCs/>
-        </w:rPr>
-        <w:t xml:space="preserve">Đây là phép chiếu, không phải phép đo.</w:t>
+        <w:rPr>
+          <w:b/>
+          <w:bCs/>
+        </w:rPr>
+        <w:t xml:space="preserve">Ghi chú: đây là phép chiếu, không phải phép đo.</w:t>
       </w:r>
       <w:r>
         <w:t xml:space="preserve"> </w:t>
@@ -14748,19 +14586,7 @@
         <w:t xml:space="preserve"> </w:t>
       </w:r>
       <w:r>
-        <w:t xml:space="preserve">dựa trên bằng chứng độ chính xác, trong khi tài liệu công khai nghiêng về EasyOCR. Mục này trả nợ đó. Số liệu đầy đủ ở</w:t>
-      </w:r>
-      <w:r>
-        <w:t xml:space="preserve"> </w:t>
-      </w:r>
-      <w:r>
-        <w:rPr>
-          <w:rStyle w:val="VerbatimChar"/>
-        </w:rPr>
-        <w:t xml:space="preserve">docs/reports/36-engine-benchmark.md</w:t>
-      </w:r>
-      <w:r>
-        <w:t xml:space="preserve">.</w:t>
+        <w:t xml:space="preserve">dựa trên bằng chứng độ chính xác, trong khi tài liệu công khai nghiêng về EasyOCR. Mục này trả nợ đó.</w:t>
       </w:r>
     </w:p>
     <w:p>
@@ -16400,12 +16226,6 @@
         <w:pStyle w:val="BlockText"/>
       </w:pPr>
       <w:r>
-        <w:t xml:space="preserve">⚠️</w:t>
-      </w:r>
-      <w:r>
-        <w:t xml:space="preserve"> </w:t>
-      </w:r>
-      <w:r>
         <w:rPr>
           <w:b/>
           <w:bCs/>
@@ -16531,7 +16351,7 @@
           <w:b/>
           <w:bCs/>
         </w:rPr>
-        <w:t xml:space="preserve">Cảnh báo trích dẫn bắt buộc.</w:t>
+        <w:t xml:space="preserve">Ghi chú về cách trích dẫn.</w:t>
       </w:r>
       <w:r>
         <w:t xml:space="preserve"> </w:t>
@@ -17180,37 +17000,7 @@
         <w:pStyle w:val="FirstParagraph"/>
       </w:pPr>
       <w:r>
-        <w:t xml:space="preserve">Đồ án có sẵn hai mô hình để đối chiếu —</w:t>
-      </w:r>
-      <w:r>
-        <w:t xml:space="preserve"> </w:t>
-      </w:r>
-      <w:r>
-        <w:rPr>
-          <w:rStyle w:val="VerbatimChar"/>
-        </w:rPr>
-        <w:t xml:space="preserve">baseline-416-v1.pt</w:t>
-      </w:r>
-      <w:r>
-        <w:t xml:space="preserve"> </w:t>
-      </w:r>
-      <w:r>
-        <w:t xml:space="preserve">và</w:t>
-      </w:r>
-      <w:r>
-        <w:t xml:space="preserve"> </w:t>
-      </w:r>
-      <w:r>
-        <w:rPr>
-          <w:rStyle w:val="VerbatimChar"/>
-        </w:rPr>
-        <w:t xml:space="preserve">best.pt</w:t>
-      </w:r>
-      <w:r>
-        <w:t xml:space="preserve"> </w:t>
-      </w:r>
-      <w:r>
-        <w:t xml:space="preserve">— nhưng</w:t>
+        <w:t xml:space="preserve">Đồ án có sẵn hai mô hình để đối chiếu — baseline-416-v1.pt và best.pt — nhưng</w:t>
       </w:r>
       <w:r>
         <w:t xml:space="preserve"> </w:t>
@@ -17252,22 +17042,7 @@
         <w:t xml:space="preserve">không gán được cho riêng biến nào</w:t>
       </w:r>
       <w:r>
-        <w:t xml:space="preserve">. Điều này phải nói rõ vì bản nháp trước từng trình bày</w:t>
-      </w:r>
-      <w:r>
-        <w:t xml:space="preserve"> </w:t>
-      </w:r>
-      <w:r>
-        <w:rPr>
-          <w:rStyle w:val="VerbatimChar"/>
-        </w:rPr>
-        <w:t xml:space="preserve">best.pt</w:t>
-      </w:r>
-      <w:r>
-        <w:t xml:space="preserve"> </w:t>
-      </w:r>
-      <w:r>
-        <w:t xml:space="preserve">như mô hình "tệ hơn baseline", trong khi ở tầng phát hiện nó</w:t>
+        <w:t xml:space="preserve">. Điều này phải nói rõ vì bản nháp trước từng trình bày best.pt như mô hình "tệ hơn baseline", trong khi ở tầng phát hiện nó</w:t>
       </w:r>
       <w:r>
         <w:t xml:space="preserve"> </w:t>
@@ -17371,37 +17146,7 @@
         <w:pStyle w:val="BodyText"/>
       </w:pPr>
       <w:r>
-        <w:t xml:space="preserve">Trạng thái bản này: hệ thống chạy</w:t>
-      </w:r>
-      <w:r>
-        <w:t xml:space="preserve"> </w:t>
-      </w:r>
-      <w:r>
-        <w:rPr>
-          <w:rStyle w:val="VerbatimChar"/>
-        </w:rPr>
-        <w:t xml:space="preserve">ALPRPipeline</w:t>
-      </w:r>
-      <w:r>
-        <w:t xml:space="preserve"> </w:t>
-      </w:r>
-      <w:r>
-        <w:t xml:space="preserve">với mô hình chính thức</w:t>
-      </w:r>
-      <w:r>
-        <w:t xml:space="preserve"> </w:t>
-      </w:r>
-      <w:r>
-        <w:rPr>
-          <w:rStyle w:val="VerbatimChar"/>
-        </w:rPr>
-        <w:t xml:space="preserve">models/best.pt</w:t>
-      </w:r>
-      <w:r>
-        <w:t xml:space="preserve"> </w:t>
-      </w:r>
-      <w:r>
-        <w:t xml:space="preserve">(</w:t>
+        <w:t xml:space="preserve">Trạng thái bản này: hệ thống chạy ALPRPipeline với mô hình chính thức models/best.pt (</w:t>
       </w:r>
       <w:r>
         <w:rPr>
@@ -18609,22 +18354,7 @@
         <w:t xml:space="preserve">trước khi mô hình được huấn luyện</w:t>
       </w:r>
       <w:r>
-        <w:t xml:space="preserve">; khi trọng số sẵn sàng, chuyển sang</w:t>
-      </w:r>
-      <w:r>
-        <w:t xml:space="preserve"> </w:t>
-      </w:r>
-      <w:r>
-        <w:rPr>
-          <w:rStyle w:val="VerbatimChar"/>
-        </w:rPr>
-        <w:t xml:space="preserve">ALPRPipeline</w:t>
-      </w:r>
-      <w:r>
-        <w:t xml:space="preserve"> </w:t>
-      </w:r>
-      <w:r>
-        <w:t xml:space="preserve">chỉ là đổi thành phần được tiêm,</w:t>
+        <w:t xml:space="preserve">; khi trọng số sẵn sàng, chuyển sang ALPRPipeline chỉ là đổi thành phần được tiêm,</w:t>
       </w:r>
       <w:r>
         <w:t xml:space="preserve"> </w:t>
@@ -18985,99 +18715,51 @@
         <w:pStyle w:val="FirstParagraph"/>
       </w:pPr>
       <w:r>
-        <w:t xml:space="preserve">Toàn bộ cài đặt, kiểm thử, đo đạc chạy trên một máy trạm duy nhất (</w:t>
+        <w:t xml:space="preserve">Toàn bộ cài đặt, kiểm thử và đo đạc chạy trên một máy trạm duy nhất: Windows 11 Pro; Intel Core i5-14600K, 14 nhân / 20 luồng; RAM 31,77 GiB; Intel UHD 770 —</w:t>
+      </w:r>
+      <w:r>
+        <w:t xml:space="preserve"> </w:t>
+      </w:r>
+      <w:r>
+        <w:rPr>
+          <w:b/>
+          <w:bCs/>
+        </w:rPr>
+        <w:t xml:space="preserve">không có GPU CUDA</w:t>
+      </w:r>
+      <w:r>
+        <w:t xml:space="preserve">; Python 3.13.12; Node.js 18.20.8; Docker 29.4.3. Cấu hình này</w:t>
+      </w:r>
+      <w:r>
+        <w:t xml:space="preserve"> </w:t>
+      </w:r>
+      <w:r>
+        <w:rPr>
+          <w:b/>
+          <w:bCs/>
+        </w:rPr>
+        <w:t xml:space="preserve">mâu thuẫn với mô tả môi trường ban đầu</w:t>
+      </w:r>
+      <w:r>
+        <w:t xml:space="preserve"> </w:t>
+      </w:r>
+      <w:r>
+        <w:t xml:space="preserve">(macOS Apple Silicon, Python 3.12); ghi nhận sai lệch thành văn bản là bước đầu của Phase 0. Ràng buộc CPU để lại dấu vết cụ thể: NFR-P1 phát biểu thẳng cho CPU; AD-06 kéo theo</w:t>
+      </w:r>
+      <w:r>
+        <w:t xml:space="preserve"> </w:t>
       </w:r>
       <w:r>
         <w:rPr>
           <w:rStyle w:val="VerbatimChar"/>
         </w:rPr>
-        <w:t xml:space="preserve">docs/00-requirements/environment.md</w:t>
-      </w:r>
-      <w:r>
-        <w:t xml:space="preserve">): Windows 11 Pro; Intel Core i5-14600K, 14 nhân / 20 luồng; RAM 31,77 GiB; Intel UHD 770 —</w:t>
-      </w:r>
-      <w:r>
-        <w:t xml:space="preserve"> </w:t>
-      </w:r>
-      <w:r>
-        <w:rPr>
-          <w:b/>
-          <w:bCs/>
-        </w:rPr>
-        <w:t xml:space="preserve">không có GPU CUDA</w:t>
-      </w:r>
-      <w:r>
-        <w:t xml:space="preserve">; Python 3.13.12; Node.js 18.20.8; Docker 29.4.3. Cấu hình này</w:t>
-      </w:r>
-      <w:r>
-        <w:t xml:space="preserve"> </w:t>
-      </w:r>
-      <w:r>
-        <w:rPr>
-          <w:b/>
-          <w:bCs/>
-        </w:rPr>
-        <w:t xml:space="preserve">mâu thuẫn với mô tả môi trường ban đầu</w:t>
-      </w:r>
-      <w:r>
-        <w:t xml:space="preserve"> </w:t>
-      </w:r>
-      <w:r>
-        <w:t xml:space="preserve">(macOS Apple Silicon, Python 3.12); ghi nhận sai lệch thành văn bản là bước đầu của Phase 0. Ràng buộc CPU để lại dấu vết cụ thể: NFR-P1 phát biểu thẳng cho CPU; AD-06 kéo theo</w:t>
-      </w:r>
-      <w:r>
-        <w:t xml:space="preserve"> </w:t>
-      </w:r>
-      <w:r>
-        <w:rPr>
-          <w:rStyle w:val="VerbatimChar"/>
-        </w:rPr>
         <w:t xml:space="preserve">yolo11n</w:t>
       </w:r>
       <w:r>
         <w:t xml:space="preserve"> </w:t>
       </w:r>
       <w:r>
-        <w:t xml:space="preserve">và PP-OCRv5 mobile; và vì huấn luyện trên CPU mất 1–3 ngày/lượt,</w:t>
-      </w:r>
-      <w:r>
-        <w:t xml:space="preserve"> </w:t>
-      </w:r>
-      <w:r>
-        <w:rPr>
-          <w:rStyle w:val="VerbatimChar"/>
-        </w:rPr>
-        <w:t xml:space="preserve">ai/training/</w:t>
-      </w:r>
-      <w:r>
-        <w:t xml:space="preserve"> </w:t>
-      </w:r>
-      <w:r>
-        <w:t xml:space="preserve">chạy được cả local lẫn Colab/Kaggle với siêu tham số trong tệp cấu hình (</w:t>
-      </w:r>
-      <w:r>
-        <w:rPr>
-          <w:rStyle w:val="VerbatimChar"/>
-        </w:rPr>
-        <w:t xml:space="preserve">ai/training/config.py</w:t>
-      </w:r>
-      <w:r>
-        <w:t xml:space="preserve">, 586 dòng). Hệ quả đo được: p95 đầu-cuối trên</w:t>
-      </w:r>
-      <w:r>
-        <w:t xml:space="preserve"> </w:t>
-      </w:r>
-      <w:r>
-        <w:rPr>
-          <w:rStyle w:val="VerbatimChar"/>
-        </w:rPr>
-        <w:t xml:space="preserve">models/best.pt</w:t>
-      </w:r>
-      <w:r>
-        <w:t xml:space="preserve"> </w:t>
-      </w:r>
-      <w:r>
-        <w:t xml:space="preserve">(máy rảnh) là</w:t>
+        <w:t xml:space="preserve">và PP-OCRv5 mobile; và vì huấn luyện trên CPU mất 1–3 ngày mỗi lượt, đường ray huấn luyện chạy được cả trên máy cá nhân lẫn nền tảng đám mây, với toàn bộ siêu tham số đặt trong một tệp cấu hình duy nhất. Hệ quả đo được: p95 đầu-cuối trên models/best.pt (máy rảnh) là</w:t>
       </w:r>
       <w:r>
         <w:t xml:space="preserve"> </w:t>
@@ -19169,153 +18851,23 @@
         <w:t xml:space="preserve">ba môi trường ảo tách biệt</w:t>
       </w:r>
       <w:r>
-        <w:t xml:space="preserve">:</w:t>
-      </w:r>
-      <w:r>
-        <w:t xml:space="preserve"> </w:t>
-      </w:r>
-      <w:r>
-        <w:rPr>
-          <w:rStyle w:val="VerbatimChar"/>
-        </w:rPr>
-        <w:t xml:space="preserve">.venv-ai/</w:t>
-      </w:r>
-      <w:r>
-        <w:t xml:space="preserve"> </w:t>
-      </w:r>
-      <w:r>
-        <w:t xml:space="preserve">(huấn luyện, xuất mô hình — NumPy 2.3.3, OpenCV 5.0, torch 2.13.0+cpu),</w:t>
-      </w:r>
-      <w:r>
-        <w:t xml:space="preserve"> </w:t>
-      </w:r>
-      <w:r>
-        <w:rPr>
-          <w:rStyle w:val="VerbatimChar"/>
-        </w:rPr>
-        <w:t xml:space="preserve">.venv-ocr/</w:t>
-      </w:r>
-      <w:r>
-        <w:t xml:space="preserve"> </w:t>
-      </w:r>
-      <w:r>
-        <w:t xml:space="preserve">(thử nghiệm OCR — paddlepaddle 3.3.1, paddleocr 3.7.0),</w:t>
-      </w:r>
-      <w:r>
-        <w:t xml:space="preserve"> </w:t>
-      </w:r>
-      <w:r>
-        <w:rPr>
-          <w:rStyle w:val="VerbatimChar"/>
-        </w:rPr>
-        <w:t xml:space="preserve">backend/.venv/</w:t>
-      </w:r>
-      <w:r>
-        <w:t xml:space="preserve"> </w:t>
-      </w:r>
-      <w:r>
-        <w:t xml:space="preserve">(dịch vụ — torch, ultralytics 8.4.101, paddleocr). Bắt buộc tách vì</w:t>
-      </w:r>
-      <w:r>
-        <w:t xml:space="preserve"> </w:t>
-      </w:r>
-      <w:r>
-        <w:rPr>
-          <w:rStyle w:val="VerbatimChar"/>
-        </w:rPr>
-        <w:t xml:space="preserve">paddleocr</w:t>
-      </w:r>
-      <w:r>
-        <w:t xml:space="preserve"> </w:t>
-      </w:r>
-      <w:r>
-        <w:t xml:space="preserve">kéo theo</w:t>
-      </w:r>
-      <w:r>
-        <w:t xml:space="preserve"> </w:t>
-      </w:r>
-      <w:r>
-        <w:rPr>
-          <w:rStyle w:val="VerbatimChar"/>
-        </w:rPr>
-        <w:t xml:space="preserve">paddlex</w:t>
-      </w:r>
-      <w:r>
-        <w:t xml:space="preserve">,</w:t>
-      </w:r>
-      <w:r>
-        <w:t xml:space="preserve"> </w:t>
-      </w:r>
-      <w:r>
-        <w:rPr>
-          <w:b/>
-          <w:bCs/>
-        </w:rPr>
-        <w:t xml:space="preserve">hạ cấp NumPy và thay</w:t>
-      </w:r>
-      <w:r>
-        <w:rPr>
-          <w:b/>
-          <w:bCs/>
-        </w:rPr>
-        <w:t xml:space="preserve"> </w:t>
-      </w:r>
-      <w:r>
-        <w:rPr>
-          <w:rStyle w:val="VerbatimChar"/>
-          <w:b/>
-          <w:bCs/>
-        </w:rPr>
-        <w:t xml:space="preserve">opencv-python</w:t>
-      </w:r>
-      <w:r>
-        <w:rPr>
-          <w:b/>
-          <w:bCs/>
-        </w:rPr>
-        <w:t xml:space="preserve"> </w:t>
-      </w:r>
-      <w:r>
-        <w:rPr>
-          <w:b/>
-          <w:bCs/>
-        </w:rPr>
-        <w:t xml:space="preserve">bằng</w:t>
-      </w:r>
-      <w:r>
-        <w:rPr>
-          <w:b/>
-          <w:bCs/>
-        </w:rPr>
-        <w:t xml:space="preserve"> </w:t>
-      </w:r>
-      <w:r>
-        <w:rPr>
-          <w:rStyle w:val="VerbatimChar"/>
-          <w:b/>
-          <w:bCs/>
-        </w:rPr>
-        <w:t xml:space="preserve">opencv-contrib-python</w:t>
-      </w:r>
-      <w:r>
-        <w:rPr>
-          <w:b/>
-          <w:bCs/>
-        </w:rPr>
-        <w:t xml:space="preserve"> </w:t>
-      </w:r>
-      <w:r>
-        <w:rPr>
-          <w:b/>
-          <w:bCs/>
-        </w:rPr>
-        <w:t xml:space="preserve">4.10</w:t>
-      </w:r>
-      <w:r>
-        <w:t xml:space="preserve"> </w:t>
-      </w:r>
-      <w:r>
-        <w:t xml:space="preserve">— lùi một phiên bản lớn so với OpenCV 5.0 của nhánh huấn luyện; cài chung thì mỗi lần cài lại một nhánh âm thầm đổi phiên bản nhánh kia — lỗi không làm sập chương trình mà làm</w:t>
+        <w:t xml:space="preserve">: một môi trường cho huấn luyện và xuất mô hình, một môi trường cho thử nghiệm nhận dạng ký tự, và một môi trường cho dịch vụ đang vận hành. Việc tách là bắt buộc vì thư viện nhận dạng ký tự kéo theo một bộ phụ thuộc</w:t>
+      </w:r>
+      <w:r>
+        <w:t xml:space="preserve"> </w:t>
+      </w:r>
+      <w:r>
+        <w:rPr>
+          <w:b/>
+          <w:bCs/>
+        </w:rPr>
+        <w:t xml:space="preserve">hạ cấp NumPy và thay thư viện thị giác máy tính bằng một biến thể lùi một phiên bản lớn</w:t>
+      </w:r>
+      <w:r>
+        <w:t xml:space="preserve"> </w:t>
+      </w:r>
+      <w:r>
+        <w:t xml:space="preserve">so với nhánh huấn luyện; nếu cài chung thì mỗi lần cài lại một nhánh âm thầm đổi phiên bản nhánh kia — lỗi không làm sập chương trình mà làm</w:t>
       </w:r>
       <w:r>
         <w:t xml:space="preserve"> </w:t>
@@ -19507,37 +19059,7 @@
         <w:pStyle w:val="BodyText"/>
       </w:pPr>
       <w:r>
-        <w:t xml:space="preserve">Mỗi bước là một script độc lập trong</w:t>
-      </w:r>
-      <w:r>
-        <w:t xml:space="preserve"> </w:t>
-      </w:r>
-      <w:r>
-        <w:rPr>
-          <w:rStyle w:val="VerbatimChar"/>
-        </w:rPr>
-        <w:t xml:space="preserve">scripts/dataset/</w:t>
-      </w:r>
-      <w:r>
-        <w:t xml:space="preserve"> </w:t>
-      </w:r>
-      <w:r>
-        <w:t xml:space="preserve">có CLI riêng, sinh báo cáo JSON/CSV;</w:t>
-      </w:r>
-      <w:r>
-        <w:t xml:space="preserve"> </w:t>
-      </w:r>
-      <w:r>
-        <w:rPr>
-          <w:rStyle w:val="VerbatimChar"/>
-        </w:rPr>
-        <w:t xml:space="preserve">run_pipeline.py</w:t>
-      </w:r>
-      <w:r>
-        <w:t xml:space="preserve"> </w:t>
-      </w:r>
-      <w:r>
-        <w:t xml:space="preserve">chạy cả chuỗi một lệnh.</w:t>
+        <w:t xml:space="preserve">Mỗi bước là một kịch bản độc lập có giao diện dòng lệnh riêng và sinh báo cáo dạng dữ liệu có cấu trúc; một kịch bản điều phối chạy toàn chuỗi bằng một lệnh.</w:t>
       </w:r>
       <w:r>
         <w:t xml:space="preserve"> </w:t>
@@ -19783,9 +19305,6 @@
               <w:pStyle w:val="Compact"/>
             </w:pPr>
             <w:r>
-              <w:rPr>
-                <w:rStyle w:val="VerbatimChar"/>
-              </w:rPr>
               <w:t xml:space="preserve">roboflow_school_fuhih</w:t>
             </w:r>
           </w:p>
@@ -19856,9 +19375,6 @@
               <w:pStyle w:val="Compact"/>
             </w:pPr>
             <w:r>
-              <w:rPr>
-                <w:rStyle w:val="VerbatimChar"/>
-              </w:rPr>
               <w:t xml:space="preserve">hf_vn_plates_segment</w:t>
             </w:r>
           </w:p>
@@ -19929,9 +19445,6 @@
               <w:pStyle w:val="Compact"/>
             </w:pPr>
             <w:r>
-              <w:rPr>
-                <w:rStyle w:val="VerbatimChar"/>
-              </w:rPr>
               <w:t xml:space="preserve">roboflow_traffic_camera</w:t>
             </w:r>
           </w:p>
@@ -20002,9 +19515,6 @@
               <w:pStyle w:val="Compact"/>
             </w:pPr>
             <w:r>
-              <w:rPr>
-                <w:rStyle w:val="VerbatimChar"/>
-              </w:rPr>
               <w:t xml:space="preserve">roboflow_eric_nguyen</w:t>
             </w:r>
           </w:p>
@@ -20075,9 +19585,6 @@
               <w:pStyle w:val="Compact"/>
             </w:pPr>
             <w:r>
-              <w:rPr>
-                <w:rStyle w:val="VerbatimChar"/>
-              </w:rPr>
               <w:t xml:space="preserve">roboflow_demo_tracking</w:t>
             </w:r>
           </w:p>
@@ -20148,9 +19655,6 @@
               <w:pStyle w:val="Compact"/>
             </w:pPr>
             <w:r>
-              <w:rPr>
-                <w:rStyle w:val="VerbatimChar"/>
-              </w:rPr>
               <w:t xml:space="preserve">roboflow_cuong_ta</w:t>
             </w:r>
           </w:p>
@@ -20225,9 +19729,6 @@
               <w:pStyle w:val="Compact"/>
             </w:pPr>
             <w:r>
-              <w:rPr>
-                <w:rStyle w:val="VerbatimChar"/>
-              </w:rPr>
               <w:t xml:space="preserve">roboflow_tran_ngoc_xuan_tin</w:t>
             </w:r>
           </w:p>
@@ -20360,7 +19861,7 @@
           <w:b/>
           <w:bCs/>
         </w:rPr>
-        <w:t xml:space="preserve">Cảnh báo phạm vi bắt buộc kèm mọi số liệu OCR.</w:t>
+        <w:t xml:space="preserve">Ghi chú về phạm vi của mọi số liệu OCR.</w:t>
       </w:r>
       <w:r>
         <w:t xml:space="preserve"> </w:t>
@@ -20428,19 +19929,7 @@
         <w:t xml:space="preserve">"trên biển số Việt Nam"</w:t>
       </w:r>
       <w:r>
-        <w:t xml:space="preserve"> </w:t>
-      </w:r>
-      <w:r>
-        <w:t xml:space="preserve">(</w:t>
-      </w:r>
-      <w:r>
-        <w:rPr>
-          <w:rStyle w:val="VerbatimChar"/>
-        </w:rPr>
-        <w:t xml:space="preserve">docs/reports/17-plate-type-audit.json</w:t>
-      </w:r>
-      <w:r>
-        <w:t xml:space="preserve">).</w:t>
+        <w:t xml:space="preserve">.</w:t>
       </w:r>
     </w:p>
     <w:bookmarkEnd w:id="102"/>
@@ -20678,22 +20167,7 @@
         <w:t xml:space="preserve">chưa xoá</w:t>
       </w:r>
       <w:r>
-        <w:t xml:space="preserve">. 47,8% không mâu thuẫn 44,2%: ngưỡng lỏng hơn, và chỉ đo chứ chưa xoá. Hai hệ quả của tỷ lệ 44,2%: quy mô thật khác hẳn danh nghĩa (ca cực đoan</w:t>
-      </w:r>
-      <w:r>
-        <w:t xml:space="preserve"> </w:t>
-      </w:r>
-      <w:r>
-        <w:rPr>
-          <w:rStyle w:val="VerbatimChar"/>
-        </w:rPr>
-        <w:t xml:space="preserve">tran_ngoc_xuan_tin</w:t>
-      </w:r>
-      <w:r>
-        <w:t xml:space="preserve"> </w:t>
-      </w:r>
-      <w:r>
-        <w:t xml:space="preserve">vào 1.005 ra</w:t>
+        <w:t xml:space="preserve">. 47,8% không mâu thuẫn 44,2%: ngưỡng lỏng hơn, và chỉ đo chứ chưa xoá. Hai hệ quả của tỷ lệ 44,2%: quy mô thật khác hẳn danh nghĩa (trường hợp cực đoan: một bộ vào hợp nhất với 1.005 ảnh và ra với</w:t>
       </w:r>
       <w:r>
         <w:t xml:space="preserve"> </w:t>
@@ -20709,63 +20183,30 @@
         <w:t xml:space="preserve"> </w:t>
       </w:r>
       <w:r>
-        <w:t xml:space="preserve">— lý do</w:t>
-      </w:r>
-      <w:r>
-        <w:t xml:space="preserve"> </w:t>
-      </w:r>
-      <w:r>
-        <w:rPr>
-          <w:b/>
-          <w:bCs/>
-        </w:rPr>
-        <w:t xml:space="preserve">không được cộng dồn</w:t>
-      </w:r>
-      <w:r>
-        <w:rPr>
-          <w:b/>
-          <w:bCs/>
-        </w:rPr>
-        <w:t xml:space="preserve"> </w:t>
-      </w:r>
-      <w:r>
-        <w:rPr>
-          <w:rStyle w:val="VerbatimChar"/>
-          <w:b/>
-          <w:bCs/>
-        </w:rPr>
-        <w:t xml:space="preserve">expected_images</w:t>
-      </w:r>
-      <w:r>
-        <w:t xml:space="preserve"> </w:t>
-      </w:r>
-      <w:r>
-        <w:t xml:space="preserve">của các bộ Roboflow), và phân bố huấn luyện lệch vì bản sao tập trung ở các bộ được chép nhiều nhất.</w:t>
-      </w:r>
-      <w:r>
-        <w:t xml:space="preserve"> </w:t>
-      </w:r>
-      <w:r>
-        <w:rPr>
-          <w:rStyle w:val="VerbatimChar"/>
-        </w:rPr>
-        <w:t xml:space="preserve">split.py</w:t>
-      </w:r>
-      <w:r>
-        <w:t xml:space="preserve"> </w:t>
-      </w:r>
-      <w:r>
-        <w:t xml:space="preserve">giữ</w:t>
-      </w:r>
-      <w:r>
-        <w:t xml:space="preserve"> </w:t>
-      </w:r>
-      <w:r>
-        <w:rPr>
-          <w:b/>
-          <w:bCs/>
-        </w:rPr>
-        <w:t xml:space="preserve">mọi thành viên của một nhóm trùng trong cùng split</w:t>
+        <w:t xml:space="preserve">ảnh — lý do</w:t>
+      </w:r>
+      <w:r>
+        <w:t xml:space="preserve"> </w:t>
+      </w:r>
+      <w:r>
+        <w:rPr>
+          <w:b/>
+          <w:bCs/>
+        </w:rPr>
+        <w:t xml:space="preserve">không được cộng dồn số ảnh công bố của từng bộ</w:t>
+      </w:r>
+      <w:r>
+        <w:t xml:space="preserve">), và phân bố huấn luyện lệch vì bản sao tập trung ở các bộ được chép nhiều nhất. Bước chia tập giữ</w:t>
+      </w:r>
+      <w:r>
+        <w:t xml:space="preserve"> </w:t>
+      </w:r>
+      <w:r>
+        <w:rPr>
+          <w:b/>
+          <w:bCs/>
+        </w:rPr>
+        <w:t xml:space="preserve">mọi thành viên của một nhóm trùng lặp trong cùng một tập con</w:t>
       </w:r>
       <w:r>
         <w:t xml:space="preserve"> </w:t>
@@ -20917,22 +20358,7 @@
         <w:t xml:space="preserve"> </w:t>
       </w:r>
       <w:r>
-        <w:t xml:space="preserve">— khắc phục đòi hỏi so khớp mức chuỗi biển số hoặc đặc trưng phương tiện. Hệ quả:</w:t>
-      </w:r>
-      <w:r>
-        <w:t xml:space="preserve"> </w:t>
-      </w:r>
-      <w:r>
-        <w:rPr>
-          <w:rStyle w:val="VerbatimChar"/>
-        </w:rPr>
-        <w:t xml:space="preserve">baseline-416-v1.pt</w:t>
-      </w:r>
-      <w:r>
-        <w:t xml:space="preserve"> </w:t>
-      </w:r>
-      <w:r>
-        <w:t xml:space="preserve">đạt</w:t>
+        <w:t xml:space="preserve">— khắc phục đòi hỏi so khớp mức chuỗi biển số hoặc đặc trưng phương tiện. Hệ quả: baseline-416-v1.pt đạt</w:t>
       </w:r>
       <w:r>
         <w:t xml:space="preserve"> </w:t>
@@ -21000,22 +20426,7 @@
         <w:pStyle w:val="FirstParagraph"/>
       </w:pPr>
       <w:r>
-        <w:t xml:space="preserve">Cấu hình lượt chính thức trích từ</w:t>
-      </w:r>
-      <w:r>
-        <w:t xml:space="preserve"> </w:t>
-      </w:r>
-      <w:r>
-        <w:rPr>
-          <w:rStyle w:val="VerbatimChar"/>
-        </w:rPr>
-        <w:t xml:space="preserve">runs/final-640-v3/args.yaml</w:t>
-      </w:r>
-      <w:r>
-        <w:t xml:space="preserve"> </w:t>
-      </w:r>
-      <w:r>
-        <w:t xml:space="preserve">— tệp Ultralytics tự sinh, là bản ghi</w:t>
+        <w:t xml:space="preserve">Cấu hình lượt huấn luyện chính thức được trích từ tệp tham số do thư viện tự sinh — bản ghi</w:t>
       </w:r>
       <w:r>
         <w:t xml:space="preserve"> </w:t>
@@ -21057,40 +20468,7 @@
         <w:t xml:space="preserve">Phụ lục B.1</w:t>
       </w:r>
       <w:r>
-        <w:t xml:space="preserve">. Giá trị chịu lực:</w:t>
-      </w:r>
-      <w:r>
-        <w:t xml:space="preserve"> </w:t>
-      </w:r>
-      <w:r>
-        <w:rPr>
-          <w:rStyle w:val="VerbatimChar"/>
-        </w:rPr>
-        <w:t xml:space="preserve">model</w:t>
-      </w:r>
-      <w:r>
-        <w:t xml:space="preserve"> </w:t>
-      </w:r>
-      <w:r>
-        <w:t xml:space="preserve">=</w:t>
-      </w:r>
-      <w:r>
-        <w:t xml:space="preserve"> </w:t>
-      </w:r>
-      <w:r>
-        <w:rPr>
-          <w:rStyle w:val="VerbatimChar"/>
-        </w:rPr>
-        <w:t xml:space="preserve">yolo11n.pt</w:t>
-      </w:r>
-      <w:r>
-        <w:t xml:space="preserve"> </w:t>
-      </w:r>
-      <w:r>
-        <w:t xml:space="preserve">(tiền huấn luyện COCO,</w:t>
-      </w:r>
-      <w:r>
-        <w:t xml:space="preserve"> </w:t>
+        <w:t xml:space="preserve">. Các giá trị chịu lực: mô hình khởi đầu YOLO11n tiền huấn luyện trên COCO (</w:t>
       </w:r>
       <w:r>
         <w:rPr>
@@ -21103,22 +20481,7 @@
         <w:t xml:space="preserve"> </w:t>
       </w:r>
       <w:r>
-        <w:t xml:space="preserve">tham số — biến thể nano do ràng buộc CPU);</w:t>
-      </w:r>
-      <w:r>
-        <w:t xml:space="preserve"> </w:t>
-      </w:r>
-      <w:r>
-        <w:rPr>
-          <w:rStyle w:val="VerbatimChar"/>
-        </w:rPr>
-        <w:t xml:space="preserve">imgsz</w:t>
-      </w:r>
-      <w:r>
-        <w:t xml:space="preserve"> </w:t>
-      </w:r>
-      <w:r>
-        <w:t xml:space="preserve">=</w:t>
+        <w:t xml:space="preserve">tham số, biến thể nhỏ nhất do ràng buộc CPU); độ phân giải đầu vào</w:t>
       </w:r>
       <w:r>
         <w:t xml:space="preserve"> </w:t>
@@ -21134,22 +20497,7 @@
         <w:t xml:space="preserve"> </w:t>
       </w:r>
       <w:r>
-        <w:t xml:space="preserve">(đúng độ phân giải NFR-A1/A2);</w:t>
-      </w:r>
-      <w:r>
-        <w:t xml:space="preserve"> </w:t>
-      </w:r>
-      <w:r>
-        <w:rPr>
-          <w:rStyle w:val="VerbatimChar"/>
-        </w:rPr>
-        <w:t xml:space="preserve">epochs</w:t>
-      </w:r>
-      <w:r>
-        <w:t xml:space="preserve"> </w:t>
-      </w:r>
-      <w:r>
-        <w:t xml:space="preserve">=</w:t>
+        <w:t xml:space="preserve">đúng theo NFR-A1 và NFR-A2;</w:t>
       </w:r>
       <w:r>
         <w:t xml:space="preserve"> </w:t>
@@ -21162,165 +20510,23 @@
         <w:t xml:space="preserve">20</w:t>
       </w:r>
       <w:r>
-        <w:t xml:space="preserve">,</w:t>
-      </w:r>
-      <w:r>
-        <w:t xml:space="preserve"> </w:t>
-      </w:r>
-      <w:r>
-        <w:rPr>
-          <w:rStyle w:val="VerbatimChar"/>
-        </w:rPr>
-        <w:t xml:space="preserve">batch</w:t>
-      </w:r>
-      <w:r>
-        <w:t xml:space="preserve"> </w:t>
-      </w:r>
-      <w:r>
-        <w:t xml:space="preserve">= 8;</w:t>
-      </w:r>
-      <w:r>
-        <w:t xml:space="preserve"> </w:t>
-      </w:r>
-      <w:r>
-        <w:rPr>
-          <w:rStyle w:val="VerbatimChar"/>
-        </w:rPr>
-        <w:t xml:space="preserve">optimizer</w:t>
-      </w:r>
-      <w:r>
-        <w:t xml:space="preserve"> </w:t>
-      </w:r>
-      <w:r>
-        <w:t xml:space="preserve">= AdamW,</w:t>
-      </w:r>
-      <w:r>
-        <w:t xml:space="preserve"> </w:t>
-      </w:r>
-      <w:r>
-        <w:rPr>
-          <w:rStyle w:val="VerbatimChar"/>
-        </w:rPr>
-        <w:t xml:space="preserve">lr0</w:t>
-      </w:r>
-      <w:r>
-        <w:t xml:space="preserve"> </w:t>
-      </w:r>
-      <w:r>
-        <w:t xml:space="preserve">= 0.001,</w:t>
-      </w:r>
-      <w:r>
-        <w:t xml:space="preserve"> </w:t>
-      </w:r>
-      <w:r>
-        <w:rPr>
-          <w:rStyle w:val="VerbatimChar"/>
-        </w:rPr>
-        <w:t xml:space="preserve">cos_lr</w:t>
-      </w:r>
-      <w:r>
-        <w:t xml:space="preserve">;</w:t>
-      </w:r>
-      <w:r>
-        <w:t xml:space="preserve"> </w:t>
-      </w:r>
-      <w:r>
-        <w:rPr>
-          <w:rStyle w:val="VerbatimChar"/>
-        </w:rPr>
-        <w:t xml:space="preserve">close_mosaic</w:t>
-      </w:r>
-      <w:r>
-        <w:t xml:space="preserve"> </w:t>
-      </w:r>
-      <w:r>
-        <w:t xml:space="preserve">= 10;</w:t>
-      </w:r>
-      <w:r>
-        <w:t xml:space="preserve"> </w:t>
-      </w:r>
-      <w:r>
-        <w:rPr>
-          <w:rStyle w:val="VerbatimChar"/>
-        </w:rPr>
-        <w:t xml:space="preserve">device</w:t>
-      </w:r>
-      <w:r>
-        <w:t xml:space="preserve"> </w:t>
-      </w:r>
-      <w:r>
-        <w:t xml:space="preserve">=</w:t>
-      </w:r>
-      <w:r>
-        <w:t xml:space="preserve"> </w:t>
-      </w:r>
-      <w:r>
-        <w:rPr>
-          <w:rStyle w:val="VerbatimChar"/>
-        </w:rPr>
-        <w:t xml:space="preserve">cpu</w:t>
-      </w:r>
-      <w:r>
-        <w:t xml:space="preserve">;</w:t>
-      </w:r>
-      <w:r>
-        <w:t xml:space="preserve"> </w:t>
-      </w:r>
-      <w:r>
-        <w:rPr>
-          <w:rStyle w:val="VerbatimChar"/>
-        </w:rPr>
-        <w:t xml:space="preserve">seed</w:t>
-      </w:r>
-      <w:r>
-        <w:t xml:space="preserve"> </w:t>
-      </w:r>
-      <w:r>
-        <w:t xml:space="preserve">/</w:t>
-      </w:r>
-      <w:r>
-        <w:t xml:space="preserve"> </w:t>
-      </w:r>
-      <w:r>
-        <w:rPr>
-          <w:rStyle w:val="VerbatimChar"/>
-        </w:rPr>
-        <w:t xml:space="preserve">deterministic</w:t>
-      </w:r>
-      <w:r>
-        <w:t xml:space="preserve"> </w:t>
-      </w:r>
-      <w:r>
-        <w:t xml:space="preserve">= 42 /</w:t>
-      </w:r>
-      <w:r>
-        <w:t xml:space="preserve"> </w:t>
-      </w:r>
-      <w:r>
-        <w:rPr>
-          <w:rStyle w:val="VerbatimChar"/>
-        </w:rPr>
-        <w:t xml:space="preserve">true</w:t>
-      </w:r>
-      <w:r>
-        <w:t xml:space="preserve">.</w:t>
-      </w:r>
-      <w:r>
-        <w:t xml:space="preserve"> </w:t>
-      </w:r>
-      <w:r>
-        <w:rPr>
-          <w:rStyle w:val="VerbatimChar"/>
-          <w:b/>
-          <w:bCs/>
-        </w:rPr>
-        <w:t xml:space="preserve">fliplr = 0.0</w:t>
-      </w:r>
-      <w:r>
-        <w:t xml:space="preserve"> </w:t>
-      </w:r>
-      <w:r>
-        <w:t xml:space="preserve">lệch có chủ ý so với mặc định 0.5: lật ngang tạo ký tự gương hoá — phân bố không bao giờ có trong thực tế. Vì giới hạn thời gian CPU chỉ chạy được</w:t>
+        <w:t xml:space="preserve"> </w:t>
+      </w:r>
+      <w:r>
+        <w:t xml:space="preserve">epoch với kích thước lô 8; thuật toán tối ưu AdamW, tốc độ học ban đầu 0,001 theo lịch cosine; thiết bị CPU; hạt giống ngẫu nhiên cố định ở 42 kèm chế độ tất định. Riêng phép tăng cường lật ngang được</w:t>
+      </w:r>
+      <w:r>
+        <w:t xml:space="preserve"> </w:t>
+      </w:r>
+      <w:r>
+        <w:rPr>
+          <w:b/>
+          <w:bCs/>
+        </w:rPr>
+        <w:t xml:space="preserve">tắt hoàn toàn</w:t>
+      </w:r>
+      <w:r>
+        <w:t xml:space="preserve">, lệch có chủ ý so với giá trị mặc định: lật ngang sinh ra ký tự đối xứng gương, một phân bố không bao giờ xuất hiện trong thực tế. Vì giới hạn thời gian CPU chỉ chạy được</w:t>
       </w:r>
       <w:r>
         <w:t xml:space="preserve"> </w:t>
@@ -21362,37 +20568,7 @@
         <w:t xml:space="preserve"> </w:t>
       </w:r>
       <w:r>
-        <w:t xml:space="preserve">baseline</w:t>
-      </w:r>
-      <w:r>
-        <w:t xml:space="preserve"> </w:t>
-      </w:r>
-      <w:r>
-        <w:rPr>
-          <w:rStyle w:val="VerbatimChar"/>
-        </w:rPr>
-        <w:t xml:space="preserve">baseline-416-v1.pt</w:t>
-      </w:r>
-      <w:r>
-        <w:t xml:space="preserve"> </w:t>
-      </w:r>
-      <w:r>
-        <w:t xml:space="preserve">40 epoch,</w:t>
-      </w:r>
-      <w:r>
-        <w:t xml:space="preserve"> </w:t>
-      </w:r>
-      <w:r>
-        <w:rPr>
-          <w:rStyle w:val="VerbatimChar"/>
-        </w:rPr>
-        <w:t xml:space="preserve">imgsz</w:t>
-      </w:r>
-      <w:r>
-        <w:t xml:space="preserve"> </w:t>
-      </w:r>
-      <w:r>
-        <w:t xml:space="preserve">416, bộ v1 —</w:t>
+        <w:t xml:space="preserve">mô hình đối chứng 40 epoch ở độ phân giải 416 trên bộ dữ liệu phiên bản 1 tiêu tốn</w:t>
       </w:r>
       <w:r>
         <w:t xml:space="preserve"> </w:t>
@@ -21405,80 +20581,23 @@
         <w:t xml:space="preserve">156 phút</w:t>
       </w:r>
       <w:r>
-        <w:t xml:space="preserve">;</w:t>
-      </w:r>
-      <w:r>
-        <w:t xml:space="preserve"> </w:t>
-      </w:r>
-      <w:r>
-        <w:rPr>
-          <w:rStyle w:val="VerbatimChar"/>
-        </w:rPr>
-        <w:t xml:space="preserve">best.pt</w:t>
-      </w:r>
-      <w:r>
-        <w:t xml:space="preserve"> </w:t>
-      </w:r>
-      <w:r>
-        <w:t xml:space="preserve">20 epoch,</w:t>
-      </w:r>
-      <w:r>
-        <w:t xml:space="preserve"> </w:t>
-      </w:r>
-      <w:r>
-        <w:rPr>
-          <w:rStyle w:val="VerbatimChar"/>
-        </w:rPr>
-        <w:t xml:space="preserve">imgsz</w:t>
-      </w:r>
-      <w:r>
-        <w:t xml:space="preserve"> </w:t>
-      </w:r>
-      <w:r>
-        <w:t xml:space="preserve">640, bộ v3 —</w:t>
-      </w:r>
-      <w:r>
-        <w:t xml:space="preserve"> </w:t>
-      </w:r>
-      <w:r>
-        <w:rPr>
-          <w:b/>
-          <w:bCs/>
-        </w:rPr>
-        <w:t xml:space="preserve">30,2 phút/epoch, tổng 36.181 giây (10,05 giờ)</w:t>
-      </w:r>
-      <w:r>
-        <w:t xml:space="preserve"> </w:t>
-      </w:r>
-      <w:r>
-        <w:t xml:space="preserve">trên CPU, số lấy từ cột</w:t>
-      </w:r>
-      <w:r>
-        <w:t xml:space="preserve"> </w:t>
-      </w:r>
-      <w:r>
-        <w:rPr>
-          <w:rStyle w:val="VerbatimChar"/>
-        </w:rPr>
-        <w:t xml:space="preserve">time</w:t>
-      </w:r>
-      <w:r>
-        <w:t xml:space="preserve"> </w:t>
-      </w:r>
-      <w:r>
-        <w:t xml:space="preserve">của</w:t>
-      </w:r>
-      <w:r>
-        <w:t xml:space="preserve"> </w:t>
-      </w:r>
-      <w:r>
-        <w:rPr>
-          <w:rStyle w:val="VerbatimChar"/>
-        </w:rPr>
-        <w:t xml:space="preserve">results.csv</w:t>
-      </w:r>
-      <w:r>
-        <w:t xml:space="preserve">. Ba yếu tố cùng thay đổi (số ảnh ×3,3, diện tích ×2,37, epoch giảm nửa) khiến so sánh ở mục 3.6</w:t>
+        <w:t xml:space="preserve">; mô hình chính thức 20 epoch ở độ phân giải 640 trên bộ dữ liệu phiên bản 3 tiêu tốn</w:t>
+      </w:r>
+      <w:r>
+        <w:t xml:space="preserve"> </w:t>
+      </w:r>
+      <w:r>
+        <w:rPr>
+          <w:b/>
+          <w:bCs/>
+        </w:rPr>
+        <w:t xml:space="preserve">30,2 phút mỗi epoch, tổng 36.181 giây tương đương 10,05 giờ</w:t>
+      </w:r>
+      <w:r>
+        <w:t xml:space="preserve"> </w:t>
+      </w:r>
+      <w:r>
+        <w:t xml:space="preserve">trên CPU, số liệu lấy từ nhật ký huấn luyện do thư viện tự ghi. Ba yếu tố cùng thay đổi (số ảnh ×3,3, diện tích ×2,37, epoch giảm nửa) khiến so sánh ở mục 3.6</w:t>
       </w:r>
       <w:r>
         <w:t xml:space="preserve"> </w:t>
@@ -21566,39 +20685,7 @@
         <w:t xml:space="preserve"> </w:t>
       </w:r>
       <w:r>
-        <w:t xml:space="preserve">Đường cong huấn luyện theo epoch — ba hàm mất mát và bốn chỉ số trên tập validation</w:t>
-      </w:r>
-      <w:r>
-        <w:t xml:space="preserve"> </w:t>
-      </w:r>
-      <w:r>
-        <w:rPr>
-          <w:i/>
-          <w:iCs/>
-        </w:rPr>
-        <w:t xml:space="preserve">(nguồn:</w:t>
-      </w:r>
-      <w:r>
-        <w:rPr>
-          <w:i/>
-          <w:iCs/>
-        </w:rPr>
-        <w:t xml:space="preserve"> </w:t>
-      </w:r>
-      <w:r>
-        <w:rPr>
-          <w:rStyle w:val="VerbatimChar"/>
-          <w:i/>
-          <w:iCs/>
-        </w:rPr>
-        <w:t xml:space="preserve">runs/final-640-v3/results.csv</w:t>
-      </w:r>
-      <w:r>
-        <w:rPr>
-          <w:i/>
-          <w:iCs/>
-        </w:rPr>
-        <w:t xml:space="preserve">)</w:t>
+        <w:t xml:space="preserve">Đường cong huấn luyện theo epoch — ba hàm mất mát và bốn chỉ số trên tập kiểm định</w:t>
       </w:r>
     </w:p>
     <w:p>
@@ -21619,52 +20706,7 @@
         <w:t xml:space="preserve">không có dấu hiệu quá khớp</w:t>
       </w:r>
       <w:r>
-        <w:t xml:space="preserve">:</w:t>
-      </w:r>
-      <w:r>
-        <w:t xml:space="preserve"> </w:t>
-      </w:r>
-      <w:r>
-        <w:rPr>
-          <w:rStyle w:val="VerbatimChar"/>
-        </w:rPr>
-        <w:t xml:space="preserve">box_loss</w:t>
-      </w:r>
-      <w:r>
-        <w:t xml:space="preserve"> </w:t>
-      </w:r>
-      <w:r>
-        <w:t xml:space="preserve">1,252 → 0,809,</w:t>
-      </w:r>
-      <w:r>
-        <w:t xml:space="preserve"> </w:t>
-      </w:r>
-      <w:r>
-        <w:rPr>
-          <w:rStyle w:val="VerbatimChar"/>
-        </w:rPr>
-        <w:t xml:space="preserve">cls_loss</w:t>
-      </w:r>
-      <w:r>
-        <w:t xml:space="preserve"> </w:t>
-      </w:r>
-      <w:r>
-        <w:t xml:space="preserve">0,833 → 0,313,</w:t>
-      </w:r>
-      <w:r>
-        <w:t xml:space="preserve"> </w:t>
-      </w:r>
-      <w:r>
-        <w:rPr>
-          <w:rStyle w:val="VerbatimChar"/>
-        </w:rPr>
-        <w:t xml:space="preserve">dfl_loss</w:t>
-      </w:r>
-      <w:r>
-        <w:t xml:space="preserve"> </w:t>
-      </w:r>
-      <w:r>
-        <w:t xml:space="preserve">1,154 → 0,987; đường validation bám sát đường train suốt 20 epoch. Chỉ số trên tập validation đi lên rồi bão hoà sớm: mAP@0,5 đạt</w:t>
+        <w:t xml:space="preserve">: mất mát hộp bao 1,252 → 0,809, mất mát phân lớp 0,833 → 0,313, mất mát phân phối 1,154 → 0,987; đường validation bám sát đường train suốt 20 epoch. Chỉ số trên tập validation đi lên rồi bão hoà sớm: mAP@0,5 đạt</w:t>
       </w:r>
       <w:r>
         <w:t xml:space="preserve"> </w:t>
@@ -21770,58 +20812,31 @@
               <w:jc w:val="right"/>
             </w:pPr>
             <w:r>
-              <w:rPr>
-                <w:rStyle w:val="VerbatimChar"/>
-              </w:rPr>
-              <w:t xml:space="preserve">box_loss</w:t>
-            </w:r>
-            <w:r>
-              <w:t xml:space="preserve"> </w:t>
-            </w:r>
-            <w:r>
-              <w:t xml:space="preserve">(val)</w:t>
-            </w:r>
-          </w:p>
-        </w:tc>
-        <w:tc>
-          <w:tcPr/>
-          <w:p>
-            <w:pPr>
-              <w:pStyle w:val="Compact"/>
-              <w:jc w:val="right"/>
-            </w:pPr>
-            <w:r>
-              <w:rPr>
-                <w:rStyle w:val="VerbatimChar"/>
-              </w:rPr>
-              <w:t xml:space="preserve">cls_loss</w:t>
-            </w:r>
-            <w:r>
-              <w:t xml:space="preserve"> </w:t>
-            </w:r>
-            <w:r>
-              <w:t xml:space="preserve">(val)</w:t>
-            </w:r>
-          </w:p>
-        </w:tc>
-        <w:tc>
-          <w:tcPr/>
-          <w:p>
-            <w:pPr>
-              <w:pStyle w:val="Compact"/>
-              <w:jc w:val="right"/>
-            </w:pPr>
-            <w:r>
-              <w:rPr>
-                <w:rStyle w:val="VerbatimChar"/>
-              </w:rPr>
-              <w:t xml:space="preserve">dfl_loss</w:t>
-            </w:r>
-            <w:r>
-              <w:t xml:space="preserve"> </w:t>
-            </w:r>
-            <w:r>
-              <w:t xml:space="preserve">(val)</w:t>
+              <w:t xml:space="preserve">Mất mát hộp bao</w:t>
+            </w:r>
+          </w:p>
+        </w:tc>
+        <w:tc>
+          <w:tcPr/>
+          <w:p>
+            <w:pPr>
+              <w:pStyle w:val="Compact"/>
+              <w:jc w:val="right"/>
+            </w:pPr>
+            <w:r>
+              <w:t xml:space="preserve">Mất mát phân lớp</w:t>
+            </w:r>
+          </w:p>
+        </w:tc>
+        <w:tc>
+          <w:tcPr/>
+          <w:p>
+            <w:pPr>
+              <w:pStyle w:val="Compact"/>
+              <w:jc w:val="right"/>
+            </w:pPr>
+            <w:r>
+              <w:t xml:space="preserve">Mất mát phân phối</w:t>
             </w:r>
           </w:p>
         </w:tc>
@@ -24879,113 +23894,23 @@
         <w:pStyle w:val="FirstParagraph"/>
       </w:pPr>
       <w:r>
-        <w:t xml:space="preserve">Đóng gói phục vụ NFR-C1: môi trường chạy tái lập được, không phụ thuộc máy cá nhân.</w:t>
-      </w:r>
-      <w:r>
-        <w:t xml:space="preserve"> </w:t>
-      </w:r>
-      <w:r>
-        <w:rPr>
-          <w:rStyle w:val="VerbatimChar"/>
-        </w:rPr>
-        <w:t xml:space="preserve">Dockerfile.backend</w:t>
-      </w:r>
-      <w:r>
-        <w:t xml:space="preserve"> </w:t>
-      </w:r>
-      <w:r>
-        <w:t xml:space="preserve">build hai giai đoạn, cài</w:t>
-      </w:r>
-      <w:r>
-        <w:t xml:space="preserve"> </w:t>
-      </w:r>
-      <w:r>
-        <w:rPr>
-          <w:b/>
-          <w:bCs/>
-        </w:rPr>
-        <w:t xml:space="preserve">hai tệp requirements thành hai lớp riêng</w:t>
-      </w:r>
-      <w:r>
-        <w:t xml:space="preserve"> </w:t>
-      </w:r>
-      <w:r>
-        <w:t xml:space="preserve">để thay đổi một tầng không mất bộ đệm tầng kia (hệ quả trực tiếp của 4.3.2), chạy dưới người dùng không đặc quyền, đặt</w:t>
-      </w:r>
-      <w:r>
-        <w:t xml:space="preserve"> </w:t>
-      </w:r>
-      <w:r>
-        <w:rPr>
-          <w:rStyle w:val="VerbatimChar"/>
-        </w:rPr>
-        <w:t xml:space="preserve">OMP_NUM_THREADS</w:t>
-      </w:r>
-      <w:r>
-        <w:t xml:space="preserve"> </w:t>
-      </w:r>
-      <w:r>
-        <w:t xml:space="preserve">tường minh để hai container không cạnh tranh nhân CPU đến mức cùng chậm, và</w:t>
-      </w:r>
-      <w:r>
-        <w:t xml:space="preserve"> </w:t>
-      </w:r>
-      <w:r>
-        <w:rPr>
-          <w:rStyle w:val="VerbatimChar"/>
-        </w:rPr>
-        <w:t xml:space="preserve">HEALTHCHECK</w:t>
-      </w:r>
-      <w:r>
-        <w:t xml:space="preserve"> </w:t>
-      </w:r>
-      <w:r>
-        <w:t xml:space="preserve">có</w:t>
-      </w:r>
-      <w:r>
-        <w:t xml:space="preserve"> </w:t>
-      </w:r>
-      <w:r>
-        <w:rPr>
-          <w:rStyle w:val="VerbatimChar"/>
-        </w:rPr>
-        <w:t xml:space="preserve">start-period</w:t>
-      </w:r>
-      <w:r>
-        <w:t xml:space="preserve"> </w:t>
-      </w:r>
-      <w:r>
-        <w:t xml:space="preserve">đủ dài cho việc nạp trọng số.</w:t>
-      </w:r>
-      <w:r>
-        <w:t xml:space="preserve"> </w:t>
-      </w:r>
-      <w:r>
-        <w:rPr>
-          <w:rStyle w:val="VerbatimChar"/>
-        </w:rPr>
-        <w:t xml:space="preserve">Dockerfile.frontend</w:t>
-      </w:r>
-      <w:r>
-        <w:t xml:space="preserve"> </w:t>
-      </w:r>
-      <w:r>
-        <w:t xml:space="preserve">build rồi phục vụ tĩnh bằng</w:t>
-      </w:r>
-      <w:r>
-        <w:t xml:space="preserve"> </w:t>
-      </w:r>
-      <w:r>
-        <w:rPr>
-          <w:rStyle w:val="VerbatimChar"/>
-        </w:rPr>
-        <w:t xml:space="preserve">nginx:alpine</w:t>
-      </w:r>
-      <w:r>
-        <w:t xml:space="preserve"> </w:t>
-      </w:r>
-      <w:r>
-        <w:t xml:space="preserve">— ảnh chạy không chứa Node hay mã nguồn.</w:t>
+        <w:t xml:space="preserve">Đóng gói phục vụ NFR-C1: môi trường chạy tái lập được, không phụ thuộc máy cá nhân. Ảnh Docker của backend được dựng hai giai đoạn, cài</w:t>
+      </w:r>
+      <w:r>
+        <w:t xml:space="preserve"> </w:t>
+      </w:r>
+      <w:r>
+        <w:rPr>
+          <w:b/>
+          <w:bCs/>
+        </w:rPr>
+        <w:t xml:space="preserve">hai tệp khai báo phụ thuộc thành hai lớp riêng</w:t>
+      </w:r>
+      <w:r>
+        <w:t xml:space="preserve"> </w:t>
+      </w:r>
+      <w:r>
+        <w:t xml:space="preserve">để thay đổi một tầng không làm mất bộ đệm tầng kia (hệ quả trực tiếp của mục 4.3.2), chạy dưới người dùng không đặc quyền, giới hạn tường minh số luồng tính toán để hai container không cạnh tranh nhân CPU đến mức cùng chậm, và đặt thời gian chờ khởi động của cơ chế kiểm tra sức khoẻ đủ dài cho việc nạp trọng số. Ảnh Docker của giao diện được dựng rồi phục vụ tĩnh qua máy chủ web nhẹ — ảnh chạy không chứa Node hay mã nguồn.</w:t>
       </w:r>
       <w:r>
         <w:t xml:space="preserve"> </w:t>
@@ -25363,20 +24288,7 @@
               <w:pStyle w:val="Compact"/>
             </w:pPr>
             <w:r>
-              <w:t xml:space="preserve">Nút</w:t>
-            </w:r>
-            <w:r>
-              <w:t xml:space="preserve"> </w:t>
-            </w:r>
-            <w:r>
-              <w:rPr>
-                <w:b/>
-                <w:bCs/>
-              </w:rPr>
-              <w:t xml:space="preserve">hiện diện nhưng bị vô hiệu hoá</w:t>
-            </w:r>
-            <w:r>
-              <w:t xml:space="preserve">; không có endpoint huỷ</w:t>
+              <w:t xml:space="preserve">Nút hiện diện nhưng bị vô hiệu hoá; không có điểm cuối huỷ</w:t>
             </w:r>
           </w:p>
         </w:tc>
@@ -25402,7 +24314,7 @@
               <w:pStyle w:val="Compact"/>
             </w:pPr>
             <w:r>
-              <w:t xml:space="preserve">⚠️ Chưa xong</w:t>
+              <w:t xml:space="preserve">🟡 Chưa xong</w:t>
             </w:r>
           </w:p>
         </w:tc>
@@ -25427,57 +24339,18 @@
               <w:pStyle w:val="Compact"/>
             </w:pPr>
             <w:r>
-              <w:t xml:space="preserve">Mô hình chính thức</w:t>
-            </w:r>
-            <w:r>
-              <w:t xml:space="preserve"> </w:t>
-            </w:r>
-            <w:r>
-              <w:rPr>
-                <w:rStyle w:val="VerbatimChar"/>
-              </w:rPr>
-              <w:t xml:space="preserve">imgsz=640</w:t>
-            </w:r>
-            <w:r>
-              <w:t xml:space="preserve"> </w:t>
-            </w:r>
-            <w:r>
-              <w:t xml:space="preserve">trên split sạch</w:t>
-            </w:r>
-          </w:p>
-        </w:tc>
-        <w:tc>
-          <w:tcPr/>
-          <w:p>
-            <w:pPr>
-              <w:pStyle w:val="Compact"/>
-            </w:pPr>
-            <w:r>
-              <w:t xml:space="preserve">Đã có</w:t>
-            </w:r>
-            <w:r>
-              <w:t xml:space="preserve"> </w:t>
-            </w:r>
-            <w:r>
-              <w:rPr>
-                <w:rStyle w:val="VerbatimChar"/>
-              </w:rPr>
-              <w:t xml:space="preserve">models/best.pt</w:t>
-            </w:r>
-            <w:r>
-              <w:t xml:space="preserve"> </w:t>
-            </w:r>
-            <w:r>
-              <w:t xml:space="preserve">(</w:t>
-            </w:r>
-            <w:r>
-              <w:rPr>
-                <w:rStyle w:val="VerbatimChar"/>
-              </w:rPr>
-              <w:t xml:space="preserve">imgsz=640</w:t>
-            </w:r>
-            <w:r>
-              <w:t xml:space="preserve">, split v3,</w:t>
+              <w:t xml:space="preserve">Mô hình chính thức imgsz=640 trên split sạch</w:t>
+            </w:r>
+          </w:p>
+        </w:tc>
+        <w:tc>
+          <w:tcPr/>
+          <w:p>
+            <w:pPr>
+              <w:pStyle w:val="Compact"/>
+            </w:pPr>
+            <w:r>
+              <w:t xml:space="preserve">Đã có models/best.pt (imgsz=640, split v3,</w:t>
             </w:r>
             <w:r>
               <w:t xml:space="preserve"> </w:t>
@@ -25600,7 +24473,7 @@
               <w:pStyle w:val="Compact"/>
             </w:pPr>
             <w:r>
-              <w:t xml:space="preserve">⚠️ Chưa đạt mục tiêu</w:t>
+              <w:t xml:space="preserve">🟡 Chưa đạt mục tiêu</w:t>
             </w:r>
           </w:p>
         </w:tc>
@@ -25625,27 +24498,18 @@
               <w:pStyle w:val="Compact"/>
             </w:pPr>
             <w:r>
-              <w:t xml:space="preserve">Video job xuất video đã chú thích (</w:t>
-            </w:r>
-            <w:r>
-              <w:rPr>
-                <w:rStyle w:val="VerbatimChar"/>
-              </w:rPr>
-              <w:t xml:space="preserve">output_path</w:t>
-            </w:r>
-            <w:r>
-              <w:t xml:space="preserve">)</w:t>
-            </w:r>
-          </w:p>
-        </w:tc>
-        <w:tc>
-          <w:tcPr/>
-          <w:p>
-            <w:pPr>
-              <w:pStyle w:val="Compact"/>
-            </w:pPr>
-            <w:r>
-              <w:t xml:space="preserve">Chưa cài đặt; chỉ trả về các dòng lịch sử</w:t>
+              <w:t xml:space="preserve">Tác vụ video xuất video đã chú thích</w:t>
+            </w:r>
+          </w:p>
+        </w:tc>
+        <w:tc>
+          <w:tcPr/>
+          <w:p>
+            <w:pPr>
+              <w:pStyle w:val="Compact"/>
+            </w:pPr>
+            <w:r>
+              <w:t xml:space="preserve">Chưa cài đặt; chỉ trả về các bản ghi lịch sử</w:t>
             </w:r>
           </w:p>
         </w:tc>
@@ -25667,7 +24531,7 @@
               <w:pStyle w:val="Compact"/>
             </w:pPr>
             <w:r>
-              <w:t xml:space="preserve">⚠️ Chưa xong</w:t>
+              <w:t xml:space="preserve">🟡 Chưa xong</w:t>
             </w:r>
           </w:p>
         </w:tc>
@@ -25964,19 +24828,7 @@
         <w:pStyle w:val="FirstParagraph"/>
       </w:pPr>
       <w:r>
-        <w:t xml:space="preserve">Sáu câu hỏi cụ thể hoá từ</w:t>
-      </w:r>
-      <w:r>
-        <w:t xml:space="preserve"> </w:t>
-      </w:r>
-      <w:r>
-        <w:rPr>
-          <w:rStyle w:val="VerbatimChar"/>
-        </w:rPr>
-        <w:t xml:space="preserve">docs/00-requirements/non-functional-requirements.md</w:t>
-      </w:r>
-      <w:r>
-        <w:t xml:space="preserve">.</w:t>
+        <w:t xml:space="preserve">Sáu câu hỏi được cụ thể hoá từ đặc tả yêu cầu phi chức năng lập ở giai đoạn phân tích.</w:t>
       </w:r>
       <w:r>
         <w:t xml:space="preserve"> </w:t>
@@ -26104,22 +24956,7 @@
         <w:t xml:space="preserve"> </w:t>
       </w:r>
       <w:r>
-        <w:t xml:space="preserve">chứ không từ đo đạc, có khớp các cặp thực sự bị nhầm không (5.5.4;</w:t>
-      </w:r>
-      <w:r>
-        <w:t xml:space="preserve"> </w:t>
-      </w:r>
-      <w:r>
-        <w:rPr>
-          <w:rStyle w:val="VerbatimChar"/>
-        </w:rPr>
-        <w:t xml:space="preserve">VNPLATE</w:t>
-      </w:r>
-      <w:r>
-        <w:t xml:space="preserve"> </w:t>
-      </w:r>
-      <w:r>
-        <w:t xml:space="preserve">§9.8)?</w:t>
+        <w:t xml:space="preserve">chứ không từ đo đạc, có khớp các cặp thực sự bị nhầm không (5.5.4)?</w:t>
       </w:r>
       <w:r>
         <w:t xml:space="preserve"> </w:t>
@@ -26262,7 +25099,7 @@
           <w:b/>
           <w:bCs/>
         </w:rPr>
-        <w:t xml:space="preserve">Cảnh báo trích dẫn.</w:t>
+        <w:t xml:space="preserve">Ghi chú về cách trích dẫn.</w:t>
       </w:r>
       <w:r>
         <w:t xml:space="preserve"> </w:t>
@@ -26564,19 +25401,7 @@
         <w:t xml:space="preserve">một máy trạm cá nhân duy nhất</w:t>
       </w:r>
       <w:r>
-        <w:t xml:space="preserve"> </w:t>
-      </w:r>
-      <w:r>
-        <w:t xml:space="preserve">(</w:t>
-      </w:r>
-      <w:r>
-        <w:rPr>
-          <w:rStyle w:val="VerbatimChar"/>
-        </w:rPr>
-        <w:t xml:space="preserve">docs/00-requirements/environment.md</w:t>
-      </w:r>
-      <w:r>
-        <w:t xml:space="preserve">):</w:t>
+        <w:t xml:space="preserve">:</w:t>
       </w:r>
       <w:r>
         <w:t xml:space="preserve"> </w:t>
@@ -26647,16 +25472,7 @@
         <w:t xml:space="preserve"> </w:t>
       </w:r>
       <w:r>
-        <w:t xml:space="preserve">nên mọi suy luận và huấn luyện chạy trên CPU (</w:t>
-      </w:r>
-      <w:r>
-        <w:rPr>
-          <w:rStyle w:val="VerbatimChar"/>
-        </w:rPr>
-        <w:t xml:space="preserve">device=cpu</w:t>
-      </w:r>
-      <w:r>
-        <w:t xml:space="preserve">); chế độ đo</w:t>
+        <w:t xml:space="preserve">nên mọi suy luận và huấn luyện chạy trên CPU; chế độ đo</w:t>
       </w:r>
       <w:r>
         <w:t xml:space="preserve"> </w:t>
@@ -26690,37 +25506,7 @@
         <w:pStyle w:val="BodyText"/>
       </w:pPr>
       <w:r>
-        <w:t xml:space="preserve">Phiên bản thư viện trích từ</w:t>
-      </w:r>
-      <w:r>
-        <w:t xml:space="preserve"> </w:t>
-      </w:r>
-      <w:r>
-        <w:rPr>
-          <w:rStyle w:val="VerbatimChar"/>
-        </w:rPr>
-        <w:t xml:space="preserve">pip freeze</w:t>
-      </w:r>
-      <w:r>
-        <w:t xml:space="preserve"> </w:t>
-      </w:r>
-      <w:r>
-        <w:t xml:space="preserve">đúng thời điểm chạy phép đo cuối cùng (2026-07-20), không chép từ</w:t>
-      </w:r>
-      <w:r>
-        <w:t xml:space="preserve"> </w:t>
-      </w:r>
-      <w:r>
-        <w:rPr>
-          <w:rStyle w:val="VerbatimChar"/>
-        </w:rPr>
-        <w:t xml:space="preserve">requirements.txt</w:t>
-      </w:r>
-      <w:r>
-        <w:t xml:space="preserve"> </w:t>
-      </w:r>
-      <w:r>
-        <w:t xml:space="preserve">(tệp yêu cầu ghi</w:t>
+        <w:t xml:space="preserve">Phiên bản thư viện được trích từ môi trường thực thi đúng thời điểm chạy phép đo cuối cùng (20/07/2026) chứ không lấy từ tệp khai báo phụ thuộc, vì tệp khai báo ghi</w:t>
       </w:r>
       <w:r>
         <w:t xml:space="preserve"> </w:t>
@@ -26730,10 +25516,13 @@
           <w:i/>
           <w:iCs/>
         </w:rPr>
-        <w:t xml:space="preserve">ràng buộc</w:t>
-      </w:r>
-      <w:r>
-        <w:t xml:space="preserve">, không ghi</w:t>
+        <w:t xml:space="preserve">ràng buộc phiên bản</w:t>
+      </w:r>
+      <w:r>
+        <w:t xml:space="preserve"> </w:t>
+      </w:r>
+      <w:r>
+        <w:t xml:space="preserve">chứ không ghi</w:t>
       </w:r>
       <w:r>
         <w:t xml:space="preserve"> </w:t>
@@ -26743,19 +25532,7 @@
           <w:i/>
           <w:iCs/>
         </w:rPr>
-        <w:t xml:space="preserve">phiên bản đã cài</w:t>
-      </w:r>
-      <w:r>
-        <w:t xml:space="preserve">); một môi trường ảo hợp nhất</w:t>
-      </w:r>
-      <w:r>
-        <w:t xml:space="preserve"> </w:t>
-      </w:r>
-      <w:r>
-        <w:rPr>
-          <w:rStyle w:val="VerbatimChar"/>
-        </w:rPr>
-        <w:t xml:space="preserve">backend/.venv</w:t>
+        <w:t xml:space="preserve">phiên bản đã cài đặt</w:t>
       </w:r>
       <w:r>
         <w:t xml:space="preserve">:</w:t>
@@ -28562,7 +27339,7 @@
         <w:t xml:space="preserve">70,0% / 20,0% / 10,0%</w:t>
       </w:r>
       <w:r>
-        <w:t xml:space="preserve">. Hai điểm phải nêu khi đọc mọi kết quả của chương.</w:t>
+        <w:t xml:space="preserve">. Hai đặc điểm cần lưu ý khi đọc mọi kết quả của chương.</w:t>
       </w:r>
       <w:r>
         <w:t xml:space="preserve"> </w:t>
@@ -28578,22 +27355,7 @@
         <w:t xml:space="preserve"> </w:t>
       </w:r>
       <w:r>
-        <w:t xml:space="preserve">— nguồn</w:t>
-      </w:r>
-      <w:r>
-        <w:t xml:space="preserve"> </w:t>
-      </w:r>
-      <w:r>
-        <w:rPr>
-          <w:rStyle w:val="VerbatimChar"/>
-        </w:rPr>
-        <w:t xml:space="preserve">roboflow_traffic_camera</w:t>
-      </w:r>
-      <w:r>
-        <w:t xml:space="preserve"> </w:t>
-      </w:r>
-      <w:r>
-        <w:t xml:space="preserve">có</w:t>
+        <w:t xml:space="preserve">— một nguồn ảnh camera giao thông có</w:t>
       </w:r>
       <w:r>
         <w:t xml:space="preserve"> </w:t>
@@ -28625,16 +27387,7 @@
         <w:t xml:space="preserve"> </w:t>
       </w:r>
       <w:r>
-        <w:rPr>
-          <w:rStyle w:val="VerbatimChar"/>
-        </w:rPr>
-        <w:t xml:space="preserve">roboflow_tran_ngoc_xuan_tin</w:t>
-      </w:r>
-      <w:r>
-        <w:t xml:space="preserve"> </w:t>
-      </w:r>
-      <w:r>
-        <w:t xml:space="preserve">vào hợp nhất với 1.005 ảnh và ra khỏi khử trùng lặp chéo bộ với</w:t>
+        <w:t xml:space="preserve">một bộ vào hợp nhất với 1.005 ảnh và ra khỏi khử trùng lặp chéo bộ với</w:t>
       </w:r>
       <w:r>
         <w:t xml:space="preserve"> </w:t>
@@ -28657,36 +27410,7 @@
           <w:b/>
           <w:bCs/>
         </w:rPr>
-        <w:t xml:space="preserve">không được cộng dồn</w:t>
-      </w:r>
-      <w:r>
-        <w:rPr>
-          <w:b/>
-          <w:bCs/>
-        </w:rPr>
-        <w:t xml:space="preserve"> </w:t>
-      </w:r>
-      <w:r>
-        <w:rPr>
-          <w:rStyle w:val="VerbatimChar"/>
-          <w:b/>
-          <w:bCs/>
-        </w:rPr>
-        <w:t xml:space="preserve">expected_images</w:t>
-      </w:r>
-      <w:r>
-        <w:rPr>
-          <w:b/>
-          <w:bCs/>
-        </w:rPr>
-        <w:t xml:space="preserve"> </w:t>
-      </w:r>
-      <w:r>
-        <w:rPr>
-          <w:b/>
-          <w:bCs/>
-        </w:rPr>
-        <w:t xml:space="preserve">để suy ra quy mô thật</w:t>
+        <w:t xml:space="preserve">không được cộng dồn số ảnh công bố của từng bộ để suy ra quy mô thật</w:t>
       </w:r>
       <w:r>
         <w:t xml:space="preserve">.</w:t>
@@ -28776,19 +27500,7 @@
         <w:t xml:space="preserve">Cả bốn chỉ tiêu bắt buộc đều đạt mục tiêu</w:t>
       </w:r>
       <w:r>
-        <w:t xml:space="preserve">, đo trên</w:t>
-      </w:r>
-      <w:r>
-        <w:t xml:space="preserve"> </w:t>
-      </w:r>
-      <w:r>
-        <w:rPr>
-          <w:rStyle w:val="VerbatimChar"/>
-        </w:rPr>
-        <w:t xml:space="preserve">ultralytics_val</w:t>
-      </w:r>
-      <w:r>
-        <w:t xml:space="preserve">:</w:t>
+        <w:t xml:space="preserve">, đo bằng công cụ đánh giá chuẩn của thư viện:</w:t>
       </w:r>
       <w:r>
         <w:t xml:space="preserve"> </w:t>
@@ -28908,19 +27620,7 @@
         <w:t xml:space="preserve">bài toán chỉ có một lớp</w:t>
       </w:r>
       <w:r>
-        <w:t xml:space="preserve"> </w:t>
-      </w:r>
-      <w:r>
-        <w:t xml:space="preserve">(</w:t>
-      </w:r>
-      <w:r>
-        <w:rPr>
-          <w:rStyle w:val="VerbatimChar"/>
-        </w:rPr>
-        <w:t xml:space="preserve">plate</w:t>
-      </w:r>
-      <w:r>
-        <w:t xml:space="preserve">), mAP một lớp không so trực tiếp được với mAP nhiều lớp trên COCO nên giá trị cao là bình thường,</w:t>
+        <w:t xml:space="preserve">, mAP một lớp không so trực tiếp được với mAP nhiều lớp trên COCO nên giá trị cao là bình thường,</w:t>
       </w:r>
       <w:r>
         <w:t xml:space="preserve"> </w:t>
@@ -29877,7 +28577,7 @@
               <w:jc w:val="right"/>
             </w:pPr>
             <w:r>
-              <w:t xml:space="preserve">28 ⚠</w:t>
+              <w:t xml:space="preserve">28 †</w:t>
             </w:r>
           </w:p>
         </w:tc>
@@ -30017,35 +28717,7 @@
         <w:pStyle w:val="BlockText"/>
       </w:pPr>
       <w:r>
-        <w:t xml:space="preserve">Dòng ⚠ (28 đối tượng &lt; 30)</w:t>
-      </w:r>
-      <w:r>
-        <w:t xml:space="preserve"> </w:t>
-      </w:r>
-      <w:r>
-        <w:rPr>
-          <w:b/>
-          <w:bCs/>
-        </w:rPr>
-        <w:t xml:space="preserve">không có ý nghĩa thống kê</w:t>
-      </w:r>
-      <w:r>
-        <w:t xml:space="preserve">, không đưa vào so sánh. Dải tính từ</w:t>
-      </w:r>
-      <w:r>
-        <w:t xml:space="preserve"> </w:t>
-      </w:r>
-      <w:r>
-        <w:rPr>
-          <w:rStyle w:val="VerbatimChar"/>
-        </w:rPr>
-        <w:t xml:space="preserve">(w×h)</w:t>
-      </w:r>
-      <w:r>
-        <w:t xml:space="preserve"> </w:t>
-      </w:r>
-      <w:r>
-        <w:t xml:space="preserve">của hộp nhãn thật chia diện tích ảnh gốc; số box không gán được dải: 0.</w:t>
+        <w:t xml:space="preserve">Dòng đánh dấu (†) chỉ có 28 đối tượng, dưới ngưỡng 30 nên không có ý nghĩa thống kê và không được đưa vào so sánh. Dải được tính bằng diện tích hộp nhãn thật chia cho diện tích ảnh gốc; không hộp nào thiếu dải.</w:t>
       </w:r>
     </w:p>
     <w:bookmarkEnd w:id="150"/>
@@ -30090,16 +28762,7 @@
         <w:t xml:space="preserve"> </w:t>
       </w:r>
       <w:r>
-        <w:t xml:space="preserve">(</w:t>
-      </w:r>
-      <w:r>
-        <w:rPr>
-          <w:rStyle w:val="VerbatimChar"/>
-        </w:rPr>
-        <w:t xml:space="preserve">datasets/annotations/plate_labels.csv</w:t>
-      </w:r>
-      <w:r>
-        <w:t xml:space="preserve">) —</w:t>
+        <w:t xml:space="preserve">—</w:t>
       </w:r>
       <w:r>
         <w:t xml:space="preserve"> </w:t>
@@ -30232,16 +28895,6 @@
         <w:pStyle w:val="FirstParagraph"/>
       </w:pPr>
       <w:r>
-        <w:rPr>
-          <w:b/>
-          <w:bCs/>
-        </w:rPr>
-        <w:t xml:space="preserve">Đây là mục quan trọng nhất của cả chương.</w:t>
-      </w:r>
-      <w:r>
-        <w:t xml:space="preserve"> </w:t>
-      </w:r>
-      <w:r>
         <w:t xml:space="preserve">Khối hậu xử lý theo luật — chuẩn hoá ký tự, áp mặt nạ vị trí chữ số / chữ cái theo định dạng biển số Việt Nam, sửa cặp ký tự đồng hình, kiểm tra mã tỉnh — là</w:t>
       </w:r>
       <w:r>
@@ -30287,37 +28940,7 @@
         <w:t xml:space="preserve">đo hai lần trên cùng một tập mẫu</w:t>
       </w:r>
       <w:r>
-        <w:t xml:space="preserve">: chuỗi thô PaddleOCR trả về (A5) và chuỗi sau khi áp toàn bộ luật (A6). Đây cũng là lý do kỹ thuật khiến trường</w:t>
-      </w:r>
-      <w:r>
-        <w:t xml:space="preserve"> </w:t>
-      </w:r>
-      <w:r>
-        <w:rPr>
-          <w:rStyle w:val="VerbatimChar"/>
-        </w:rPr>
-        <w:t xml:space="preserve">raw_ocr_text</w:t>
-      </w:r>
-      <w:r>
-        <w:t xml:space="preserve"> </w:t>
-      </w:r>
-      <w:r>
-        <w:t xml:space="preserve">tồn tại bên cạnh</w:t>
-      </w:r>
-      <w:r>
-        <w:t xml:space="preserve"> </w:t>
-      </w:r>
-      <w:r>
-        <w:rPr>
-          <w:rStyle w:val="VerbatimChar"/>
-        </w:rPr>
-        <w:t xml:space="preserve">plate_text</w:t>
-      </w:r>
-      <w:r>
-        <w:t xml:space="preserve"> </w:t>
-      </w:r>
-      <w:r>
-        <w:t xml:space="preserve">trong lược đồ cơ sở dữ liệu —</w:t>
+        <w:t xml:space="preserve">: chuỗi thô PaddleOCR trả về (A5) và chuỗi sau khi áp toàn bộ luật (A6). Đây cũng là lý do kỹ thuật khiến hai cột riêng cho chuỗi thô và chuỗi đã chuẩn hoá cùng tồn tại trong lược đồ cơ sở dữ liệu —</w:t>
       </w:r>
       <w:r>
         <w:t xml:space="preserve"> </w:t>
@@ -31765,16 +30388,7 @@
               <w:pStyle w:val="Compact"/>
             </w:pPr>
             <w:r>
-              <w:t xml:space="preserve">có (</w:t>
-            </w:r>
-            <w:r>
-              <w:rPr>
-                <w:rStyle w:val="VerbatimChar"/>
-              </w:rPr>
-              <w:t xml:space="preserve">TO_DIGIT</w:t>
-            </w:r>
-            <w:r>
-              <w:t xml:space="preserve">) — đúng chiều</w:t>
+              <w:t xml:space="preserve">có — đúng chiều</w:t>
             </w:r>
           </w:p>
         </w:tc>
@@ -32018,16 +30632,7 @@
               <w:pStyle w:val="Compact"/>
             </w:pPr>
             <w:r>
-              <w:t xml:space="preserve">có (</w:t>
-            </w:r>
-            <w:r>
-              <w:rPr>
-                <w:rStyle w:val="VerbatimChar"/>
-              </w:rPr>
-              <w:t xml:space="preserve">TO_DIGIT</w:t>
-            </w:r>
-            <w:r>
-              <w:t xml:space="preserve">) — đúng chiều</w:t>
+              <w:t xml:space="preserve">có — đúng chiều</w:t>
             </w:r>
           </w:p>
         </w:tc>
@@ -32490,23 +31095,17 @@
         <w:pStyle w:val="BlockText"/>
       </w:pPr>
       <w:r>
-        <w:t xml:space="preserve">⚠</w:t>
-      </w:r>
-      <w:r>
-        <w:t xml:space="preserve"> </w:t>
-      </w:r>
-      <w:r>
-        <w:rPr>
-          <w:b/>
-          <w:bCs/>
-        </w:rPr>
-        <w:t xml:space="preserve">Cảnh báo hiệu lực — phải đọc trước khi diễn giải A7.</w:t>
-      </w:r>
-      <w:r>
-        <w:t xml:space="preserve"> </w:t>
-      </w:r>
-      <w:r>
-        <w:t xml:space="preserve">Con số 0,5552 đo trên</w:t>
+        <w:rPr>
+          <w:b/>
+          <w:bCs/>
+        </w:rPr>
+        <w:t xml:space="preserve">Ghi chú về phạm vi hiệu lực của chỉ số A7.</w:t>
+      </w:r>
+      <w:r>
+        <w:t xml:space="preserve"> </w:t>
+      </w:r>
+      <w:r>
+        <w:t xml:space="preserve">Cần lưu ý rằng con số 0,5552 được đo trên</w:t>
       </w:r>
       <w:r>
         <w:t xml:space="preserve"> </w:t>
@@ -32581,17 +31180,7 @@
         <w:t xml:space="preserve"> </w:t>
       </w:r>
       <w:r>
-        <w:t xml:space="preserve">= 0,9829, tương thích với 5.4.1. Muốn đo NFR-A7 đúng cách cần gán nhãn chuỗi cho một phân bố test có ảnh hiện trường (ví dụ một phần yolo_v2) —</w:t>
-      </w:r>
-      <w:r>
-        <w:t xml:space="preserve"> </w:t>
-      </w:r>
-      <w:r>
-        <w:rPr>
-          <w:b/>
-          <w:bCs/>
-        </w:rPr>
-        <w:t xml:space="preserve">việc này chưa làm.</w:t>
+        <w:t xml:space="preserve">= 0,9829, tương thích với 5.4.1. Muốn đo NFR-A7 đúng cách cần gán nhãn chuỗi cho một phân bố test có ảnh hiện trường — việc này chưa thực hiện.</w:t>
       </w:r>
     </w:p>
     <w:bookmarkEnd w:id="156"/>
@@ -32702,28 +31291,7 @@
         <w:t xml:space="preserve">một lần</w:t>
       </w:r>
       <w:r>
-        <w:t xml:space="preserve">. Phương án thay thế — đọc riêng từng nửa rồi nối chuỗi — đã được đo A/B chứ không bị loại bằng lập luận, trên 200 biển hai dòng (</w:t>
-      </w:r>
-      <w:r>
-        <w:rPr>
-          <w:rStyle w:val="VerbatimChar"/>
-        </w:rPr>
-        <w:t xml:space="preserve">seed = 20260720</w:t>
-      </w:r>
-      <w:r>
-        <w:t xml:space="preserve">,</w:t>
-      </w:r>
-      <w:r>
-        <w:t xml:space="preserve"> </w:t>
-      </w:r>
-      <w:r>
-        <w:rPr>
-          <w:rStyle w:val="VerbatimChar"/>
-        </w:rPr>
-        <w:t xml:space="preserve">docs/reports/15-two-line-ab.json</w:t>
-      </w:r>
-      <w:r>
-        <w:t xml:space="preserve">):</w:t>
+        <w:t xml:space="preserve">. Phương án thay thế — đọc riêng từng nửa rồi nối chuỗi — đã được đo A/B chứ không bị loại bằng lập luận, trên 200 biển hai dòng với hạt giống ngẫu nhiên cố định:</w:t>
       </w:r>
       <w:r>
         <w:t xml:space="preserve"> </w:t>
@@ -32935,56 +31503,17 @@
         <w:pStyle w:val="BlockText"/>
       </w:pPr>
       <w:r>
-        <w:t xml:space="preserve">⚠</w:t>
-      </w:r>
-      <w:r>
-        <w:t xml:space="preserve"> </w:t>
-      </w:r>
-      <w:r>
-        <w:rPr>
-          <w:b/>
-          <w:bCs/>
-        </w:rPr>
-        <w:t xml:space="preserve">Số liệu toàn tập của riêng bước cứu là số lịch sử 20/07, giữ nguyên mốc.</w:t>
-      </w:r>
-      <w:r>
-        <w:t xml:space="preserve"> </w:t>
-      </w:r>
-      <w:r>
-        <w:t xml:space="preserve">Trên 2.801 ảnh có nhãn chuỗi (</w:t>
-      </w:r>
-      <w:r>
-        <w:rPr>
-          <w:rStyle w:val="VerbatimChar"/>
-        </w:rPr>
-        <w:t xml:space="preserve">16-ocr-accuracy-rescued.json</w:t>
-      </w:r>
-      <w:r>
-        <w:t xml:space="preserve">,</w:t>
-      </w:r>
-      <w:r>
-        <w:t xml:space="preserve"> </w:t>
-      </w:r>
-      <w:r>
-        <w:rPr>
-          <w:rStyle w:val="VerbatimChar"/>
-        </w:rPr>
-        <w:t xml:space="preserve">best.pt</w:t>
-      </w:r>
-      <w:r>
-        <w:t xml:space="preserve">,</w:t>
-      </w:r>
-      <w:r>
-        <w:t xml:space="preserve"> </w:t>
-      </w:r>
-      <w:r>
-        <w:rPr>
-          <w:rStyle w:val="VerbatimChar"/>
-        </w:rPr>
-        <w:t xml:space="preserve">imgsz = 640</w:t>
-      </w:r>
-      <w:r>
-        <w:t xml:space="preserve">; cột "trước" là lượt đo trước đó trên đúng cùng tập mẫu và cùng mô hình): A4 0,8734 →</w:t>
+        <w:rPr>
+          <w:b/>
+          <w:bCs/>
+        </w:rPr>
+        <w:t xml:space="preserve">Ghi chú về mốc thời gian.</w:t>
+      </w:r>
+      <w:r>
+        <w:t xml:space="preserve"> </w:t>
+      </w:r>
+      <w:r>
+        <w:t xml:space="preserve">Số liệu toàn tập của riêng bước phục hồi dòng trên thuộc lượt đo ngày 20/07 và được giữ nguyên mốc. Trên 2.801 ảnh có nhãn chuỗi (cùng mô hình và cùng độ phân giải đầu vào; cột "trước" là lượt đo trước đó trên đúng cùng tập mẫu và cùng mô hình): A4 0,8734 →</w:t>
       </w:r>
       <w:r>
         <w:t xml:space="preserve"> </w:t>
@@ -37131,7 +35660,7 @@
               <w:t xml:space="preserve">13</w:t>
             </w:r>
             <w:r>
-              <w:t xml:space="preserve">, ⚠️</w:t>
+              <w:t xml:space="preserve">, 🟡</w:t>
             </w:r>
             <w:r>
               <w:t xml:space="preserve"> </w:t>
@@ -38278,16 +36807,7 @@
               <w:pStyle w:val="Compact"/>
             </w:pPr>
             <w:r>
-              <w:t xml:space="preserve">Chưa chạy</w:t>
-            </w:r>
-            <w:r>
-              <w:t xml:space="preserve"> </w:t>
-            </w:r>
-            <w:r>
-              <w:rPr>
-                <w:rStyle w:val="VerbatimChar"/>
-              </w:rPr>
-              <w:t xml:space="preserve">benchmark_cpu</w:t>
+              <w:t xml:space="preserve">Chưa chạy kịch bản đo backend</w:t>
             </w:r>
           </w:p>
         </w:tc>
@@ -38332,16 +36852,7 @@
               <w:pStyle w:val="Compact"/>
             </w:pPr>
             <w:r>
-              <w:t xml:space="preserve">Chưa có cơ chế bật/tắt luật trong</w:t>
-            </w:r>
-            <w:r>
-              <w:t xml:space="preserve"> </w:t>
-            </w:r>
-            <w:r>
-              <w:rPr>
-                <w:rStyle w:val="VerbatimChar"/>
-              </w:rPr>
-              <w:t xml:space="preserve">plate_rules.py</w:t>
+              <w:t xml:space="preserve">Chưa có cơ chế bật/tắt từng nhóm luật trong khối hậu xử lý</w:t>
             </w:r>
           </w:p>
         </w:tc>
@@ -39423,17 +37934,11 @@
         <w:pStyle w:val="BlockText"/>
       </w:pPr>
       <w:r>
-        <w:t xml:space="preserve">⚠️</w:t>
-      </w:r>
-      <w:r>
-        <w:t xml:space="preserve"> </w:t>
-      </w:r>
-      <w:r>
-        <w:rPr>
-          <w:b/>
-          <w:bCs/>
-        </w:rPr>
-        <w:t xml:space="preserve">Hệ quả bắt buộc cho toàn mục này.</w:t>
+        <w:rPr>
+          <w:b/>
+          <w:bCs/>
+        </w:rPr>
+        <w:t xml:space="preserve">Hệ quả áp dụng cho toàn mục này.</w:t>
       </w:r>
       <w:r>
         <w:t xml:space="preserve"> </w:t>
@@ -40152,16 +38657,7 @@
         <w:t xml:space="preserve"> </w:t>
       </w:r>
       <w:r>
-        <w:t xml:space="preserve">Đối chiếu chỉ tiêu cam kết ở Phase 0 với số đo trên</w:t>
-      </w:r>
-      <w:r>
-        <w:t xml:space="preserve"> </w:t>
-      </w:r>
-      <w:r>
-        <w:rPr>
-          <w:rStyle w:val="VerbatimChar"/>
-        </w:rPr>
-        <w:t xml:space="preserve">models/best.pt</w:t>
+        <w:t xml:space="preserve">Đối chiếu chỉ tiêu cam kết ở Phase 0 với số đo trên models/best.pt</w:t>
       </w:r>
     </w:p>
     <w:tbl>
